--- a/РПНД СП 2026.docx
+++ b/РПНД СП 2026.docx
@@ -8667,18 +8667,7 @@
                 <w:szCs w:val="24"/>
                 <w:lang w:eastAsia="uk-UA"/>
               </w:rPr>
-              <w:t>- лаборатор</w:t>
-            </w:r>
-            <w:bookmarkStart w:id="4" w:name="_GoBack"/>
-            <w:bookmarkEnd w:id="4"/>
-            <w:r>
-              <w:rPr>
-                <w:color w:val="385623" w:themeColor="accent6" w:themeShade="80"/>
-                <w:sz w:val="24"/>
-                <w:szCs w:val="24"/>
-                <w:lang w:eastAsia="uk-UA"/>
-              </w:rPr>
-              <w:t>на робот а</w:t>
+              <w:t>- лабораторна робот а</w:t>
             </w:r>
           </w:p>
           <w:p>
@@ -10404,7 +10393,7 @@
             <w:r>
               <w:rPr>
                 <w:color w:val="385623" w:themeColor="accent6" w:themeShade="80"/>
-                <w:lang w:val="ru-RU"/>
+                <w:lang w:val="en-US"/>
               </w:rPr>
               <w:t> </w:t>
             </w:r>
@@ -10428,6 +10417,12 @@
                 <w:color w:val="385623" w:themeColor="accent6" w:themeShade="80"/>
               </w:rPr>
             </w:pPr>
+            <w:r>
+              <w:rPr>
+                <w:color w:val="385623" w:themeColor="accent6" w:themeShade="80"/>
+              </w:rPr>
+              <w:t>Процес компіляції програми</w:t>
+            </w:r>
           </w:p>
         </w:tc>
         <w:tc>
@@ -10504,7 +10499,7 @@
               <w:rPr>
                 <w:color w:val="385623" w:themeColor="accent6" w:themeShade="80"/>
               </w:rPr>
-              <w:t>Лабораторна №</w:t>
+              <w:t>Лекція №</w:t>
             </w:r>
           </w:p>
         </w:tc>
@@ -10530,7 +10525,7 @@
               <w:rPr>
                 <w:color w:val="385623" w:themeColor="accent6" w:themeShade="80"/>
               </w:rPr>
-              <w:t>1</w:t>
+              <w:t>2</w:t>
             </w:r>
           </w:p>
         </w:tc>
@@ -10556,7 +10551,7 @@
               <w:rPr>
                 <w:color w:val="385623" w:themeColor="accent6" w:themeShade="80"/>
               </w:rPr>
-              <w:t>Звіт</w:t>
+              <w:t>Конспект</w:t>
             </w:r>
           </w:p>
         </w:tc>
@@ -10609,7 +10604,7 @@
                 <w:color w:val="385623" w:themeColor="accent6" w:themeShade="80"/>
                 <w:lang w:val="en-US"/>
               </w:rPr>
-              <w:t>[1,2,3]</w:t>
+              <w:t>[2]</w:t>
             </w:r>
           </w:p>
         </w:tc>
@@ -10668,7 +10663,6 @@
             <w:r>
               <w:rPr>
                 <w:color w:val="385623" w:themeColor="accent6" w:themeShade="80"/>
-                <w:lang w:val="en-US"/>
               </w:rPr>
               <w:t> </w:t>
             </w:r>
@@ -10696,8 +10690,16 @@
               <w:rPr>
                 <w:color w:val="385623" w:themeColor="accent6" w:themeShade="80"/>
               </w:rPr>
-              <w:t>Процес компіляції програми</w:t>
-            </w:r>
+              <w:t xml:space="preserve">Порівняння роботи компілятора та </w:t>
+            </w:r>
+            <w:proofErr w:type="spellStart"/>
+            <w:r>
+              <w:rPr>
+                <w:color w:val="385623" w:themeColor="accent6" w:themeShade="80"/>
+              </w:rPr>
+              <w:t>інтерпритатора</w:t>
+            </w:r>
+            <w:proofErr w:type="spellEnd"/>
           </w:p>
         </w:tc>
         <w:tc>
@@ -10722,24 +10724,50 @@
               <w:rPr>
                 <w:color w:val="385623" w:themeColor="accent6" w:themeShade="80"/>
               </w:rPr>
+              <w:t> </w:t>
+            </w:r>
+          </w:p>
+        </w:tc>
+        <w:tc>
+          <w:tcPr>
+            <w:tcW w:w="188" w:type="pct"/>
+            <w:tcBorders>
+              <w:top w:val="single" w:sz="4" w:space="0" w:color="auto"/>
+              <w:left w:val="single" w:sz="4" w:space="0" w:color="auto"/>
+              <w:bottom w:val="single" w:sz="4" w:space="0" w:color="auto"/>
+              <w:right w:val="single" w:sz="4" w:space="0" w:color="auto"/>
+            </w:tcBorders>
+            <w:vAlign w:val="center"/>
+          </w:tcPr>
+          <w:p>
+            <w:pPr>
+              <w:jc w:val="center"/>
+              <w:rPr>
+                <w:color w:val="385623" w:themeColor="accent6" w:themeShade="80"/>
+              </w:rPr>
+            </w:pPr>
+            <w:r>
+              <w:rPr>
+                <w:color w:val="385623" w:themeColor="accent6" w:themeShade="80"/>
+              </w:rPr>
               <w:t>2</w:t>
             </w:r>
           </w:p>
         </w:tc>
         <w:tc>
           <w:tcPr>
-            <w:tcW w:w="188" w:type="pct"/>
-            <w:tcBorders>
-              <w:top w:val="single" w:sz="4" w:space="0" w:color="auto"/>
-              <w:left w:val="single" w:sz="4" w:space="0" w:color="auto"/>
-              <w:bottom w:val="single" w:sz="4" w:space="0" w:color="auto"/>
-              <w:right w:val="single" w:sz="4" w:space="0" w:color="auto"/>
-            </w:tcBorders>
-            <w:vAlign w:val="center"/>
-          </w:tcPr>
-          <w:p>
-            <w:pPr>
-              <w:jc w:val="center"/>
+            <w:tcW w:w="566" w:type="pct"/>
+            <w:tcBorders>
+              <w:top w:val="single" w:sz="4" w:space="0" w:color="auto"/>
+              <w:left w:val="single" w:sz="4" w:space="0" w:color="auto"/>
+              <w:bottom w:val="single" w:sz="4" w:space="0" w:color="auto"/>
+              <w:right w:val="single" w:sz="4" w:space="0" w:color="auto"/>
+            </w:tcBorders>
+            <w:vAlign w:val="center"/>
+          </w:tcPr>
+          <w:p>
+            <w:pPr>
+              <w:jc w:val="right"/>
               <w:rPr>
                 <w:color w:val="385623" w:themeColor="accent6" w:themeShade="80"/>
               </w:rPr>
@@ -10748,33 +10776,19 @@
               <w:rPr>
                 <w:color w:val="385623" w:themeColor="accent6" w:themeShade="80"/>
               </w:rPr>
-              <w:t> </w:t>
-            </w:r>
-          </w:p>
-        </w:tc>
-        <w:tc>
-          <w:tcPr>
-            <w:tcW w:w="566" w:type="pct"/>
-            <w:tcBorders>
-              <w:top w:val="single" w:sz="4" w:space="0" w:color="auto"/>
-              <w:left w:val="single" w:sz="4" w:space="0" w:color="auto"/>
-              <w:bottom w:val="single" w:sz="4" w:space="0" w:color="auto"/>
-              <w:right w:val="single" w:sz="4" w:space="0" w:color="auto"/>
-            </w:tcBorders>
-            <w:vAlign w:val="center"/>
-          </w:tcPr>
-          <w:p>
-            <w:pPr>
-              <w:jc w:val="right"/>
+              <w:t>СР</w:t>
+            </w:r>
+            <w:r>
               <w:rPr>
                 <w:color w:val="385623" w:themeColor="accent6" w:themeShade="80"/>
               </w:rPr>
-            </w:pPr>
+              <w:t>С</w:t>
+            </w:r>
             <w:r>
               <w:rPr>
                 <w:color w:val="385623" w:themeColor="accent6" w:themeShade="80"/>
               </w:rPr>
-              <w:t>Лекція №</w:t>
+              <w:t xml:space="preserve"> №</w:t>
             </w:r>
           </w:p>
         </w:tc>
@@ -10826,7 +10840,7 @@
               <w:rPr>
                 <w:color w:val="385623" w:themeColor="accent6" w:themeShade="80"/>
               </w:rPr>
-              <w:t>Конспект</w:t>
+              <w:t>Реферативний конспект</w:t>
             </w:r>
           </w:p>
         </w:tc>
@@ -10935,28 +10949,100 @@
                 <w:color w:val="385623" w:themeColor="accent6" w:themeShade="80"/>
               </w:rPr>
             </w:pPr>
-            <w:r>
+          </w:p>
+        </w:tc>
+        <w:tc>
+          <w:tcPr>
+            <w:tcW w:w="1809" w:type="pct"/>
+            <w:tcBorders>
+              <w:top w:val="single" w:sz="4" w:space="0" w:color="auto"/>
+              <w:left w:val="single" w:sz="4" w:space="0" w:color="auto"/>
+              <w:bottom w:val="single" w:sz="4" w:space="0" w:color="auto"/>
+              <w:right w:val="single" w:sz="4" w:space="0" w:color="auto"/>
+            </w:tcBorders>
+            <w:vAlign w:val="center"/>
+          </w:tcPr>
+          <w:p>
+            <w:pPr>
+              <w:jc w:val="both"/>
               <w:rPr>
                 <w:color w:val="385623" w:themeColor="accent6" w:themeShade="80"/>
               </w:rPr>
+            </w:pPr>
+            <w:r>
+              <w:rPr>
+                <w:color w:val="385623" w:themeColor="accent6" w:themeShade="80"/>
+              </w:rPr>
+              <w:t>Введення та виведення даних</w:t>
+            </w:r>
+          </w:p>
+        </w:tc>
+        <w:tc>
+          <w:tcPr>
+            <w:tcW w:w="234" w:type="pct"/>
+            <w:tcBorders>
+              <w:top w:val="single" w:sz="4" w:space="0" w:color="auto"/>
+              <w:left w:val="single" w:sz="4" w:space="0" w:color="auto"/>
+              <w:bottom w:val="single" w:sz="4" w:space="0" w:color="auto"/>
+              <w:right w:val="single" w:sz="4" w:space="0" w:color="auto"/>
+            </w:tcBorders>
+            <w:vAlign w:val="center"/>
+          </w:tcPr>
+          <w:p>
+            <w:pPr>
+              <w:jc w:val="center"/>
+              <w:rPr>
+                <w:color w:val="385623" w:themeColor="accent6" w:themeShade="80"/>
+              </w:rPr>
+            </w:pPr>
+            <w:r>
+              <w:rPr>
+                <w:color w:val="385623" w:themeColor="accent6" w:themeShade="80"/>
+              </w:rPr>
+              <w:t>2 </w:t>
+            </w:r>
+          </w:p>
+        </w:tc>
+        <w:tc>
+          <w:tcPr>
+            <w:tcW w:w="188" w:type="pct"/>
+            <w:tcBorders>
+              <w:top w:val="single" w:sz="4" w:space="0" w:color="auto"/>
+              <w:left w:val="single" w:sz="4" w:space="0" w:color="auto"/>
+              <w:bottom w:val="single" w:sz="4" w:space="0" w:color="auto"/>
+              <w:right w:val="single" w:sz="4" w:space="0" w:color="auto"/>
+            </w:tcBorders>
+            <w:vAlign w:val="center"/>
+          </w:tcPr>
+          <w:p>
+            <w:pPr>
+              <w:jc w:val="center"/>
+              <w:rPr>
+                <w:color w:val="385623" w:themeColor="accent6" w:themeShade="80"/>
+              </w:rPr>
+            </w:pPr>
+            <w:r>
+              <w:rPr>
+                <w:color w:val="385623" w:themeColor="accent6" w:themeShade="80"/>
+              </w:rPr>
               <w:t> </w:t>
             </w:r>
           </w:p>
         </w:tc>
         <w:tc>
           <w:tcPr>
-            <w:tcW w:w="1809" w:type="pct"/>
-            <w:tcBorders>
-              <w:top w:val="single" w:sz="4" w:space="0" w:color="auto"/>
-              <w:left w:val="single" w:sz="4" w:space="0" w:color="auto"/>
-              <w:bottom w:val="single" w:sz="4" w:space="0" w:color="auto"/>
-              <w:right w:val="single" w:sz="4" w:space="0" w:color="auto"/>
-            </w:tcBorders>
-            <w:vAlign w:val="center"/>
-          </w:tcPr>
-          <w:p>
-            <w:pPr>
-              <w:jc w:val="both"/>
+            <w:tcW w:w="566" w:type="pct"/>
+            <w:tcBorders>
+              <w:top w:val="single" w:sz="4" w:space="0" w:color="auto"/>
+              <w:left w:val="single" w:sz="4" w:space="0" w:color="auto"/>
+              <w:bottom w:val="single" w:sz="4" w:space="0" w:color="auto"/>
+              <w:right w:val="single" w:sz="4" w:space="0" w:color="auto"/>
+            </w:tcBorders>
+            <w:vAlign w:val="center"/>
+          </w:tcPr>
+          <w:p>
+            <w:pPr>
+              <w:jc w:val="right"/>
               <w:rPr>
                 <w:color w:val="385623" w:themeColor="accent6" w:themeShade="80"/>
               </w:rPr>
@@ -10965,105 +11051,7 @@
               <w:rPr>
                 <w:color w:val="385623" w:themeColor="accent6" w:themeShade="80"/>
               </w:rPr>
-              <w:t xml:space="preserve">Порівняння роботи компілятора та </w:t>
-            </w:r>
-            <w:proofErr w:type="spellStart"/>
-            <w:r>
-              <w:rPr>
-                <w:color w:val="385623" w:themeColor="accent6" w:themeShade="80"/>
-              </w:rPr>
-              <w:t>інтерпритатора</w:t>
-            </w:r>
-            <w:proofErr w:type="spellEnd"/>
-          </w:p>
-        </w:tc>
-        <w:tc>
-          <w:tcPr>
-            <w:tcW w:w="234" w:type="pct"/>
-            <w:tcBorders>
-              <w:top w:val="single" w:sz="4" w:space="0" w:color="auto"/>
-              <w:left w:val="single" w:sz="4" w:space="0" w:color="auto"/>
-              <w:bottom w:val="single" w:sz="4" w:space="0" w:color="auto"/>
-              <w:right w:val="single" w:sz="4" w:space="0" w:color="auto"/>
-            </w:tcBorders>
-            <w:vAlign w:val="center"/>
-          </w:tcPr>
-          <w:p>
-            <w:pPr>
-              <w:jc w:val="center"/>
-              <w:rPr>
-                <w:color w:val="385623" w:themeColor="accent6" w:themeShade="80"/>
-              </w:rPr>
-            </w:pPr>
-            <w:r>
-              <w:rPr>
-                <w:color w:val="385623" w:themeColor="accent6" w:themeShade="80"/>
-              </w:rPr>
-              <w:t> </w:t>
-            </w:r>
-          </w:p>
-        </w:tc>
-        <w:tc>
-          <w:tcPr>
-            <w:tcW w:w="188" w:type="pct"/>
-            <w:tcBorders>
-              <w:top w:val="single" w:sz="4" w:space="0" w:color="auto"/>
-              <w:left w:val="single" w:sz="4" w:space="0" w:color="auto"/>
-              <w:bottom w:val="single" w:sz="4" w:space="0" w:color="auto"/>
-              <w:right w:val="single" w:sz="4" w:space="0" w:color="auto"/>
-            </w:tcBorders>
-            <w:vAlign w:val="center"/>
-          </w:tcPr>
-          <w:p>
-            <w:pPr>
-              <w:jc w:val="center"/>
-              <w:rPr>
-                <w:color w:val="385623" w:themeColor="accent6" w:themeShade="80"/>
-              </w:rPr>
-            </w:pPr>
-            <w:r>
-              <w:rPr>
-                <w:color w:val="385623" w:themeColor="accent6" w:themeShade="80"/>
-              </w:rPr>
-              <w:t>2</w:t>
-            </w:r>
-          </w:p>
-        </w:tc>
-        <w:tc>
-          <w:tcPr>
-            <w:tcW w:w="566" w:type="pct"/>
-            <w:tcBorders>
-              <w:top w:val="single" w:sz="4" w:space="0" w:color="auto"/>
-              <w:left w:val="single" w:sz="4" w:space="0" w:color="auto"/>
-              <w:bottom w:val="single" w:sz="4" w:space="0" w:color="auto"/>
-              <w:right w:val="single" w:sz="4" w:space="0" w:color="auto"/>
-            </w:tcBorders>
-            <w:vAlign w:val="center"/>
-          </w:tcPr>
-          <w:p>
-            <w:pPr>
-              <w:jc w:val="right"/>
-              <w:rPr>
-                <w:color w:val="385623" w:themeColor="accent6" w:themeShade="80"/>
-              </w:rPr>
-            </w:pPr>
-            <w:r>
-              <w:rPr>
-                <w:color w:val="385623" w:themeColor="accent6" w:themeShade="80"/>
-              </w:rPr>
-              <w:t>СР</w:t>
-            </w:r>
-            <w:r>
-              <w:rPr>
-                <w:color w:val="385623" w:themeColor="accent6" w:themeShade="80"/>
-              </w:rPr>
-              <w:t>С</w:t>
-            </w:r>
-            <w:r>
-              <w:rPr>
-                <w:color w:val="385623" w:themeColor="accent6" w:themeShade="80"/>
-              </w:rPr>
-              <w:t xml:space="preserve"> №</w:t>
+              <w:t>Лекція №</w:t>
             </w:r>
           </w:p>
         </w:tc>
@@ -11081,95 +11069,85 @@
           <w:p>
             <w:pPr>
               <w:jc w:val="center"/>
-              <w:rPr>
-                <w:color w:val="385623" w:themeColor="accent6" w:themeShade="80"/>
-              </w:rPr>
-            </w:pPr>
-            <w:r>
-              <w:rPr>
-                <w:color w:val="385623" w:themeColor="accent6" w:themeShade="80"/>
-              </w:rPr>
-              <w:t>2</w:t>
-            </w:r>
-          </w:p>
-        </w:tc>
-        <w:tc>
-          <w:tcPr>
-            <w:tcW w:w="504" w:type="pct"/>
-            <w:tcBorders>
-              <w:top w:val="single" w:sz="4" w:space="0" w:color="auto"/>
-              <w:left w:val="single" w:sz="4" w:space="0" w:color="auto"/>
-              <w:bottom w:val="single" w:sz="4" w:space="0" w:color="auto"/>
-              <w:right w:val="single" w:sz="4" w:space="0" w:color="auto"/>
-            </w:tcBorders>
-            <w:vAlign w:val="center"/>
-          </w:tcPr>
-          <w:p>
-            <w:pPr>
-              <w:jc w:val="center"/>
-              <w:rPr>
-                <w:color w:val="385623" w:themeColor="accent6" w:themeShade="80"/>
-              </w:rPr>
-            </w:pPr>
-            <w:r>
-              <w:rPr>
-                <w:color w:val="385623" w:themeColor="accent6" w:themeShade="80"/>
-              </w:rPr>
-              <w:t>Реферативний конспект</w:t>
-            </w:r>
-          </w:p>
-        </w:tc>
-        <w:tc>
-          <w:tcPr>
-            <w:tcW w:w="461" w:type="pct"/>
-            <w:tcBorders>
-              <w:top w:val="single" w:sz="4" w:space="0" w:color="auto"/>
-              <w:left w:val="single" w:sz="4" w:space="0" w:color="auto"/>
-              <w:bottom w:val="single" w:sz="4" w:space="0" w:color="auto"/>
-              <w:right w:val="single" w:sz="4" w:space="0" w:color="auto"/>
-            </w:tcBorders>
-            <w:vAlign w:val="center"/>
-          </w:tcPr>
-          <w:p>
-            <w:pPr>
-              <w:jc w:val="center"/>
-              <w:rPr>
-                <w:color w:val="385623" w:themeColor="accent6" w:themeShade="80"/>
-              </w:rPr>
-            </w:pPr>
-            <w:r>
-              <w:rPr>
-                <w:color w:val="385623" w:themeColor="accent6" w:themeShade="80"/>
-              </w:rPr>
-              <w:t>Поточний</w:t>
-            </w:r>
-          </w:p>
-        </w:tc>
-        <w:tc>
-          <w:tcPr>
-            <w:tcW w:w="644" w:type="pct"/>
-            <w:tcBorders>
-              <w:top w:val="single" w:sz="4" w:space="0" w:color="auto"/>
-              <w:left w:val="single" w:sz="4" w:space="0" w:color="auto"/>
-              <w:bottom w:val="single" w:sz="4" w:space="0" w:color="auto"/>
-              <w:right w:val="single" w:sz="4" w:space="0" w:color="auto"/>
-            </w:tcBorders>
-            <w:vAlign w:val="center"/>
-          </w:tcPr>
-          <w:p>
-            <w:pPr>
-              <w:jc w:val="center"/>
-              <w:rPr>
-                <w:color w:val="385623" w:themeColor="accent6" w:themeShade="80"/>
-              </w:rPr>
-            </w:pPr>
-            <w:r>
               <w:rPr>
                 <w:color w:val="385623" w:themeColor="accent6" w:themeShade="80"/>
                 <w:lang w:val="en-US"/>
               </w:rPr>
-              <w:t>[2]</w:t>
-            </w:r>
+            </w:pPr>
+            <w:r>
+              <w:rPr>
+                <w:color w:val="385623" w:themeColor="accent6" w:themeShade="80"/>
+                <w:lang w:val="en-US"/>
+              </w:rPr>
+              <w:t>3</w:t>
+            </w:r>
+          </w:p>
+        </w:tc>
+        <w:tc>
+          <w:tcPr>
+            <w:tcW w:w="504" w:type="pct"/>
+            <w:tcBorders>
+              <w:top w:val="single" w:sz="4" w:space="0" w:color="auto"/>
+              <w:left w:val="single" w:sz="4" w:space="0" w:color="auto"/>
+              <w:bottom w:val="single" w:sz="4" w:space="0" w:color="auto"/>
+              <w:right w:val="single" w:sz="4" w:space="0" w:color="auto"/>
+            </w:tcBorders>
+            <w:vAlign w:val="center"/>
+          </w:tcPr>
+          <w:p>
+            <w:pPr>
+              <w:jc w:val="center"/>
+              <w:rPr>
+                <w:color w:val="385623" w:themeColor="accent6" w:themeShade="80"/>
+              </w:rPr>
+            </w:pPr>
+            <w:r>
+              <w:rPr>
+                <w:color w:val="385623" w:themeColor="accent6" w:themeShade="80"/>
+              </w:rPr>
+              <w:t> </w:t>
+            </w:r>
+          </w:p>
+        </w:tc>
+        <w:tc>
+          <w:tcPr>
+            <w:tcW w:w="461" w:type="pct"/>
+            <w:tcBorders>
+              <w:top w:val="single" w:sz="4" w:space="0" w:color="auto"/>
+              <w:left w:val="single" w:sz="4" w:space="0" w:color="auto"/>
+              <w:bottom w:val="single" w:sz="4" w:space="0" w:color="auto"/>
+              <w:right w:val="single" w:sz="4" w:space="0" w:color="auto"/>
+            </w:tcBorders>
+            <w:vAlign w:val="center"/>
+          </w:tcPr>
+          <w:p>
+            <w:pPr>
+              <w:jc w:val="center"/>
+              <w:rPr>
+                <w:color w:val="385623" w:themeColor="accent6" w:themeShade="80"/>
+              </w:rPr>
+            </w:pPr>
+          </w:p>
+        </w:tc>
+        <w:tc>
+          <w:tcPr>
+            <w:tcW w:w="644" w:type="pct"/>
+            <w:tcBorders>
+              <w:top w:val="single" w:sz="4" w:space="0" w:color="auto"/>
+              <w:left w:val="single" w:sz="4" w:space="0" w:color="auto"/>
+              <w:bottom w:val="single" w:sz="4" w:space="0" w:color="auto"/>
+              <w:right w:val="single" w:sz="4" w:space="0" w:color="auto"/>
+            </w:tcBorders>
+            <w:vAlign w:val="center"/>
+          </w:tcPr>
+          <w:p>
+            <w:pPr>
+              <w:jc w:val="center"/>
+              <w:rPr>
+                <w:color w:val="385623" w:themeColor="accent6" w:themeShade="80"/>
+                <w:lang w:val="en-US"/>
+              </w:rPr>
+            </w:pPr>
           </w:p>
         </w:tc>
       </w:tr>
@@ -11224,33 +11202,32 @@
                 <w:color w:val="385623" w:themeColor="accent6" w:themeShade="80"/>
               </w:rPr>
             </w:pPr>
-            <w:r>
+          </w:p>
+        </w:tc>
+        <w:tc>
+          <w:tcPr>
+            <w:tcW w:w="1809" w:type="pct"/>
+            <w:tcBorders>
+              <w:top w:val="single" w:sz="4" w:space="0" w:color="auto"/>
+              <w:left w:val="single" w:sz="4" w:space="0" w:color="auto"/>
+              <w:bottom w:val="single" w:sz="4" w:space="0" w:color="auto"/>
+              <w:right w:val="single" w:sz="4" w:space="0" w:color="auto"/>
+            </w:tcBorders>
+            <w:vAlign w:val="center"/>
+          </w:tcPr>
+          <w:p>
+            <w:pPr>
+              <w:jc w:val="both"/>
               <w:rPr>
                 <w:color w:val="385623" w:themeColor="accent6" w:themeShade="80"/>
-                <w:lang w:val="ru-RU"/>
-              </w:rPr>
-              <w:t> </w:t>
-            </w:r>
-          </w:p>
-        </w:tc>
-        <w:tc>
-          <w:tcPr>
-            <w:tcW w:w="1809" w:type="pct"/>
-            <w:tcBorders>
-              <w:top w:val="single" w:sz="4" w:space="0" w:color="auto"/>
-              <w:left w:val="single" w:sz="4" w:space="0" w:color="auto"/>
-              <w:bottom w:val="single" w:sz="4" w:space="0" w:color="auto"/>
-              <w:right w:val="single" w:sz="4" w:space="0" w:color="auto"/>
-            </w:tcBorders>
-            <w:vAlign w:val="center"/>
-          </w:tcPr>
-          <w:p>
-            <w:pPr>
-              <w:jc w:val="both"/>
+              </w:rPr>
+            </w:pPr>
+            <w:r>
               <w:rPr>
                 <w:color w:val="385623" w:themeColor="accent6" w:themeShade="80"/>
               </w:rPr>
-            </w:pPr>
+              <w:t>Введення та виведення даних в мові С</w:t>
+            </w:r>
           </w:p>
         </w:tc>
         <w:tc>
@@ -11271,28 +11248,48 @@
                 <w:color w:val="385623" w:themeColor="accent6" w:themeShade="80"/>
               </w:rPr>
             </w:pPr>
-            <w:r>
+          </w:p>
+        </w:tc>
+        <w:tc>
+          <w:tcPr>
+            <w:tcW w:w="188" w:type="pct"/>
+            <w:tcBorders>
+              <w:top w:val="single" w:sz="4" w:space="0" w:color="auto"/>
+              <w:left w:val="single" w:sz="4" w:space="0" w:color="auto"/>
+              <w:bottom w:val="single" w:sz="4" w:space="0" w:color="auto"/>
+              <w:right w:val="single" w:sz="4" w:space="0" w:color="auto"/>
+            </w:tcBorders>
+            <w:vAlign w:val="center"/>
+          </w:tcPr>
+          <w:p>
+            <w:pPr>
+              <w:jc w:val="center"/>
               <w:rPr>
                 <w:color w:val="385623" w:themeColor="accent6" w:themeShade="80"/>
               </w:rPr>
+            </w:pPr>
+            <w:r>
+              <w:rPr>
+                <w:color w:val="385623" w:themeColor="accent6" w:themeShade="80"/>
+              </w:rPr>
               <w:t>2</w:t>
             </w:r>
           </w:p>
         </w:tc>
         <w:tc>
           <w:tcPr>
-            <w:tcW w:w="188" w:type="pct"/>
-            <w:tcBorders>
-              <w:top w:val="single" w:sz="4" w:space="0" w:color="auto"/>
-              <w:left w:val="single" w:sz="4" w:space="0" w:color="auto"/>
-              <w:bottom w:val="single" w:sz="4" w:space="0" w:color="auto"/>
-              <w:right w:val="single" w:sz="4" w:space="0" w:color="auto"/>
-            </w:tcBorders>
-            <w:vAlign w:val="center"/>
-          </w:tcPr>
-          <w:p>
-            <w:pPr>
-              <w:jc w:val="center"/>
+            <w:tcW w:w="566" w:type="pct"/>
+            <w:tcBorders>
+              <w:top w:val="single" w:sz="4" w:space="0" w:color="auto"/>
+              <w:left w:val="single" w:sz="4" w:space="0" w:color="auto"/>
+              <w:bottom w:val="single" w:sz="4" w:space="0" w:color="auto"/>
+              <w:right w:val="single" w:sz="4" w:space="0" w:color="auto"/>
+            </w:tcBorders>
+            <w:vAlign w:val="center"/>
+          </w:tcPr>
+          <w:p>
+            <w:pPr>
+              <w:jc w:val="right"/>
               <w:rPr>
                 <w:color w:val="385623" w:themeColor="accent6" w:themeShade="80"/>
               </w:rPr>
@@ -11301,33 +11298,7 @@
               <w:rPr>
                 <w:color w:val="385623" w:themeColor="accent6" w:themeShade="80"/>
               </w:rPr>
-              <w:t> </w:t>
-            </w:r>
-          </w:p>
-        </w:tc>
-        <w:tc>
-          <w:tcPr>
-            <w:tcW w:w="566" w:type="pct"/>
-            <w:tcBorders>
-              <w:top w:val="single" w:sz="4" w:space="0" w:color="auto"/>
-              <w:left w:val="single" w:sz="4" w:space="0" w:color="auto"/>
-              <w:bottom w:val="single" w:sz="4" w:space="0" w:color="auto"/>
-              <w:right w:val="single" w:sz="4" w:space="0" w:color="auto"/>
-            </w:tcBorders>
-            <w:vAlign w:val="center"/>
-          </w:tcPr>
-          <w:p>
-            <w:pPr>
-              <w:jc w:val="right"/>
-              <w:rPr>
-                <w:color w:val="385623" w:themeColor="accent6" w:themeShade="80"/>
-              </w:rPr>
-            </w:pPr>
-            <w:r>
-              <w:rPr>
-                <w:color w:val="385623" w:themeColor="accent6" w:themeShade="80"/>
-              </w:rPr>
-              <w:t>Лабораторна №</w:t>
+              <w:t>СРС №</w:t>
             </w:r>
           </w:p>
         </w:tc>
@@ -11345,95 +11316,79 @@
           <w:p>
             <w:pPr>
               <w:jc w:val="center"/>
-              <w:rPr>
-                <w:color w:val="385623" w:themeColor="accent6" w:themeShade="80"/>
-              </w:rPr>
-            </w:pPr>
-            <w:r>
-              <w:rPr>
-                <w:color w:val="385623" w:themeColor="accent6" w:themeShade="80"/>
-              </w:rPr>
-              <w:t>2</w:t>
-            </w:r>
-          </w:p>
-        </w:tc>
-        <w:tc>
-          <w:tcPr>
-            <w:tcW w:w="504" w:type="pct"/>
-            <w:tcBorders>
-              <w:top w:val="single" w:sz="4" w:space="0" w:color="auto"/>
-              <w:left w:val="single" w:sz="4" w:space="0" w:color="auto"/>
-              <w:bottom w:val="single" w:sz="4" w:space="0" w:color="auto"/>
-              <w:right w:val="single" w:sz="4" w:space="0" w:color="auto"/>
-            </w:tcBorders>
-            <w:vAlign w:val="center"/>
-          </w:tcPr>
-          <w:p>
-            <w:pPr>
-              <w:jc w:val="center"/>
-              <w:rPr>
-                <w:color w:val="385623" w:themeColor="accent6" w:themeShade="80"/>
-              </w:rPr>
-            </w:pPr>
-            <w:r>
-              <w:rPr>
-                <w:color w:val="385623" w:themeColor="accent6" w:themeShade="80"/>
-              </w:rPr>
-              <w:t>Звіт</w:t>
-            </w:r>
-          </w:p>
-        </w:tc>
-        <w:tc>
-          <w:tcPr>
-            <w:tcW w:w="461" w:type="pct"/>
-            <w:tcBorders>
-              <w:top w:val="single" w:sz="4" w:space="0" w:color="auto"/>
-              <w:left w:val="single" w:sz="4" w:space="0" w:color="auto"/>
-              <w:bottom w:val="single" w:sz="4" w:space="0" w:color="auto"/>
-              <w:right w:val="single" w:sz="4" w:space="0" w:color="auto"/>
-            </w:tcBorders>
-            <w:vAlign w:val="center"/>
-          </w:tcPr>
-          <w:p>
-            <w:pPr>
-              <w:jc w:val="center"/>
-              <w:rPr>
-                <w:color w:val="385623" w:themeColor="accent6" w:themeShade="80"/>
-              </w:rPr>
-            </w:pPr>
-            <w:r>
-              <w:rPr>
-                <w:color w:val="385623" w:themeColor="accent6" w:themeShade="80"/>
-              </w:rPr>
-              <w:t>Поточний</w:t>
-            </w:r>
-          </w:p>
-        </w:tc>
-        <w:tc>
-          <w:tcPr>
-            <w:tcW w:w="644" w:type="pct"/>
-            <w:tcBorders>
-              <w:top w:val="single" w:sz="4" w:space="0" w:color="auto"/>
-              <w:left w:val="single" w:sz="4" w:space="0" w:color="auto"/>
-              <w:bottom w:val="single" w:sz="4" w:space="0" w:color="auto"/>
-              <w:right w:val="single" w:sz="4" w:space="0" w:color="auto"/>
-            </w:tcBorders>
-            <w:vAlign w:val="center"/>
-          </w:tcPr>
-          <w:p>
-            <w:pPr>
-              <w:jc w:val="center"/>
-              <w:rPr>
-                <w:color w:val="385623" w:themeColor="accent6" w:themeShade="80"/>
-              </w:rPr>
-            </w:pPr>
-            <w:r>
               <w:rPr>
                 <w:color w:val="385623" w:themeColor="accent6" w:themeShade="80"/>
                 <w:lang w:val="en-US"/>
               </w:rPr>
-              <w:t>[1,2,3]</w:t>
-            </w:r>
+            </w:pPr>
+            <w:r>
+              <w:rPr>
+                <w:color w:val="385623" w:themeColor="accent6" w:themeShade="80"/>
+                <w:lang w:val="en-US"/>
+              </w:rPr>
+              <w:t>3</w:t>
+            </w:r>
+          </w:p>
+        </w:tc>
+        <w:tc>
+          <w:tcPr>
+            <w:tcW w:w="504" w:type="pct"/>
+            <w:tcBorders>
+              <w:top w:val="single" w:sz="4" w:space="0" w:color="auto"/>
+              <w:left w:val="single" w:sz="4" w:space="0" w:color="auto"/>
+              <w:bottom w:val="single" w:sz="4" w:space="0" w:color="auto"/>
+              <w:right w:val="single" w:sz="4" w:space="0" w:color="auto"/>
+            </w:tcBorders>
+            <w:vAlign w:val="center"/>
+          </w:tcPr>
+          <w:p>
+            <w:pPr>
+              <w:jc w:val="center"/>
+              <w:rPr>
+                <w:color w:val="385623" w:themeColor="accent6" w:themeShade="80"/>
+              </w:rPr>
+            </w:pPr>
+          </w:p>
+        </w:tc>
+        <w:tc>
+          <w:tcPr>
+            <w:tcW w:w="461" w:type="pct"/>
+            <w:tcBorders>
+              <w:top w:val="single" w:sz="4" w:space="0" w:color="auto"/>
+              <w:left w:val="single" w:sz="4" w:space="0" w:color="auto"/>
+              <w:bottom w:val="single" w:sz="4" w:space="0" w:color="auto"/>
+              <w:right w:val="single" w:sz="4" w:space="0" w:color="auto"/>
+            </w:tcBorders>
+            <w:vAlign w:val="center"/>
+          </w:tcPr>
+          <w:p>
+            <w:pPr>
+              <w:jc w:val="center"/>
+              <w:rPr>
+                <w:color w:val="385623" w:themeColor="accent6" w:themeShade="80"/>
+              </w:rPr>
+            </w:pPr>
+          </w:p>
+        </w:tc>
+        <w:tc>
+          <w:tcPr>
+            <w:tcW w:w="644" w:type="pct"/>
+            <w:tcBorders>
+              <w:top w:val="single" w:sz="4" w:space="0" w:color="auto"/>
+              <w:left w:val="single" w:sz="4" w:space="0" w:color="auto"/>
+              <w:bottom w:val="single" w:sz="4" w:space="0" w:color="auto"/>
+              <w:right w:val="single" w:sz="4" w:space="0" w:color="auto"/>
+            </w:tcBorders>
+            <w:vAlign w:val="center"/>
+          </w:tcPr>
+          <w:p>
+            <w:pPr>
+              <w:jc w:val="center"/>
+              <w:rPr>
+                <w:color w:val="385623" w:themeColor="accent6" w:themeShade="80"/>
+                <w:lang w:val="en-US"/>
+              </w:rPr>
+            </w:pPr>
           </w:p>
         </w:tc>
       </w:tr>
@@ -11488,28 +11443,102 @@
                 <w:color w:val="385623" w:themeColor="accent6" w:themeShade="80"/>
               </w:rPr>
             </w:pPr>
-            <w:r>
+          </w:p>
+        </w:tc>
+        <w:tc>
+          <w:tcPr>
+            <w:tcW w:w="1809" w:type="pct"/>
+            <w:tcBorders>
+              <w:top w:val="single" w:sz="4" w:space="0" w:color="auto"/>
+              <w:left w:val="single" w:sz="4" w:space="0" w:color="auto"/>
+              <w:bottom w:val="single" w:sz="4" w:space="0" w:color="auto"/>
+              <w:right w:val="single" w:sz="4" w:space="0" w:color="auto"/>
+            </w:tcBorders>
+            <w:vAlign w:val="center"/>
+          </w:tcPr>
+          <w:p>
+            <w:pPr>
+              <w:jc w:val="both"/>
               <w:rPr>
                 <w:color w:val="385623" w:themeColor="accent6" w:themeShade="80"/>
               </w:rPr>
+            </w:pPr>
+            <w:r>
+              <w:rPr>
+                <w:color w:val="385623" w:themeColor="accent6" w:themeShade="80"/>
+              </w:rPr>
+              <w:t>Типи даних. Змінні. Константи. Класи пам'яті</w:t>
+            </w:r>
+            <w:bookmarkStart w:id="4" w:name="_GoBack"/>
+            <w:bookmarkEnd w:id="4"/>
+          </w:p>
+        </w:tc>
+        <w:tc>
+          <w:tcPr>
+            <w:tcW w:w="234" w:type="pct"/>
+            <w:tcBorders>
+              <w:top w:val="single" w:sz="4" w:space="0" w:color="auto"/>
+              <w:left w:val="single" w:sz="4" w:space="0" w:color="auto"/>
+              <w:bottom w:val="single" w:sz="4" w:space="0" w:color="auto"/>
+              <w:right w:val="single" w:sz="4" w:space="0" w:color="auto"/>
+            </w:tcBorders>
+            <w:vAlign w:val="center"/>
+          </w:tcPr>
+          <w:p>
+            <w:pPr>
+              <w:jc w:val="center"/>
+              <w:rPr>
+                <w:color w:val="385623" w:themeColor="accent6" w:themeShade="80"/>
+              </w:rPr>
+            </w:pPr>
+            <w:r>
+              <w:rPr>
+                <w:color w:val="385623" w:themeColor="accent6" w:themeShade="80"/>
+              </w:rPr>
+              <w:t>2</w:t>
+            </w:r>
+          </w:p>
+        </w:tc>
+        <w:tc>
+          <w:tcPr>
+            <w:tcW w:w="188" w:type="pct"/>
+            <w:tcBorders>
+              <w:top w:val="single" w:sz="4" w:space="0" w:color="auto"/>
+              <w:left w:val="single" w:sz="4" w:space="0" w:color="auto"/>
+              <w:bottom w:val="single" w:sz="4" w:space="0" w:color="auto"/>
+              <w:right w:val="single" w:sz="4" w:space="0" w:color="auto"/>
+            </w:tcBorders>
+            <w:vAlign w:val="center"/>
+          </w:tcPr>
+          <w:p>
+            <w:pPr>
+              <w:jc w:val="center"/>
+              <w:rPr>
+                <w:color w:val="385623" w:themeColor="accent6" w:themeShade="80"/>
+              </w:rPr>
+            </w:pPr>
+            <w:r>
+              <w:rPr>
+                <w:color w:val="385623" w:themeColor="accent6" w:themeShade="80"/>
+              </w:rPr>
               <w:t> </w:t>
             </w:r>
           </w:p>
         </w:tc>
         <w:tc>
           <w:tcPr>
-            <w:tcW w:w="1809" w:type="pct"/>
-            <w:tcBorders>
-              <w:top w:val="single" w:sz="4" w:space="0" w:color="auto"/>
-              <w:left w:val="single" w:sz="4" w:space="0" w:color="auto"/>
-              <w:bottom w:val="single" w:sz="4" w:space="0" w:color="auto"/>
-              <w:right w:val="single" w:sz="4" w:space="0" w:color="auto"/>
-            </w:tcBorders>
-            <w:vAlign w:val="center"/>
-          </w:tcPr>
-          <w:p>
-            <w:pPr>
-              <w:jc w:val="both"/>
+            <w:tcW w:w="566" w:type="pct"/>
+            <w:tcBorders>
+              <w:top w:val="single" w:sz="4" w:space="0" w:color="auto"/>
+              <w:left w:val="single" w:sz="4" w:space="0" w:color="auto"/>
+              <w:bottom w:val="single" w:sz="4" w:space="0" w:color="auto"/>
+              <w:right w:val="single" w:sz="4" w:space="0" w:color="auto"/>
+            </w:tcBorders>
+            <w:vAlign w:val="center"/>
+          </w:tcPr>
+          <w:p>
+            <w:pPr>
+              <w:jc w:val="right"/>
               <w:rPr>
                 <w:color w:val="385623" w:themeColor="accent6" w:themeShade="80"/>
               </w:rPr>
@@ -11518,84 +11547,6 @@
               <w:rPr>
                 <w:color w:val="385623" w:themeColor="accent6" w:themeShade="80"/>
               </w:rPr>
-              <w:t>Типи даних. Змінні. Константи. Класи пам'яті</w:t>
-            </w:r>
-          </w:p>
-        </w:tc>
-        <w:tc>
-          <w:tcPr>
-            <w:tcW w:w="234" w:type="pct"/>
-            <w:tcBorders>
-              <w:top w:val="single" w:sz="4" w:space="0" w:color="auto"/>
-              <w:left w:val="single" w:sz="4" w:space="0" w:color="auto"/>
-              <w:bottom w:val="single" w:sz="4" w:space="0" w:color="auto"/>
-              <w:right w:val="single" w:sz="4" w:space="0" w:color="auto"/>
-            </w:tcBorders>
-            <w:vAlign w:val="center"/>
-          </w:tcPr>
-          <w:p>
-            <w:pPr>
-              <w:jc w:val="center"/>
-              <w:rPr>
-                <w:color w:val="385623" w:themeColor="accent6" w:themeShade="80"/>
-              </w:rPr>
-            </w:pPr>
-            <w:r>
-              <w:rPr>
-                <w:color w:val="385623" w:themeColor="accent6" w:themeShade="80"/>
-              </w:rPr>
-              <w:t>2</w:t>
-            </w:r>
-          </w:p>
-        </w:tc>
-        <w:tc>
-          <w:tcPr>
-            <w:tcW w:w="188" w:type="pct"/>
-            <w:tcBorders>
-              <w:top w:val="single" w:sz="4" w:space="0" w:color="auto"/>
-              <w:left w:val="single" w:sz="4" w:space="0" w:color="auto"/>
-              <w:bottom w:val="single" w:sz="4" w:space="0" w:color="auto"/>
-              <w:right w:val="single" w:sz="4" w:space="0" w:color="auto"/>
-            </w:tcBorders>
-            <w:vAlign w:val="center"/>
-          </w:tcPr>
-          <w:p>
-            <w:pPr>
-              <w:jc w:val="center"/>
-              <w:rPr>
-                <w:color w:val="385623" w:themeColor="accent6" w:themeShade="80"/>
-              </w:rPr>
-            </w:pPr>
-            <w:r>
-              <w:rPr>
-                <w:color w:val="385623" w:themeColor="accent6" w:themeShade="80"/>
-              </w:rPr>
-              <w:t> </w:t>
-            </w:r>
-          </w:p>
-        </w:tc>
-        <w:tc>
-          <w:tcPr>
-            <w:tcW w:w="566" w:type="pct"/>
-            <w:tcBorders>
-              <w:top w:val="single" w:sz="4" w:space="0" w:color="auto"/>
-              <w:left w:val="single" w:sz="4" w:space="0" w:color="auto"/>
-              <w:bottom w:val="single" w:sz="4" w:space="0" w:color="auto"/>
-              <w:right w:val="single" w:sz="4" w:space="0" w:color="auto"/>
-            </w:tcBorders>
-            <w:vAlign w:val="center"/>
-          </w:tcPr>
-          <w:p>
-            <w:pPr>
-              <w:jc w:val="right"/>
-              <w:rPr>
-                <w:color w:val="385623" w:themeColor="accent6" w:themeShade="80"/>
-              </w:rPr>
-            </w:pPr>
-            <w:r>
-              <w:rPr>
-                <w:color w:val="385623" w:themeColor="accent6" w:themeShade="80"/>
-              </w:rPr>
               <w:t>Лекція №</w:t>
             </w:r>
           </w:p>
@@ -11614,95 +11565,91 @@
           <w:p>
             <w:pPr>
               <w:jc w:val="center"/>
-              <w:rPr>
-                <w:color w:val="385623" w:themeColor="accent6" w:themeShade="80"/>
-              </w:rPr>
-            </w:pPr>
-            <w:r>
-              <w:rPr>
-                <w:color w:val="385623" w:themeColor="accent6" w:themeShade="80"/>
-              </w:rPr>
-              <w:t>3</w:t>
-            </w:r>
-          </w:p>
-        </w:tc>
-        <w:tc>
-          <w:tcPr>
-            <w:tcW w:w="504" w:type="pct"/>
-            <w:tcBorders>
-              <w:top w:val="single" w:sz="4" w:space="0" w:color="auto"/>
-              <w:left w:val="single" w:sz="4" w:space="0" w:color="auto"/>
-              <w:bottom w:val="single" w:sz="4" w:space="0" w:color="auto"/>
-              <w:right w:val="single" w:sz="4" w:space="0" w:color="auto"/>
-            </w:tcBorders>
-            <w:vAlign w:val="center"/>
-          </w:tcPr>
-          <w:p>
-            <w:pPr>
-              <w:jc w:val="center"/>
-              <w:rPr>
-                <w:color w:val="385623" w:themeColor="accent6" w:themeShade="80"/>
-              </w:rPr>
-            </w:pPr>
-            <w:r>
-              <w:rPr>
-                <w:color w:val="385623" w:themeColor="accent6" w:themeShade="80"/>
-              </w:rPr>
-              <w:t>Конспект</w:t>
-            </w:r>
-          </w:p>
-        </w:tc>
-        <w:tc>
-          <w:tcPr>
-            <w:tcW w:w="461" w:type="pct"/>
-            <w:tcBorders>
-              <w:top w:val="single" w:sz="4" w:space="0" w:color="auto"/>
-              <w:left w:val="single" w:sz="4" w:space="0" w:color="auto"/>
-              <w:bottom w:val="single" w:sz="4" w:space="0" w:color="auto"/>
-              <w:right w:val="single" w:sz="4" w:space="0" w:color="auto"/>
-            </w:tcBorders>
-            <w:vAlign w:val="center"/>
-          </w:tcPr>
-          <w:p>
-            <w:pPr>
-              <w:jc w:val="center"/>
-              <w:rPr>
-                <w:color w:val="385623" w:themeColor="accent6" w:themeShade="80"/>
-              </w:rPr>
-            </w:pPr>
-            <w:r>
-              <w:rPr>
-                <w:color w:val="385623" w:themeColor="accent6" w:themeShade="80"/>
-              </w:rPr>
-              <w:t>Поточний</w:t>
-            </w:r>
-          </w:p>
-        </w:tc>
-        <w:tc>
-          <w:tcPr>
-            <w:tcW w:w="644" w:type="pct"/>
-            <w:tcBorders>
-              <w:top w:val="single" w:sz="4" w:space="0" w:color="auto"/>
-              <w:left w:val="single" w:sz="4" w:space="0" w:color="auto"/>
-              <w:bottom w:val="single" w:sz="4" w:space="0" w:color="auto"/>
-              <w:right w:val="single" w:sz="4" w:space="0" w:color="auto"/>
-            </w:tcBorders>
-            <w:vAlign w:val="center"/>
-          </w:tcPr>
-          <w:p>
-            <w:pPr>
-              <w:jc w:val="center"/>
-              <w:rPr>
-                <w:color w:val="385623" w:themeColor="accent6" w:themeShade="80"/>
-              </w:rPr>
-            </w:pPr>
-            <w:r>
               <w:rPr>
                 <w:color w:val="385623" w:themeColor="accent6" w:themeShade="80"/>
                 <w:lang w:val="en-US"/>
               </w:rPr>
-              <w:t>[1-5]</w:t>
-            </w:r>
+            </w:pPr>
+            <w:r>
+              <w:rPr>
+                <w:color w:val="385623" w:themeColor="accent6" w:themeShade="80"/>
+                <w:lang w:val="en-US"/>
+              </w:rPr>
+              <w:t>4</w:t>
+            </w:r>
+          </w:p>
+        </w:tc>
+        <w:tc>
+          <w:tcPr>
+            <w:tcW w:w="504" w:type="pct"/>
+            <w:tcBorders>
+              <w:top w:val="single" w:sz="4" w:space="0" w:color="auto"/>
+              <w:left w:val="single" w:sz="4" w:space="0" w:color="auto"/>
+              <w:bottom w:val="single" w:sz="4" w:space="0" w:color="auto"/>
+              <w:right w:val="single" w:sz="4" w:space="0" w:color="auto"/>
+            </w:tcBorders>
+            <w:vAlign w:val="center"/>
+          </w:tcPr>
+          <w:p>
+            <w:pPr>
+              <w:jc w:val="center"/>
+              <w:rPr>
+                <w:color w:val="385623" w:themeColor="accent6" w:themeShade="80"/>
+              </w:rPr>
+            </w:pPr>
+            <w:r>
+              <w:rPr>
+                <w:color w:val="385623" w:themeColor="accent6" w:themeShade="80"/>
+              </w:rPr>
+              <w:t>Конспект</w:t>
+            </w:r>
+          </w:p>
+        </w:tc>
+        <w:tc>
+          <w:tcPr>
+            <w:tcW w:w="461" w:type="pct"/>
+            <w:tcBorders>
+              <w:top w:val="single" w:sz="4" w:space="0" w:color="auto"/>
+              <w:left w:val="single" w:sz="4" w:space="0" w:color="auto"/>
+              <w:bottom w:val="single" w:sz="4" w:space="0" w:color="auto"/>
+              <w:right w:val="single" w:sz="4" w:space="0" w:color="auto"/>
+            </w:tcBorders>
+            <w:vAlign w:val="center"/>
+          </w:tcPr>
+          <w:p>
+            <w:pPr>
+              <w:jc w:val="center"/>
+              <w:rPr>
+                <w:color w:val="385623" w:themeColor="accent6" w:themeShade="80"/>
+              </w:rPr>
+            </w:pPr>
+            <w:r>
+              <w:rPr>
+                <w:color w:val="385623" w:themeColor="accent6" w:themeShade="80"/>
+              </w:rPr>
+              <w:t>Поточний</w:t>
+            </w:r>
+          </w:p>
+        </w:tc>
+        <w:tc>
+          <w:tcPr>
+            <w:tcW w:w="644" w:type="pct"/>
+            <w:tcBorders>
+              <w:top w:val="single" w:sz="4" w:space="0" w:color="auto"/>
+              <w:left w:val="single" w:sz="4" w:space="0" w:color="auto"/>
+              <w:bottom w:val="single" w:sz="4" w:space="0" w:color="auto"/>
+              <w:right w:val="single" w:sz="4" w:space="0" w:color="auto"/>
+            </w:tcBorders>
+            <w:vAlign w:val="center"/>
+          </w:tcPr>
+          <w:p>
+            <w:pPr>
+              <w:jc w:val="center"/>
+              <w:rPr>
+                <w:color w:val="385623" w:themeColor="accent6" w:themeShade="80"/>
+                <w:lang w:val="en-US"/>
+              </w:rPr>
+            </w:pPr>
           </w:p>
         </w:tc>
       </w:tr>
@@ -11757,12 +11704,6 @@
                 <w:color w:val="385623" w:themeColor="accent6" w:themeShade="80"/>
               </w:rPr>
             </w:pPr>
-            <w:r>
-              <w:rPr>
-                <w:color w:val="385623" w:themeColor="accent6" w:themeShade="80"/>
-              </w:rPr>
-              <w:t> </w:t>
-            </w:r>
           </w:p>
         </w:tc>
         <w:tc>
@@ -11779,218 +11720,203 @@
           <w:p>
             <w:pPr>
               <w:jc w:val="both"/>
-              <w:rPr>
-                <w:color w:val="385623" w:themeColor="accent6" w:themeShade="80"/>
-              </w:rPr>
-            </w:pPr>
-            <w:r>
-              <w:rPr>
-                <w:color w:val="385623" w:themeColor="accent6" w:themeShade="80"/>
-              </w:rPr>
-              <w:t>Структура оперативної пам’яті</w:t>
-            </w:r>
-          </w:p>
-        </w:tc>
-        <w:tc>
-          <w:tcPr>
-            <w:tcW w:w="234" w:type="pct"/>
-            <w:tcBorders>
-              <w:top w:val="single" w:sz="4" w:space="0" w:color="auto"/>
-              <w:left w:val="single" w:sz="4" w:space="0" w:color="auto"/>
-              <w:bottom w:val="single" w:sz="4" w:space="0" w:color="auto"/>
-              <w:right w:val="single" w:sz="4" w:space="0" w:color="auto"/>
-            </w:tcBorders>
-            <w:vAlign w:val="center"/>
-          </w:tcPr>
-          <w:p>
-            <w:pPr>
-              <w:jc w:val="center"/>
-              <w:rPr>
-                <w:color w:val="385623" w:themeColor="accent6" w:themeShade="80"/>
-              </w:rPr>
-            </w:pPr>
-            <w:r>
-              <w:rPr>
-                <w:color w:val="385623" w:themeColor="accent6" w:themeShade="80"/>
-              </w:rPr>
-              <w:t> </w:t>
-            </w:r>
-          </w:p>
-        </w:tc>
-        <w:tc>
-          <w:tcPr>
-            <w:tcW w:w="188" w:type="pct"/>
-            <w:tcBorders>
-              <w:top w:val="single" w:sz="4" w:space="0" w:color="auto"/>
-              <w:left w:val="single" w:sz="4" w:space="0" w:color="auto"/>
-              <w:bottom w:val="single" w:sz="4" w:space="0" w:color="auto"/>
-              <w:right w:val="single" w:sz="4" w:space="0" w:color="auto"/>
-            </w:tcBorders>
-            <w:vAlign w:val="center"/>
-          </w:tcPr>
-          <w:p>
-            <w:pPr>
-              <w:jc w:val="center"/>
-              <w:rPr>
-                <w:color w:val="385623" w:themeColor="accent6" w:themeShade="80"/>
-              </w:rPr>
-            </w:pPr>
-            <w:r>
-              <w:rPr>
-                <w:color w:val="385623" w:themeColor="accent6" w:themeShade="80"/>
-              </w:rPr>
-              <w:t>2</w:t>
-            </w:r>
-          </w:p>
-        </w:tc>
-        <w:tc>
-          <w:tcPr>
-            <w:tcW w:w="566" w:type="pct"/>
-            <w:tcBorders>
-              <w:top w:val="single" w:sz="4" w:space="0" w:color="auto"/>
-              <w:left w:val="single" w:sz="4" w:space="0" w:color="auto"/>
-              <w:bottom w:val="single" w:sz="4" w:space="0" w:color="auto"/>
-              <w:right w:val="single" w:sz="4" w:space="0" w:color="auto"/>
-            </w:tcBorders>
-            <w:vAlign w:val="center"/>
-          </w:tcPr>
-          <w:p>
-            <w:pPr>
-              <w:jc w:val="right"/>
-              <w:rPr>
-                <w:color w:val="385623" w:themeColor="accent6" w:themeShade="80"/>
-              </w:rPr>
-            </w:pPr>
-            <w:r>
-              <w:rPr>
-                <w:color w:val="385623" w:themeColor="accent6" w:themeShade="80"/>
-              </w:rPr>
-              <w:t>СР</w:t>
-            </w:r>
-            <w:r>
-              <w:rPr>
-                <w:color w:val="385623" w:themeColor="accent6" w:themeShade="80"/>
-              </w:rPr>
-              <w:t>С</w:t>
-            </w:r>
-            <w:r>
-              <w:rPr>
-                <w:color w:val="385623" w:themeColor="accent6" w:themeShade="80"/>
-              </w:rPr>
-              <w:t xml:space="preserve"> №</w:t>
-            </w:r>
-          </w:p>
-        </w:tc>
-        <w:tc>
-          <w:tcPr>
-            <w:tcW w:w="141" w:type="pct"/>
-            <w:tcBorders>
-              <w:top w:val="single" w:sz="4" w:space="0" w:color="auto"/>
-              <w:left w:val="single" w:sz="4" w:space="0" w:color="auto"/>
-              <w:bottom w:val="single" w:sz="4" w:space="0" w:color="auto"/>
-              <w:right w:val="single" w:sz="4" w:space="0" w:color="auto"/>
-            </w:tcBorders>
-            <w:vAlign w:val="center"/>
-          </w:tcPr>
-          <w:p>
-            <w:pPr>
-              <w:jc w:val="center"/>
-              <w:rPr>
-                <w:color w:val="385623" w:themeColor="accent6" w:themeShade="80"/>
-              </w:rPr>
-            </w:pPr>
-            <w:r>
-              <w:rPr>
-                <w:color w:val="385623" w:themeColor="accent6" w:themeShade="80"/>
-              </w:rPr>
-              <w:t>3</w:t>
-            </w:r>
-          </w:p>
-        </w:tc>
-        <w:tc>
-          <w:tcPr>
-            <w:tcW w:w="504" w:type="pct"/>
-            <w:tcBorders>
-              <w:top w:val="single" w:sz="4" w:space="0" w:color="auto"/>
-              <w:left w:val="single" w:sz="4" w:space="0" w:color="auto"/>
-              <w:bottom w:val="single" w:sz="4" w:space="0" w:color="auto"/>
-              <w:right w:val="single" w:sz="4" w:space="0" w:color="auto"/>
-            </w:tcBorders>
-            <w:vAlign w:val="center"/>
-          </w:tcPr>
-          <w:p>
-            <w:pPr>
-              <w:jc w:val="center"/>
-              <w:rPr>
-                <w:color w:val="385623" w:themeColor="accent6" w:themeShade="80"/>
-              </w:rPr>
-            </w:pPr>
-            <w:r>
-              <w:rPr>
-                <w:color w:val="385623" w:themeColor="accent6" w:themeShade="80"/>
-              </w:rPr>
-              <w:t>Реферативний конспект</w:t>
-            </w:r>
-          </w:p>
-        </w:tc>
-        <w:tc>
-          <w:tcPr>
-            <w:tcW w:w="461" w:type="pct"/>
-            <w:tcBorders>
-              <w:top w:val="single" w:sz="4" w:space="0" w:color="auto"/>
-              <w:left w:val="single" w:sz="4" w:space="0" w:color="auto"/>
-              <w:bottom w:val="single" w:sz="4" w:space="0" w:color="auto"/>
-              <w:right w:val="single" w:sz="4" w:space="0" w:color="auto"/>
-            </w:tcBorders>
-            <w:vAlign w:val="center"/>
-          </w:tcPr>
-          <w:p>
-            <w:pPr>
-              <w:jc w:val="center"/>
-              <w:rPr>
-                <w:color w:val="385623" w:themeColor="accent6" w:themeShade="80"/>
-              </w:rPr>
-            </w:pPr>
-            <w:r>
-              <w:rPr>
-                <w:color w:val="385623" w:themeColor="accent6" w:themeShade="80"/>
-              </w:rPr>
-              <w:t>Поточний</w:t>
-            </w:r>
-          </w:p>
-        </w:tc>
-        <w:tc>
-          <w:tcPr>
-            <w:tcW w:w="644" w:type="pct"/>
-            <w:tcBorders>
-              <w:top w:val="single" w:sz="4" w:space="0" w:color="auto"/>
-              <w:left w:val="single" w:sz="4" w:space="0" w:color="auto"/>
-              <w:bottom w:val="single" w:sz="4" w:space="0" w:color="auto"/>
-              <w:right w:val="single" w:sz="4" w:space="0" w:color="auto"/>
-            </w:tcBorders>
-            <w:vAlign w:val="center"/>
-          </w:tcPr>
-          <w:p>
-            <w:pPr>
-              <w:jc w:val="center"/>
-              <w:rPr>
-                <w:color w:val="385623" w:themeColor="accent6" w:themeShade="80"/>
-              </w:rPr>
-            </w:pPr>
-            <w:r>
               <w:rPr>
                 <w:color w:val="385623" w:themeColor="accent6" w:themeShade="80"/>
                 <w:lang w:val="en-US"/>
               </w:rPr>
-              <w:t>[1-3]</w:t>
-            </w:r>
+            </w:pPr>
+            <w:r>
+              <w:rPr>
+                <w:color w:val="385623" w:themeColor="accent6" w:themeShade="80"/>
+              </w:rPr>
+              <w:t>Структура оперативної пам’яті</w:t>
+            </w:r>
+          </w:p>
+        </w:tc>
+        <w:tc>
+          <w:tcPr>
+            <w:tcW w:w="234" w:type="pct"/>
+            <w:tcBorders>
+              <w:top w:val="single" w:sz="4" w:space="0" w:color="auto"/>
+              <w:left w:val="single" w:sz="4" w:space="0" w:color="auto"/>
+              <w:bottom w:val="single" w:sz="4" w:space="0" w:color="auto"/>
+              <w:right w:val="single" w:sz="4" w:space="0" w:color="auto"/>
+            </w:tcBorders>
+            <w:vAlign w:val="center"/>
+          </w:tcPr>
+          <w:p>
+            <w:pPr>
+              <w:jc w:val="center"/>
+              <w:rPr>
+                <w:color w:val="385623" w:themeColor="accent6" w:themeShade="80"/>
+              </w:rPr>
+            </w:pPr>
+            <w:r>
+              <w:rPr>
+                <w:color w:val="385623" w:themeColor="accent6" w:themeShade="80"/>
+              </w:rPr>
+              <w:t> </w:t>
+            </w:r>
+          </w:p>
+        </w:tc>
+        <w:tc>
+          <w:tcPr>
+            <w:tcW w:w="188" w:type="pct"/>
+            <w:tcBorders>
+              <w:top w:val="single" w:sz="4" w:space="0" w:color="auto"/>
+              <w:left w:val="single" w:sz="4" w:space="0" w:color="auto"/>
+              <w:bottom w:val="single" w:sz="4" w:space="0" w:color="auto"/>
+              <w:right w:val="single" w:sz="4" w:space="0" w:color="auto"/>
+            </w:tcBorders>
+            <w:vAlign w:val="center"/>
+          </w:tcPr>
+          <w:p>
+            <w:pPr>
+              <w:jc w:val="center"/>
+              <w:rPr>
+                <w:color w:val="385623" w:themeColor="accent6" w:themeShade="80"/>
+              </w:rPr>
+            </w:pPr>
+            <w:r>
+              <w:rPr>
+                <w:color w:val="385623" w:themeColor="accent6" w:themeShade="80"/>
+              </w:rPr>
+              <w:t>2</w:t>
+            </w:r>
+          </w:p>
+        </w:tc>
+        <w:tc>
+          <w:tcPr>
+            <w:tcW w:w="566" w:type="pct"/>
+            <w:tcBorders>
+              <w:top w:val="single" w:sz="4" w:space="0" w:color="auto"/>
+              <w:left w:val="single" w:sz="4" w:space="0" w:color="auto"/>
+              <w:bottom w:val="single" w:sz="4" w:space="0" w:color="auto"/>
+              <w:right w:val="single" w:sz="4" w:space="0" w:color="auto"/>
+            </w:tcBorders>
+            <w:vAlign w:val="center"/>
+          </w:tcPr>
+          <w:p>
+            <w:pPr>
+              <w:jc w:val="right"/>
+              <w:rPr>
+                <w:color w:val="385623" w:themeColor="accent6" w:themeShade="80"/>
+              </w:rPr>
+            </w:pPr>
+            <w:r>
+              <w:rPr>
+                <w:color w:val="385623" w:themeColor="accent6" w:themeShade="80"/>
+              </w:rPr>
+              <w:t>СРС №</w:t>
+            </w:r>
+          </w:p>
+        </w:tc>
+        <w:tc>
+          <w:tcPr>
+            <w:tcW w:w="141" w:type="pct"/>
+            <w:tcBorders>
+              <w:top w:val="single" w:sz="4" w:space="0" w:color="auto"/>
+              <w:left w:val="single" w:sz="4" w:space="0" w:color="auto"/>
+              <w:bottom w:val="single" w:sz="4" w:space="0" w:color="auto"/>
+              <w:right w:val="single" w:sz="4" w:space="0" w:color="auto"/>
+            </w:tcBorders>
+            <w:vAlign w:val="center"/>
+          </w:tcPr>
+          <w:p>
+            <w:pPr>
+              <w:jc w:val="center"/>
+              <w:rPr>
+                <w:color w:val="385623" w:themeColor="accent6" w:themeShade="80"/>
+                <w:lang w:val="en-US"/>
+              </w:rPr>
+            </w:pPr>
+            <w:r>
+              <w:rPr>
+                <w:color w:val="385623" w:themeColor="accent6" w:themeShade="80"/>
+                <w:lang w:val="en-US"/>
+              </w:rPr>
+              <w:t>4</w:t>
+            </w:r>
+          </w:p>
+        </w:tc>
+        <w:tc>
+          <w:tcPr>
+            <w:tcW w:w="504" w:type="pct"/>
+            <w:tcBorders>
+              <w:top w:val="single" w:sz="4" w:space="0" w:color="auto"/>
+              <w:left w:val="single" w:sz="4" w:space="0" w:color="auto"/>
+              <w:bottom w:val="single" w:sz="4" w:space="0" w:color="auto"/>
+              <w:right w:val="single" w:sz="4" w:space="0" w:color="auto"/>
+            </w:tcBorders>
+            <w:vAlign w:val="center"/>
+          </w:tcPr>
+          <w:p>
+            <w:pPr>
+              <w:jc w:val="center"/>
+              <w:rPr>
+                <w:color w:val="385623" w:themeColor="accent6" w:themeShade="80"/>
+              </w:rPr>
+            </w:pPr>
+            <w:r>
+              <w:rPr>
+                <w:color w:val="385623" w:themeColor="accent6" w:themeShade="80"/>
+              </w:rPr>
+              <w:t>Реферативний конспект</w:t>
+            </w:r>
+          </w:p>
+        </w:tc>
+        <w:tc>
+          <w:tcPr>
+            <w:tcW w:w="461" w:type="pct"/>
+            <w:tcBorders>
+              <w:top w:val="single" w:sz="4" w:space="0" w:color="auto"/>
+              <w:left w:val="single" w:sz="4" w:space="0" w:color="auto"/>
+              <w:bottom w:val="single" w:sz="4" w:space="0" w:color="auto"/>
+              <w:right w:val="single" w:sz="4" w:space="0" w:color="auto"/>
+            </w:tcBorders>
+            <w:vAlign w:val="center"/>
+          </w:tcPr>
+          <w:p>
+            <w:pPr>
+              <w:jc w:val="center"/>
+              <w:rPr>
+                <w:color w:val="385623" w:themeColor="accent6" w:themeShade="80"/>
+              </w:rPr>
+            </w:pPr>
+            <w:r>
+              <w:rPr>
+                <w:color w:val="385623" w:themeColor="accent6" w:themeShade="80"/>
+              </w:rPr>
+              <w:t>Поточний</w:t>
+            </w:r>
+          </w:p>
+        </w:tc>
+        <w:tc>
+          <w:tcPr>
+            <w:tcW w:w="644" w:type="pct"/>
+            <w:tcBorders>
+              <w:top w:val="single" w:sz="4" w:space="0" w:color="auto"/>
+              <w:left w:val="single" w:sz="4" w:space="0" w:color="auto"/>
+              <w:bottom w:val="single" w:sz="4" w:space="0" w:color="auto"/>
+              <w:right w:val="single" w:sz="4" w:space="0" w:color="auto"/>
+            </w:tcBorders>
+            <w:vAlign w:val="center"/>
+          </w:tcPr>
+          <w:p>
+            <w:pPr>
+              <w:jc w:val="center"/>
+              <w:rPr>
+                <w:color w:val="385623" w:themeColor="accent6" w:themeShade="80"/>
+                <w:lang w:val="en-US"/>
+              </w:rPr>
+            </w:pPr>
           </w:p>
         </w:tc>
       </w:tr>
       <w:tr>
         <w:trPr>
           <w:cantSplit/>
-          <w:trHeight w:val="418"/>
+          <w:trHeight w:val="426"/>
         </w:trPr>
         <w:tc>
           <w:tcPr>
@@ -12038,135 +11964,129 @@
                 <w:color w:val="385623" w:themeColor="accent6" w:themeShade="80"/>
               </w:rPr>
             </w:pPr>
-            <w:r>
+          </w:p>
+        </w:tc>
+        <w:tc>
+          <w:tcPr>
+            <w:tcW w:w="1809" w:type="pct"/>
+            <w:tcBorders>
+              <w:top w:val="single" w:sz="4" w:space="0" w:color="auto"/>
+              <w:left w:val="single" w:sz="4" w:space="0" w:color="auto"/>
+              <w:bottom w:val="single" w:sz="4" w:space="0" w:color="auto"/>
+              <w:right w:val="single" w:sz="4" w:space="0" w:color="auto"/>
+            </w:tcBorders>
+            <w:vAlign w:val="center"/>
+          </w:tcPr>
+          <w:p>
+            <w:pPr>
+              <w:jc w:val="both"/>
               <w:rPr>
                 <w:color w:val="385623" w:themeColor="accent6" w:themeShade="80"/>
               </w:rPr>
+            </w:pPr>
+          </w:p>
+        </w:tc>
+        <w:tc>
+          <w:tcPr>
+            <w:tcW w:w="234" w:type="pct"/>
+            <w:tcBorders>
+              <w:top w:val="single" w:sz="4" w:space="0" w:color="auto"/>
+              <w:left w:val="single" w:sz="4" w:space="0" w:color="auto"/>
+              <w:bottom w:val="single" w:sz="4" w:space="0" w:color="auto"/>
+              <w:right w:val="single" w:sz="4" w:space="0" w:color="auto"/>
+            </w:tcBorders>
+            <w:vAlign w:val="center"/>
+          </w:tcPr>
+          <w:p>
+            <w:pPr>
+              <w:jc w:val="center"/>
+              <w:rPr>
+                <w:color w:val="385623" w:themeColor="accent6" w:themeShade="80"/>
+              </w:rPr>
+            </w:pPr>
+            <w:r>
+              <w:rPr>
+                <w:color w:val="385623" w:themeColor="accent6" w:themeShade="80"/>
+              </w:rPr>
+              <w:t>2</w:t>
+            </w:r>
+          </w:p>
+        </w:tc>
+        <w:tc>
+          <w:tcPr>
+            <w:tcW w:w="188" w:type="pct"/>
+            <w:tcBorders>
+              <w:top w:val="single" w:sz="4" w:space="0" w:color="auto"/>
+              <w:left w:val="single" w:sz="4" w:space="0" w:color="auto"/>
+              <w:bottom w:val="single" w:sz="4" w:space="0" w:color="auto"/>
+              <w:right w:val="single" w:sz="4" w:space="0" w:color="auto"/>
+            </w:tcBorders>
+            <w:vAlign w:val="center"/>
+          </w:tcPr>
+          <w:p>
+            <w:pPr>
+              <w:jc w:val="center"/>
+              <w:rPr>
+                <w:color w:val="385623" w:themeColor="accent6" w:themeShade="80"/>
+              </w:rPr>
+            </w:pPr>
+            <w:r>
+              <w:rPr>
+                <w:color w:val="385623" w:themeColor="accent6" w:themeShade="80"/>
+              </w:rPr>
               <w:t> </w:t>
             </w:r>
           </w:p>
         </w:tc>
         <w:tc>
           <w:tcPr>
-            <w:tcW w:w="1809" w:type="pct"/>
-            <w:tcBorders>
-              <w:top w:val="single" w:sz="4" w:space="0" w:color="auto"/>
-              <w:left w:val="single" w:sz="4" w:space="0" w:color="auto"/>
-              <w:bottom w:val="single" w:sz="4" w:space="0" w:color="auto"/>
-              <w:right w:val="single" w:sz="4" w:space="0" w:color="auto"/>
-            </w:tcBorders>
-            <w:vAlign w:val="center"/>
-          </w:tcPr>
-          <w:p>
-            <w:pPr>
-              <w:jc w:val="both"/>
+            <w:tcW w:w="566" w:type="pct"/>
+            <w:tcBorders>
+              <w:top w:val="single" w:sz="4" w:space="0" w:color="auto"/>
+              <w:left w:val="single" w:sz="4" w:space="0" w:color="auto"/>
+              <w:bottom w:val="single" w:sz="4" w:space="0" w:color="auto"/>
+              <w:right w:val="single" w:sz="4" w:space="0" w:color="auto"/>
+            </w:tcBorders>
+            <w:vAlign w:val="center"/>
+          </w:tcPr>
+          <w:p>
+            <w:pPr>
+              <w:jc w:val="right"/>
               <w:rPr>
                 <w:color w:val="385623" w:themeColor="accent6" w:themeShade="80"/>
               </w:rPr>
             </w:pPr>
-          </w:p>
-        </w:tc>
-        <w:tc>
-          <w:tcPr>
-            <w:tcW w:w="234" w:type="pct"/>
-            <w:tcBorders>
-              <w:top w:val="single" w:sz="4" w:space="0" w:color="auto"/>
-              <w:left w:val="single" w:sz="4" w:space="0" w:color="auto"/>
-              <w:bottom w:val="single" w:sz="4" w:space="0" w:color="auto"/>
-              <w:right w:val="single" w:sz="4" w:space="0" w:color="auto"/>
-            </w:tcBorders>
-            <w:vAlign w:val="center"/>
-          </w:tcPr>
-          <w:p>
-            <w:pPr>
-              <w:jc w:val="center"/>
+            <w:r>
               <w:rPr>
                 <w:color w:val="385623" w:themeColor="accent6" w:themeShade="80"/>
               </w:rPr>
-            </w:pPr>
-            <w:r>
+              <w:t>Лабораторна №</w:t>
+            </w:r>
+          </w:p>
+        </w:tc>
+        <w:tc>
+          <w:tcPr>
+            <w:tcW w:w="141" w:type="pct"/>
+            <w:tcBorders>
+              <w:top w:val="single" w:sz="4" w:space="0" w:color="auto"/>
+              <w:left w:val="single" w:sz="4" w:space="0" w:color="auto"/>
+              <w:bottom w:val="single" w:sz="4" w:space="0" w:color="auto"/>
+              <w:right w:val="single" w:sz="4" w:space="0" w:color="auto"/>
+            </w:tcBorders>
+            <w:vAlign w:val="center"/>
+          </w:tcPr>
+          <w:p>
+            <w:pPr>
+              <w:jc w:val="center"/>
               <w:rPr>
                 <w:color w:val="385623" w:themeColor="accent6" w:themeShade="80"/>
               </w:rPr>
-              <w:t>2</w:t>
-            </w:r>
-          </w:p>
-        </w:tc>
-        <w:tc>
-          <w:tcPr>
-            <w:tcW w:w="188" w:type="pct"/>
-            <w:tcBorders>
-              <w:top w:val="single" w:sz="4" w:space="0" w:color="auto"/>
-              <w:left w:val="single" w:sz="4" w:space="0" w:color="auto"/>
-              <w:bottom w:val="single" w:sz="4" w:space="0" w:color="auto"/>
-              <w:right w:val="single" w:sz="4" w:space="0" w:color="auto"/>
-            </w:tcBorders>
-            <w:vAlign w:val="center"/>
-          </w:tcPr>
-          <w:p>
-            <w:pPr>
-              <w:jc w:val="center"/>
+            </w:pPr>
+            <w:r>
               <w:rPr>
                 <w:color w:val="385623" w:themeColor="accent6" w:themeShade="80"/>
               </w:rPr>
-            </w:pPr>
-            <w:r>
-              <w:rPr>
-                <w:color w:val="385623" w:themeColor="accent6" w:themeShade="80"/>
-              </w:rPr>
-              <w:t> </w:t>
-            </w:r>
-          </w:p>
-        </w:tc>
-        <w:tc>
-          <w:tcPr>
-            <w:tcW w:w="566" w:type="pct"/>
-            <w:tcBorders>
-              <w:top w:val="single" w:sz="4" w:space="0" w:color="auto"/>
-              <w:left w:val="single" w:sz="4" w:space="0" w:color="auto"/>
-              <w:bottom w:val="single" w:sz="4" w:space="0" w:color="auto"/>
-              <w:right w:val="single" w:sz="4" w:space="0" w:color="auto"/>
-            </w:tcBorders>
-            <w:vAlign w:val="center"/>
-          </w:tcPr>
-          <w:p>
-            <w:pPr>
-              <w:jc w:val="right"/>
-              <w:rPr>
-                <w:color w:val="385623" w:themeColor="accent6" w:themeShade="80"/>
-              </w:rPr>
-            </w:pPr>
-            <w:r>
-              <w:rPr>
-                <w:color w:val="385623" w:themeColor="accent6" w:themeShade="80"/>
-              </w:rPr>
-              <w:t>Лабораторна №</w:t>
-            </w:r>
-          </w:p>
-        </w:tc>
-        <w:tc>
-          <w:tcPr>
-            <w:tcW w:w="141" w:type="pct"/>
-            <w:tcBorders>
-              <w:top w:val="single" w:sz="4" w:space="0" w:color="auto"/>
-              <w:left w:val="single" w:sz="4" w:space="0" w:color="auto"/>
-              <w:bottom w:val="single" w:sz="4" w:space="0" w:color="auto"/>
-              <w:right w:val="single" w:sz="4" w:space="0" w:color="auto"/>
-            </w:tcBorders>
-            <w:vAlign w:val="center"/>
-          </w:tcPr>
-          <w:p>
-            <w:pPr>
-              <w:jc w:val="center"/>
-              <w:rPr>
-                <w:color w:val="385623" w:themeColor="accent6" w:themeShade="80"/>
-              </w:rPr>
-            </w:pPr>
-            <w:r>
-              <w:rPr>
-                <w:color w:val="385623" w:themeColor="accent6" w:themeShade="80"/>
-              </w:rPr>
-              <w:t>3</w:t>
+              <w:t>1</w:t>
             </w:r>
           </w:p>
         </w:tc>
@@ -12245,7 +12165,7 @@
                 <w:color w:val="385623" w:themeColor="accent6" w:themeShade="80"/>
                 <w:lang w:val="en-US"/>
               </w:rPr>
-              <w:t>[1]</w:t>
+              <w:t>[1,2,3]</w:t>
             </w:r>
           </w:p>
         </w:tc>
@@ -12253,7 +12173,7 @@
       <w:tr>
         <w:trPr>
           <w:cantSplit/>
-          <w:trHeight w:val="418"/>
+          <w:trHeight w:val="429"/>
         </w:trPr>
         <w:tc>
           <w:tcPr>
@@ -12327,6 +12247,12 @@
                 <w:color w:val="385623" w:themeColor="accent6" w:themeShade="80"/>
               </w:rPr>
             </w:pPr>
+            <w:r>
+              <w:rPr>
+                <w:color w:val="385623" w:themeColor="accent6" w:themeShade="80"/>
+              </w:rPr>
+              <w:t>Оператори та операції. Перетворення типів</w:t>
+            </w:r>
           </w:p>
         </w:tc>
         <w:tc>
@@ -12403,7 +12329,7 @@
               <w:rPr>
                 <w:color w:val="385623" w:themeColor="accent6" w:themeShade="80"/>
               </w:rPr>
-              <w:t>Лабораторна №</w:t>
+              <w:t>Лекція №</w:t>
             </w:r>
           </w:p>
         </w:tc>
@@ -12429,7 +12355,7 @@
               <w:rPr>
                 <w:color w:val="385623" w:themeColor="accent6" w:themeShade="80"/>
               </w:rPr>
-              <w:t>4</w:t>
+              <w:t>5</w:t>
             </w:r>
           </w:p>
         </w:tc>
@@ -12455,7 +12381,7 @@
               <w:rPr>
                 <w:color w:val="385623" w:themeColor="accent6" w:themeShade="80"/>
               </w:rPr>
-              <w:t>Звіт</w:t>
+              <w:t>Конспект</w:t>
             </w:r>
           </w:p>
         </w:tc>
@@ -12508,7 +12434,7 @@
                 <w:color w:val="385623" w:themeColor="accent6" w:themeShade="80"/>
                 <w:lang w:val="en-US"/>
               </w:rPr>
-              <w:t>[1]</w:t>
+              <w:t>[1,3]</w:t>
             </w:r>
           </w:p>
         </w:tc>
@@ -12516,7 +12442,7 @@
       <w:tr>
         <w:trPr>
           <w:cantSplit/>
-          <w:trHeight w:val="418"/>
+          <w:trHeight w:val="429"/>
         </w:trPr>
         <w:tc>
           <w:tcPr>
@@ -12584,167 +12510,161 @@
                 <w:color w:val="385623" w:themeColor="accent6" w:themeShade="80"/>
               </w:rPr>
             </w:pPr>
-            <w:r>
+          </w:p>
+        </w:tc>
+        <w:tc>
+          <w:tcPr>
+            <w:tcW w:w="234" w:type="pct"/>
+            <w:tcBorders>
+              <w:top w:val="single" w:sz="4" w:space="0" w:color="auto"/>
+              <w:left w:val="single" w:sz="4" w:space="0" w:color="auto"/>
+              <w:bottom w:val="single" w:sz="4" w:space="0" w:color="auto"/>
+              <w:right w:val="single" w:sz="4" w:space="0" w:color="auto"/>
+            </w:tcBorders>
+            <w:vAlign w:val="center"/>
+          </w:tcPr>
+          <w:p>
+            <w:pPr>
+              <w:jc w:val="center"/>
               <w:rPr>
                 <w:color w:val="385623" w:themeColor="accent6" w:themeShade="80"/>
               </w:rPr>
-              <w:t>Введення та виведення даних</w:t>
-            </w:r>
-          </w:p>
-        </w:tc>
-        <w:tc>
-          <w:tcPr>
-            <w:tcW w:w="234" w:type="pct"/>
-            <w:tcBorders>
-              <w:top w:val="single" w:sz="4" w:space="0" w:color="auto"/>
-              <w:left w:val="single" w:sz="4" w:space="0" w:color="auto"/>
-              <w:bottom w:val="single" w:sz="4" w:space="0" w:color="auto"/>
-              <w:right w:val="single" w:sz="4" w:space="0" w:color="auto"/>
-            </w:tcBorders>
-            <w:vAlign w:val="center"/>
-          </w:tcPr>
-          <w:p>
-            <w:pPr>
-              <w:jc w:val="center"/>
+            </w:pPr>
+            <w:r>
               <w:rPr>
                 <w:color w:val="385623" w:themeColor="accent6" w:themeShade="80"/>
               </w:rPr>
-            </w:pPr>
-            <w:r>
+              <w:t>2</w:t>
+            </w:r>
+          </w:p>
+        </w:tc>
+        <w:tc>
+          <w:tcPr>
+            <w:tcW w:w="188" w:type="pct"/>
+            <w:tcBorders>
+              <w:top w:val="single" w:sz="4" w:space="0" w:color="auto"/>
+              <w:left w:val="single" w:sz="4" w:space="0" w:color="auto"/>
+              <w:bottom w:val="single" w:sz="4" w:space="0" w:color="auto"/>
+              <w:right w:val="single" w:sz="4" w:space="0" w:color="auto"/>
+            </w:tcBorders>
+            <w:vAlign w:val="center"/>
+          </w:tcPr>
+          <w:p>
+            <w:pPr>
+              <w:jc w:val="center"/>
               <w:rPr>
                 <w:color w:val="385623" w:themeColor="accent6" w:themeShade="80"/>
               </w:rPr>
-              <w:t>2 </w:t>
-            </w:r>
-          </w:p>
-        </w:tc>
-        <w:tc>
-          <w:tcPr>
-            <w:tcW w:w="188" w:type="pct"/>
-            <w:tcBorders>
-              <w:top w:val="single" w:sz="4" w:space="0" w:color="auto"/>
-              <w:left w:val="single" w:sz="4" w:space="0" w:color="auto"/>
-              <w:bottom w:val="single" w:sz="4" w:space="0" w:color="auto"/>
-              <w:right w:val="single" w:sz="4" w:space="0" w:color="auto"/>
-            </w:tcBorders>
-            <w:vAlign w:val="center"/>
-          </w:tcPr>
-          <w:p>
-            <w:pPr>
-              <w:jc w:val="center"/>
+            </w:pPr>
+            <w:r>
               <w:rPr>
                 <w:color w:val="385623" w:themeColor="accent6" w:themeShade="80"/>
               </w:rPr>
-            </w:pPr>
-            <w:r>
+              <w:t> </w:t>
+            </w:r>
+          </w:p>
+        </w:tc>
+        <w:tc>
+          <w:tcPr>
+            <w:tcW w:w="566" w:type="pct"/>
+            <w:tcBorders>
+              <w:top w:val="single" w:sz="4" w:space="0" w:color="auto"/>
+              <w:left w:val="single" w:sz="4" w:space="0" w:color="auto"/>
+              <w:bottom w:val="single" w:sz="4" w:space="0" w:color="auto"/>
+              <w:right w:val="single" w:sz="4" w:space="0" w:color="auto"/>
+            </w:tcBorders>
+            <w:vAlign w:val="center"/>
+          </w:tcPr>
+          <w:p>
+            <w:pPr>
+              <w:jc w:val="right"/>
               <w:rPr>
                 <w:color w:val="385623" w:themeColor="accent6" w:themeShade="80"/>
               </w:rPr>
-              <w:t> </w:t>
-            </w:r>
-          </w:p>
-        </w:tc>
-        <w:tc>
-          <w:tcPr>
-            <w:tcW w:w="566" w:type="pct"/>
-            <w:tcBorders>
-              <w:top w:val="single" w:sz="4" w:space="0" w:color="auto"/>
-              <w:left w:val="single" w:sz="4" w:space="0" w:color="auto"/>
-              <w:bottom w:val="single" w:sz="4" w:space="0" w:color="auto"/>
-              <w:right w:val="single" w:sz="4" w:space="0" w:color="auto"/>
-            </w:tcBorders>
-            <w:vAlign w:val="center"/>
-          </w:tcPr>
-          <w:p>
-            <w:pPr>
-              <w:jc w:val="right"/>
+            </w:pPr>
+            <w:r>
               <w:rPr>
                 <w:color w:val="385623" w:themeColor="accent6" w:themeShade="80"/>
               </w:rPr>
-            </w:pPr>
-            <w:r>
+              <w:t>Лабораторна №</w:t>
+            </w:r>
+          </w:p>
+        </w:tc>
+        <w:tc>
+          <w:tcPr>
+            <w:tcW w:w="141" w:type="pct"/>
+            <w:tcBorders>
+              <w:top w:val="single" w:sz="4" w:space="0" w:color="auto"/>
+              <w:left w:val="single" w:sz="4" w:space="0" w:color="auto"/>
+              <w:bottom w:val="single" w:sz="4" w:space="0" w:color="auto"/>
+              <w:right w:val="single" w:sz="4" w:space="0" w:color="auto"/>
+            </w:tcBorders>
+            <w:vAlign w:val="center"/>
+          </w:tcPr>
+          <w:p>
+            <w:pPr>
+              <w:jc w:val="center"/>
               <w:rPr>
                 <w:color w:val="385623" w:themeColor="accent6" w:themeShade="80"/>
               </w:rPr>
-              <w:t>Лекція №</w:t>
-            </w:r>
-          </w:p>
-        </w:tc>
-        <w:tc>
-          <w:tcPr>
-            <w:tcW w:w="141" w:type="pct"/>
-            <w:tcBorders>
-              <w:top w:val="single" w:sz="4" w:space="0" w:color="auto"/>
-              <w:left w:val="single" w:sz="4" w:space="0" w:color="auto"/>
-              <w:bottom w:val="single" w:sz="4" w:space="0" w:color="auto"/>
-              <w:right w:val="single" w:sz="4" w:space="0" w:color="auto"/>
-            </w:tcBorders>
-            <w:vAlign w:val="center"/>
-          </w:tcPr>
-          <w:p>
-            <w:pPr>
-              <w:jc w:val="center"/>
+            </w:pPr>
+            <w:r>
               <w:rPr>
                 <w:color w:val="385623" w:themeColor="accent6" w:themeShade="80"/>
               </w:rPr>
-            </w:pPr>
-            <w:r>
+              <w:t>2</w:t>
+            </w:r>
+          </w:p>
+        </w:tc>
+        <w:tc>
+          <w:tcPr>
+            <w:tcW w:w="504" w:type="pct"/>
+            <w:tcBorders>
+              <w:top w:val="single" w:sz="4" w:space="0" w:color="auto"/>
+              <w:left w:val="single" w:sz="4" w:space="0" w:color="auto"/>
+              <w:bottom w:val="single" w:sz="4" w:space="0" w:color="auto"/>
+              <w:right w:val="single" w:sz="4" w:space="0" w:color="auto"/>
+            </w:tcBorders>
+            <w:vAlign w:val="center"/>
+          </w:tcPr>
+          <w:p>
+            <w:pPr>
+              <w:jc w:val="center"/>
               <w:rPr>
                 <w:color w:val="385623" w:themeColor="accent6" w:themeShade="80"/>
               </w:rPr>
-              <w:t>4</w:t>
-            </w:r>
-          </w:p>
-        </w:tc>
-        <w:tc>
-          <w:tcPr>
-            <w:tcW w:w="504" w:type="pct"/>
-            <w:tcBorders>
-              <w:top w:val="single" w:sz="4" w:space="0" w:color="auto"/>
-              <w:left w:val="single" w:sz="4" w:space="0" w:color="auto"/>
-              <w:bottom w:val="single" w:sz="4" w:space="0" w:color="auto"/>
-              <w:right w:val="single" w:sz="4" w:space="0" w:color="auto"/>
-            </w:tcBorders>
-            <w:vAlign w:val="center"/>
-          </w:tcPr>
-          <w:p>
-            <w:pPr>
-              <w:jc w:val="center"/>
+            </w:pPr>
+            <w:r>
               <w:rPr>
                 <w:color w:val="385623" w:themeColor="accent6" w:themeShade="80"/>
               </w:rPr>
-            </w:pPr>
-            <w:r>
+              <w:t>Звіт</w:t>
+            </w:r>
+          </w:p>
+        </w:tc>
+        <w:tc>
+          <w:tcPr>
+            <w:tcW w:w="461" w:type="pct"/>
+            <w:tcBorders>
+              <w:top w:val="single" w:sz="4" w:space="0" w:color="auto"/>
+              <w:left w:val="single" w:sz="4" w:space="0" w:color="auto"/>
+              <w:bottom w:val="single" w:sz="4" w:space="0" w:color="auto"/>
+              <w:right w:val="single" w:sz="4" w:space="0" w:color="auto"/>
+            </w:tcBorders>
+            <w:vAlign w:val="center"/>
+          </w:tcPr>
+          <w:p>
+            <w:pPr>
+              <w:jc w:val="center"/>
               <w:rPr>
                 <w:color w:val="385623" w:themeColor="accent6" w:themeShade="80"/>
               </w:rPr>
-              <w:t> </w:t>
-            </w:r>
-          </w:p>
-        </w:tc>
-        <w:tc>
-          <w:tcPr>
-            <w:tcW w:w="461" w:type="pct"/>
-            <w:tcBorders>
-              <w:top w:val="single" w:sz="4" w:space="0" w:color="auto"/>
-              <w:left w:val="single" w:sz="4" w:space="0" w:color="auto"/>
-              <w:bottom w:val="single" w:sz="4" w:space="0" w:color="auto"/>
-              <w:right w:val="single" w:sz="4" w:space="0" w:color="auto"/>
-            </w:tcBorders>
-            <w:vAlign w:val="center"/>
-          </w:tcPr>
-          <w:p>
-            <w:pPr>
-              <w:jc w:val="center"/>
+            </w:pPr>
+            <w:r>
               <w:rPr>
                 <w:color w:val="385623" w:themeColor="accent6" w:themeShade="80"/>
               </w:rPr>
-            </w:pPr>
-            <w:r>
-              <w:rPr>
-                <w:color w:val="385623" w:themeColor="accent6" w:themeShade="80"/>
-              </w:rPr>
-              <w:t> </w:t>
+              <w:t>Поточний</w:t>
             </w:r>
           </w:p>
         </w:tc>
@@ -12771,7 +12691,7 @@
                 <w:color w:val="385623" w:themeColor="accent6" w:themeShade="80"/>
                 <w:lang w:val="en-US"/>
               </w:rPr>
-              <w:t> </w:t>
+              <w:t>[1,2,3]</w:t>
             </w:r>
           </w:p>
         </w:tc>
@@ -12779,7 +12699,7 @@
       <w:tr>
         <w:trPr>
           <w:cantSplit/>
-          <w:trHeight w:val="418"/>
+          <w:trHeight w:val="429"/>
         </w:trPr>
         <w:tc>
           <w:tcPr>
@@ -12847,32 +12767,32 @@
                 <w:color w:val="385623" w:themeColor="accent6" w:themeShade="80"/>
               </w:rPr>
             </w:pPr>
-            <w:r>
+          </w:p>
+        </w:tc>
+        <w:tc>
+          <w:tcPr>
+            <w:tcW w:w="234" w:type="pct"/>
+            <w:tcBorders>
+              <w:top w:val="single" w:sz="4" w:space="0" w:color="auto"/>
+              <w:left w:val="single" w:sz="4" w:space="0" w:color="auto"/>
+              <w:bottom w:val="single" w:sz="4" w:space="0" w:color="auto"/>
+              <w:right w:val="single" w:sz="4" w:space="0" w:color="auto"/>
+            </w:tcBorders>
+            <w:vAlign w:val="center"/>
+          </w:tcPr>
+          <w:p>
+            <w:pPr>
+              <w:jc w:val="center"/>
               <w:rPr>
                 <w:color w:val="385623" w:themeColor="accent6" w:themeShade="80"/>
               </w:rPr>
-              <w:t>Введення та виведення даних в мові С</w:t>
-            </w:r>
-          </w:p>
-        </w:tc>
-        <w:tc>
-          <w:tcPr>
-            <w:tcW w:w="234" w:type="pct"/>
-            <w:tcBorders>
-              <w:top w:val="single" w:sz="4" w:space="0" w:color="auto"/>
-              <w:left w:val="single" w:sz="4" w:space="0" w:color="auto"/>
-              <w:bottom w:val="single" w:sz="4" w:space="0" w:color="auto"/>
-              <w:right w:val="single" w:sz="4" w:space="0" w:color="auto"/>
-            </w:tcBorders>
-            <w:vAlign w:val="center"/>
-          </w:tcPr>
-          <w:p>
-            <w:pPr>
-              <w:jc w:val="center"/>
+            </w:pPr>
+            <w:r>
               <w:rPr>
                 <w:color w:val="385623" w:themeColor="accent6" w:themeShade="80"/>
               </w:rPr>
-            </w:pPr>
+              <w:t>2</w:t>
+            </w:r>
           </w:p>
         </w:tc>
         <w:tc>
@@ -12897,7 +12817,7 @@
               <w:rPr>
                 <w:color w:val="385623" w:themeColor="accent6" w:themeShade="80"/>
               </w:rPr>
-              <w:t>2</w:t>
+              <w:t> </w:t>
             </w:r>
           </w:p>
         </w:tc>
@@ -12923,7 +12843,7 @@
               <w:rPr>
                 <w:color w:val="385623" w:themeColor="accent6" w:themeShade="80"/>
               </w:rPr>
-              <w:t>СРС №</w:t>
+              <w:t>Лабораторна №</w:t>
             </w:r>
           </w:p>
         </w:tc>
@@ -12949,7 +12869,7 @@
               <w:rPr>
                 <w:color w:val="385623" w:themeColor="accent6" w:themeShade="80"/>
               </w:rPr>
-              <w:t>4</w:t>
+              <w:t>3</w:t>
             </w:r>
           </w:p>
         </w:tc>
@@ -12971,6 +12891,12 @@
                 <w:color w:val="385623" w:themeColor="accent6" w:themeShade="80"/>
               </w:rPr>
             </w:pPr>
+            <w:r>
+              <w:rPr>
+                <w:color w:val="385623" w:themeColor="accent6" w:themeShade="80"/>
+              </w:rPr>
+              <w:t>Звіт</w:t>
+            </w:r>
           </w:p>
         </w:tc>
         <w:tc>
@@ -12991,6 +12917,12 @@
                 <w:color w:val="385623" w:themeColor="accent6" w:themeShade="80"/>
               </w:rPr>
             </w:pPr>
+            <w:r>
+              <w:rPr>
+                <w:color w:val="385623" w:themeColor="accent6" w:themeShade="80"/>
+              </w:rPr>
+              <w:t>Поточний</w:t>
+            </w:r>
           </w:p>
         </w:tc>
         <w:tc>
@@ -13007,11 +12939,17 @@
           <w:p>
             <w:pPr>
               <w:jc w:val="center"/>
+              <w:rPr>
+                <w:color w:val="385623" w:themeColor="accent6" w:themeShade="80"/>
+              </w:rPr>
+            </w:pPr>
+            <w:r>
               <w:rPr>
                 <w:color w:val="385623" w:themeColor="accent6" w:themeShade="80"/>
                 <w:lang w:val="en-US"/>
               </w:rPr>
-            </w:pPr>
+              <w:t>[1]</w:t>
+            </w:r>
           </w:p>
         </w:tc>
       </w:tr>
@@ -13066,28 +13004,94 @@
                 <w:color w:val="385623" w:themeColor="accent6" w:themeShade="80"/>
               </w:rPr>
             </w:pPr>
-            <w:r>
+          </w:p>
+        </w:tc>
+        <w:tc>
+          <w:tcPr>
+            <w:tcW w:w="1809" w:type="pct"/>
+            <w:tcBorders>
+              <w:top w:val="single" w:sz="4" w:space="0" w:color="auto"/>
+              <w:left w:val="single" w:sz="4" w:space="0" w:color="auto"/>
+              <w:bottom w:val="single" w:sz="4" w:space="0" w:color="auto"/>
+              <w:right w:val="single" w:sz="4" w:space="0" w:color="auto"/>
+            </w:tcBorders>
+            <w:vAlign w:val="center"/>
+          </w:tcPr>
+          <w:p>
+            <w:pPr>
+              <w:jc w:val="both"/>
               <w:rPr>
                 <w:color w:val="385623" w:themeColor="accent6" w:themeShade="80"/>
               </w:rPr>
+            </w:pPr>
+          </w:p>
+        </w:tc>
+        <w:tc>
+          <w:tcPr>
+            <w:tcW w:w="234" w:type="pct"/>
+            <w:tcBorders>
+              <w:top w:val="single" w:sz="4" w:space="0" w:color="auto"/>
+              <w:left w:val="single" w:sz="4" w:space="0" w:color="auto"/>
+              <w:bottom w:val="single" w:sz="4" w:space="0" w:color="auto"/>
+              <w:right w:val="single" w:sz="4" w:space="0" w:color="auto"/>
+            </w:tcBorders>
+            <w:vAlign w:val="center"/>
+          </w:tcPr>
+          <w:p>
+            <w:pPr>
+              <w:jc w:val="center"/>
+              <w:rPr>
+                <w:color w:val="385623" w:themeColor="accent6" w:themeShade="80"/>
+              </w:rPr>
+            </w:pPr>
+            <w:r>
+              <w:rPr>
+                <w:color w:val="385623" w:themeColor="accent6" w:themeShade="80"/>
+              </w:rPr>
+              <w:t>2</w:t>
+            </w:r>
+          </w:p>
+        </w:tc>
+        <w:tc>
+          <w:tcPr>
+            <w:tcW w:w="188" w:type="pct"/>
+            <w:tcBorders>
+              <w:top w:val="single" w:sz="4" w:space="0" w:color="auto"/>
+              <w:left w:val="single" w:sz="4" w:space="0" w:color="auto"/>
+              <w:bottom w:val="single" w:sz="4" w:space="0" w:color="auto"/>
+              <w:right w:val="single" w:sz="4" w:space="0" w:color="auto"/>
+            </w:tcBorders>
+            <w:vAlign w:val="center"/>
+          </w:tcPr>
+          <w:p>
+            <w:pPr>
+              <w:jc w:val="center"/>
+              <w:rPr>
+                <w:color w:val="385623" w:themeColor="accent6" w:themeShade="80"/>
+              </w:rPr>
+            </w:pPr>
+            <w:r>
+              <w:rPr>
+                <w:color w:val="385623" w:themeColor="accent6" w:themeShade="80"/>
+              </w:rPr>
               <w:t> </w:t>
             </w:r>
           </w:p>
         </w:tc>
         <w:tc>
           <w:tcPr>
-            <w:tcW w:w="1809" w:type="pct"/>
-            <w:tcBorders>
-              <w:top w:val="single" w:sz="4" w:space="0" w:color="auto"/>
-              <w:left w:val="single" w:sz="4" w:space="0" w:color="auto"/>
-              <w:bottom w:val="single" w:sz="4" w:space="0" w:color="auto"/>
-              <w:right w:val="single" w:sz="4" w:space="0" w:color="auto"/>
-            </w:tcBorders>
-            <w:vAlign w:val="center"/>
-          </w:tcPr>
-          <w:p>
-            <w:pPr>
-              <w:jc w:val="both"/>
+            <w:tcW w:w="566" w:type="pct"/>
+            <w:tcBorders>
+              <w:top w:val="single" w:sz="4" w:space="0" w:color="auto"/>
+              <w:left w:val="single" w:sz="4" w:space="0" w:color="auto"/>
+              <w:bottom w:val="single" w:sz="4" w:space="0" w:color="auto"/>
+              <w:right w:val="single" w:sz="4" w:space="0" w:color="auto"/>
+            </w:tcBorders>
+            <w:vAlign w:val="center"/>
+          </w:tcPr>
+          <w:p>
+            <w:pPr>
+              <w:jc w:val="right"/>
               <w:rPr>
                 <w:color w:val="385623" w:themeColor="accent6" w:themeShade="80"/>
               </w:rPr>
@@ -13096,25 +13100,39 @@
               <w:rPr>
                 <w:color w:val="385623" w:themeColor="accent6" w:themeShade="80"/>
               </w:rPr>
-              <w:t>Оператори та операції</w:t>
-            </w:r>
-            <w:r>
+              <w:t>Лабораторна №</w:t>
+            </w:r>
+          </w:p>
+        </w:tc>
+        <w:tc>
+          <w:tcPr>
+            <w:tcW w:w="141" w:type="pct"/>
+            <w:tcBorders>
+              <w:top w:val="single" w:sz="4" w:space="0" w:color="auto"/>
+              <w:left w:val="single" w:sz="4" w:space="0" w:color="auto"/>
+              <w:bottom w:val="single" w:sz="4" w:space="0" w:color="auto"/>
+              <w:right w:val="single" w:sz="4" w:space="0" w:color="auto"/>
+            </w:tcBorders>
+            <w:vAlign w:val="center"/>
+          </w:tcPr>
+          <w:p>
+            <w:pPr>
+              <w:jc w:val="center"/>
               <w:rPr>
                 <w:color w:val="385623" w:themeColor="accent6" w:themeShade="80"/>
               </w:rPr>
-              <w:t xml:space="preserve">. </w:t>
-            </w:r>
+            </w:pPr>
             <w:r>
               <w:rPr>
                 <w:color w:val="385623" w:themeColor="accent6" w:themeShade="80"/>
               </w:rPr>
-              <w:t>Перетворення типів</w:t>
-            </w:r>
-          </w:p>
-        </w:tc>
-        <w:tc>
-          <w:tcPr>
-            <w:tcW w:w="234" w:type="pct"/>
+              <w:t>4</w:t>
+            </w:r>
+          </w:p>
+        </w:tc>
+        <w:tc>
+          <w:tcPr>
+            <w:tcW w:w="504" w:type="pct"/>
             <w:tcBorders>
               <w:top w:val="single" w:sz="4" w:space="0" w:color="auto"/>
               <w:left w:val="single" w:sz="4" w:space="0" w:color="auto"/>
@@ -13134,111 +13152,7 @@
               <w:rPr>
                 <w:color w:val="385623" w:themeColor="accent6" w:themeShade="80"/>
               </w:rPr>
-              <w:t>2</w:t>
-            </w:r>
-          </w:p>
-        </w:tc>
-        <w:tc>
-          <w:tcPr>
-            <w:tcW w:w="188" w:type="pct"/>
-            <w:tcBorders>
-              <w:top w:val="single" w:sz="4" w:space="0" w:color="auto"/>
-              <w:left w:val="single" w:sz="4" w:space="0" w:color="auto"/>
-              <w:bottom w:val="single" w:sz="4" w:space="0" w:color="auto"/>
-              <w:right w:val="single" w:sz="4" w:space="0" w:color="auto"/>
-            </w:tcBorders>
-            <w:vAlign w:val="center"/>
-          </w:tcPr>
-          <w:p>
-            <w:pPr>
-              <w:jc w:val="center"/>
-              <w:rPr>
-                <w:color w:val="385623" w:themeColor="accent6" w:themeShade="80"/>
-              </w:rPr>
-            </w:pPr>
-            <w:r>
-              <w:rPr>
-                <w:color w:val="385623" w:themeColor="accent6" w:themeShade="80"/>
-              </w:rPr>
-              <w:t> </w:t>
-            </w:r>
-          </w:p>
-        </w:tc>
-        <w:tc>
-          <w:tcPr>
-            <w:tcW w:w="566" w:type="pct"/>
-            <w:tcBorders>
-              <w:top w:val="single" w:sz="4" w:space="0" w:color="auto"/>
-              <w:left w:val="single" w:sz="4" w:space="0" w:color="auto"/>
-              <w:bottom w:val="single" w:sz="4" w:space="0" w:color="auto"/>
-              <w:right w:val="single" w:sz="4" w:space="0" w:color="auto"/>
-            </w:tcBorders>
-            <w:vAlign w:val="center"/>
-          </w:tcPr>
-          <w:p>
-            <w:pPr>
-              <w:jc w:val="right"/>
-              <w:rPr>
-                <w:color w:val="385623" w:themeColor="accent6" w:themeShade="80"/>
-              </w:rPr>
-            </w:pPr>
-            <w:r>
-              <w:rPr>
-                <w:color w:val="385623" w:themeColor="accent6" w:themeShade="80"/>
-              </w:rPr>
-              <w:t>Лекція №</w:t>
-            </w:r>
-          </w:p>
-        </w:tc>
-        <w:tc>
-          <w:tcPr>
-            <w:tcW w:w="141" w:type="pct"/>
-            <w:tcBorders>
-              <w:top w:val="single" w:sz="4" w:space="0" w:color="auto"/>
-              <w:left w:val="single" w:sz="4" w:space="0" w:color="auto"/>
-              <w:bottom w:val="single" w:sz="4" w:space="0" w:color="auto"/>
-              <w:right w:val="single" w:sz="4" w:space="0" w:color="auto"/>
-            </w:tcBorders>
-            <w:vAlign w:val="center"/>
-          </w:tcPr>
-          <w:p>
-            <w:pPr>
-              <w:jc w:val="center"/>
-              <w:rPr>
-                <w:color w:val="385623" w:themeColor="accent6" w:themeShade="80"/>
-              </w:rPr>
-            </w:pPr>
-            <w:r>
-              <w:rPr>
-                <w:color w:val="385623" w:themeColor="accent6" w:themeShade="80"/>
-              </w:rPr>
-              <w:t>5</w:t>
-            </w:r>
-          </w:p>
-        </w:tc>
-        <w:tc>
-          <w:tcPr>
-            <w:tcW w:w="504" w:type="pct"/>
-            <w:tcBorders>
-              <w:top w:val="single" w:sz="4" w:space="0" w:color="auto"/>
-              <w:left w:val="single" w:sz="4" w:space="0" w:color="auto"/>
-              <w:bottom w:val="single" w:sz="4" w:space="0" w:color="auto"/>
-              <w:right w:val="single" w:sz="4" w:space="0" w:color="auto"/>
-            </w:tcBorders>
-            <w:vAlign w:val="center"/>
-          </w:tcPr>
-          <w:p>
-            <w:pPr>
-              <w:jc w:val="center"/>
-              <w:rPr>
-                <w:color w:val="385623" w:themeColor="accent6" w:themeShade="80"/>
-              </w:rPr>
-            </w:pPr>
-            <w:r>
-              <w:rPr>
-                <w:color w:val="385623" w:themeColor="accent6" w:themeShade="80"/>
-              </w:rPr>
-              <w:t>Конспект</w:t>
+              <w:t>Звіт</w:t>
             </w:r>
           </w:p>
         </w:tc>
@@ -13291,7 +13205,7 @@
                 <w:color w:val="385623" w:themeColor="accent6" w:themeShade="80"/>
                 <w:lang w:val="en-US"/>
               </w:rPr>
-              <w:t>[1,3]</w:t>
+              <w:t>[1]</w:t>
             </w:r>
           </w:p>
         </w:tc>
@@ -27980,10 +27894,7 @@
               <w:t xml:space="preserve">OpenMP </w:t>
             </w:r>
             <w:r>
-              <w:t>ч.</w:t>
-            </w:r>
-            <w:r>
-              <w:t>2</w:t>
+              <w:t>ч.2</w:t>
             </w:r>
           </w:p>
         </w:tc>
@@ -28057,10 +27968,7 @@
               <w:jc w:val="center"/>
             </w:pPr>
             <w:r>
-              <w:t>2</w:t>
-            </w:r>
-            <w:r>
-              <w:t>9</w:t>
+              <w:t>29</w:t>
             </w:r>
           </w:p>
         </w:tc>
@@ -48875,7 +48783,7 @@
 </file>
 
 <file path=customXml/itemProps1.xml><?xml version="1.0" encoding="utf-8"?>
-<ds:datastoreItem xmlns:ds="http://schemas.openxmlformats.org/officeDocument/2006/customXml" ds:itemID="{E1F53C9A-34A7-4ED2-8E5B-B5C3DC4ACE3C}">
+<ds:datastoreItem xmlns:ds="http://schemas.openxmlformats.org/officeDocument/2006/customXml" ds:itemID="{72B9143F-9187-4B33-8842-BADA1CE76DA9}">
   <ds:schemaRefs>
     <ds:schemaRef ds:uri="http://schemas.openxmlformats.org/officeDocument/2006/bibliography"/>
   </ds:schemaRefs>

--- a/РПНД СП 2026.docx
+++ b/РПНД СП 2026.docx
@@ -11469,8 +11469,6 @@
               </w:rPr>
               <w:t>Типи даних. Змінні. Константи. Класи пам'яті</w:t>
             </w:r>
-            <w:bookmarkStart w:id="4" w:name="_GoBack"/>
-            <w:bookmarkEnd w:id="4"/>
           </w:p>
         </w:tc>
         <w:tc>
@@ -11984,6 +11982,12 @@
                 <w:color w:val="385623" w:themeColor="accent6" w:themeShade="80"/>
               </w:rPr>
             </w:pPr>
+            <w:r>
+              <w:rPr>
+                <w:color w:val="385623" w:themeColor="accent6" w:themeShade="80"/>
+              </w:rPr>
+              <w:t>Створення лінійної програми. Введення-виведення даних</w:t>
+            </w:r>
           </w:p>
         </w:tc>
         <w:tc>
@@ -12510,6 +12514,12 @@
                 <w:color w:val="385623" w:themeColor="accent6" w:themeShade="80"/>
               </w:rPr>
             </w:pPr>
+            <w:r>
+              <w:rPr>
+                <w:color w:val="385623" w:themeColor="accent6" w:themeShade="80"/>
+              </w:rPr>
+              <w:t>Функції. Бібліотеки функції</w:t>
+            </w:r>
           </w:p>
         </w:tc>
         <w:tc>
@@ -12556,12 +12566,6 @@
                 <w:color w:val="385623" w:themeColor="accent6" w:themeShade="80"/>
               </w:rPr>
             </w:pPr>
-            <w:r>
-              <w:rPr>
-                <w:color w:val="385623" w:themeColor="accent6" w:themeShade="80"/>
-              </w:rPr>
-              <w:t> </w:t>
-            </w:r>
           </w:p>
         </w:tc>
         <w:tc>
@@ -12586,7 +12590,7 @@
               <w:rPr>
                 <w:color w:val="385623" w:themeColor="accent6" w:themeShade="80"/>
               </w:rPr>
-              <w:t>Лабораторна №</w:t>
+              <w:t>Лекція №</w:t>
             </w:r>
           </w:p>
         </w:tc>
@@ -12612,7 +12616,7 @@
               <w:rPr>
                 <w:color w:val="385623" w:themeColor="accent6" w:themeShade="80"/>
               </w:rPr>
-              <w:t>2</w:t>
+              <w:t>6</w:t>
             </w:r>
           </w:p>
         </w:tc>
@@ -12634,12 +12638,6 @@
                 <w:color w:val="385623" w:themeColor="accent6" w:themeShade="80"/>
               </w:rPr>
             </w:pPr>
-            <w:r>
-              <w:rPr>
-                <w:color w:val="385623" w:themeColor="accent6" w:themeShade="80"/>
-              </w:rPr>
-              <w:t>Звіт</w:t>
-            </w:r>
           </w:p>
         </w:tc>
         <w:tc>
@@ -12660,12 +12658,6 @@
                 <w:color w:val="385623" w:themeColor="accent6" w:themeShade="80"/>
               </w:rPr>
             </w:pPr>
-            <w:r>
-              <w:rPr>
-                <w:color w:val="385623" w:themeColor="accent6" w:themeShade="80"/>
-              </w:rPr>
-              <w:t>Поточний</w:t>
-            </w:r>
           </w:p>
         </w:tc>
         <w:tc>
@@ -12684,15 +12676,9 @@
               <w:jc w:val="center"/>
               <w:rPr>
                 <w:color w:val="385623" w:themeColor="accent6" w:themeShade="80"/>
-              </w:rPr>
-            </w:pPr>
-            <w:r>
-              <w:rPr>
-                <w:color w:val="385623" w:themeColor="accent6" w:themeShade="80"/>
                 <w:lang w:val="en-US"/>
               </w:rPr>
-              <w:t>[1,2,3]</w:t>
-            </w:r>
+            </w:pPr>
           </w:p>
         </w:tc>
       </w:tr>
@@ -12767,6 +12753,12 @@
                 <w:color w:val="385623" w:themeColor="accent6" w:themeShade="80"/>
               </w:rPr>
             </w:pPr>
+            <w:r>
+              <w:rPr>
+                <w:color w:val="385623" w:themeColor="accent6" w:themeShade="80"/>
+              </w:rPr>
+              <w:t>Прототипи функцій та заголовкові файли</w:t>
+            </w:r>
           </w:p>
         </w:tc>
         <w:tc>
@@ -12787,6 +12779,26 @@
                 <w:color w:val="385623" w:themeColor="accent6" w:themeShade="80"/>
               </w:rPr>
             </w:pPr>
+          </w:p>
+        </w:tc>
+        <w:tc>
+          <w:tcPr>
+            <w:tcW w:w="188" w:type="pct"/>
+            <w:tcBorders>
+              <w:top w:val="single" w:sz="4" w:space="0" w:color="auto"/>
+              <w:left w:val="single" w:sz="4" w:space="0" w:color="auto"/>
+              <w:bottom w:val="single" w:sz="4" w:space="0" w:color="auto"/>
+              <w:right w:val="single" w:sz="4" w:space="0" w:color="auto"/>
+            </w:tcBorders>
+            <w:vAlign w:val="center"/>
+          </w:tcPr>
+          <w:p>
+            <w:pPr>
+              <w:jc w:val="center"/>
+              <w:rPr>
+                <w:color w:val="385623" w:themeColor="accent6" w:themeShade="80"/>
+              </w:rPr>
+            </w:pPr>
             <w:r>
               <w:rPr>
                 <w:color w:val="385623" w:themeColor="accent6" w:themeShade="80"/>
@@ -12797,32 +12809,6 @@
         </w:tc>
         <w:tc>
           <w:tcPr>
-            <w:tcW w:w="188" w:type="pct"/>
-            <w:tcBorders>
-              <w:top w:val="single" w:sz="4" w:space="0" w:color="auto"/>
-              <w:left w:val="single" w:sz="4" w:space="0" w:color="auto"/>
-              <w:bottom w:val="single" w:sz="4" w:space="0" w:color="auto"/>
-              <w:right w:val="single" w:sz="4" w:space="0" w:color="auto"/>
-            </w:tcBorders>
-            <w:vAlign w:val="center"/>
-          </w:tcPr>
-          <w:p>
-            <w:pPr>
-              <w:jc w:val="center"/>
-              <w:rPr>
-                <w:color w:val="385623" w:themeColor="accent6" w:themeShade="80"/>
-              </w:rPr>
-            </w:pPr>
-            <w:r>
-              <w:rPr>
-                <w:color w:val="385623" w:themeColor="accent6" w:themeShade="80"/>
-              </w:rPr>
-              <w:t> </w:t>
-            </w:r>
-          </w:p>
-        </w:tc>
-        <w:tc>
-          <w:tcPr>
             <w:tcW w:w="566" w:type="pct"/>
             <w:tcBorders>
               <w:top w:val="single" w:sz="4" w:space="0" w:color="auto"/>
@@ -12843,7 +12829,7 @@
               <w:rPr>
                 <w:color w:val="385623" w:themeColor="accent6" w:themeShade="80"/>
               </w:rPr>
-              <w:t>Лабораторна №</w:t>
+              <w:t>СРС №</w:t>
             </w:r>
           </w:p>
         </w:tc>
@@ -12869,7 +12855,7 @@
               <w:rPr>
                 <w:color w:val="385623" w:themeColor="accent6" w:themeShade="80"/>
               </w:rPr>
-              <w:t>3</w:t>
+              <w:t>5</w:t>
             </w:r>
           </w:p>
         </w:tc>
@@ -12891,12 +12877,6 @@
                 <w:color w:val="385623" w:themeColor="accent6" w:themeShade="80"/>
               </w:rPr>
             </w:pPr>
-            <w:r>
-              <w:rPr>
-                <w:color w:val="385623" w:themeColor="accent6" w:themeShade="80"/>
-              </w:rPr>
-              <w:t>Звіт</w:t>
-            </w:r>
           </w:p>
         </w:tc>
         <w:tc>
@@ -12917,12 +12897,6 @@
                 <w:color w:val="385623" w:themeColor="accent6" w:themeShade="80"/>
               </w:rPr>
             </w:pPr>
-            <w:r>
-              <w:rPr>
-                <w:color w:val="385623" w:themeColor="accent6" w:themeShade="80"/>
-              </w:rPr>
-              <w:t>Поточний</w:t>
-            </w:r>
           </w:p>
         </w:tc>
         <w:tc>
@@ -12941,15 +12915,9 @@
               <w:jc w:val="center"/>
               <w:rPr>
                 <w:color w:val="385623" w:themeColor="accent6" w:themeShade="80"/>
-              </w:rPr>
-            </w:pPr>
-            <w:r>
-              <w:rPr>
-                <w:color w:val="385623" w:themeColor="accent6" w:themeShade="80"/>
                 <w:lang w:val="en-US"/>
               </w:rPr>
-              <w:t>[1]</w:t>
-            </w:r>
+            </w:pPr>
           </w:p>
         </w:tc>
       </w:tr>
@@ -13024,6 +12992,12 @@
                 <w:color w:val="385623" w:themeColor="accent6" w:themeShade="80"/>
               </w:rPr>
             </w:pPr>
+            <w:r>
+              <w:rPr>
+                <w:color w:val="385623" w:themeColor="accent6" w:themeShade="80"/>
+              </w:rPr>
+              <w:t>Робота з типами даних. Використання бібліотек функцій</w:t>
+            </w:r>
           </w:p>
         </w:tc>
         <w:tc>
@@ -13126,7 +13100,7 @@
               <w:rPr>
                 <w:color w:val="385623" w:themeColor="accent6" w:themeShade="80"/>
               </w:rPr>
-              <w:t>4</w:t>
+              <w:t>2</w:t>
             </w:r>
           </w:p>
         </w:tc>
@@ -13205,7 +13179,7 @@
                 <w:color w:val="385623" w:themeColor="accent6" w:themeShade="80"/>
                 <w:lang w:val="en-US"/>
               </w:rPr>
-              <w:t>[1]</w:t>
+              <w:t>[1,2,3]</w:t>
             </w:r>
           </w:p>
         </w:tc>
@@ -13285,6 +13259,12 @@
               <w:rPr>
                 <w:color w:val="385623" w:themeColor="accent6" w:themeShade="80"/>
               </w:rPr>
+              <w:t xml:space="preserve">Керуючі конструкції. </w:t>
+            </w:r>
+            <w:r>
+              <w:rPr>
+                <w:color w:val="385623" w:themeColor="accent6" w:themeShade="80"/>
+              </w:rPr>
               <w:t>Розгалуження</w:t>
             </w:r>
           </w:p>
@@ -13383,8 +13363,5823 @@
               <w:rPr>
                 <w:color w:val="385623" w:themeColor="accent6" w:themeShade="80"/>
               </w:rPr>
+              <w:t>7</w:t>
+            </w:r>
+          </w:p>
+        </w:tc>
+        <w:tc>
+          <w:tcPr>
+            <w:tcW w:w="504" w:type="pct"/>
+            <w:tcBorders>
+              <w:top w:val="single" w:sz="4" w:space="0" w:color="auto"/>
+              <w:left w:val="single" w:sz="4" w:space="0" w:color="auto"/>
+              <w:bottom w:val="single" w:sz="4" w:space="0" w:color="auto"/>
+              <w:right w:val="single" w:sz="4" w:space="0" w:color="auto"/>
+            </w:tcBorders>
+            <w:vAlign w:val="center"/>
+          </w:tcPr>
+          <w:p>
+            <w:pPr>
+              <w:jc w:val="center"/>
+              <w:rPr>
+                <w:color w:val="385623" w:themeColor="accent6" w:themeShade="80"/>
+              </w:rPr>
+            </w:pPr>
+          </w:p>
+        </w:tc>
+        <w:tc>
+          <w:tcPr>
+            <w:tcW w:w="461" w:type="pct"/>
+            <w:tcBorders>
+              <w:top w:val="single" w:sz="4" w:space="0" w:color="auto"/>
+              <w:left w:val="single" w:sz="4" w:space="0" w:color="auto"/>
+              <w:bottom w:val="single" w:sz="4" w:space="0" w:color="auto"/>
+              <w:right w:val="single" w:sz="4" w:space="0" w:color="auto"/>
+            </w:tcBorders>
+            <w:vAlign w:val="center"/>
+          </w:tcPr>
+          <w:p>
+            <w:pPr>
+              <w:jc w:val="center"/>
+              <w:rPr>
+                <w:color w:val="385623" w:themeColor="accent6" w:themeShade="80"/>
+              </w:rPr>
+            </w:pPr>
+          </w:p>
+        </w:tc>
+        <w:tc>
+          <w:tcPr>
+            <w:tcW w:w="644" w:type="pct"/>
+            <w:tcBorders>
+              <w:top w:val="single" w:sz="4" w:space="0" w:color="auto"/>
+              <w:left w:val="single" w:sz="4" w:space="0" w:color="auto"/>
+              <w:bottom w:val="single" w:sz="4" w:space="0" w:color="auto"/>
+              <w:right w:val="single" w:sz="4" w:space="0" w:color="auto"/>
+            </w:tcBorders>
+            <w:vAlign w:val="center"/>
+          </w:tcPr>
+          <w:p>
+            <w:pPr>
+              <w:jc w:val="center"/>
+              <w:rPr>
+                <w:color w:val="385623" w:themeColor="accent6" w:themeShade="80"/>
+                <w:lang w:val="en-US"/>
+              </w:rPr>
+            </w:pPr>
+          </w:p>
+        </w:tc>
+      </w:tr>
+      <w:tr>
+        <w:trPr>
+          <w:cantSplit/>
+          <w:trHeight w:val="429"/>
+        </w:trPr>
+        <w:tc>
+          <w:tcPr>
+            <w:tcW w:w="279" w:type="pct"/>
+            <w:tcBorders>
+              <w:top w:val="single" w:sz="4" w:space="0" w:color="auto"/>
+              <w:left w:val="single" w:sz="4" w:space="0" w:color="auto"/>
+              <w:bottom w:val="single" w:sz="4" w:space="0" w:color="auto"/>
+              <w:right w:val="single" w:sz="4" w:space="0" w:color="auto"/>
+            </w:tcBorders>
+            <w:vAlign w:val="center"/>
+          </w:tcPr>
+          <w:p>
+            <w:pPr>
+              <w:widowControl w:val="0"/>
+              <w:numPr>
+                <w:ilvl w:val="0"/>
+                <w:numId w:val="43"/>
+              </w:numPr>
+              <w:spacing w:line="260" w:lineRule="auto"/>
+              <w:jc w:val="both"/>
+              <w:rPr>
+                <w:iCs/>
+                <w:sz w:val="24"/>
+                <w:szCs w:val="24"/>
+              </w:rPr>
+            </w:pPr>
+          </w:p>
+        </w:tc>
+        <w:tc>
+          <w:tcPr>
+            <w:tcW w:w="174" w:type="pct"/>
+            <w:tcBorders>
+              <w:top w:val="single" w:sz="4" w:space="0" w:color="auto"/>
+              <w:left w:val="single" w:sz="4" w:space="0" w:color="auto"/>
+              <w:bottom w:val="single" w:sz="4" w:space="0" w:color="auto"/>
+              <w:right w:val="single" w:sz="4" w:space="0" w:color="auto"/>
+            </w:tcBorders>
+            <w:vAlign w:val="center"/>
+          </w:tcPr>
+          <w:p>
+            <w:pPr>
+              <w:jc w:val="both"/>
+              <w:rPr>
+                <w:color w:val="385623" w:themeColor="accent6" w:themeShade="80"/>
+              </w:rPr>
+            </w:pPr>
+          </w:p>
+        </w:tc>
+        <w:tc>
+          <w:tcPr>
+            <w:tcW w:w="1809" w:type="pct"/>
+            <w:tcBorders>
+              <w:top w:val="single" w:sz="4" w:space="0" w:color="auto"/>
+              <w:left w:val="single" w:sz="4" w:space="0" w:color="auto"/>
+              <w:bottom w:val="single" w:sz="4" w:space="0" w:color="auto"/>
+              <w:right w:val="single" w:sz="4" w:space="0" w:color="auto"/>
+            </w:tcBorders>
+            <w:vAlign w:val="center"/>
+          </w:tcPr>
+          <w:p>
+            <w:pPr>
+              <w:jc w:val="both"/>
+              <w:rPr>
+                <w:color w:val="385623" w:themeColor="accent6" w:themeShade="80"/>
+              </w:rPr>
+            </w:pPr>
+            <w:proofErr w:type="spellStart"/>
+            <w:r>
+              <w:rPr>
+                <w:color w:val="385623" w:themeColor="accent6" w:themeShade="80"/>
+              </w:rPr>
+              <w:t>Варіантти</w:t>
+            </w:r>
+            <w:proofErr w:type="spellEnd"/>
+            <w:r>
+              <w:rPr>
+                <w:color w:val="385623" w:themeColor="accent6" w:themeShade="80"/>
+              </w:rPr>
+              <w:t xml:space="preserve"> використання розгалуження</w:t>
+            </w:r>
+          </w:p>
+        </w:tc>
+        <w:tc>
+          <w:tcPr>
+            <w:tcW w:w="234" w:type="pct"/>
+            <w:tcBorders>
+              <w:top w:val="single" w:sz="4" w:space="0" w:color="auto"/>
+              <w:left w:val="single" w:sz="4" w:space="0" w:color="auto"/>
+              <w:bottom w:val="single" w:sz="4" w:space="0" w:color="auto"/>
+              <w:right w:val="single" w:sz="4" w:space="0" w:color="auto"/>
+            </w:tcBorders>
+            <w:vAlign w:val="center"/>
+          </w:tcPr>
+          <w:p>
+            <w:pPr>
+              <w:jc w:val="center"/>
+              <w:rPr>
+                <w:color w:val="385623" w:themeColor="accent6" w:themeShade="80"/>
+              </w:rPr>
+            </w:pPr>
+          </w:p>
+        </w:tc>
+        <w:tc>
+          <w:tcPr>
+            <w:tcW w:w="188" w:type="pct"/>
+            <w:tcBorders>
+              <w:top w:val="single" w:sz="4" w:space="0" w:color="auto"/>
+              <w:left w:val="single" w:sz="4" w:space="0" w:color="auto"/>
+              <w:bottom w:val="single" w:sz="4" w:space="0" w:color="auto"/>
+              <w:right w:val="single" w:sz="4" w:space="0" w:color="auto"/>
+            </w:tcBorders>
+            <w:vAlign w:val="center"/>
+          </w:tcPr>
+          <w:p>
+            <w:pPr>
+              <w:jc w:val="center"/>
+              <w:rPr>
+                <w:color w:val="385623" w:themeColor="accent6" w:themeShade="80"/>
+              </w:rPr>
+            </w:pPr>
+            <w:r>
+              <w:rPr>
+                <w:color w:val="385623" w:themeColor="accent6" w:themeShade="80"/>
+              </w:rPr>
+              <w:t>2</w:t>
+            </w:r>
+          </w:p>
+        </w:tc>
+        <w:tc>
+          <w:tcPr>
+            <w:tcW w:w="566" w:type="pct"/>
+            <w:tcBorders>
+              <w:top w:val="single" w:sz="4" w:space="0" w:color="auto"/>
+              <w:left w:val="single" w:sz="4" w:space="0" w:color="auto"/>
+              <w:bottom w:val="single" w:sz="4" w:space="0" w:color="auto"/>
+              <w:right w:val="single" w:sz="4" w:space="0" w:color="auto"/>
+            </w:tcBorders>
+            <w:vAlign w:val="center"/>
+          </w:tcPr>
+          <w:p>
+            <w:pPr>
+              <w:jc w:val="right"/>
+              <w:rPr>
+                <w:color w:val="385623" w:themeColor="accent6" w:themeShade="80"/>
+              </w:rPr>
+            </w:pPr>
+            <w:r>
+              <w:rPr>
+                <w:color w:val="385623" w:themeColor="accent6" w:themeShade="80"/>
+              </w:rPr>
+              <w:t>СРС №</w:t>
+            </w:r>
+          </w:p>
+        </w:tc>
+        <w:tc>
+          <w:tcPr>
+            <w:tcW w:w="141" w:type="pct"/>
+            <w:tcBorders>
+              <w:top w:val="single" w:sz="4" w:space="0" w:color="auto"/>
+              <w:left w:val="single" w:sz="4" w:space="0" w:color="auto"/>
+              <w:bottom w:val="single" w:sz="4" w:space="0" w:color="auto"/>
+              <w:right w:val="single" w:sz="4" w:space="0" w:color="auto"/>
+            </w:tcBorders>
+            <w:vAlign w:val="center"/>
+          </w:tcPr>
+          <w:p>
+            <w:pPr>
+              <w:jc w:val="center"/>
+              <w:rPr>
+                <w:color w:val="385623" w:themeColor="accent6" w:themeShade="80"/>
+              </w:rPr>
+            </w:pPr>
+            <w:r>
+              <w:rPr>
+                <w:color w:val="385623" w:themeColor="accent6" w:themeShade="80"/>
+              </w:rPr>
               <w:t>6</w:t>
             </w:r>
+          </w:p>
+        </w:tc>
+        <w:tc>
+          <w:tcPr>
+            <w:tcW w:w="504" w:type="pct"/>
+            <w:tcBorders>
+              <w:top w:val="single" w:sz="4" w:space="0" w:color="auto"/>
+              <w:left w:val="single" w:sz="4" w:space="0" w:color="auto"/>
+              <w:bottom w:val="single" w:sz="4" w:space="0" w:color="auto"/>
+              <w:right w:val="single" w:sz="4" w:space="0" w:color="auto"/>
+            </w:tcBorders>
+            <w:vAlign w:val="center"/>
+          </w:tcPr>
+          <w:p>
+            <w:pPr>
+              <w:jc w:val="center"/>
+              <w:rPr>
+                <w:color w:val="385623" w:themeColor="accent6" w:themeShade="80"/>
+              </w:rPr>
+            </w:pPr>
+          </w:p>
+        </w:tc>
+        <w:tc>
+          <w:tcPr>
+            <w:tcW w:w="461" w:type="pct"/>
+            <w:tcBorders>
+              <w:top w:val="single" w:sz="4" w:space="0" w:color="auto"/>
+              <w:left w:val="single" w:sz="4" w:space="0" w:color="auto"/>
+              <w:bottom w:val="single" w:sz="4" w:space="0" w:color="auto"/>
+              <w:right w:val="single" w:sz="4" w:space="0" w:color="auto"/>
+            </w:tcBorders>
+            <w:vAlign w:val="center"/>
+          </w:tcPr>
+          <w:p>
+            <w:pPr>
+              <w:jc w:val="center"/>
+              <w:rPr>
+                <w:color w:val="385623" w:themeColor="accent6" w:themeShade="80"/>
+              </w:rPr>
+            </w:pPr>
+          </w:p>
+        </w:tc>
+        <w:tc>
+          <w:tcPr>
+            <w:tcW w:w="644" w:type="pct"/>
+            <w:tcBorders>
+              <w:top w:val="single" w:sz="4" w:space="0" w:color="auto"/>
+              <w:left w:val="single" w:sz="4" w:space="0" w:color="auto"/>
+              <w:bottom w:val="single" w:sz="4" w:space="0" w:color="auto"/>
+              <w:right w:val="single" w:sz="4" w:space="0" w:color="auto"/>
+            </w:tcBorders>
+            <w:vAlign w:val="center"/>
+          </w:tcPr>
+          <w:p>
+            <w:pPr>
+              <w:jc w:val="center"/>
+              <w:rPr>
+                <w:color w:val="385623" w:themeColor="accent6" w:themeShade="80"/>
+                <w:lang w:val="en-US"/>
+              </w:rPr>
+            </w:pPr>
+          </w:p>
+        </w:tc>
+      </w:tr>
+      <w:tr>
+        <w:trPr>
+          <w:cantSplit/>
+          <w:trHeight w:val="429"/>
+        </w:trPr>
+        <w:tc>
+          <w:tcPr>
+            <w:tcW w:w="279" w:type="pct"/>
+            <w:tcBorders>
+              <w:top w:val="single" w:sz="4" w:space="0" w:color="auto"/>
+              <w:left w:val="single" w:sz="4" w:space="0" w:color="auto"/>
+              <w:bottom w:val="single" w:sz="4" w:space="0" w:color="auto"/>
+              <w:right w:val="single" w:sz="4" w:space="0" w:color="auto"/>
+            </w:tcBorders>
+            <w:vAlign w:val="center"/>
+          </w:tcPr>
+          <w:p>
+            <w:pPr>
+              <w:widowControl w:val="0"/>
+              <w:numPr>
+                <w:ilvl w:val="0"/>
+                <w:numId w:val="43"/>
+              </w:numPr>
+              <w:spacing w:line="260" w:lineRule="auto"/>
+              <w:jc w:val="both"/>
+              <w:rPr>
+                <w:iCs/>
+                <w:sz w:val="24"/>
+                <w:szCs w:val="24"/>
+              </w:rPr>
+            </w:pPr>
+          </w:p>
+        </w:tc>
+        <w:tc>
+          <w:tcPr>
+            <w:tcW w:w="174" w:type="pct"/>
+            <w:tcBorders>
+              <w:top w:val="single" w:sz="4" w:space="0" w:color="auto"/>
+              <w:left w:val="single" w:sz="4" w:space="0" w:color="auto"/>
+              <w:bottom w:val="single" w:sz="4" w:space="0" w:color="auto"/>
+              <w:right w:val="single" w:sz="4" w:space="0" w:color="auto"/>
+            </w:tcBorders>
+            <w:vAlign w:val="center"/>
+          </w:tcPr>
+          <w:p>
+            <w:pPr>
+              <w:jc w:val="both"/>
+              <w:rPr>
+                <w:color w:val="385623" w:themeColor="accent6" w:themeShade="80"/>
+              </w:rPr>
+            </w:pPr>
+          </w:p>
+        </w:tc>
+        <w:tc>
+          <w:tcPr>
+            <w:tcW w:w="1809" w:type="pct"/>
+            <w:tcBorders>
+              <w:top w:val="single" w:sz="4" w:space="0" w:color="auto"/>
+              <w:left w:val="single" w:sz="4" w:space="0" w:color="auto"/>
+              <w:bottom w:val="single" w:sz="4" w:space="0" w:color="auto"/>
+              <w:right w:val="single" w:sz="4" w:space="0" w:color="auto"/>
+            </w:tcBorders>
+            <w:vAlign w:val="center"/>
+          </w:tcPr>
+          <w:p>
+            <w:pPr>
+              <w:jc w:val="both"/>
+              <w:rPr>
+                <w:color w:val="385623" w:themeColor="accent6" w:themeShade="80"/>
+              </w:rPr>
+            </w:pPr>
+            <w:r>
+              <w:rPr>
+                <w:color w:val="385623" w:themeColor="accent6" w:themeShade="80"/>
+              </w:rPr>
+              <w:t>Створення програми з розгалуженням</w:t>
+            </w:r>
+          </w:p>
+        </w:tc>
+        <w:tc>
+          <w:tcPr>
+            <w:tcW w:w="234" w:type="pct"/>
+            <w:tcBorders>
+              <w:top w:val="single" w:sz="4" w:space="0" w:color="auto"/>
+              <w:left w:val="single" w:sz="4" w:space="0" w:color="auto"/>
+              <w:bottom w:val="single" w:sz="4" w:space="0" w:color="auto"/>
+              <w:right w:val="single" w:sz="4" w:space="0" w:color="auto"/>
+            </w:tcBorders>
+            <w:vAlign w:val="center"/>
+          </w:tcPr>
+          <w:p>
+            <w:pPr>
+              <w:jc w:val="center"/>
+              <w:rPr>
+                <w:color w:val="385623" w:themeColor="accent6" w:themeShade="80"/>
+              </w:rPr>
+            </w:pPr>
+            <w:r>
+              <w:rPr>
+                <w:color w:val="385623" w:themeColor="accent6" w:themeShade="80"/>
+              </w:rPr>
+              <w:t>2</w:t>
+            </w:r>
+          </w:p>
+        </w:tc>
+        <w:tc>
+          <w:tcPr>
+            <w:tcW w:w="188" w:type="pct"/>
+            <w:tcBorders>
+              <w:top w:val="single" w:sz="4" w:space="0" w:color="auto"/>
+              <w:left w:val="single" w:sz="4" w:space="0" w:color="auto"/>
+              <w:bottom w:val="single" w:sz="4" w:space="0" w:color="auto"/>
+              <w:right w:val="single" w:sz="4" w:space="0" w:color="auto"/>
+            </w:tcBorders>
+            <w:vAlign w:val="center"/>
+          </w:tcPr>
+          <w:p>
+            <w:pPr>
+              <w:jc w:val="center"/>
+              <w:rPr>
+                <w:color w:val="385623" w:themeColor="accent6" w:themeShade="80"/>
+              </w:rPr>
+            </w:pPr>
+            <w:r>
+              <w:rPr>
+                <w:color w:val="385623" w:themeColor="accent6" w:themeShade="80"/>
+              </w:rPr>
+              <w:t> </w:t>
+            </w:r>
+          </w:p>
+        </w:tc>
+        <w:tc>
+          <w:tcPr>
+            <w:tcW w:w="566" w:type="pct"/>
+            <w:tcBorders>
+              <w:top w:val="single" w:sz="4" w:space="0" w:color="auto"/>
+              <w:left w:val="single" w:sz="4" w:space="0" w:color="auto"/>
+              <w:bottom w:val="single" w:sz="4" w:space="0" w:color="auto"/>
+              <w:right w:val="single" w:sz="4" w:space="0" w:color="auto"/>
+            </w:tcBorders>
+            <w:vAlign w:val="center"/>
+          </w:tcPr>
+          <w:p>
+            <w:pPr>
+              <w:jc w:val="right"/>
+              <w:rPr>
+                <w:color w:val="385623" w:themeColor="accent6" w:themeShade="80"/>
+              </w:rPr>
+            </w:pPr>
+            <w:r>
+              <w:rPr>
+                <w:color w:val="385623" w:themeColor="accent6" w:themeShade="80"/>
+              </w:rPr>
+              <w:t>Лабораторна №</w:t>
+            </w:r>
+          </w:p>
+        </w:tc>
+        <w:tc>
+          <w:tcPr>
+            <w:tcW w:w="141" w:type="pct"/>
+            <w:tcBorders>
+              <w:top w:val="single" w:sz="4" w:space="0" w:color="auto"/>
+              <w:left w:val="single" w:sz="4" w:space="0" w:color="auto"/>
+              <w:bottom w:val="single" w:sz="4" w:space="0" w:color="auto"/>
+              <w:right w:val="single" w:sz="4" w:space="0" w:color="auto"/>
+            </w:tcBorders>
+            <w:vAlign w:val="center"/>
+          </w:tcPr>
+          <w:p>
+            <w:pPr>
+              <w:jc w:val="center"/>
+              <w:rPr>
+                <w:color w:val="385623" w:themeColor="accent6" w:themeShade="80"/>
+              </w:rPr>
+            </w:pPr>
+            <w:r>
+              <w:rPr>
+                <w:color w:val="385623" w:themeColor="accent6" w:themeShade="80"/>
+              </w:rPr>
+              <w:t>3</w:t>
+            </w:r>
+          </w:p>
+        </w:tc>
+        <w:tc>
+          <w:tcPr>
+            <w:tcW w:w="504" w:type="pct"/>
+            <w:tcBorders>
+              <w:top w:val="single" w:sz="4" w:space="0" w:color="auto"/>
+              <w:left w:val="single" w:sz="4" w:space="0" w:color="auto"/>
+              <w:bottom w:val="single" w:sz="4" w:space="0" w:color="auto"/>
+              <w:right w:val="single" w:sz="4" w:space="0" w:color="auto"/>
+            </w:tcBorders>
+            <w:vAlign w:val="center"/>
+          </w:tcPr>
+          <w:p>
+            <w:pPr>
+              <w:jc w:val="center"/>
+              <w:rPr>
+                <w:color w:val="385623" w:themeColor="accent6" w:themeShade="80"/>
+              </w:rPr>
+            </w:pPr>
+            <w:r>
+              <w:rPr>
+                <w:color w:val="385623" w:themeColor="accent6" w:themeShade="80"/>
+              </w:rPr>
+              <w:t>Звіт</w:t>
+            </w:r>
+          </w:p>
+        </w:tc>
+        <w:tc>
+          <w:tcPr>
+            <w:tcW w:w="461" w:type="pct"/>
+            <w:tcBorders>
+              <w:top w:val="single" w:sz="4" w:space="0" w:color="auto"/>
+              <w:left w:val="single" w:sz="4" w:space="0" w:color="auto"/>
+              <w:bottom w:val="single" w:sz="4" w:space="0" w:color="auto"/>
+              <w:right w:val="single" w:sz="4" w:space="0" w:color="auto"/>
+            </w:tcBorders>
+            <w:vAlign w:val="center"/>
+          </w:tcPr>
+          <w:p>
+            <w:pPr>
+              <w:jc w:val="center"/>
+              <w:rPr>
+                <w:color w:val="385623" w:themeColor="accent6" w:themeShade="80"/>
+              </w:rPr>
+            </w:pPr>
+            <w:r>
+              <w:rPr>
+                <w:color w:val="385623" w:themeColor="accent6" w:themeShade="80"/>
+              </w:rPr>
+              <w:t>Поточний</w:t>
+            </w:r>
+          </w:p>
+        </w:tc>
+        <w:tc>
+          <w:tcPr>
+            <w:tcW w:w="644" w:type="pct"/>
+            <w:tcBorders>
+              <w:top w:val="single" w:sz="4" w:space="0" w:color="auto"/>
+              <w:left w:val="single" w:sz="4" w:space="0" w:color="auto"/>
+              <w:bottom w:val="single" w:sz="4" w:space="0" w:color="auto"/>
+              <w:right w:val="single" w:sz="4" w:space="0" w:color="auto"/>
+            </w:tcBorders>
+            <w:vAlign w:val="center"/>
+          </w:tcPr>
+          <w:p>
+            <w:pPr>
+              <w:jc w:val="center"/>
+              <w:rPr>
+                <w:color w:val="385623" w:themeColor="accent6" w:themeShade="80"/>
+              </w:rPr>
+            </w:pPr>
+            <w:r>
+              <w:rPr>
+                <w:color w:val="385623" w:themeColor="accent6" w:themeShade="80"/>
+                <w:lang w:val="en-US"/>
+              </w:rPr>
+              <w:t>[1]</w:t>
+            </w:r>
+          </w:p>
+        </w:tc>
+      </w:tr>
+      <w:tr>
+        <w:trPr>
+          <w:cantSplit/>
+          <w:trHeight w:val="429"/>
+        </w:trPr>
+        <w:tc>
+          <w:tcPr>
+            <w:tcW w:w="279" w:type="pct"/>
+            <w:tcBorders>
+              <w:top w:val="single" w:sz="4" w:space="0" w:color="auto"/>
+              <w:left w:val="single" w:sz="4" w:space="0" w:color="auto"/>
+              <w:bottom w:val="single" w:sz="4" w:space="0" w:color="auto"/>
+              <w:right w:val="single" w:sz="4" w:space="0" w:color="auto"/>
+            </w:tcBorders>
+            <w:vAlign w:val="center"/>
+          </w:tcPr>
+          <w:p>
+            <w:pPr>
+              <w:widowControl w:val="0"/>
+              <w:numPr>
+                <w:ilvl w:val="0"/>
+                <w:numId w:val="43"/>
+              </w:numPr>
+              <w:spacing w:line="260" w:lineRule="auto"/>
+              <w:jc w:val="both"/>
+              <w:rPr>
+                <w:iCs/>
+                <w:sz w:val="24"/>
+                <w:szCs w:val="24"/>
+              </w:rPr>
+            </w:pPr>
+          </w:p>
+        </w:tc>
+        <w:tc>
+          <w:tcPr>
+            <w:tcW w:w="174" w:type="pct"/>
+            <w:tcBorders>
+              <w:top w:val="single" w:sz="4" w:space="0" w:color="auto"/>
+              <w:left w:val="single" w:sz="4" w:space="0" w:color="auto"/>
+              <w:bottom w:val="single" w:sz="4" w:space="0" w:color="auto"/>
+              <w:right w:val="single" w:sz="4" w:space="0" w:color="auto"/>
+            </w:tcBorders>
+            <w:vAlign w:val="center"/>
+          </w:tcPr>
+          <w:p>
+            <w:pPr>
+              <w:jc w:val="both"/>
+              <w:rPr>
+                <w:color w:val="385623" w:themeColor="accent6" w:themeShade="80"/>
+              </w:rPr>
+            </w:pPr>
+          </w:p>
+        </w:tc>
+        <w:tc>
+          <w:tcPr>
+            <w:tcW w:w="1809" w:type="pct"/>
+            <w:tcBorders>
+              <w:top w:val="single" w:sz="4" w:space="0" w:color="auto"/>
+              <w:left w:val="single" w:sz="4" w:space="0" w:color="auto"/>
+              <w:bottom w:val="single" w:sz="4" w:space="0" w:color="auto"/>
+              <w:right w:val="single" w:sz="4" w:space="0" w:color="auto"/>
+            </w:tcBorders>
+            <w:vAlign w:val="center"/>
+          </w:tcPr>
+          <w:p>
+            <w:pPr>
+              <w:jc w:val="both"/>
+              <w:rPr>
+                <w:color w:val="385623" w:themeColor="accent6" w:themeShade="80"/>
+              </w:rPr>
+            </w:pPr>
+            <w:r>
+              <w:rPr>
+                <w:color w:val="385623" w:themeColor="accent6" w:themeShade="80"/>
+              </w:rPr>
+              <w:t>Циклічні оператори ч.1</w:t>
+            </w:r>
+          </w:p>
+        </w:tc>
+        <w:tc>
+          <w:tcPr>
+            <w:tcW w:w="234" w:type="pct"/>
+            <w:tcBorders>
+              <w:top w:val="single" w:sz="4" w:space="0" w:color="auto"/>
+              <w:left w:val="single" w:sz="4" w:space="0" w:color="auto"/>
+              <w:bottom w:val="single" w:sz="4" w:space="0" w:color="auto"/>
+              <w:right w:val="single" w:sz="4" w:space="0" w:color="auto"/>
+            </w:tcBorders>
+            <w:vAlign w:val="center"/>
+          </w:tcPr>
+          <w:p>
+            <w:pPr>
+              <w:jc w:val="center"/>
+              <w:rPr>
+                <w:color w:val="385623" w:themeColor="accent6" w:themeShade="80"/>
+              </w:rPr>
+            </w:pPr>
+            <w:r>
+              <w:rPr>
+                <w:color w:val="385623" w:themeColor="accent6" w:themeShade="80"/>
+              </w:rPr>
+              <w:t>2</w:t>
+            </w:r>
+          </w:p>
+        </w:tc>
+        <w:tc>
+          <w:tcPr>
+            <w:tcW w:w="188" w:type="pct"/>
+            <w:tcBorders>
+              <w:top w:val="single" w:sz="4" w:space="0" w:color="auto"/>
+              <w:left w:val="single" w:sz="4" w:space="0" w:color="auto"/>
+              <w:bottom w:val="single" w:sz="4" w:space="0" w:color="auto"/>
+              <w:right w:val="single" w:sz="4" w:space="0" w:color="auto"/>
+            </w:tcBorders>
+            <w:vAlign w:val="center"/>
+          </w:tcPr>
+          <w:p>
+            <w:pPr>
+              <w:jc w:val="center"/>
+              <w:rPr>
+                <w:color w:val="385623" w:themeColor="accent6" w:themeShade="80"/>
+              </w:rPr>
+            </w:pPr>
+          </w:p>
+        </w:tc>
+        <w:tc>
+          <w:tcPr>
+            <w:tcW w:w="566" w:type="pct"/>
+            <w:tcBorders>
+              <w:top w:val="single" w:sz="4" w:space="0" w:color="auto"/>
+              <w:left w:val="single" w:sz="4" w:space="0" w:color="auto"/>
+              <w:bottom w:val="single" w:sz="4" w:space="0" w:color="auto"/>
+              <w:right w:val="single" w:sz="4" w:space="0" w:color="auto"/>
+            </w:tcBorders>
+            <w:vAlign w:val="center"/>
+          </w:tcPr>
+          <w:p>
+            <w:pPr>
+              <w:jc w:val="right"/>
+              <w:rPr>
+                <w:color w:val="385623" w:themeColor="accent6" w:themeShade="80"/>
+              </w:rPr>
+            </w:pPr>
+            <w:r>
+              <w:rPr>
+                <w:color w:val="385623" w:themeColor="accent6" w:themeShade="80"/>
+              </w:rPr>
+              <w:t>Лекція №</w:t>
+            </w:r>
+          </w:p>
+        </w:tc>
+        <w:tc>
+          <w:tcPr>
+            <w:tcW w:w="141" w:type="pct"/>
+            <w:tcBorders>
+              <w:top w:val="single" w:sz="4" w:space="0" w:color="auto"/>
+              <w:left w:val="single" w:sz="4" w:space="0" w:color="auto"/>
+              <w:bottom w:val="single" w:sz="4" w:space="0" w:color="auto"/>
+              <w:right w:val="single" w:sz="4" w:space="0" w:color="auto"/>
+            </w:tcBorders>
+            <w:vAlign w:val="center"/>
+          </w:tcPr>
+          <w:p>
+            <w:pPr>
+              <w:jc w:val="center"/>
+              <w:rPr>
+                <w:color w:val="385623" w:themeColor="accent6" w:themeShade="80"/>
+              </w:rPr>
+            </w:pPr>
+            <w:r>
+              <w:rPr>
+                <w:color w:val="385623" w:themeColor="accent6" w:themeShade="80"/>
+              </w:rPr>
+              <w:t>8</w:t>
+            </w:r>
+          </w:p>
+        </w:tc>
+        <w:tc>
+          <w:tcPr>
+            <w:tcW w:w="504" w:type="pct"/>
+            <w:tcBorders>
+              <w:top w:val="single" w:sz="4" w:space="0" w:color="auto"/>
+              <w:left w:val="single" w:sz="4" w:space="0" w:color="auto"/>
+              <w:bottom w:val="single" w:sz="4" w:space="0" w:color="auto"/>
+              <w:right w:val="single" w:sz="4" w:space="0" w:color="auto"/>
+            </w:tcBorders>
+            <w:vAlign w:val="center"/>
+          </w:tcPr>
+          <w:p>
+            <w:pPr>
+              <w:jc w:val="center"/>
+              <w:rPr>
+                <w:color w:val="385623" w:themeColor="accent6" w:themeShade="80"/>
+              </w:rPr>
+            </w:pPr>
+          </w:p>
+        </w:tc>
+        <w:tc>
+          <w:tcPr>
+            <w:tcW w:w="461" w:type="pct"/>
+            <w:tcBorders>
+              <w:top w:val="single" w:sz="4" w:space="0" w:color="auto"/>
+              <w:left w:val="single" w:sz="4" w:space="0" w:color="auto"/>
+              <w:bottom w:val="single" w:sz="4" w:space="0" w:color="auto"/>
+              <w:right w:val="single" w:sz="4" w:space="0" w:color="auto"/>
+            </w:tcBorders>
+            <w:vAlign w:val="center"/>
+          </w:tcPr>
+          <w:p>
+            <w:pPr>
+              <w:jc w:val="center"/>
+              <w:rPr>
+                <w:color w:val="385623" w:themeColor="accent6" w:themeShade="80"/>
+              </w:rPr>
+            </w:pPr>
+          </w:p>
+        </w:tc>
+        <w:tc>
+          <w:tcPr>
+            <w:tcW w:w="644" w:type="pct"/>
+            <w:tcBorders>
+              <w:top w:val="single" w:sz="4" w:space="0" w:color="auto"/>
+              <w:left w:val="single" w:sz="4" w:space="0" w:color="auto"/>
+              <w:bottom w:val="single" w:sz="4" w:space="0" w:color="auto"/>
+              <w:right w:val="single" w:sz="4" w:space="0" w:color="auto"/>
+            </w:tcBorders>
+            <w:vAlign w:val="center"/>
+          </w:tcPr>
+          <w:p>
+            <w:pPr>
+              <w:jc w:val="center"/>
+              <w:rPr>
+                <w:color w:val="385623" w:themeColor="accent6" w:themeShade="80"/>
+                <w:lang w:val="en-US"/>
+              </w:rPr>
+            </w:pPr>
+          </w:p>
+        </w:tc>
+      </w:tr>
+      <w:tr>
+        <w:trPr>
+          <w:cantSplit/>
+          <w:trHeight w:val="429"/>
+        </w:trPr>
+        <w:tc>
+          <w:tcPr>
+            <w:tcW w:w="279" w:type="pct"/>
+            <w:tcBorders>
+              <w:top w:val="single" w:sz="4" w:space="0" w:color="auto"/>
+              <w:left w:val="single" w:sz="4" w:space="0" w:color="auto"/>
+              <w:bottom w:val="single" w:sz="4" w:space="0" w:color="auto"/>
+              <w:right w:val="single" w:sz="4" w:space="0" w:color="auto"/>
+            </w:tcBorders>
+            <w:vAlign w:val="center"/>
+          </w:tcPr>
+          <w:p>
+            <w:pPr>
+              <w:widowControl w:val="0"/>
+              <w:numPr>
+                <w:ilvl w:val="0"/>
+                <w:numId w:val="43"/>
+              </w:numPr>
+              <w:spacing w:line="260" w:lineRule="auto"/>
+              <w:jc w:val="both"/>
+              <w:rPr>
+                <w:iCs/>
+                <w:sz w:val="24"/>
+                <w:szCs w:val="24"/>
+              </w:rPr>
+            </w:pPr>
+          </w:p>
+        </w:tc>
+        <w:tc>
+          <w:tcPr>
+            <w:tcW w:w="174" w:type="pct"/>
+            <w:tcBorders>
+              <w:top w:val="single" w:sz="4" w:space="0" w:color="auto"/>
+              <w:left w:val="single" w:sz="4" w:space="0" w:color="auto"/>
+              <w:bottom w:val="single" w:sz="4" w:space="0" w:color="auto"/>
+              <w:right w:val="single" w:sz="4" w:space="0" w:color="auto"/>
+            </w:tcBorders>
+            <w:vAlign w:val="center"/>
+          </w:tcPr>
+          <w:p>
+            <w:pPr>
+              <w:jc w:val="both"/>
+              <w:rPr>
+                <w:color w:val="385623" w:themeColor="accent6" w:themeShade="80"/>
+              </w:rPr>
+            </w:pPr>
+          </w:p>
+        </w:tc>
+        <w:tc>
+          <w:tcPr>
+            <w:tcW w:w="1809" w:type="pct"/>
+            <w:tcBorders>
+              <w:top w:val="single" w:sz="4" w:space="0" w:color="auto"/>
+              <w:left w:val="single" w:sz="4" w:space="0" w:color="auto"/>
+              <w:bottom w:val="single" w:sz="4" w:space="0" w:color="auto"/>
+              <w:right w:val="single" w:sz="4" w:space="0" w:color="auto"/>
+            </w:tcBorders>
+            <w:vAlign w:val="center"/>
+          </w:tcPr>
+          <w:p>
+            <w:pPr>
+              <w:jc w:val="both"/>
+              <w:rPr>
+                <w:color w:val="385623" w:themeColor="accent6" w:themeShade="80"/>
+              </w:rPr>
+            </w:pPr>
+            <w:r>
+              <w:rPr>
+                <w:color w:val="385623" w:themeColor="accent6" w:themeShade="80"/>
+              </w:rPr>
+              <w:t xml:space="preserve">Використання циклів з передумовою та </w:t>
+            </w:r>
+            <w:proofErr w:type="spellStart"/>
+            <w:r>
+              <w:rPr>
+                <w:color w:val="385623" w:themeColor="accent6" w:themeShade="80"/>
+              </w:rPr>
+              <w:t>післяумовою</w:t>
+            </w:r>
+            <w:proofErr w:type="spellEnd"/>
+          </w:p>
+        </w:tc>
+        <w:tc>
+          <w:tcPr>
+            <w:tcW w:w="234" w:type="pct"/>
+            <w:tcBorders>
+              <w:top w:val="single" w:sz="4" w:space="0" w:color="auto"/>
+              <w:left w:val="single" w:sz="4" w:space="0" w:color="auto"/>
+              <w:bottom w:val="single" w:sz="4" w:space="0" w:color="auto"/>
+              <w:right w:val="single" w:sz="4" w:space="0" w:color="auto"/>
+            </w:tcBorders>
+            <w:vAlign w:val="center"/>
+          </w:tcPr>
+          <w:p>
+            <w:pPr>
+              <w:jc w:val="center"/>
+              <w:rPr>
+                <w:color w:val="385623" w:themeColor="accent6" w:themeShade="80"/>
+              </w:rPr>
+            </w:pPr>
+            <w:r>
+              <w:rPr>
+                <w:color w:val="385623" w:themeColor="accent6" w:themeShade="80"/>
+              </w:rPr>
+              <w:t>2</w:t>
+            </w:r>
+          </w:p>
+        </w:tc>
+        <w:tc>
+          <w:tcPr>
+            <w:tcW w:w="188" w:type="pct"/>
+            <w:tcBorders>
+              <w:top w:val="single" w:sz="4" w:space="0" w:color="auto"/>
+              <w:left w:val="single" w:sz="4" w:space="0" w:color="auto"/>
+              <w:bottom w:val="single" w:sz="4" w:space="0" w:color="auto"/>
+              <w:right w:val="single" w:sz="4" w:space="0" w:color="auto"/>
+            </w:tcBorders>
+            <w:vAlign w:val="center"/>
+          </w:tcPr>
+          <w:p>
+            <w:pPr>
+              <w:jc w:val="center"/>
+              <w:rPr>
+                <w:color w:val="385623" w:themeColor="accent6" w:themeShade="80"/>
+              </w:rPr>
+            </w:pPr>
+          </w:p>
+        </w:tc>
+        <w:tc>
+          <w:tcPr>
+            <w:tcW w:w="566" w:type="pct"/>
+            <w:tcBorders>
+              <w:top w:val="single" w:sz="4" w:space="0" w:color="auto"/>
+              <w:left w:val="single" w:sz="4" w:space="0" w:color="auto"/>
+              <w:bottom w:val="single" w:sz="4" w:space="0" w:color="auto"/>
+              <w:right w:val="single" w:sz="4" w:space="0" w:color="auto"/>
+            </w:tcBorders>
+            <w:vAlign w:val="center"/>
+          </w:tcPr>
+          <w:p>
+            <w:pPr>
+              <w:jc w:val="right"/>
+              <w:rPr>
+                <w:color w:val="385623" w:themeColor="accent6" w:themeShade="80"/>
+              </w:rPr>
+            </w:pPr>
+            <w:proofErr w:type="spellStart"/>
+            <w:r>
+              <w:rPr>
+                <w:color w:val="385623" w:themeColor="accent6" w:themeShade="80"/>
+              </w:rPr>
+              <w:t>Лабраторна</w:t>
+            </w:r>
+            <w:proofErr w:type="spellEnd"/>
+            <w:r>
+              <w:rPr>
+                <w:color w:val="385623" w:themeColor="accent6" w:themeShade="80"/>
+              </w:rPr>
+              <w:t xml:space="preserve"> №</w:t>
+            </w:r>
+          </w:p>
+        </w:tc>
+        <w:tc>
+          <w:tcPr>
+            <w:tcW w:w="141" w:type="pct"/>
+            <w:tcBorders>
+              <w:top w:val="single" w:sz="4" w:space="0" w:color="auto"/>
+              <w:left w:val="single" w:sz="4" w:space="0" w:color="auto"/>
+              <w:bottom w:val="single" w:sz="4" w:space="0" w:color="auto"/>
+              <w:right w:val="single" w:sz="4" w:space="0" w:color="auto"/>
+            </w:tcBorders>
+            <w:vAlign w:val="center"/>
+          </w:tcPr>
+          <w:p>
+            <w:pPr>
+              <w:jc w:val="center"/>
+              <w:rPr>
+                <w:color w:val="385623" w:themeColor="accent6" w:themeShade="80"/>
+              </w:rPr>
+            </w:pPr>
+            <w:r>
+              <w:rPr>
+                <w:color w:val="385623" w:themeColor="accent6" w:themeShade="80"/>
+              </w:rPr>
+              <w:t>4</w:t>
+            </w:r>
+          </w:p>
+        </w:tc>
+        <w:tc>
+          <w:tcPr>
+            <w:tcW w:w="504" w:type="pct"/>
+            <w:tcBorders>
+              <w:top w:val="single" w:sz="4" w:space="0" w:color="auto"/>
+              <w:left w:val="single" w:sz="4" w:space="0" w:color="auto"/>
+              <w:bottom w:val="single" w:sz="4" w:space="0" w:color="auto"/>
+              <w:right w:val="single" w:sz="4" w:space="0" w:color="auto"/>
+            </w:tcBorders>
+            <w:vAlign w:val="center"/>
+          </w:tcPr>
+          <w:p>
+            <w:pPr>
+              <w:jc w:val="center"/>
+              <w:rPr>
+                <w:color w:val="385623" w:themeColor="accent6" w:themeShade="80"/>
+              </w:rPr>
+            </w:pPr>
+          </w:p>
+        </w:tc>
+        <w:tc>
+          <w:tcPr>
+            <w:tcW w:w="461" w:type="pct"/>
+            <w:tcBorders>
+              <w:top w:val="single" w:sz="4" w:space="0" w:color="auto"/>
+              <w:left w:val="single" w:sz="4" w:space="0" w:color="auto"/>
+              <w:bottom w:val="single" w:sz="4" w:space="0" w:color="auto"/>
+              <w:right w:val="single" w:sz="4" w:space="0" w:color="auto"/>
+            </w:tcBorders>
+            <w:vAlign w:val="center"/>
+          </w:tcPr>
+          <w:p>
+            <w:pPr>
+              <w:jc w:val="center"/>
+              <w:rPr>
+                <w:color w:val="385623" w:themeColor="accent6" w:themeShade="80"/>
+              </w:rPr>
+            </w:pPr>
+          </w:p>
+        </w:tc>
+        <w:tc>
+          <w:tcPr>
+            <w:tcW w:w="644" w:type="pct"/>
+            <w:tcBorders>
+              <w:top w:val="single" w:sz="4" w:space="0" w:color="auto"/>
+              <w:left w:val="single" w:sz="4" w:space="0" w:color="auto"/>
+              <w:bottom w:val="single" w:sz="4" w:space="0" w:color="auto"/>
+              <w:right w:val="single" w:sz="4" w:space="0" w:color="auto"/>
+            </w:tcBorders>
+            <w:vAlign w:val="center"/>
+          </w:tcPr>
+          <w:p>
+            <w:pPr>
+              <w:jc w:val="center"/>
+              <w:rPr>
+                <w:color w:val="385623" w:themeColor="accent6" w:themeShade="80"/>
+                <w:lang w:val="en-US"/>
+              </w:rPr>
+            </w:pPr>
+          </w:p>
+        </w:tc>
+      </w:tr>
+      <w:tr>
+        <w:trPr>
+          <w:cantSplit/>
+          <w:trHeight w:val="429"/>
+        </w:trPr>
+        <w:tc>
+          <w:tcPr>
+            <w:tcW w:w="279" w:type="pct"/>
+            <w:tcBorders>
+              <w:top w:val="single" w:sz="4" w:space="0" w:color="auto"/>
+              <w:left w:val="single" w:sz="4" w:space="0" w:color="auto"/>
+              <w:bottom w:val="single" w:sz="4" w:space="0" w:color="auto"/>
+              <w:right w:val="single" w:sz="4" w:space="0" w:color="auto"/>
+            </w:tcBorders>
+            <w:vAlign w:val="center"/>
+          </w:tcPr>
+          <w:p>
+            <w:pPr>
+              <w:widowControl w:val="0"/>
+              <w:numPr>
+                <w:ilvl w:val="0"/>
+                <w:numId w:val="43"/>
+              </w:numPr>
+              <w:spacing w:line="260" w:lineRule="auto"/>
+              <w:jc w:val="both"/>
+              <w:rPr>
+                <w:iCs/>
+                <w:sz w:val="24"/>
+                <w:szCs w:val="24"/>
+              </w:rPr>
+            </w:pPr>
+          </w:p>
+        </w:tc>
+        <w:tc>
+          <w:tcPr>
+            <w:tcW w:w="174" w:type="pct"/>
+            <w:tcBorders>
+              <w:top w:val="single" w:sz="4" w:space="0" w:color="auto"/>
+              <w:left w:val="single" w:sz="4" w:space="0" w:color="auto"/>
+              <w:bottom w:val="single" w:sz="4" w:space="0" w:color="auto"/>
+              <w:right w:val="single" w:sz="4" w:space="0" w:color="auto"/>
+            </w:tcBorders>
+            <w:vAlign w:val="center"/>
+          </w:tcPr>
+          <w:p>
+            <w:pPr>
+              <w:jc w:val="both"/>
+              <w:rPr>
+                <w:color w:val="385623" w:themeColor="accent6" w:themeShade="80"/>
+              </w:rPr>
+            </w:pPr>
+          </w:p>
+        </w:tc>
+        <w:tc>
+          <w:tcPr>
+            <w:tcW w:w="1809" w:type="pct"/>
+            <w:tcBorders>
+              <w:top w:val="single" w:sz="4" w:space="0" w:color="auto"/>
+              <w:left w:val="single" w:sz="4" w:space="0" w:color="auto"/>
+              <w:bottom w:val="single" w:sz="4" w:space="0" w:color="auto"/>
+              <w:right w:val="single" w:sz="4" w:space="0" w:color="auto"/>
+            </w:tcBorders>
+            <w:vAlign w:val="center"/>
+          </w:tcPr>
+          <w:p>
+            <w:pPr>
+              <w:jc w:val="both"/>
+              <w:rPr>
+                <w:color w:val="385623" w:themeColor="accent6" w:themeShade="80"/>
+              </w:rPr>
+            </w:pPr>
+            <w:r>
+              <w:rPr>
+                <w:color w:val="385623" w:themeColor="accent6" w:themeShade="80"/>
+              </w:rPr>
+              <w:t>Циклічні оператори ч. 2</w:t>
+            </w:r>
+          </w:p>
+        </w:tc>
+        <w:tc>
+          <w:tcPr>
+            <w:tcW w:w="234" w:type="pct"/>
+            <w:tcBorders>
+              <w:top w:val="single" w:sz="4" w:space="0" w:color="auto"/>
+              <w:left w:val="single" w:sz="4" w:space="0" w:color="auto"/>
+              <w:bottom w:val="single" w:sz="4" w:space="0" w:color="auto"/>
+              <w:right w:val="single" w:sz="4" w:space="0" w:color="auto"/>
+            </w:tcBorders>
+            <w:vAlign w:val="center"/>
+          </w:tcPr>
+          <w:p>
+            <w:pPr>
+              <w:jc w:val="center"/>
+              <w:rPr>
+                <w:color w:val="385623" w:themeColor="accent6" w:themeShade="80"/>
+              </w:rPr>
+            </w:pPr>
+            <w:r>
+              <w:rPr>
+                <w:color w:val="385623" w:themeColor="accent6" w:themeShade="80"/>
+              </w:rPr>
+              <w:t>2</w:t>
+            </w:r>
+          </w:p>
+        </w:tc>
+        <w:tc>
+          <w:tcPr>
+            <w:tcW w:w="188" w:type="pct"/>
+            <w:tcBorders>
+              <w:top w:val="single" w:sz="4" w:space="0" w:color="auto"/>
+              <w:left w:val="single" w:sz="4" w:space="0" w:color="auto"/>
+              <w:bottom w:val="single" w:sz="4" w:space="0" w:color="auto"/>
+              <w:right w:val="single" w:sz="4" w:space="0" w:color="auto"/>
+            </w:tcBorders>
+            <w:vAlign w:val="center"/>
+          </w:tcPr>
+          <w:p>
+            <w:pPr>
+              <w:jc w:val="center"/>
+              <w:rPr>
+                <w:color w:val="385623" w:themeColor="accent6" w:themeShade="80"/>
+              </w:rPr>
+            </w:pPr>
+          </w:p>
+        </w:tc>
+        <w:tc>
+          <w:tcPr>
+            <w:tcW w:w="566" w:type="pct"/>
+            <w:tcBorders>
+              <w:top w:val="single" w:sz="4" w:space="0" w:color="auto"/>
+              <w:left w:val="single" w:sz="4" w:space="0" w:color="auto"/>
+              <w:bottom w:val="single" w:sz="4" w:space="0" w:color="auto"/>
+              <w:right w:val="single" w:sz="4" w:space="0" w:color="auto"/>
+            </w:tcBorders>
+            <w:vAlign w:val="center"/>
+          </w:tcPr>
+          <w:p>
+            <w:pPr>
+              <w:jc w:val="right"/>
+              <w:rPr>
+                <w:color w:val="385623" w:themeColor="accent6" w:themeShade="80"/>
+              </w:rPr>
+            </w:pPr>
+            <w:r>
+              <w:rPr>
+                <w:color w:val="385623" w:themeColor="accent6" w:themeShade="80"/>
+              </w:rPr>
+              <w:t>Лекція №</w:t>
+            </w:r>
+          </w:p>
+        </w:tc>
+        <w:tc>
+          <w:tcPr>
+            <w:tcW w:w="141" w:type="pct"/>
+            <w:tcBorders>
+              <w:top w:val="single" w:sz="4" w:space="0" w:color="auto"/>
+              <w:left w:val="single" w:sz="4" w:space="0" w:color="auto"/>
+              <w:bottom w:val="single" w:sz="4" w:space="0" w:color="auto"/>
+              <w:right w:val="single" w:sz="4" w:space="0" w:color="auto"/>
+            </w:tcBorders>
+            <w:vAlign w:val="center"/>
+          </w:tcPr>
+          <w:p>
+            <w:pPr>
+              <w:jc w:val="center"/>
+              <w:rPr>
+                <w:color w:val="385623" w:themeColor="accent6" w:themeShade="80"/>
+              </w:rPr>
+            </w:pPr>
+            <w:r>
+              <w:rPr>
+                <w:color w:val="385623" w:themeColor="accent6" w:themeShade="80"/>
+              </w:rPr>
+              <w:t>9</w:t>
+            </w:r>
+          </w:p>
+        </w:tc>
+        <w:tc>
+          <w:tcPr>
+            <w:tcW w:w="504" w:type="pct"/>
+            <w:tcBorders>
+              <w:top w:val="single" w:sz="4" w:space="0" w:color="auto"/>
+              <w:left w:val="single" w:sz="4" w:space="0" w:color="auto"/>
+              <w:bottom w:val="single" w:sz="4" w:space="0" w:color="auto"/>
+              <w:right w:val="single" w:sz="4" w:space="0" w:color="auto"/>
+            </w:tcBorders>
+            <w:vAlign w:val="center"/>
+          </w:tcPr>
+          <w:p>
+            <w:pPr>
+              <w:jc w:val="center"/>
+              <w:rPr>
+                <w:color w:val="385623" w:themeColor="accent6" w:themeShade="80"/>
+              </w:rPr>
+            </w:pPr>
+          </w:p>
+        </w:tc>
+        <w:tc>
+          <w:tcPr>
+            <w:tcW w:w="461" w:type="pct"/>
+            <w:tcBorders>
+              <w:top w:val="single" w:sz="4" w:space="0" w:color="auto"/>
+              <w:left w:val="single" w:sz="4" w:space="0" w:color="auto"/>
+              <w:bottom w:val="single" w:sz="4" w:space="0" w:color="auto"/>
+              <w:right w:val="single" w:sz="4" w:space="0" w:color="auto"/>
+            </w:tcBorders>
+            <w:vAlign w:val="center"/>
+          </w:tcPr>
+          <w:p>
+            <w:pPr>
+              <w:jc w:val="center"/>
+              <w:rPr>
+                <w:color w:val="385623" w:themeColor="accent6" w:themeShade="80"/>
+              </w:rPr>
+            </w:pPr>
+          </w:p>
+        </w:tc>
+        <w:tc>
+          <w:tcPr>
+            <w:tcW w:w="644" w:type="pct"/>
+            <w:tcBorders>
+              <w:top w:val="single" w:sz="4" w:space="0" w:color="auto"/>
+              <w:left w:val="single" w:sz="4" w:space="0" w:color="auto"/>
+              <w:bottom w:val="single" w:sz="4" w:space="0" w:color="auto"/>
+              <w:right w:val="single" w:sz="4" w:space="0" w:color="auto"/>
+            </w:tcBorders>
+            <w:vAlign w:val="center"/>
+          </w:tcPr>
+          <w:p>
+            <w:pPr>
+              <w:jc w:val="center"/>
+              <w:rPr>
+                <w:color w:val="385623" w:themeColor="accent6" w:themeShade="80"/>
+                <w:lang w:val="en-US"/>
+              </w:rPr>
+            </w:pPr>
+          </w:p>
+        </w:tc>
+      </w:tr>
+      <w:tr>
+        <w:trPr>
+          <w:cantSplit/>
+          <w:trHeight w:val="429"/>
+        </w:trPr>
+        <w:tc>
+          <w:tcPr>
+            <w:tcW w:w="279" w:type="pct"/>
+            <w:tcBorders>
+              <w:top w:val="single" w:sz="4" w:space="0" w:color="auto"/>
+              <w:left w:val="single" w:sz="4" w:space="0" w:color="auto"/>
+              <w:bottom w:val="single" w:sz="4" w:space="0" w:color="auto"/>
+              <w:right w:val="single" w:sz="4" w:space="0" w:color="auto"/>
+            </w:tcBorders>
+            <w:vAlign w:val="center"/>
+          </w:tcPr>
+          <w:p>
+            <w:pPr>
+              <w:widowControl w:val="0"/>
+              <w:numPr>
+                <w:ilvl w:val="0"/>
+                <w:numId w:val="43"/>
+              </w:numPr>
+              <w:spacing w:line="260" w:lineRule="auto"/>
+              <w:jc w:val="both"/>
+              <w:rPr>
+                <w:iCs/>
+                <w:sz w:val="24"/>
+                <w:szCs w:val="24"/>
+              </w:rPr>
+            </w:pPr>
+          </w:p>
+        </w:tc>
+        <w:tc>
+          <w:tcPr>
+            <w:tcW w:w="174" w:type="pct"/>
+            <w:tcBorders>
+              <w:top w:val="single" w:sz="4" w:space="0" w:color="auto"/>
+              <w:left w:val="single" w:sz="4" w:space="0" w:color="auto"/>
+              <w:bottom w:val="single" w:sz="4" w:space="0" w:color="auto"/>
+              <w:right w:val="single" w:sz="4" w:space="0" w:color="auto"/>
+            </w:tcBorders>
+            <w:vAlign w:val="center"/>
+          </w:tcPr>
+          <w:p>
+            <w:pPr>
+              <w:jc w:val="both"/>
+              <w:rPr>
+                <w:color w:val="385623" w:themeColor="accent6" w:themeShade="80"/>
+              </w:rPr>
+            </w:pPr>
+          </w:p>
+        </w:tc>
+        <w:tc>
+          <w:tcPr>
+            <w:tcW w:w="1809" w:type="pct"/>
+            <w:tcBorders>
+              <w:top w:val="single" w:sz="4" w:space="0" w:color="auto"/>
+              <w:left w:val="single" w:sz="4" w:space="0" w:color="auto"/>
+              <w:bottom w:val="single" w:sz="4" w:space="0" w:color="auto"/>
+              <w:right w:val="single" w:sz="4" w:space="0" w:color="auto"/>
+            </w:tcBorders>
+            <w:vAlign w:val="center"/>
+          </w:tcPr>
+          <w:p>
+            <w:pPr>
+              <w:jc w:val="both"/>
+              <w:rPr>
+                <w:color w:val="385623" w:themeColor="accent6" w:themeShade="80"/>
+              </w:rPr>
+            </w:pPr>
+            <w:r>
+              <w:rPr>
+                <w:color w:val="385623" w:themeColor="accent6" w:themeShade="80"/>
+              </w:rPr>
+              <w:t>Циклічні оператори ч. 3</w:t>
+            </w:r>
+          </w:p>
+        </w:tc>
+        <w:tc>
+          <w:tcPr>
+            <w:tcW w:w="234" w:type="pct"/>
+            <w:tcBorders>
+              <w:top w:val="single" w:sz="4" w:space="0" w:color="auto"/>
+              <w:left w:val="single" w:sz="4" w:space="0" w:color="auto"/>
+              <w:bottom w:val="single" w:sz="4" w:space="0" w:color="auto"/>
+              <w:right w:val="single" w:sz="4" w:space="0" w:color="auto"/>
+            </w:tcBorders>
+            <w:vAlign w:val="center"/>
+          </w:tcPr>
+          <w:p>
+            <w:pPr>
+              <w:jc w:val="center"/>
+              <w:rPr>
+                <w:color w:val="385623" w:themeColor="accent6" w:themeShade="80"/>
+              </w:rPr>
+            </w:pPr>
+          </w:p>
+        </w:tc>
+        <w:tc>
+          <w:tcPr>
+            <w:tcW w:w="188" w:type="pct"/>
+            <w:tcBorders>
+              <w:top w:val="single" w:sz="4" w:space="0" w:color="auto"/>
+              <w:left w:val="single" w:sz="4" w:space="0" w:color="auto"/>
+              <w:bottom w:val="single" w:sz="4" w:space="0" w:color="auto"/>
+              <w:right w:val="single" w:sz="4" w:space="0" w:color="auto"/>
+            </w:tcBorders>
+            <w:vAlign w:val="center"/>
+          </w:tcPr>
+          <w:p>
+            <w:pPr>
+              <w:jc w:val="center"/>
+              <w:rPr>
+                <w:color w:val="385623" w:themeColor="accent6" w:themeShade="80"/>
+              </w:rPr>
+            </w:pPr>
+            <w:r>
+              <w:rPr>
+                <w:color w:val="385623" w:themeColor="accent6" w:themeShade="80"/>
+              </w:rPr>
+              <w:t>2</w:t>
+            </w:r>
+          </w:p>
+        </w:tc>
+        <w:tc>
+          <w:tcPr>
+            <w:tcW w:w="566" w:type="pct"/>
+            <w:tcBorders>
+              <w:top w:val="single" w:sz="4" w:space="0" w:color="auto"/>
+              <w:left w:val="single" w:sz="4" w:space="0" w:color="auto"/>
+              <w:bottom w:val="single" w:sz="4" w:space="0" w:color="auto"/>
+              <w:right w:val="single" w:sz="4" w:space="0" w:color="auto"/>
+            </w:tcBorders>
+            <w:vAlign w:val="center"/>
+          </w:tcPr>
+          <w:p>
+            <w:pPr>
+              <w:jc w:val="right"/>
+              <w:rPr>
+                <w:color w:val="385623" w:themeColor="accent6" w:themeShade="80"/>
+              </w:rPr>
+            </w:pPr>
+            <w:r>
+              <w:rPr>
+                <w:color w:val="385623" w:themeColor="accent6" w:themeShade="80"/>
+              </w:rPr>
+              <w:t>СРС №</w:t>
+            </w:r>
+          </w:p>
+        </w:tc>
+        <w:tc>
+          <w:tcPr>
+            <w:tcW w:w="141" w:type="pct"/>
+            <w:tcBorders>
+              <w:top w:val="single" w:sz="4" w:space="0" w:color="auto"/>
+              <w:left w:val="single" w:sz="4" w:space="0" w:color="auto"/>
+              <w:bottom w:val="single" w:sz="4" w:space="0" w:color="auto"/>
+              <w:right w:val="single" w:sz="4" w:space="0" w:color="auto"/>
+            </w:tcBorders>
+            <w:vAlign w:val="center"/>
+          </w:tcPr>
+          <w:p>
+            <w:pPr>
+              <w:jc w:val="center"/>
+              <w:rPr>
+                <w:color w:val="385623" w:themeColor="accent6" w:themeShade="80"/>
+              </w:rPr>
+            </w:pPr>
+            <w:r>
+              <w:rPr>
+                <w:color w:val="385623" w:themeColor="accent6" w:themeShade="80"/>
+              </w:rPr>
+              <w:t>7</w:t>
+            </w:r>
+          </w:p>
+        </w:tc>
+        <w:tc>
+          <w:tcPr>
+            <w:tcW w:w="504" w:type="pct"/>
+            <w:tcBorders>
+              <w:top w:val="single" w:sz="4" w:space="0" w:color="auto"/>
+              <w:left w:val="single" w:sz="4" w:space="0" w:color="auto"/>
+              <w:bottom w:val="single" w:sz="4" w:space="0" w:color="auto"/>
+              <w:right w:val="single" w:sz="4" w:space="0" w:color="auto"/>
+            </w:tcBorders>
+            <w:vAlign w:val="center"/>
+          </w:tcPr>
+          <w:p>
+            <w:pPr>
+              <w:jc w:val="center"/>
+              <w:rPr>
+                <w:color w:val="385623" w:themeColor="accent6" w:themeShade="80"/>
+              </w:rPr>
+            </w:pPr>
+          </w:p>
+        </w:tc>
+        <w:tc>
+          <w:tcPr>
+            <w:tcW w:w="461" w:type="pct"/>
+            <w:tcBorders>
+              <w:top w:val="single" w:sz="4" w:space="0" w:color="auto"/>
+              <w:left w:val="single" w:sz="4" w:space="0" w:color="auto"/>
+              <w:bottom w:val="single" w:sz="4" w:space="0" w:color="auto"/>
+              <w:right w:val="single" w:sz="4" w:space="0" w:color="auto"/>
+            </w:tcBorders>
+            <w:vAlign w:val="center"/>
+          </w:tcPr>
+          <w:p>
+            <w:pPr>
+              <w:jc w:val="center"/>
+              <w:rPr>
+                <w:color w:val="385623" w:themeColor="accent6" w:themeShade="80"/>
+              </w:rPr>
+            </w:pPr>
+          </w:p>
+        </w:tc>
+        <w:tc>
+          <w:tcPr>
+            <w:tcW w:w="644" w:type="pct"/>
+            <w:tcBorders>
+              <w:top w:val="single" w:sz="4" w:space="0" w:color="auto"/>
+              <w:left w:val="single" w:sz="4" w:space="0" w:color="auto"/>
+              <w:bottom w:val="single" w:sz="4" w:space="0" w:color="auto"/>
+              <w:right w:val="single" w:sz="4" w:space="0" w:color="auto"/>
+            </w:tcBorders>
+            <w:vAlign w:val="center"/>
+          </w:tcPr>
+          <w:p>
+            <w:pPr>
+              <w:jc w:val="center"/>
+              <w:rPr>
+                <w:color w:val="385623" w:themeColor="accent6" w:themeShade="80"/>
+                <w:lang w:val="en-US"/>
+              </w:rPr>
+            </w:pPr>
+          </w:p>
+        </w:tc>
+      </w:tr>
+      <w:tr>
+        <w:trPr>
+          <w:cantSplit/>
+          <w:trHeight w:val="429"/>
+        </w:trPr>
+        <w:tc>
+          <w:tcPr>
+            <w:tcW w:w="279" w:type="pct"/>
+            <w:tcBorders>
+              <w:top w:val="single" w:sz="4" w:space="0" w:color="auto"/>
+              <w:left w:val="single" w:sz="4" w:space="0" w:color="auto"/>
+              <w:bottom w:val="single" w:sz="4" w:space="0" w:color="auto"/>
+              <w:right w:val="single" w:sz="4" w:space="0" w:color="auto"/>
+            </w:tcBorders>
+            <w:vAlign w:val="center"/>
+          </w:tcPr>
+          <w:p>
+            <w:pPr>
+              <w:widowControl w:val="0"/>
+              <w:numPr>
+                <w:ilvl w:val="0"/>
+                <w:numId w:val="43"/>
+              </w:numPr>
+              <w:spacing w:line="260" w:lineRule="auto"/>
+              <w:jc w:val="both"/>
+              <w:rPr>
+                <w:iCs/>
+                <w:sz w:val="24"/>
+                <w:szCs w:val="24"/>
+              </w:rPr>
+            </w:pPr>
+          </w:p>
+        </w:tc>
+        <w:tc>
+          <w:tcPr>
+            <w:tcW w:w="174" w:type="pct"/>
+            <w:tcBorders>
+              <w:top w:val="single" w:sz="4" w:space="0" w:color="auto"/>
+              <w:left w:val="single" w:sz="4" w:space="0" w:color="auto"/>
+              <w:bottom w:val="single" w:sz="4" w:space="0" w:color="auto"/>
+              <w:right w:val="single" w:sz="4" w:space="0" w:color="auto"/>
+            </w:tcBorders>
+            <w:vAlign w:val="center"/>
+          </w:tcPr>
+          <w:p>
+            <w:pPr>
+              <w:jc w:val="both"/>
+              <w:rPr>
+                <w:color w:val="385623" w:themeColor="accent6" w:themeShade="80"/>
+              </w:rPr>
+            </w:pPr>
+          </w:p>
+        </w:tc>
+        <w:tc>
+          <w:tcPr>
+            <w:tcW w:w="1809" w:type="pct"/>
+            <w:tcBorders>
+              <w:top w:val="single" w:sz="4" w:space="0" w:color="auto"/>
+              <w:left w:val="single" w:sz="4" w:space="0" w:color="auto"/>
+              <w:bottom w:val="single" w:sz="4" w:space="0" w:color="auto"/>
+              <w:right w:val="single" w:sz="4" w:space="0" w:color="auto"/>
+            </w:tcBorders>
+            <w:vAlign w:val="center"/>
+          </w:tcPr>
+          <w:p>
+            <w:pPr>
+              <w:jc w:val="both"/>
+              <w:rPr>
+                <w:color w:val="385623" w:themeColor="accent6" w:themeShade="80"/>
+              </w:rPr>
+            </w:pPr>
+            <w:r>
+              <w:rPr>
+                <w:color w:val="385623" w:themeColor="accent6" w:themeShade="80"/>
+              </w:rPr>
+              <w:t>Використання циклів з параметром</w:t>
+            </w:r>
+          </w:p>
+        </w:tc>
+        <w:tc>
+          <w:tcPr>
+            <w:tcW w:w="234" w:type="pct"/>
+            <w:tcBorders>
+              <w:top w:val="single" w:sz="4" w:space="0" w:color="auto"/>
+              <w:left w:val="single" w:sz="4" w:space="0" w:color="auto"/>
+              <w:bottom w:val="single" w:sz="4" w:space="0" w:color="auto"/>
+              <w:right w:val="single" w:sz="4" w:space="0" w:color="auto"/>
+            </w:tcBorders>
+            <w:vAlign w:val="center"/>
+          </w:tcPr>
+          <w:p>
+            <w:pPr>
+              <w:jc w:val="center"/>
+              <w:rPr>
+                <w:color w:val="385623" w:themeColor="accent6" w:themeShade="80"/>
+              </w:rPr>
+            </w:pPr>
+            <w:r>
+              <w:rPr>
+                <w:color w:val="385623" w:themeColor="accent6" w:themeShade="80"/>
+              </w:rPr>
+              <w:t>2</w:t>
+            </w:r>
+          </w:p>
+        </w:tc>
+        <w:tc>
+          <w:tcPr>
+            <w:tcW w:w="188" w:type="pct"/>
+            <w:tcBorders>
+              <w:top w:val="single" w:sz="4" w:space="0" w:color="auto"/>
+              <w:left w:val="single" w:sz="4" w:space="0" w:color="auto"/>
+              <w:bottom w:val="single" w:sz="4" w:space="0" w:color="auto"/>
+              <w:right w:val="single" w:sz="4" w:space="0" w:color="auto"/>
+            </w:tcBorders>
+            <w:vAlign w:val="center"/>
+          </w:tcPr>
+          <w:p>
+            <w:pPr>
+              <w:jc w:val="center"/>
+              <w:rPr>
+                <w:color w:val="385623" w:themeColor="accent6" w:themeShade="80"/>
+              </w:rPr>
+            </w:pPr>
+          </w:p>
+        </w:tc>
+        <w:tc>
+          <w:tcPr>
+            <w:tcW w:w="566" w:type="pct"/>
+            <w:tcBorders>
+              <w:top w:val="single" w:sz="4" w:space="0" w:color="auto"/>
+              <w:left w:val="single" w:sz="4" w:space="0" w:color="auto"/>
+              <w:bottom w:val="single" w:sz="4" w:space="0" w:color="auto"/>
+              <w:right w:val="single" w:sz="4" w:space="0" w:color="auto"/>
+            </w:tcBorders>
+            <w:vAlign w:val="center"/>
+          </w:tcPr>
+          <w:p>
+            <w:pPr>
+              <w:jc w:val="right"/>
+              <w:rPr>
+                <w:color w:val="385623" w:themeColor="accent6" w:themeShade="80"/>
+              </w:rPr>
+            </w:pPr>
+            <w:proofErr w:type="spellStart"/>
+            <w:r>
+              <w:rPr>
+                <w:color w:val="385623" w:themeColor="accent6" w:themeShade="80"/>
+              </w:rPr>
+              <w:t>Лабраторна</w:t>
+            </w:r>
+            <w:proofErr w:type="spellEnd"/>
+            <w:r>
+              <w:rPr>
+                <w:color w:val="385623" w:themeColor="accent6" w:themeShade="80"/>
+              </w:rPr>
+              <w:t xml:space="preserve"> №</w:t>
+            </w:r>
+          </w:p>
+        </w:tc>
+        <w:tc>
+          <w:tcPr>
+            <w:tcW w:w="141" w:type="pct"/>
+            <w:tcBorders>
+              <w:top w:val="single" w:sz="4" w:space="0" w:color="auto"/>
+              <w:left w:val="single" w:sz="4" w:space="0" w:color="auto"/>
+              <w:bottom w:val="single" w:sz="4" w:space="0" w:color="auto"/>
+              <w:right w:val="single" w:sz="4" w:space="0" w:color="auto"/>
+            </w:tcBorders>
+            <w:vAlign w:val="center"/>
+          </w:tcPr>
+          <w:p>
+            <w:pPr>
+              <w:jc w:val="center"/>
+              <w:rPr>
+                <w:color w:val="385623" w:themeColor="accent6" w:themeShade="80"/>
+              </w:rPr>
+            </w:pPr>
+            <w:r>
+              <w:rPr>
+                <w:color w:val="385623" w:themeColor="accent6" w:themeShade="80"/>
+              </w:rPr>
+              <w:t>5</w:t>
+            </w:r>
+          </w:p>
+        </w:tc>
+        <w:tc>
+          <w:tcPr>
+            <w:tcW w:w="504" w:type="pct"/>
+            <w:tcBorders>
+              <w:top w:val="single" w:sz="4" w:space="0" w:color="auto"/>
+              <w:left w:val="single" w:sz="4" w:space="0" w:color="auto"/>
+              <w:bottom w:val="single" w:sz="4" w:space="0" w:color="auto"/>
+              <w:right w:val="single" w:sz="4" w:space="0" w:color="auto"/>
+            </w:tcBorders>
+            <w:vAlign w:val="center"/>
+          </w:tcPr>
+          <w:p>
+            <w:pPr>
+              <w:jc w:val="center"/>
+              <w:rPr>
+                <w:color w:val="385623" w:themeColor="accent6" w:themeShade="80"/>
+              </w:rPr>
+            </w:pPr>
+          </w:p>
+        </w:tc>
+        <w:tc>
+          <w:tcPr>
+            <w:tcW w:w="461" w:type="pct"/>
+            <w:tcBorders>
+              <w:top w:val="single" w:sz="4" w:space="0" w:color="auto"/>
+              <w:left w:val="single" w:sz="4" w:space="0" w:color="auto"/>
+              <w:bottom w:val="single" w:sz="4" w:space="0" w:color="auto"/>
+              <w:right w:val="single" w:sz="4" w:space="0" w:color="auto"/>
+            </w:tcBorders>
+            <w:vAlign w:val="center"/>
+          </w:tcPr>
+          <w:p>
+            <w:pPr>
+              <w:jc w:val="center"/>
+              <w:rPr>
+                <w:color w:val="385623" w:themeColor="accent6" w:themeShade="80"/>
+              </w:rPr>
+            </w:pPr>
+          </w:p>
+        </w:tc>
+        <w:tc>
+          <w:tcPr>
+            <w:tcW w:w="644" w:type="pct"/>
+            <w:tcBorders>
+              <w:top w:val="single" w:sz="4" w:space="0" w:color="auto"/>
+              <w:left w:val="single" w:sz="4" w:space="0" w:color="auto"/>
+              <w:bottom w:val="single" w:sz="4" w:space="0" w:color="auto"/>
+              <w:right w:val="single" w:sz="4" w:space="0" w:color="auto"/>
+            </w:tcBorders>
+            <w:vAlign w:val="center"/>
+          </w:tcPr>
+          <w:p>
+            <w:pPr>
+              <w:jc w:val="center"/>
+              <w:rPr>
+                <w:color w:val="385623" w:themeColor="accent6" w:themeShade="80"/>
+                <w:lang w:val="en-US"/>
+              </w:rPr>
+            </w:pPr>
+          </w:p>
+        </w:tc>
+      </w:tr>
+      <w:tr>
+        <w:trPr>
+          <w:cantSplit/>
+          <w:trHeight w:val="429"/>
+        </w:trPr>
+        <w:tc>
+          <w:tcPr>
+            <w:tcW w:w="279" w:type="pct"/>
+            <w:tcBorders>
+              <w:top w:val="single" w:sz="4" w:space="0" w:color="auto"/>
+              <w:left w:val="single" w:sz="4" w:space="0" w:color="auto"/>
+              <w:bottom w:val="single" w:sz="4" w:space="0" w:color="auto"/>
+              <w:right w:val="single" w:sz="4" w:space="0" w:color="auto"/>
+            </w:tcBorders>
+            <w:vAlign w:val="center"/>
+          </w:tcPr>
+          <w:p>
+            <w:pPr>
+              <w:widowControl w:val="0"/>
+              <w:numPr>
+                <w:ilvl w:val="0"/>
+                <w:numId w:val="43"/>
+              </w:numPr>
+              <w:spacing w:line="260" w:lineRule="auto"/>
+              <w:jc w:val="both"/>
+              <w:rPr>
+                <w:iCs/>
+                <w:sz w:val="24"/>
+                <w:szCs w:val="24"/>
+              </w:rPr>
+            </w:pPr>
+          </w:p>
+        </w:tc>
+        <w:tc>
+          <w:tcPr>
+            <w:tcW w:w="174" w:type="pct"/>
+            <w:tcBorders>
+              <w:top w:val="single" w:sz="4" w:space="0" w:color="auto"/>
+              <w:left w:val="single" w:sz="4" w:space="0" w:color="auto"/>
+              <w:bottom w:val="single" w:sz="4" w:space="0" w:color="auto"/>
+              <w:right w:val="single" w:sz="4" w:space="0" w:color="auto"/>
+            </w:tcBorders>
+            <w:vAlign w:val="center"/>
+          </w:tcPr>
+          <w:p>
+            <w:pPr>
+              <w:jc w:val="both"/>
+              <w:rPr>
+                <w:color w:val="385623" w:themeColor="accent6" w:themeShade="80"/>
+              </w:rPr>
+            </w:pPr>
+          </w:p>
+        </w:tc>
+        <w:tc>
+          <w:tcPr>
+            <w:tcW w:w="1809" w:type="pct"/>
+            <w:tcBorders>
+              <w:top w:val="single" w:sz="4" w:space="0" w:color="auto"/>
+              <w:left w:val="single" w:sz="4" w:space="0" w:color="auto"/>
+              <w:bottom w:val="single" w:sz="4" w:space="0" w:color="auto"/>
+              <w:right w:val="single" w:sz="4" w:space="0" w:color="auto"/>
+            </w:tcBorders>
+            <w:vAlign w:val="center"/>
+          </w:tcPr>
+          <w:p>
+            <w:pPr>
+              <w:jc w:val="both"/>
+              <w:rPr>
+                <w:color w:val="385623" w:themeColor="accent6" w:themeShade="80"/>
+              </w:rPr>
+            </w:pPr>
+            <w:r>
+              <w:rPr>
+                <w:color w:val="385623" w:themeColor="accent6" w:themeShade="80"/>
+              </w:rPr>
+              <w:t>Покажчики</w:t>
+            </w:r>
+          </w:p>
+        </w:tc>
+        <w:tc>
+          <w:tcPr>
+            <w:tcW w:w="234" w:type="pct"/>
+            <w:tcBorders>
+              <w:top w:val="single" w:sz="4" w:space="0" w:color="auto"/>
+              <w:left w:val="single" w:sz="4" w:space="0" w:color="auto"/>
+              <w:bottom w:val="single" w:sz="4" w:space="0" w:color="auto"/>
+              <w:right w:val="single" w:sz="4" w:space="0" w:color="auto"/>
+            </w:tcBorders>
+            <w:vAlign w:val="center"/>
+          </w:tcPr>
+          <w:p>
+            <w:pPr>
+              <w:jc w:val="center"/>
+              <w:rPr>
+                <w:color w:val="385623" w:themeColor="accent6" w:themeShade="80"/>
+              </w:rPr>
+            </w:pPr>
+            <w:r>
+              <w:rPr>
+                <w:color w:val="385623" w:themeColor="accent6" w:themeShade="80"/>
+              </w:rPr>
+              <w:t>2</w:t>
+            </w:r>
+          </w:p>
+        </w:tc>
+        <w:tc>
+          <w:tcPr>
+            <w:tcW w:w="188" w:type="pct"/>
+            <w:tcBorders>
+              <w:top w:val="single" w:sz="4" w:space="0" w:color="auto"/>
+              <w:left w:val="single" w:sz="4" w:space="0" w:color="auto"/>
+              <w:bottom w:val="single" w:sz="4" w:space="0" w:color="auto"/>
+              <w:right w:val="single" w:sz="4" w:space="0" w:color="auto"/>
+            </w:tcBorders>
+            <w:vAlign w:val="center"/>
+          </w:tcPr>
+          <w:p>
+            <w:pPr>
+              <w:jc w:val="center"/>
+              <w:rPr>
+                <w:color w:val="385623" w:themeColor="accent6" w:themeShade="80"/>
+              </w:rPr>
+            </w:pPr>
+          </w:p>
+        </w:tc>
+        <w:tc>
+          <w:tcPr>
+            <w:tcW w:w="566" w:type="pct"/>
+            <w:tcBorders>
+              <w:top w:val="single" w:sz="4" w:space="0" w:color="auto"/>
+              <w:left w:val="single" w:sz="4" w:space="0" w:color="auto"/>
+              <w:bottom w:val="single" w:sz="4" w:space="0" w:color="auto"/>
+              <w:right w:val="single" w:sz="4" w:space="0" w:color="auto"/>
+            </w:tcBorders>
+            <w:vAlign w:val="center"/>
+          </w:tcPr>
+          <w:p>
+            <w:pPr>
+              <w:jc w:val="right"/>
+              <w:rPr>
+                <w:color w:val="385623" w:themeColor="accent6" w:themeShade="80"/>
+              </w:rPr>
+            </w:pPr>
+            <w:r>
+              <w:rPr>
+                <w:color w:val="385623" w:themeColor="accent6" w:themeShade="80"/>
+              </w:rPr>
+              <w:t>Лекція №</w:t>
+            </w:r>
+          </w:p>
+        </w:tc>
+        <w:tc>
+          <w:tcPr>
+            <w:tcW w:w="141" w:type="pct"/>
+            <w:tcBorders>
+              <w:top w:val="single" w:sz="4" w:space="0" w:color="auto"/>
+              <w:left w:val="single" w:sz="4" w:space="0" w:color="auto"/>
+              <w:bottom w:val="single" w:sz="4" w:space="0" w:color="auto"/>
+              <w:right w:val="single" w:sz="4" w:space="0" w:color="auto"/>
+            </w:tcBorders>
+            <w:vAlign w:val="center"/>
+          </w:tcPr>
+          <w:p>
+            <w:pPr>
+              <w:jc w:val="center"/>
+              <w:rPr>
+                <w:color w:val="385623" w:themeColor="accent6" w:themeShade="80"/>
+              </w:rPr>
+            </w:pPr>
+            <w:r>
+              <w:rPr>
+                <w:color w:val="385623" w:themeColor="accent6" w:themeShade="80"/>
+              </w:rPr>
+              <w:t>10</w:t>
+            </w:r>
+          </w:p>
+        </w:tc>
+        <w:tc>
+          <w:tcPr>
+            <w:tcW w:w="504" w:type="pct"/>
+            <w:tcBorders>
+              <w:top w:val="single" w:sz="4" w:space="0" w:color="auto"/>
+              <w:left w:val="single" w:sz="4" w:space="0" w:color="auto"/>
+              <w:bottom w:val="single" w:sz="4" w:space="0" w:color="auto"/>
+              <w:right w:val="single" w:sz="4" w:space="0" w:color="auto"/>
+            </w:tcBorders>
+            <w:vAlign w:val="center"/>
+          </w:tcPr>
+          <w:p>
+            <w:pPr>
+              <w:jc w:val="center"/>
+              <w:rPr>
+                <w:color w:val="385623" w:themeColor="accent6" w:themeShade="80"/>
+              </w:rPr>
+            </w:pPr>
+          </w:p>
+        </w:tc>
+        <w:tc>
+          <w:tcPr>
+            <w:tcW w:w="461" w:type="pct"/>
+            <w:tcBorders>
+              <w:top w:val="single" w:sz="4" w:space="0" w:color="auto"/>
+              <w:left w:val="single" w:sz="4" w:space="0" w:color="auto"/>
+              <w:bottom w:val="single" w:sz="4" w:space="0" w:color="auto"/>
+              <w:right w:val="single" w:sz="4" w:space="0" w:color="auto"/>
+            </w:tcBorders>
+            <w:vAlign w:val="center"/>
+          </w:tcPr>
+          <w:p>
+            <w:pPr>
+              <w:jc w:val="center"/>
+              <w:rPr>
+                <w:color w:val="385623" w:themeColor="accent6" w:themeShade="80"/>
+              </w:rPr>
+            </w:pPr>
+          </w:p>
+        </w:tc>
+        <w:tc>
+          <w:tcPr>
+            <w:tcW w:w="644" w:type="pct"/>
+            <w:tcBorders>
+              <w:top w:val="single" w:sz="4" w:space="0" w:color="auto"/>
+              <w:left w:val="single" w:sz="4" w:space="0" w:color="auto"/>
+              <w:bottom w:val="single" w:sz="4" w:space="0" w:color="auto"/>
+              <w:right w:val="single" w:sz="4" w:space="0" w:color="auto"/>
+            </w:tcBorders>
+            <w:vAlign w:val="center"/>
+          </w:tcPr>
+          <w:p>
+            <w:pPr>
+              <w:jc w:val="center"/>
+              <w:rPr>
+                <w:color w:val="385623" w:themeColor="accent6" w:themeShade="80"/>
+                <w:lang w:val="en-US"/>
+              </w:rPr>
+            </w:pPr>
+          </w:p>
+        </w:tc>
+      </w:tr>
+      <w:tr>
+        <w:trPr>
+          <w:cantSplit/>
+          <w:trHeight w:val="429"/>
+        </w:trPr>
+        <w:tc>
+          <w:tcPr>
+            <w:tcW w:w="279" w:type="pct"/>
+            <w:tcBorders>
+              <w:top w:val="single" w:sz="4" w:space="0" w:color="auto"/>
+              <w:left w:val="single" w:sz="4" w:space="0" w:color="auto"/>
+              <w:bottom w:val="single" w:sz="4" w:space="0" w:color="auto"/>
+              <w:right w:val="single" w:sz="4" w:space="0" w:color="auto"/>
+            </w:tcBorders>
+            <w:vAlign w:val="center"/>
+          </w:tcPr>
+          <w:p>
+            <w:pPr>
+              <w:widowControl w:val="0"/>
+              <w:numPr>
+                <w:ilvl w:val="0"/>
+                <w:numId w:val="43"/>
+              </w:numPr>
+              <w:spacing w:line="260" w:lineRule="auto"/>
+              <w:jc w:val="both"/>
+              <w:rPr>
+                <w:iCs/>
+                <w:sz w:val="24"/>
+                <w:szCs w:val="24"/>
+              </w:rPr>
+            </w:pPr>
+          </w:p>
+        </w:tc>
+        <w:tc>
+          <w:tcPr>
+            <w:tcW w:w="174" w:type="pct"/>
+            <w:tcBorders>
+              <w:top w:val="single" w:sz="4" w:space="0" w:color="auto"/>
+              <w:left w:val="single" w:sz="4" w:space="0" w:color="auto"/>
+              <w:bottom w:val="single" w:sz="4" w:space="0" w:color="auto"/>
+              <w:right w:val="single" w:sz="4" w:space="0" w:color="auto"/>
+            </w:tcBorders>
+            <w:vAlign w:val="center"/>
+          </w:tcPr>
+          <w:p>
+            <w:pPr>
+              <w:jc w:val="both"/>
+              <w:rPr>
+                <w:color w:val="385623" w:themeColor="accent6" w:themeShade="80"/>
+              </w:rPr>
+            </w:pPr>
+          </w:p>
+        </w:tc>
+        <w:tc>
+          <w:tcPr>
+            <w:tcW w:w="1809" w:type="pct"/>
+            <w:tcBorders>
+              <w:top w:val="single" w:sz="4" w:space="0" w:color="auto"/>
+              <w:left w:val="single" w:sz="4" w:space="0" w:color="auto"/>
+              <w:bottom w:val="single" w:sz="4" w:space="0" w:color="auto"/>
+              <w:right w:val="single" w:sz="4" w:space="0" w:color="auto"/>
+            </w:tcBorders>
+            <w:vAlign w:val="center"/>
+          </w:tcPr>
+          <w:p>
+            <w:pPr>
+              <w:jc w:val="both"/>
+              <w:rPr>
+                <w:color w:val="385623" w:themeColor="accent6" w:themeShade="80"/>
+              </w:rPr>
+            </w:pPr>
+            <w:r>
+              <w:rPr>
+                <w:color w:val="385623" w:themeColor="accent6" w:themeShade="80"/>
+              </w:rPr>
+              <w:t>Робота з покажчиками</w:t>
+            </w:r>
+          </w:p>
+        </w:tc>
+        <w:tc>
+          <w:tcPr>
+            <w:tcW w:w="234" w:type="pct"/>
+            <w:tcBorders>
+              <w:top w:val="single" w:sz="4" w:space="0" w:color="auto"/>
+              <w:left w:val="single" w:sz="4" w:space="0" w:color="auto"/>
+              <w:bottom w:val="single" w:sz="4" w:space="0" w:color="auto"/>
+              <w:right w:val="single" w:sz="4" w:space="0" w:color="auto"/>
+            </w:tcBorders>
+            <w:vAlign w:val="center"/>
+          </w:tcPr>
+          <w:p>
+            <w:pPr>
+              <w:jc w:val="center"/>
+              <w:rPr>
+                <w:color w:val="385623" w:themeColor="accent6" w:themeShade="80"/>
+              </w:rPr>
+            </w:pPr>
+          </w:p>
+        </w:tc>
+        <w:tc>
+          <w:tcPr>
+            <w:tcW w:w="188" w:type="pct"/>
+            <w:tcBorders>
+              <w:top w:val="single" w:sz="4" w:space="0" w:color="auto"/>
+              <w:left w:val="single" w:sz="4" w:space="0" w:color="auto"/>
+              <w:bottom w:val="single" w:sz="4" w:space="0" w:color="auto"/>
+              <w:right w:val="single" w:sz="4" w:space="0" w:color="auto"/>
+            </w:tcBorders>
+            <w:vAlign w:val="center"/>
+          </w:tcPr>
+          <w:p>
+            <w:pPr>
+              <w:jc w:val="center"/>
+              <w:rPr>
+                <w:color w:val="385623" w:themeColor="accent6" w:themeShade="80"/>
+              </w:rPr>
+            </w:pPr>
+          </w:p>
+        </w:tc>
+        <w:tc>
+          <w:tcPr>
+            <w:tcW w:w="566" w:type="pct"/>
+            <w:tcBorders>
+              <w:top w:val="single" w:sz="4" w:space="0" w:color="auto"/>
+              <w:left w:val="single" w:sz="4" w:space="0" w:color="auto"/>
+              <w:bottom w:val="single" w:sz="4" w:space="0" w:color="auto"/>
+              <w:right w:val="single" w:sz="4" w:space="0" w:color="auto"/>
+            </w:tcBorders>
+            <w:vAlign w:val="center"/>
+          </w:tcPr>
+          <w:p>
+            <w:pPr>
+              <w:jc w:val="right"/>
+              <w:rPr>
+                <w:color w:val="385623" w:themeColor="accent6" w:themeShade="80"/>
+              </w:rPr>
+            </w:pPr>
+            <w:proofErr w:type="spellStart"/>
+            <w:r>
+              <w:rPr>
+                <w:color w:val="385623" w:themeColor="accent6" w:themeShade="80"/>
+              </w:rPr>
+              <w:t>Лабраторна</w:t>
+            </w:r>
+            <w:proofErr w:type="spellEnd"/>
+            <w:r>
+              <w:rPr>
+                <w:color w:val="385623" w:themeColor="accent6" w:themeShade="80"/>
+              </w:rPr>
+              <w:t xml:space="preserve"> №</w:t>
+            </w:r>
+          </w:p>
+        </w:tc>
+        <w:tc>
+          <w:tcPr>
+            <w:tcW w:w="141" w:type="pct"/>
+            <w:tcBorders>
+              <w:top w:val="single" w:sz="4" w:space="0" w:color="auto"/>
+              <w:left w:val="single" w:sz="4" w:space="0" w:color="auto"/>
+              <w:bottom w:val="single" w:sz="4" w:space="0" w:color="auto"/>
+              <w:right w:val="single" w:sz="4" w:space="0" w:color="auto"/>
+            </w:tcBorders>
+            <w:vAlign w:val="center"/>
+          </w:tcPr>
+          <w:p>
+            <w:pPr>
+              <w:jc w:val="center"/>
+              <w:rPr>
+                <w:color w:val="385623" w:themeColor="accent6" w:themeShade="80"/>
+              </w:rPr>
+            </w:pPr>
+            <w:r>
+              <w:rPr>
+                <w:color w:val="385623" w:themeColor="accent6" w:themeShade="80"/>
+              </w:rPr>
+              <w:t>6</w:t>
+            </w:r>
+          </w:p>
+        </w:tc>
+        <w:tc>
+          <w:tcPr>
+            <w:tcW w:w="504" w:type="pct"/>
+            <w:tcBorders>
+              <w:top w:val="single" w:sz="4" w:space="0" w:color="auto"/>
+              <w:left w:val="single" w:sz="4" w:space="0" w:color="auto"/>
+              <w:bottom w:val="single" w:sz="4" w:space="0" w:color="auto"/>
+              <w:right w:val="single" w:sz="4" w:space="0" w:color="auto"/>
+            </w:tcBorders>
+            <w:vAlign w:val="center"/>
+          </w:tcPr>
+          <w:p>
+            <w:pPr>
+              <w:jc w:val="center"/>
+              <w:rPr>
+                <w:color w:val="385623" w:themeColor="accent6" w:themeShade="80"/>
+              </w:rPr>
+            </w:pPr>
+          </w:p>
+        </w:tc>
+        <w:tc>
+          <w:tcPr>
+            <w:tcW w:w="461" w:type="pct"/>
+            <w:tcBorders>
+              <w:top w:val="single" w:sz="4" w:space="0" w:color="auto"/>
+              <w:left w:val="single" w:sz="4" w:space="0" w:color="auto"/>
+              <w:bottom w:val="single" w:sz="4" w:space="0" w:color="auto"/>
+              <w:right w:val="single" w:sz="4" w:space="0" w:color="auto"/>
+            </w:tcBorders>
+            <w:vAlign w:val="center"/>
+          </w:tcPr>
+          <w:p>
+            <w:pPr>
+              <w:jc w:val="center"/>
+              <w:rPr>
+                <w:color w:val="385623" w:themeColor="accent6" w:themeShade="80"/>
+              </w:rPr>
+            </w:pPr>
+          </w:p>
+        </w:tc>
+        <w:tc>
+          <w:tcPr>
+            <w:tcW w:w="644" w:type="pct"/>
+            <w:tcBorders>
+              <w:top w:val="single" w:sz="4" w:space="0" w:color="auto"/>
+              <w:left w:val="single" w:sz="4" w:space="0" w:color="auto"/>
+              <w:bottom w:val="single" w:sz="4" w:space="0" w:color="auto"/>
+              <w:right w:val="single" w:sz="4" w:space="0" w:color="auto"/>
+            </w:tcBorders>
+            <w:vAlign w:val="center"/>
+          </w:tcPr>
+          <w:p>
+            <w:pPr>
+              <w:jc w:val="center"/>
+              <w:rPr>
+                <w:color w:val="385623" w:themeColor="accent6" w:themeShade="80"/>
+                <w:lang w:val="en-US"/>
+              </w:rPr>
+            </w:pPr>
+          </w:p>
+        </w:tc>
+      </w:tr>
+      <w:tr>
+        <w:trPr>
+          <w:cantSplit/>
+          <w:trHeight w:val="429"/>
+        </w:trPr>
+        <w:tc>
+          <w:tcPr>
+            <w:tcW w:w="279" w:type="pct"/>
+            <w:tcBorders>
+              <w:top w:val="single" w:sz="4" w:space="0" w:color="auto"/>
+              <w:left w:val="single" w:sz="4" w:space="0" w:color="auto"/>
+              <w:bottom w:val="single" w:sz="4" w:space="0" w:color="auto"/>
+              <w:right w:val="single" w:sz="4" w:space="0" w:color="auto"/>
+            </w:tcBorders>
+            <w:vAlign w:val="center"/>
+          </w:tcPr>
+          <w:p>
+            <w:pPr>
+              <w:widowControl w:val="0"/>
+              <w:numPr>
+                <w:ilvl w:val="0"/>
+                <w:numId w:val="43"/>
+              </w:numPr>
+              <w:spacing w:line="260" w:lineRule="auto"/>
+              <w:jc w:val="both"/>
+              <w:rPr>
+                <w:iCs/>
+                <w:sz w:val="24"/>
+                <w:szCs w:val="24"/>
+              </w:rPr>
+            </w:pPr>
+          </w:p>
+        </w:tc>
+        <w:tc>
+          <w:tcPr>
+            <w:tcW w:w="174" w:type="pct"/>
+            <w:tcBorders>
+              <w:top w:val="single" w:sz="4" w:space="0" w:color="auto"/>
+              <w:left w:val="single" w:sz="4" w:space="0" w:color="auto"/>
+              <w:bottom w:val="single" w:sz="4" w:space="0" w:color="auto"/>
+              <w:right w:val="single" w:sz="4" w:space="0" w:color="auto"/>
+            </w:tcBorders>
+            <w:vAlign w:val="center"/>
+          </w:tcPr>
+          <w:p>
+            <w:pPr>
+              <w:jc w:val="both"/>
+              <w:rPr>
+                <w:color w:val="385623" w:themeColor="accent6" w:themeShade="80"/>
+              </w:rPr>
+            </w:pPr>
+          </w:p>
+        </w:tc>
+        <w:tc>
+          <w:tcPr>
+            <w:tcW w:w="1809" w:type="pct"/>
+            <w:tcBorders>
+              <w:top w:val="single" w:sz="4" w:space="0" w:color="auto"/>
+              <w:left w:val="single" w:sz="4" w:space="0" w:color="auto"/>
+              <w:bottom w:val="single" w:sz="4" w:space="0" w:color="auto"/>
+              <w:right w:val="single" w:sz="4" w:space="0" w:color="auto"/>
+            </w:tcBorders>
+            <w:vAlign w:val="center"/>
+          </w:tcPr>
+          <w:p>
+            <w:pPr>
+              <w:jc w:val="both"/>
+              <w:rPr>
+                <w:color w:val="385623" w:themeColor="accent6" w:themeShade="80"/>
+              </w:rPr>
+            </w:pPr>
+            <w:r>
+              <w:rPr>
+                <w:color w:val="385623" w:themeColor="accent6" w:themeShade="80"/>
+              </w:rPr>
+              <w:t>Масиви</w:t>
+            </w:r>
+          </w:p>
+        </w:tc>
+        <w:tc>
+          <w:tcPr>
+            <w:tcW w:w="234" w:type="pct"/>
+            <w:tcBorders>
+              <w:top w:val="single" w:sz="4" w:space="0" w:color="auto"/>
+              <w:left w:val="single" w:sz="4" w:space="0" w:color="auto"/>
+              <w:bottom w:val="single" w:sz="4" w:space="0" w:color="auto"/>
+              <w:right w:val="single" w:sz="4" w:space="0" w:color="auto"/>
+            </w:tcBorders>
+            <w:vAlign w:val="center"/>
+          </w:tcPr>
+          <w:p>
+            <w:pPr>
+              <w:jc w:val="center"/>
+              <w:rPr>
+                <w:color w:val="385623" w:themeColor="accent6" w:themeShade="80"/>
+              </w:rPr>
+            </w:pPr>
+            <w:r>
+              <w:rPr>
+                <w:color w:val="385623" w:themeColor="accent6" w:themeShade="80"/>
+              </w:rPr>
+              <w:t>2</w:t>
+            </w:r>
+          </w:p>
+        </w:tc>
+        <w:tc>
+          <w:tcPr>
+            <w:tcW w:w="188" w:type="pct"/>
+            <w:tcBorders>
+              <w:top w:val="single" w:sz="4" w:space="0" w:color="auto"/>
+              <w:left w:val="single" w:sz="4" w:space="0" w:color="auto"/>
+              <w:bottom w:val="single" w:sz="4" w:space="0" w:color="auto"/>
+              <w:right w:val="single" w:sz="4" w:space="0" w:color="auto"/>
+            </w:tcBorders>
+            <w:vAlign w:val="center"/>
+          </w:tcPr>
+          <w:p>
+            <w:pPr>
+              <w:jc w:val="center"/>
+              <w:rPr>
+                <w:color w:val="385623" w:themeColor="accent6" w:themeShade="80"/>
+              </w:rPr>
+            </w:pPr>
+          </w:p>
+        </w:tc>
+        <w:tc>
+          <w:tcPr>
+            <w:tcW w:w="566" w:type="pct"/>
+            <w:tcBorders>
+              <w:top w:val="single" w:sz="4" w:space="0" w:color="auto"/>
+              <w:left w:val="single" w:sz="4" w:space="0" w:color="auto"/>
+              <w:bottom w:val="single" w:sz="4" w:space="0" w:color="auto"/>
+              <w:right w:val="single" w:sz="4" w:space="0" w:color="auto"/>
+            </w:tcBorders>
+            <w:vAlign w:val="center"/>
+          </w:tcPr>
+          <w:p>
+            <w:pPr>
+              <w:jc w:val="right"/>
+              <w:rPr>
+                <w:color w:val="385623" w:themeColor="accent6" w:themeShade="80"/>
+              </w:rPr>
+            </w:pPr>
+            <w:r>
+              <w:rPr>
+                <w:color w:val="385623" w:themeColor="accent6" w:themeShade="80"/>
+              </w:rPr>
+              <w:t>Лекція №</w:t>
+            </w:r>
+          </w:p>
+        </w:tc>
+        <w:tc>
+          <w:tcPr>
+            <w:tcW w:w="141" w:type="pct"/>
+            <w:tcBorders>
+              <w:top w:val="single" w:sz="4" w:space="0" w:color="auto"/>
+              <w:left w:val="single" w:sz="4" w:space="0" w:color="auto"/>
+              <w:bottom w:val="single" w:sz="4" w:space="0" w:color="auto"/>
+              <w:right w:val="single" w:sz="4" w:space="0" w:color="auto"/>
+            </w:tcBorders>
+            <w:vAlign w:val="center"/>
+          </w:tcPr>
+          <w:p>
+            <w:pPr>
+              <w:jc w:val="center"/>
+              <w:rPr>
+                <w:color w:val="385623" w:themeColor="accent6" w:themeShade="80"/>
+              </w:rPr>
+            </w:pPr>
+            <w:r>
+              <w:rPr>
+                <w:color w:val="385623" w:themeColor="accent6" w:themeShade="80"/>
+              </w:rPr>
+              <w:t>11</w:t>
+            </w:r>
+          </w:p>
+        </w:tc>
+        <w:tc>
+          <w:tcPr>
+            <w:tcW w:w="504" w:type="pct"/>
+            <w:tcBorders>
+              <w:top w:val="single" w:sz="4" w:space="0" w:color="auto"/>
+              <w:left w:val="single" w:sz="4" w:space="0" w:color="auto"/>
+              <w:bottom w:val="single" w:sz="4" w:space="0" w:color="auto"/>
+              <w:right w:val="single" w:sz="4" w:space="0" w:color="auto"/>
+            </w:tcBorders>
+            <w:vAlign w:val="center"/>
+          </w:tcPr>
+          <w:p>
+            <w:pPr>
+              <w:jc w:val="center"/>
+              <w:rPr>
+                <w:color w:val="385623" w:themeColor="accent6" w:themeShade="80"/>
+              </w:rPr>
+            </w:pPr>
+          </w:p>
+        </w:tc>
+        <w:tc>
+          <w:tcPr>
+            <w:tcW w:w="461" w:type="pct"/>
+            <w:tcBorders>
+              <w:top w:val="single" w:sz="4" w:space="0" w:color="auto"/>
+              <w:left w:val="single" w:sz="4" w:space="0" w:color="auto"/>
+              <w:bottom w:val="single" w:sz="4" w:space="0" w:color="auto"/>
+              <w:right w:val="single" w:sz="4" w:space="0" w:color="auto"/>
+            </w:tcBorders>
+            <w:vAlign w:val="center"/>
+          </w:tcPr>
+          <w:p>
+            <w:pPr>
+              <w:jc w:val="center"/>
+              <w:rPr>
+                <w:color w:val="385623" w:themeColor="accent6" w:themeShade="80"/>
+              </w:rPr>
+            </w:pPr>
+          </w:p>
+        </w:tc>
+        <w:tc>
+          <w:tcPr>
+            <w:tcW w:w="644" w:type="pct"/>
+            <w:tcBorders>
+              <w:top w:val="single" w:sz="4" w:space="0" w:color="auto"/>
+              <w:left w:val="single" w:sz="4" w:space="0" w:color="auto"/>
+              <w:bottom w:val="single" w:sz="4" w:space="0" w:color="auto"/>
+              <w:right w:val="single" w:sz="4" w:space="0" w:color="auto"/>
+            </w:tcBorders>
+            <w:vAlign w:val="center"/>
+          </w:tcPr>
+          <w:p>
+            <w:pPr>
+              <w:jc w:val="center"/>
+              <w:rPr>
+                <w:color w:val="385623" w:themeColor="accent6" w:themeShade="80"/>
+                <w:lang w:val="en-US"/>
+              </w:rPr>
+            </w:pPr>
+          </w:p>
+        </w:tc>
+      </w:tr>
+      <w:tr>
+        <w:trPr>
+          <w:cantSplit/>
+          <w:trHeight w:val="429"/>
+        </w:trPr>
+        <w:tc>
+          <w:tcPr>
+            <w:tcW w:w="279" w:type="pct"/>
+            <w:tcBorders>
+              <w:top w:val="single" w:sz="4" w:space="0" w:color="auto"/>
+              <w:left w:val="single" w:sz="4" w:space="0" w:color="auto"/>
+              <w:bottom w:val="single" w:sz="4" w:space="0" w:color="auto"/>
+              <w:right w:val="single" w:sz="4" w:space="0" w:color="auto"/>
+            </w:tcBorders>
+            <w:vAlign w:val="center"/>
+          </w:tcPr>
+          <w:p>
+            <w:pPr>
+              <w:widowControl w:val="0"/>
+              <w:numPr>
+                <w:ilvl w:val="0"/>
+                <w:numId w:val="43"/>
+              </w:numPr>
+              <w:spacing w:line="260" w:lineRule="auto"/>
+              <w:jc w:val="both"/>
+              <w:rPr>
+                <w:iCs/>
+                <w:sz w:val="24"/>
+                <w:szCs w:val="24"/>
+              </w:rPr>
+            </w:pPr>
+          </w:p>
+        </w:tc>
+        <w:tc>
+          <w:tcPr>
+            <w:tcW w:w="174" w:type="pct"/>
+            <w:tcBorders>
+              <w:top w:val="single" w:sz="4" w:space="0" w:color="auto"/>
+              <w:left w:val="single" w:sz="4" w:space="0" w:color="auto"/>
+              <w:bottom w:val="single" w:sz="4" w:space="0" w:color="auto"/>
+              <w:right w:val="single" w:sz="4" w:space="0" w:color="auto"/>
+            </w:tcBorders>
+            <w:vAlign w:val="center"/>
+          </w:tcPr>
+          <w:p>
+            <w:pPr>
+              <w:jc w:val="both"/>
+              <w:rPr>
+                <w:color w:val="385623" w:themeColor="accent6" w:themeShade="80"/>
+              </w:rPr>
+            </w:pPr>
+          </w:p>
+        </w:tc>
+        <w:tc>
+          <w:tcPr>
+            <w:tcW w:w="1809" w:type="pct"/>
+            <w:tcBorders>
+              <w:top w:val="single" w:sz="4" w:space="0" w:color="auto"/>
+              <w:left w:val="single" w:sz="4" w:space="0" w:color="auto"/>
+              <w:bottom w:val="single" w:sz="4" w:space="0" w:color="auto"/>
+              <w:right w:val="single" w:sz="4" w:space="0" w:color="auto"/>
+            </w:tcBorders>
+            <w:vAlign w:val="center"/>
+          </w:tcPr>
+          <w:p>
+            <w:pPr>
+              <w:jc w:val="both"/>
+              <w:rPr>
+                <w:color w:val="385623" w:themeColor="accent6" w:themeShade="80"/>
+              </w:rPr>
+            </w:pPr>
+            <w:r>
+              <w:rPr>
+                <w:color w:val="385623" w:themeColor="accent6" w:themeShade="80"/>
+              </w:rPr>
+              <w:t>Багатовимірні масиви</w:t>
+            </w:r>
+          </w:p>
+        </w:tc>
+        <w:tc>
+          <w:tcPr>
+            <w:tcW w:w="234" w:type="pct"/>
+            <w:tcBorders>
+              <w:top w:val="single" w:sz="4" w:space="0" w:color="auto"/>
+              <w:left w:val="single" w:sz="4" w:space="0" w:color="auto"/>
+              <w:bottom w:val="single" w:sz="4" w:space="0" w:color="auto"/>
+              <w:right w:val="single" w:sz="4" w:space="0" w:color="auto"/>
+            </w:tcBorders>
+            <w:vAlign w:val="center"/>
+          </w:tcPr>
+          <w:p>
+            <w:pPr>
+              <w:jc w:val="center"/>
+              <w:rPr>
+                <w:color w:val="385623" w:themeColor="accent6" w:themeShade="80"/>
+              </w:rPr>
+            </w:pPr>
+          </w:p>
+        </w:tc>
+        <w:tc>
+          <w:tcPr>
+            <w:tcW w:w="188" w:type="pct"/>
+            <w:tcBorders>
+              <w:top w:val="single" w:sz="4" w:space="0" w:color="auto"/>
+              <w:left w:val="single" w:sz="4" w:space="0" w:color="auto"/>
+              <w:bottom w:val="single" w:sz="4" w:space="0" w:color="auto"/>
+              <w:right w:val="single" w:sz="4" w:space="0" w:color="auto"/>
+            </w:tcBorders>
+            <w:vAlign w:val="center"/>
+          </w:tcPr>
+          <w:p>
+            <w:pPr>
+              <w:jc w:val="center"/>
+              <w:rPr>
+                <w:color w:val="385623" w:themeColor="accent6" w:themeShade="80"/>
+              </w:rPr>
+            </w:pPr>
+            <w:r>
+              <w:rPr>
+                <w:color w:val="385623" w:themeColor="accent6" w:themeShade="80"/>
+              </w:rPr>
+              <w:t>2</w:t>
+            </w:r>
+          </w:p>
+        </w:tc>
+        <w:tc>
+          <w:tcPr>
+            <w:tcW w:w="566" w:type="pct"/>
+            <w:tcBorders>
+              <w:top w:val="single" w:sz="4" w:space="0" w:color="auto"/>
+              <w:left w:val="single" w:sz="4" w:space="0" w:color="auto"/>
+              <w:bottom w:val="single" w:sz="4" w:space="0" w:color="auto"/>
+              <w:right w:val="single" w:sz="4" w:space="0" w:color="auto"/>
+            </w:tcBorders>
+            <w:vAlign w:val="center"/>
+          </w:tcPr>
+          <w:p>
+            <w:pPr>
+              <w:jc w:val="right"/>
+              <w:rPr>
+                <w:color w:val="385623" w:themeColor="accent6" w:themeShade="80"/>
+              </w:rPr>
+            </w:pPr>
+            <w:r>
+              <w:rPr>
+                <w:color w:val="385623" w:themeColor="accent6" w:themeShade="80"/>
+              </w:rPr>
+              <w:t>СРС №</w:t>
+            </w:r>
+          </w:p>
+        </w:tc>
+        <w:tc>
+          <w:tcPr>
+            <w:tcW w:w="141" w:type="pct"/>
+            <w:tcBorders>
+              <w:top w:val="single" w:sz="4" w:space="0" w:color="auto"/>
+              <w:left w:val="single" w:sz="4" w:space="0" w:color="auto"/>
+              <w:bottom w:val="single" w:sz="4" w:space="0" w:color="auto"/>
+              <w:right w:val="single" w:sz="4" w:space="0" w:color="auto"/>
+            </w:tcBorders>
+            <w:vAlign w:val="center"/>
+          </w:tcPr>
+          <w:p>
+            <w:pPr>
+              <w:jc w:val="center"/>
+              <w:rPr>
+                <w:color w:val="385623" w:themeColor="accent6" w:themeShade="80"/>
+              </w:rPr>
+            </w:pPr>
+            <w:r>
+              <w:rPr>
+                <w:color w:val="385623" w:themeColor="accent6" w:themeShade="80"/>
+              </w:rPr>
+              <w:t>8</w:t>
+            </w:r>
+          </w:p>
+        </w:tc>
+        <w:tc>
+          <w:tcPr>
+            <w:tcW w:w="504" w:type="pct"/>
+            <w:tcBorders>
+              <w:top w:val="single" w:sz="4" w:space="0" w:color="auto"/>
+              <w:left w:val="single" w:sz="4" w:space="0" w:color="auto"/>
+              <w:bottom w:val="single" w:sz="4" w:space="0" w:color="auto"/>
+              <w:right w:val="single" w:sz="4" w:space="0" w:color="auto"/>
+            </w:tcBorders>
+            <w:vAlign w:val="center"/>
+          </w:tcPr>
+          <w:p>
+            <w:pPr>
+              <w:jc w:val="center"/>
+              <w:rPr>
+                <w:color w:val="385623" w:themeColor="accent6" w:themeShade="80"/>
+              </w:rPr>
+            </w:pPr>
+          </w:p>
+        </w:tc>
+        <w:tc>
+          <w:tcPr>
+            <w:tcW w:w="461" w:type="pct"/>
+            <w:tcBorders>
+              <w:top w:val="single" w:sz="4" w:space="0" w:color="auto"/>
+              <w:left w:val="single" w:sz="4" w:space="0" w:color="auto"/>
+              <w:bottom w:val="single" w:sz="4" w:space="0" w:color="auto"/>
+              <w:right w:val="single" w:sz="4" w:space="0" w:color="auto"/>
+            </w:tcBorders>
+            <w:vAlign w:val="center"/>
+          </w:tcPr>
+          <w:p>
+            <w:pPr>
+              <w:jc w:val="center"/>
+              <w:rPr>
+                <w:color w:val="385623" w:themeColor="accent6" w:themeShade="80"/>
+              </w:rPr>
+            </w:pPr>
+          </w:p>
+        </w:tc>
+        <w:tc>
+          <w:tcPr>
+            <w:tcW w:w="644" w:type="pct"/>
+            <w:tcBorders>
+              <w:top w:val="single" w:sz="4" w:space="0" w:color="auto"/>
+              <w:left w:val="single" w:sz="4" w:space="0" w:color="auto"/>
+              <w:bottom w:val="single" w:sz="4" w:space="0" w:color="auto"/>
+              <w:right w:val="single" w:sz="4" w:space="0" w:color="auto"/>
+            </w:tcBorders>
+            <w:vAlign w:val="center"/>
+          </w:tcPr>
+          <w:p>
+            <w:pPr>
+              <w:jc w:val="center"/>
+              <w:rPr>
+                <w:color w:val="385623" w:themeColor="accent6" w:themeShade="80"/>
+                <w:lang w:val="en-US"/>
+              </w:rPr>
+            </w:pPr>
+          </w:p>
+        </w:tc>
+      </w:tr>
+      <w:tr>
+        <w:trPr>
+          <w:cantSplit/>
+          <w:trHeight w:val="429"/>
+        </w:trPr>
+        <w:tc>
+          <w:tcPr>
+            <w:tcW w:w="279" w:type="pct"/>
+            <w:tcBorders>
+              <w:top w:val="single" w:sz="4" w:space="0" w:color="auto"/>
+              <w:left w:val="single" w:sz="4" w:space="0" w:color="auto"/>
+              <w:bottom w:val="single" w:sz="4" w:space="0" w:color="auto"/>
+              <w:right w:val="single" w:sz="4" w:space="0" w:color="auto"/>
+            </w:tcBorders>
+            <w:vAlign w:val="center"/>
+          </w:tcPr>
+          <w:p>
+            <w:pPr>
+              <w:widowControl w:val="0"/>
+              <w:numPr>
+                <w:ilvl w:val="0"/>
+                <w:numId w:val="43"/>
+              </w:numPr>
+              <w:spacing w:line="260" w:lineRule="auto"/>
+              <w:jc w:val="both"/>
+              <w:rPr>
+                <w:iCs/>
+                <w:sz w:val="24"/>
+                <w:szCs w:val="24"/>
+              </w:rPr>
+            </w:pPr>
+          </w:p>
+        </w:tc>
+        <w:tc>
+          <w:tcPr>
+            <w:tcW w:w="174" w:type="pct"/>
+            <w:tcBorders>
+              <w:top w:val="single" w:sz="4" w:space="0" w:color="auto"/>
+              <w:left w:val="single" w:sz="4" w:space="0" w:color="auto"/>
+              <w:bottom w:val="single" w:sz="4" w:space="0" w:color="auto"/>
+              <w:right w:val="single" w:sz="4" w:space="0" w:color="auto"/>
+            </w:tcBorders>
+            <w:vAlign w:val="center"/>
+          </w:tcPr>
+          <w:p>
+            <w:pPr>
+              <w:jc w:val="both"/>
+              <w:rPr>
+                <w:color w:val="385623" w:themeColor="accent6" w:themeShade="80"/>
+              </w:rPr>
+            </w:pPr>
+          </w:p>
+        </w:tc>
+        <w:tc>
+          <w:tcPr>
+            <w:tcW w:w="1809" w:type="pct"/>
+            <w:tcBorders>
+              <w:top w:val="single" w:sz="4" w:space="0" w:color="auto"/>
+              <w:left w:val="single" w:sz="4" w:space="0" w:color="auto"/>
+              <w:bottom w:val="single" w:sz="4" w:space="0" w:color="auto"/>
+              <w:right w:val="single" w:sz="4" w:space="0" w:color="auto"/>
+            </w:tcBorders>
+            <w:vAlign w:val="center"/>
+          </w:tcPr>
+          <w:p>
+            <w:pPr>
+              <w:jc w:val="both"/>
+              <w:rPr>
+                <w:color w:val="385623" w:themeColor="accent6" w:themeShade="80"/>
+              </w:rPr>
+            </w:pPr>
+            <w:r>
+              <w:rPr>
+                <w:color w:val="385623" w:themeColor="accent6" w:themeShade="80"/>
+              </w:rPr>
+              <w:t>Робота з масивами</w:t>
+            </w:r>
+          </w:p>
+        </w:tc>
+        <w:tc>
+          <w:tcPr>
+            <w:tcW w:w="234" w:type="pct"/>
+            <w:tcBorders>
+              <w:top w:val="single" w:sz="4" w:space="0" w:color="auto"/>
+              <w:left w:val="single" w:sz="4" w:space="0" w:color="auto"/>
+              <w:bottom w:val="single" w:sz="4" w:space="0" w:color="auto"/>
+              <w:right w:val="single" w:sz="4" w:space="0" w:color="auto"/>
+            </w:tcBorders>
+            <w:vAlign w:val="center"/>
+          </w:tcPr>
+          <w:p>
+            <w:pPr>
+              <w:jc w:val="center"/>
+              <w:rPr>
+                <w:color w:val="385623" w:themeColor="accent6" w:themeShade="80"/>
+              </w:rPr>
+            </w:pPr>
+          </w:p>
+        </w:tc>
+        <w:tc>
+          <w:tcPr>
+            <w:tcW w:w="188" w:type="pct"/>
+            <w:tcBorders>
+              <w:top w:val="single" w:sz="4" w:space="0" w:color="auto"/>
+              <w:left w:val="single" w:sz="4" w:space="0" w:color="auto"/>
+              <w:bottom w:val="single" w:sz="4" w:space="0" w:color="auto"/>
+              <w:right w:val="single" w:sz="4" w:space="0" w:color="auto"/>
+            </w:tcBorders>
+            <w:vAlign w:val="center"/>
+          </w:tcPr>
+          <w:p>
+            <w:pPr>
+              <w:jc w:val="center"/>
+              <w:rPr>
+                <w:color w:val="385623" w:themeColor="accent6" w:themeShade="80"/>
+              </w:rPr>
+            </w:pPr>
+          </w:p>
+        </w:tc>
+        <w:tc>
+          <w:tcPr>
+            <w:tcW w:w="566" w:type="pct"/>
+            <w:tcBorders>
+              <w:top w:val="single" w:sz="4" w:space="0" w:color="auto"/>
+              <w:left w:val="single" w:sz="4" w:space="0" w:color="auto"/>
+              <w:bottom w:val="single" w:sz="4" w:space="0" w:color="auto"/>
+              <w:right w:val="single" w:sz="4" w:space="0" w:color="auto"/>
+            </w:tcBorders>
+            <w:vAlign w:val="center"/>
+          </w:tcPr>
+          <w:p>
+            <w:pPr>
+              <w:jc w:val="right"/>
+              <w:rPr>
+                <w:color w:val="385623" w:themeColor="accent6" w:themeShade="80"/>
+              </w:rPr>
+            </w:pPr>
+            <w:proofErr w:type="spellStart"/>
+            <w:r>
+              <w:rPr>
+                <w:color w:val="385623" w:themeColor="accent6" w:themeShade="80"/>
+              </w:rPr>
+              <w:t>Лабраторна</w:t>
+            </w:r>
+            <w:proofErr w:type="spellEnd"/>
+            <w:r>
+              <w:rPr>
+                <w:color w:val="385623" w:themeColor="accent6" w:themeShade="80"/>
+              </w:rPr>
+              <w:t xml:space="preserve"> №</w:t>
+            </w:r>
+          </w:p>
+        </w:tc>
+        <w:tc>
+          <w:tcPr>
+            <w:tcW w:w="141" w:type="pct"/>
+            <w:tcBorders>
+              <w:top w:val="single" w:sz="4" w:space="0" w:color="auto"/>
+              <w:left w:val="single" w:sz="4" w:space="0" w:color="auto"/>
+              <w:bottom w:val="single" w:sz="4" w:space="0" w:color="auto"/>
+              <w:right w:val="single" w:sz="4" w:space="0" w:color="auto"/>
+            </w:tcBorders>
+            <w:vAlign w:val="center"/>
+          </w:tcPr>
+          <w:p>
+            <w:pPr>
+              <w:jc w:val="center"/>
+              <w:rPr>
+                <w:color w:val="385623" w:themeColor="accent6" w:themeShade="80"/>
+              </w:rPr>
+            </w:pPr>
+            <w:r>
+              <w:rPr>
+                <w:color w:val="385623" w:themeColor="accent6" w:themeShade="80"/>
+              </w:rPr>
+              <w:t>7</w:t>
+            </w:r>
+          </w:p>
+        </w:tc>
+        <w:tc>
+          <w:tcPr>
+            <w:tcW w:w="504" w:type="pct"/>
+            <w:tcBorders>
+              <w:top w:val="single" w:sz="4" w:space="0" w:color="auto"/>
+              <w:left w:val="single" w:sz="4" w:space="0" w:color="auto"/>
+              <w:bottom w:val="single" w:sz="4" w:space="0" w:color="auto"/>
+              <w:right w:val="single" w:sz="4" w:space="0" w:color="auto"/>
+            </w:tcBorders>
+            <w:vAlign w:val="center"/>
+          </w:tcPr>
+          <w:p>
+            <w:pPr>
+              <w:jc w:val="center"/>
+              <w:rPr>
+                <w:color w:val="385623" w:themeColor="accent6" w:themeShade="80"/>
+              </w:rPr>
+            </w:pPr>
+          </w:p>
+        </w:tc>
+        <w:tc>
+          <w:tcPr>
+            <w:tcW w:w="461" w:type="pct"/>
+            <w:tcBorders>
+              <w:top w:val="single" w:sz="4" w:space="0" w:color="auto"/>
+              <w:left w:val="single" w:sz="4" w:space="0" w:color="auto"/>
+              <w:bottom w:val="single" w:sz="4" w:space="0" w:color="auto"/>
+              <w:right w:val="single" w:sz="4" w:space="0" w:color="auto"/>
+            </w:tcBorders>
+            <w:vAlign w:val="center"/>
+          </w:tcPr>
+          <w:p>
+            <w:pPr>
+              <w:jc w:val="center"/>
+              <w:rPr>
+                <w:color w:val="385623" w:themeColor="accent6" w:themeShade="80"/>
+              </w:rPr>
+            </w:pPr>
+          </w:p>
+        </w:tc>
+        <w:tc>
+          <w:tcPr>
+            <w:tcW w:w="644" w:type="pct"/>
+            <w:tcBorders>
+              <w:top w:val="single" w:sz="4" w:space="0" w:color="auto"/>
+              <w:left w:val="single" w:sz="4" w:space="0" w:color="auto"/>
+              <w:bottom w:val="single" w:sz="4" w:space="0" w:color="auto"/>
+              <w:right w:val="single" w:sz="4" w:space="0" w:color="auto"/>
+            </w:tcBorders>
+            <w:vAlign w:val="center"/>
+          </w:tcPr>
+          <w:p>
+            <w:pPr>
+              <w:jc w:val="center"/>
+              <w:rPr>
+                <w:color w:val="385623" w:themeColor="accent6" w:themeShade="80"/>
+                <w:lang w:val="en-US"/>
+              </w:rPr>
+            </w:pPr>
+          </w:p>
+        </w:tc>
+      </w:tr>
+      <w:tr>
+        <w:trPr>
+          <w:cantSplit/>
+          <w:trHeight w:val="429"/>
+        </w:trPr>
+        <w:tc>
+          <w:tcPr>
+            <w:tcW w:w="279" w:type="pct"/>
+            <w:tcBorders>
+              <w:top w:val="single" w:sz="4" w:space="0" w:color="auto"/>
+              <w:left w:val="single" w:sz="4" w:space="0" w:color="auto"/>
+              <w:bottom w:val="single" w:sz="4" w:space="0" w:color="auto"/>
+              <w:right w:val="single" w:sz="4" w:space="0" w:color="auto"/>
+            </w:tcBorders>
+            <w:vAlign w:val="center"/>
+          </w:tcPr>
+          <w:p>
+            <w:pPr>
+              <w:widowControl w:val="0"/>
+              <w:numPr>
+                <w:ilvl w:val="0"/>
+                <w:numId w:val="43"/>
+              </w:numPr>
+              <w:spacing w:line="260" w:lineRule="auto"/>
+              <w:jc w:val="both"/>
+              <w:rPr>
+                <w:iCs/>
+                <w:sz w:val="24"/>
+                <w:szCs w:val="24"/>
+              </w:rPr>
+            </w:pPr>
+          </w:p>
+        </w:tc>
+        <w:tc>
+          <w:tcPr>
+            <w:tcW w:w="174" w:type="pct"/>
+            <w:tcBorders>
+              <w:top w:val="single" w:sz="4" w:space="0" w:color="auto"/>
+              <w:left w:val="single" w:sz="4" w:space="0" w:color="auto"/>
+              <w:bottom w:val="single" w:sz="4" w:space="0" w:color="auto"/>
+              <w:right w:val="single" w:sz="4" w:space="0" w:color="auto"/>
+            </w:tcBorders>
+            <w:vAlign w:val="center"/>
+          </w:tcPr>
+          <w:p>
+            <w:pPr>
+              <w:jc w:val="both"/>
+              <w:rPr>
+                <w:color w:val="385623" w:themeColor="accent6" w:themeShade="80"/>
+              </w:rPr>
+            </w:pPr>
+          </w:p>
+        </w:tc>
+        <w:tc>
+          <w:tcPr>
+            <w:tcW w:w="1809" w:type="pct"/>
+            <w:tcBorders>
+              <w:top w:val="single" w:sz="4" w:space="0" w:color="auto"/>
+              <w:left w:val="single" w:sz="4" w:space="0" w:color="auto"/>
+              <w:bottom w:val="single" w:sz="4" w:space="0" w:color="auto"/>
+              <w:right w:val="single" w:sz="4" w:space="0" w:color="auto"/>
+            </w:tcBorders>
+            <w:vAlign w:val="center"/>
+          </w:tcPr>
+          <w:p>
+            <w:pPr>
+              <w:jc w:val="both"/>
+              <w:rPr>
+                <w:color w:val="385623" w:themeColor="accent6" w:themeShade="80"/>
+              </w:rPr>
+            </w:pPr>
+            <w:r>
+              <w:rPr>
+                <w:color w:val="385623" w:themeColor="accent6" w:themeShade="80"/>
+              </w:rPr>
+              <w:t>Динамічні масиви</w:t>
+            </w:r>
+          </w:p>
+        </w:tc>
+        <w:tc>
+          <w:tcPr>
+            <w:tcW w:w="234" w:type="pct"/>
+            <w:tcBorders>
+              <w:top w:val="single" w:sz="4" w:space="0" w:color="auto"/>
+              <w:left w:val="single" w:sz="4" w:space="0" w:color="auto"/>
+              <w:bottom w:val="single" w:sz="4" w:space="0" w:color="auto"/>
+              <w:right w:val="single" w:sz="4" w:space="0" w:color="auto"/>
+            </w:tcBorders>
+            <w:vAlign w:val="center"/>
+          </w:tcPr>
+          <w:p>
+            <w:pPr>
+              <w:jc w:val="center"/>
+              <w:rPr>
+                <w:color w:val="385623" w:themeColor="accent6" w:themeShade="80"/>
+              </w:rPr>
+            </w:pPr>
+            <w:r>
+              <w:rPr>
+                <w:color w:val="385623" w:themeColor="accent6" w:themeShade="80"/>
+              </w:rPr>
+              <w:t>2</w:t>
+            </w:r>
+          </w:p>
+        </w:tc>
+        <w:tc>
+          <w:tcPr>
+            <w:tcW w:w="188" w:type="pct"/>
+            <w:tcBorders>
+              <w:top w:val="single" w:sz="4" w:space="0" w:color="auto"/>
+              <w:left w:val="single" w:sz="4" w:space="0" w:color="auto"/>
+              <w:bottom w:val="single" w:sz="4" w:space="0" w:color="auto"/>
+              <w:right w:val="single" w:sz="4" w:space="0" w:color="auto"/>
+            </w:tcBorders>
+            <w:vAlign w:val="center"/>
+          </w:tcPr>
+          <w:p>
+            <w:pPr>
+              <w:jc w:val="center"/>
+              <w:rPr>
+                <w:color w:val="385623" w:themeColor="accent6" w:themeShade="80"/>
+              </w:rPr>
+            </w:pPr>
+          </w:p>
+        </w:tc>
+        <w:tc>
+          <w:tcPr>
+            <w:tcW w:w="566" w:type="pct"/>
+            <w:tcBorders>
+              <w:top w:val="single" w:sz="4" w:space="0" w:color="auto"/>
+              <w:left w:val="single" w:sz="4" w:space="0" w:color="auto"/>
+              <w:bottom w:val="single" w:sz="4" w:space="0" w:color="auto"/>
+              <w:right w:val="single" w:sz="4" w:space="0" w:color="auto"/>
+            </w:tcBorders>
+            <w:vAlign w:val="center"/>
+          </w:tcPr>
+          <w:p>
+            <w:pPr>
+              <w:jc w:val="right"/>
+              <w:rPr>
+                <w:color w:val="385623" w:themeColor="accent6" w:themeShade="80"/>
+              </w:rPr>
+            </w:pPr>
+            <w:r>
+              <w:rPr>
+                <w:color w:val="385623" w:themeColor="accent6" w:themeShade="80"/>
+              </w:rPr>
+              <w:t>Лекція №</w:t>
+            </w:r>
+          </w:p>
+        </w:tc>
+        <w:tc>
+          <w:tcPr>
+            <w:tcW w:w="141" w:type="pct"/>
+            <w:tcBorders>
+              <w:top w:val="single" w:sz="4" w:space="0" w:color="auto"/>
+              <w:left w:val="single" w:sz="4" w:space="0" w:color="auto"/>
+              <w:bottom w:val="single" w:sz="4" w:space="0" w:color="auto"/>
+              <w:right w:val="single" w:sz="4" w:space="0" w:color="auto"/>
+            </w:tcBorders>
+            <w:vAlign w:val="center"/>
+          </w:tcPr>
+          <w:p>
+            <w:pPr>
+              <w:jc w:val="center"/>
+              <w:rPr>
+                <w:color w:val="385623" w:themeColor="accent6" w:themeShade="80"/>
+              </w:rPr>
+            </w:pPr>
+            <w:r>
+              <w:rPr>
+                <w:color w:val="385623" w:themeColor="accent6" w:themeShade="80"/>
+              </w:rPr>
+              <w:t>12</w:t>
+            </w:r>
+          </w:p>
+        </w:tc>
+        <w:tc>
+          <w:tcPr>
+            <w:tcW w:w="504" w:type="pct"/>
+            <w:tcBorders>
+              <w:top w:val="single" w:sz="4" w:space="0" w:color="auto"/>
+              <w:left w:val="single" w:sz="4" w:space="0" w:color="auto"/>
+              <w:bottom w:val="single" w:sz="4" w:space="0" w:color="auto"/>
+              <w:right w:val="single" w:sz="4" w:space="0" w:color="auto"/>
+            </w:tcBorders>
+            <w:vAlign w:val="center"/>
+          </w:tcPr>
+          <w:p>
+            <w:pPr>
+              <w:jc w:val="center"/>
+              <w:rPr>
+                <w:color w:val="385623" w:themeColor="accent6" w:themeShade="80"/>
+              </w:rPr>
+            </w:pPr>
+          </w:p>
+        </w:tc>
+        <w:tc>
+          <w:tcPr>
+            <w:tcW w:w="461" w:type="pct"/>
+            <w:tcBorders>
+              <w:top w:val="single" w:sz="4" w:space="0" w:color="auto"/>
+              <w:left w:val="single" w:sz="4" w:space="0" w:color="auto"/>
+              <w:bottom w:val="single" w:sz="4" w:space="0" w:color="auto"/>
+              <w:right w:val="single" w:sz="4" w:space="0" w:color="auto"/>
+            </w:tcBorders>
+            <w:vAlign w:val="center"/>
+          </w:tcPr>
+          <w:p>
+            <w:pPr>
+              <w:jc w:val="center"/>
+              <w:rPr>
+                <w:color w:val="385623" w:themeColor="accent6" w:themeShade="80"/>
+              </w:rPr>
+            </w:pPr>
+          </w:p>
+        </w:tc>
+        <w:tc>
+          <w:tcPr>
+            <w:tcW w:w="644" w:type="pct"/>
+            <w:tcBorders>
+              <w:top w:val="single" w:sz="4" w:space="0" w:color="auto"/>
+              <w:left w:val="single" w:sz="4" w:space="0" w:color="auto"/>
+              <w:bottom w:val="single" w:sz="4" w:space="0" w:color="auto"/>
+              <w:right w:val="single" w:sz="4" w:space="0" w:color="auto"/>
+            </w:tcBorders>
+            <w:vAlign w:val="center"/>
+          </w:tcPr>
+          <w:p>
+            <w:pPr>
+              <w:jc w:val="center"/>
+              <w:rPr>
+                <w:color w:val="385623" w:themeColor="accent6" w:themeShade="80"/>
+                <w:lang w:val="en-US"/>
+              </w:rPr>
+            </w:pPr>
+          </w:p>
+        </w:tc>
+      </w:tr>
+      <w:tr>
+        <w:trPr>
+          <w:cantSplit/>
+          <w:trHeight w:val="429"/>
+        </w:trPr>
+        <w:tc>
+          <w:tcPr>
+            <w:tcW w:w="279" w:type="pct"/>
+            <w:tcBorders>
+              <w:top w:val="single" w:sz="4" w:space="0" w:color="auto"/>
+              <w:left w:val="single" w:sz="4" w:space="0" w:color="auto"/>
+              <w:bottom w:val="single" w:sz="4" w:space="0" w:color="auto"/>
+              <w:right w:val="single" w:sz="4" w:space="0" w:color="auto"/>
+            </w:tcBorders>
+            <w:vAlign w:val="center"/>
+          </w:tcPr>
+          <w:p>
+            <w:pPr>
+              <w:widowControl w:val="0"/>
+              <w:numPr>
+                <w:ilvl w:val="0"/>
+                <w:numId w:val="43"/>
+              </w:numPr>
+              <w:spacing w:line="260" w:lineRule="auto"/>
+              <w:jc w:val="both"/>
+              <w:rPr>
+                <w:iCs/>
+                <w:sz w:val="24"/>
+                <w:szCs w:val="24"/>
+              </w:rPr>
+            </w:pPr>
+          </w:p>
+        </w:tc>
+        <w:tc>
+          <w:tcPr>
+            <w:tcW w:w="174" w:type="pct"/>
+            <w:tcBorders>
+              <w:top w:val="single" w:sz="4" w:space="0" w:color="auto"/>
+              <w:left w:val="single" w:sz="4" w:space="0" w:color="auto"/>
+              <w:bottom w:val="single" w:sz="4" w:space="0" w:color="auto"/>
+              <w:right w:val="single" w:sz="4" w:space="0" w:color="auto"/>
+            </w:tcBorders>
+            <w:vAlign w:val="center"/>
+          </w:tcPr>
+          <w:p>
+            <w:pPr>
+              <w:jc w:val="both"/>
+              <w:rPr>
+                <w:color w:val="385623" w:themeColor="accent6" w:themeShade="80"/>
+              </w:rPr>
+            </w:pPr>
+          </w:p>
+        </w:tc>
+        <w:tc>
+          <w:tcPr>
+            <w:tcW w:w="1809" w:type="pct"/>
+            <w:tcBorders>
+              <w:top w:val="single" w:sz="4" w:space="0" w:color="auto"/>
+              <w:left w:val="single" w:sz="4" w:space="0" w:color="auto"/>
+              <w:bottom w:val="single" w:sz="4" w:space="0" w:color="auto"/>
+              <w:right w:val="single" w:sz="4" w:space="0" w:color="auto"/>
+            </w:tcBorders>
+            <w:vAlign w:val="center"/>
+          </w:tcPr>
+          <w:p>
+            <w:pPr>
+              <w:jc w:val="both"/>
+              <w:rPr>
+                <w:color w:val="385623" w:themeColor="accent6" w:themeShade="80"/>
+              </w:rPr>
+            </w:pPr>
+            <w:r>
+              <w:rPr>
+                <w:color w:val="385623" w:themeColor="accent6" w:themeShade="80"/>
+              </w:rPr>
+              <w:t>Багатовимірні динамічні масиви</w:t>
+            </w:r>
+          </w:p>
+        </w:tc>
+        <w:tc>
+          <w:tcPr>
+            <w:tcW w:w="234" w:type="pct"/>
+            <w:tcBorders>
+              <w:top w:val="single" w:sz="4" w:space="0" w:color="auto"/>
+              <w:left w:val="single" w:sz="4" w:space="0" w:color="auto"/>
+              <w:bottom w:val="single" w:sz="4" w:space="0" w:color="auto"/>
+              <w:right w:val="single" w:sz="4" w:space="0" w:color="auto"/>
+            </w:tcBorders>
+            <w:vAlign w:val="center"/>
+          </w:tcPr>
+          <w:p>
+            <w:pPr>
+              <w:jc w:val="center"/>
+              <w:rPr>
+                <w:color w:val="385623" w:themeColor="accent6" w:themeShade="80"/>
+              </w:rPr>
+            </w:pPr>
+          </w:p>
+        </w:tc>
+        <w:tc>
+          <w:tcPr>
+            <w:tcW w:w="188" w:type="pct"/>
+            <w:tcBorders>
+              <w:top w:val="single" w:sz="4" w:space="0" w:color="auto"/>
+              <w:left w:val="single" w:sz="4" w:space="0" w:color="auto"/>
+              <w:bottom w:val="single" w:sz="4" w:space="0" w:color="auto"/>
+              <w:right w:val="single" w:sz="4" w:space="0" w:color="auto"/>
+            </w:tcBorders>
+            <w:vAlign w:val="center"/>
+          </w:tcPr>
+          <w:p>
+            <w:pPr>
+              <w:jc w:val="center"/>
+              <w:rPr>
+                <w:color w:val="385623" w:themeColor="accent6" w:themeShade="80"/>
+              </w:rPr>
+            </w:pPr>
+          </w:p>
+        </w:tc>
+        <w:tc>
+          <w:tcPr>
+            <w:tcW w:w="566" w:type="pct"/>
+            <w:tcBorders>
+              <w:top w:val="single" w:sz="4" w:space="0" w:color="auto"/>
+              <w:left w:val="single" w:sz="4" w:space="0" w:color="auto"/>
+              <w:bottom w:val="single" w:sz="4" w:space="0" w:color="auto"/>
+              <w:right w:val="single" w:sz="4" w:space="0" w:color="auto"/>
+            </w:tcBorders>
+            <w:vAlign w:val="center"/>
+          </w:tcPr>
+          <w:p>
+            <w:pPr>
+              <w:jc w:val="right"/>
+              <w:rPr>
+                <w:color w:val="385623" w:themeColor="accent6" w:themeShade="80"/>
+              </w:rPr>
+            </w:pPr>
+            <w:r>
+              <w:rPr>
+                <w:color w:val="385623" w:themeColor="accent6" w:themeShade="80"/>
+              </w:rPr>
+              <w:t>СРС №</w:t>
+            </w:r>
+          </w:p>
+        </w:tc>
+        <w:tc>
+          <w:tcPr>
+            <w:tcW w:w="141" w:type="pct"/>
+            <w:tcBorders>
+              <w:top w:val="single" w:sz="4" w:space="0" w:color="auto"/>
+              <w:left w:val="single" w:sz="4" w:space="0" w:color="auto"/>
+              <w:bottom w:val="single" w:sz="4" w:space="0" w:color="auto"/>
+              <w:right w:val="single" w:sz="4" w:space="0" w:color="auto"/>
+            </w:tcBorders>
+            <w:vAlign w:val="center"/>
+          </w:tcPr>
+          <w:p>
+            <w:pPr>
+              <w:jc w:val="center"/>
+              <w:rPr>
+                <w:color w:val="385623" w:themeColor="accent6" w:themeShade="80"/>
+              </w:rPr>
+            </w:pPr>
+            <w:r>
+              <w:rPr>
+                <w:color w:val="385623" w:themeColor="accent6" w:themeShade="80"/>
+              </w:rPr>
+              <w:t>9</w:t>
+            </w:r>
+          </w:p>
+        </w:tc>
+        <w:tc>
+          <w:tcPr>
+            <w:tcW w:w="504" w:type="pct"/>
+            <w:tcBorders>
+              <w:top w:val="single" w:sz="4" w:space="0" w:color="auto"/>
+              <w:left w:val="single" w:sz="4" w:space="0" w:color="auto"/>
+              <w:bottom w:val="single" w:sz="4" w:space="0" w:color="auto"/>
+              <w:right w:val="single" w:sz="4" w:space="0" w:color="auto"/>
+            </w:tcBorders>
+            <w:vAlign w:val="center"/>
+          </w:tcPr>
+          <w:p>
+            <w:pPr>
+              <w:jc w:val="center"/>
+              <w:rPr>
+                <w:color w:val="385623" w:themeColor="accent6" w:themeShade="80"/>
+              </w:rPr>
+            </w:pPr>
+          </w:p>
+        </w:tc>
+        <w:tc>
+          <w:tcPr>
+            <w:tcW w:w="461" w:type="pct"/>
+            <w:tcBorders>
+              <w:top w:val="single" w:sz="4" w:space="0" w:color="auto"/>
+              <w:left w:val="single" w:sz="4" w:space="0" w:color="auto"/>
+              <w:bottom w:val="single" w:sz="4" w:space="0" w:color="auto"/>
+              <w:right w:val="single" w:sz="4" w:space="0" w:color="auto"/>
+            </w:tcBorders>
+            <w:vAlign w:val="center"/>
+          </w:tcPr>
+          <w:p>
+            <w:pPr>
+              <w:jc w:val="center"/>
+              <w:rPr>
+                <w:color w:val="385623" w:themeColor="accent6" w:themeShade="80"/>
+              </w:rPr>
+            </w:pPr>
+          </w:p>
+        </w:tc>
+        <w:tc>
+          <w:tcPr>
+            <w:tcW w:w="644" w:type="pct"/>
+            <w:tcBorders>
+              <w:top w:val="single" w:sz="4" w:space="0" w:color="auto"/>
+              <w:left w:val="single" w:sz="4" w:space="0" w:color="auto"/>
+              <w:bottom w:val="single" w:sz="4" w:space="0" w:color="auto"/>
+              <w:right w:val="single" w:sz="4" w:space="0" w:color="auto"/>
+            </w:tcBorders>
+            <w:vAlign w:val="center"/>
+          </w:tcPr>
+          <w:p>
+            <w:pPr>
+              <w:jc w:val="center"/>
+              <w:rPr>
+                <w:color w:val="385623" w:themeColor="accent6" w:themeShade="80"/>
+                <w:lang w:val="en-US"/>
+              </w:rPr>
+            </w:pPr>
+          </w:p>
+        </w:tc>
+      </w:tr>
+      <w:tr>
+        <w:trPr>
+          <w:cantSplit/>
+          <w:trHeight w:val="429"/>
+        </w:trPr>
+        <w:tc>
+          <w:tcPr>
+            <w:tcW w:w="279" w:type="pct"/>
+            <w:tcBorders>
+              <w:top w:val="single" w:sz="4" w:space="0" w:color="auto"/>
+              <w:left w:val="single" w:sz="4" w:space="0" w:color="auto"/>
+              <w:bottom w:val="single" w:sz="4" w:space="0" w:color="auto"/>
+              <w:right w:val="single" w:sz="4" w:space="0" w:color="auto"/>
+            </w:tcBorders>
+            <w:vAlign w:val="center"/>
+          </w:tcPr>
+          <w:p>
+            <w:pPr>
+              <w:widowControl w:val="0"/>
+              <w:numPr>
+                <w:ilvl w:val="0"/>
+                <w:numId w:val="43"/>
+              </w:numPr>
+              <w:spacing w:line="260" w:lineRule="auto"/>
+              <w:jc w:val="both"/>
+              <w:rPr>
+                <w:iCs/>
+                <w:sz w:val="24"/>
+                <w:szCs w:val="24"/>
+              </w:rPr>
+            </w:pPr>
+          </w:p>
+        </w:tc>
+        <w:tc>
+          <w:tcPr>
+            <w:tcW w:w="174" w:type="pct"/>
+            <w:tcBorders>
+              <w:top w:val="single" w:sz="4" w:space="0" w:color="auto"/>
+              <w:left w:val="single" w:sz="4" w:space="0" w:color="auto"/>
+              <w:bottom w:val="single" w:sz="4" w:space="0" w:color="auto"/>
+              <w:right w:val="single" w:sz="4" w:space="0" w:color="auto"/>
+            </w:tcBorders>
+            <w:vAlign w:val="center"/>
+          </w:tcPr>
+          <w:p>
+            <w:pPr>
+              <w:jc w:val="both"/>
+              <w:rPr>
+                <w:color w:val="385623" w:themeColor="accent6" w:themeShade="80"/>
+              </w:rPr>
+            </w:pPr>
+          </w:p>
+        </w:tc>
+        <w:tc>
+          <w:tcPr>
+            <w:tcW w:w="1809" w:type="pct"/>
+            <w:tcBorders>
+              <w:top w:val="single" w:sz="4" w:space="0" w:color="auto"/>
+              <w:left w:val="single" w:sz="4" w:space="0" w:color="auto"/>
+              <w:bottom w:val="single" w:sz="4" w:space="0" w:color="auto"/>
+              <w:right w:val="single" w:sz="4" w:space="0" w:color="auto"/>
+            </w:tcBorders>
+            <w:vAlign w:val="center"/>
+          </w:tcPr>
+          <w:p>
+            <w:pPr>
+              <w:jc w:val="both"/>
+              <w:rPr>
+                <w:color w:val="385623" w:themeColor="accent6" w:themeShade="80"/>
+              </w:rPr>
+            </w:pPr>
+            <w:r>
+              <w:rPr>
+                <w:color w:val="385623" w:themeColor="accent6" w:themeShade="80"/>
+              </w:rPr>
+              <w:t>Робота з динамічними масивами</w:t>
+            </w:r>
+          </w:p>
+        </w:tc>
+        <w:tc>
+          <w:tcPr>
+            <w:tcW w:w="234" w:type="pct"/>
+            <w:tcBorders>
+              <w:top w:val="single" w:sz="4" w:space="0" w:color="auto"/>
+              <w:left w:val="single" w:sz="4" w:space="0" w:color="auto"/>
+              <w:bottom w:val="single" w:sz="4" w:space="0" w:color="auto"/>
+              <w:right w:val="single" w:sz="4" w:space="0" w:color="auto"/>
+            </w:tcBorders>
+            <w:vAlign w:val="center"/>
+          </w:tcPr>
+          <w:p>
+            <w:pPr>
+              <w:jc w:val="center"/>
+              <w:rPr>
+                <w:color w:val="385623" w:themeColor="accent6" w:themeShade="80"/>
+              </w:rPr>
+            </w:pPr>
+            <w:r>
+              <w:rPr>
+                <w:color w:val="385623" w:themeColor="accent6" w:themeShade="80"/>
+              </w:rPr>
+              <w:t>2</w:t>
+            </w:r>
+          </w:p>
+        </w:tc>
+        <w:tc>
+          <w:tcPr>
+            <w:tcW w:w="188" w:type="pct"/>
+            <w:tcBorders>
+              <w:top w:val="single" w:sz="4" w:space="0" w:color="auto"/>
+              <w:left w:val="single" w:sz="4" w:space="0" w:color="auto"/>
+              <w:bottom w:val="single" w:sz="4" w:space="0" w:color="auto"/>
+              <w:right w:val="single" w:sz="4" w:space="0" w:color="auto"/>
+            </w:tcBorders>
+            <w:vAlign w:val="center"/>
+          </w:tcPr>
+          <w:p>
+            <w:pPr>
+              <w:jc w:val="center"/>
+              <w:rPr>
+                <w:color w:val="385623" w:themeColor="accent6" w:themeShade="80"/>
+              </w:rPr>
+            </w:pPr>
+          </w:p>
+        </w:tc>
+        <w:tc>
+          <w:tcPr>
+            <w:tcW w:w="566" w:type="pct"/>
+            <w:tcBorders>
+              <w:top w:val="single" w:sz="4" w:space="0" w:color="auto"/>
+              <w:left w:val="single" w:sz="4" w:space="0" w:color="auto"/>
+              <w:bottom w:val="single" w:sz="4" w:space="0" w:color="auto"/>
+              <w:right w:val="single" w:sz="4" w:space="0" w:color="auto"/>
+            </w:tcBorders>
+            <w:vAlign w:val="center"/>
+          </w:tcPr>
+          <w:p>
+            <w:pPr>
+              <w:jc w:val="right"/>
+              <w:rPr>
+                <w:color w:val="385623" w:themeColor="accent6" w:themeShade="80"/>
+              </w:rPr>
+            </w:pPr>
+            <w:proofErr w:type="spellStart"/>
+            <w:r>
+              <w:rPr>
+                <w:color w:val="385623" w:themeColor="accent6" w:themeShade="80"/>
+              </w:rPr>
+              <w:t>Лабраторна</w:t>
+            </w:r>
+            <w:proofErr w:type="spellEnd"/>
+            <w:r>
+              <w:rPr>
+                <w:color w:val="385623" w:themeColor="accent6" w:themeShade="80"/>
+              </w:rPr>
+              <w:t xml:space="preserve"> №</w:t>
+            </w:r>
+          </w:p>
+        </w:tc>
+        <w:tc>
+          <w:tcPr>
+            <w:tcW w:w="141" w:type="pct"/>
+            <w:tcBorders>
+              <w:top w:val="single" w:sz="4" w:space="0" w:color="auto"/>
+              <w:left w:val="single" w:sz="4" w:space="0" w:color="auto"/>
+              <w:bottom w:val="single" w:sz="4" w:space="0" w:color="auto"/>
+              <w:right w:val="single" w:sz="4" w:space="0" w:color="auto"/>
+            </w:tcBorders>
+            <w:vAlign w:val="center"/>
+          </w:tcPr>
+          <w:p>
+            <w:pPr>
+              <w:jc w:val="center"/>
+              <w:rPr>
+                <w:color w:val="385623" w:themeColor="accent6" w:themeShade="80"/>
+              </w:rPr>
+            </w:pPr>
+            <w:r>
+              <w:rPr>
+                <w:color w:val="385623" w:themeColor="accent6" w:themeShade="80"/>
+              </w:rPr>
+              <w:t>8</w:t>
+            </w:r>
+          </w:p>
+        </w:tc>
+        <w:tc>
+          <w:tcPr>
+            <w:tcW w:w="504" w:type="pct"/>
+            <w:tcBorders>
+              <w:top w:val="single" w:sz="4" w:space="0" w:color="auto"/>
+              <w:left w:val="single" w:sz="4" w:space="0" w:color="auto"/>
+              <w:bottom w:val="single" w:sz="4" w:space="0" w:color="auto"/>
+              <w:right w:val="single" w:sz="4" w:space="0" w:color="auto"/>
+            </w:tcBorders>
+            <w:vAlign w:val="center"/>
+          </w:tcPr>
+          <w:p>
+            <w:pPr>
+              <w:jc w:val="center"/>
+              <w:rPr>
+                <w:color w:val="385623" w:themeColor="accent6" w:themeShade="80"/>
+              </w:rPr>
+            </w:pPr>
+          </w:p>
+        </w:tc>
+        <w:tc>
+          <w:tcPr>
+            <w:tcW w:w="461" w:type="pct"/>
+            <w:tcBorders>
+              <w:top w:val="single" w:sz="4" w:space="0" w:color="auto"/>
+              <w:left w:val="single" w:sz="4" w:space="0" w:color="auto"/>
+              <w:bottom w:val="single" w:sz="4" w:space="0" w:color="auto"/>
+              <w:right w:val="single" w:sz="4" w:space="0" w:color="auto"/>
+            </w:tcBorders>
+            <w:vAlign w:val="center"/>
+          </w:tcPr>
+          <w:p>
+            <w:pPr>
+              <w:jc w:val="center"/>
+              <w:rPr>
+                <w:color w:val="385623" w:themeColor="accent6" w:themeShade="80"/>
+              </w:rPr>
+            </w:pPr>
+          </w:p>
+        </w:tc>
+        <w:tc>
+          <w:tcPr>
+            <w:tcW w:w="644" w:type="pct"/>
+            <w:tcBorders>
+              <w:top w:val="single" w:sz="4" w:space="0" w:color="auto"/>
+              <w:left w:val="single" w:sz="4" w:space="0" w:color="auto"/>
+              <w:bottom w:val="single" w:sz="4" w:space="0" w:color="auto"/>
+              <w:right w:val="single" w:sz="4" w:space="0" w:color="auto"/>
+            </w:tcBorders>
+            <w:vAlign w:val="center"/>
+          </w:tcPr>
+          <w:p>
+            <w:pPr>
+              <w:jc w:val="center"/>
+              <w:rPr>
+                <w:color w:val="385623" w:themeColor="accent6" w:themeShade="80"/>
+                <w:lang w:val="en-US"/>
+              </w:rPr>
+            </w:pPr>
+          </w:p>
+        </w:tc>
+      </w:tr>
+      <w:tr>
+        <w:trPr>
+          <w:cantSplit/>
+          <w:trHeight w:val="429"/>
+        </w:trPr>
+        <w:tc>
+          <w:tcPr>
+            <w:tcW w:w="279" w:type="pct"/>
+            <w:tcBorders>
+              <w:top w:val="single" w:sz="4" w:space="0" w:color="auto"/>
+              <w:left w:val="single" w:sz="4" w:space="0" w:color="auto"/>
+              <w:bottom w:val="single" w:sz="4" w:space="0" w:color="auto"/>
+              <w:right w:val="single" w:sz="4" w:space="0" w:color="auto"/>
+            </w:tcBorders>
+            <w:vAlign w:val="center"/>
+          </w:tcPr>
+          <w:p>
+            <w:pPr>
+              <w:widowControl w:val="0"/>
+              <w:numPr>
+                <w:ilvl w:val="0"/>
+                <w:numId w:val="43"/>
+              </w:numPr>
+              <w:spacing w:line="260" w:lineRule="auto"/>
+              <w:jc w:val="both"/>
+              <w:rPr>
+                <w:iCs/>
+                <w:sz w:val="24"/>
+                <w:szCs w:val="24"/>
+              </w:rPr>
+            </w:pPr>
+          </w:p>
+        </w:tc>
+        <w:tc>
+          <w:tcPr>
+            <w:tcW w:w="174" w:type="pct"/>
+            <w:tcBorders>
+              <w:top w:val="single" w:sz="4" w:space="0" w:color="auto"/>
+              <w:left w:val="single" w:sz="4" w:space="0" w:color="auto"/>
+              <w:bottom w:val="single" w:sz="4" w:space="0" w:color="auto"/>
+              <w:right w:val="single" w:sz="4" w:space="0" w:color="auto"/>
+            </w:tcBorders>
+            <w:vAlign w:val="center"/>
+          </w:tcPr>
+          <w:p>
+            <w:pPr>
+              <w:jc w:val="both"/>
+              <w:rPr>
+                <w:color w:val="385623" w:themeColor="accent6" w:themeShade="80"/>
+              </w:rPr>
+            </w:pPr>
+          </w:p>
+        </w:tc>
+        <w:tc>
+          <w:tcPr>
+            <w:tcW w:w="1809" w:type="pct"/>
+            <w:tcBorders>
+              <w:top w:val="single" w:sz="4" w:space="0" w:color="auto"/>
+              <w:left w:val="single" w:sz="4" w:space="0" w:color="auto"/>
+              <w:bottom w:val="single" w:sz="4" w:space="0" w:color="auto"/>
+              <w:right w:val="single" w:sz="4" w:space="0" w:color="auto"/>
+            </w:tcBorders>
+            <w:vAlign w:val="center"/>
+          </w:tcPr>
+          <w:p>
+            <w:pPr>
+              <w:jc w:val="both"/>
+              <w:rPr>
+                <w:color w:val="385623" w:themeColor="accent6" w:themeShade="80"/>
+              </w:rPr>
+            </w:pPr>
+            <w:r>
+              <w:rPr>
+                <w:color w:val="385623" w:themeColor="accent6" w:themeShade="80"/>
+              </w:rPr>
+              <w:t>Структури</w:t>
+            </w:r>
+          </w:p>
+        </w:tc>
+        <w:tc>
+          <w:tcPr>
+            <w:tcW w:w="234" w:type="pct"/>
+            <w:tcBorders>
+              <w:top w:val="single" w:sz="4" w:space="0" w:color="auto"/>
+              <w:left w:val="single" w:sz="4" w:space="0" w:color="auto"/>
+              <w:bottom w:val="single" w:sz="4" w:space="0" w:color="auto"/>
+              <w:right w:val="single" w:sz="4" w:space="0" w:color="auto"/>
+            </w:tcBorders>
+            <w:vAlign w:val="center"/>
+          </w:tcPr>
+          <w:p>
+            <w:pPr>
+              <w:jc w:val="center"/>
+              <w:rPr>
+                <w:color w:val="385623" w:themeColor="accent6" w:themeShade="80"/>
+              </w:rPr>
+            </w:pPr>
+          </w:p>
+        </w:tc>
+        <w:tc>
+          <w:tcPr>
+            <w:tcW w:w="188" w:type="pct"/>
+            <w:tcBorders>
+              <w:top w:val="single" w:sz="4" w:space="0" w:color="auto"/>
+              <w:left w:val="single" w:sz="4" w:space="0" w:color="auto"/>
+              <w:bottom w:val="single" w:sz="4" w:space="0" w:color="auto"/>
+              <w:right w:val="single" w:sz="4" w:space="0" w:color="auto"/>
+            </w:tcBorders>
+            <w:vAlign w:val="center"/>
+          </w:tcPr>
+          <w:p>
+            <w:pPr>
+              <w:jc w:val="center"/>
+              <w:rPr>
+                <w:color w:val="385623" w:themeColor="accent6" w:themeShade="80"/>
+              </w:rPr>
+            </w:pPr>
+          </w:p>
+        </w:tc>
+        <w:tc>
+          <w:tcPr>
+            <w:tcW w:w="566" w:type="pct"/>
+            <w:tcBorders>
+              <w:top w:val="single" w:sz="4" w:space="0" w:color="auto"/>
+              <w:left w:val="single" w:sz="4" w:space="0" w:color="auto"/>
+              <w:bottom w:val="single" w:sz="4" w:space="0" w:color="auto"/>
+              <w:right w:val="single" w:sz="4" w:space="0" w:color="auto"/>
+            </w:tcBorders>
+            <w:vAlign w:val="center"/>
+          </w:tcPr>
+          <w:p>
+            <w:pPr>
+              <w:jc w:val="right"/>
+              <w:rPr>
+                <w:color w:val="385623" w:themeColor="accent6" w:themeShade="80"/>
+              </w:rPr>
+            </w:pPr>
+            <w:r>
+              <w:rPr>
+                <w:color w:val="385623" w:themeColor="accent6" w:themeShade="80"/>
+              </w:rPr>
+              <w:t>Лекція №</w:t>
+            </w:r>
+          </w:p>
+        </w:tc>
+        <w:tc>
+          <w:tcPr>
+            <w:tcW w:w="141" w:type="pct"/>
+            <w:tcBorders>
+              <w:top w:val="single" w:sz="4" w:space="0" w:color="auto"/>
+              <w:left w:val="single" w:sz="4" w:space="0" w:color="auto"/>
+              <w:bottom w:val="single" w:sz="4" w:space="0" w:color="auto"/>
+              <w:right w:val="single" w:sz="4" w:space="0" w:color="auto"/>
+            </w:tcBorders>
+            <w:vAlign w:val="center"/>
+          </w:tcPr>
+          <w:p>
+            <w:pPr>
+              <w:jc w:val="center"/>
+              <w:rPr>
+                <w:color w:val="385623" w:themeColor="accent6" w:themeShade="80"/>
+              </w:rPr>
+            </w:pPr>
+            <w:r>
+              <w:rPr>
+                <w:color w:val="385623" w:themeColor="accent6" w:themeShade="80"/>
+              </w:rPr>
+              <w:t>13</w:t>
+            </w:r>
+          </w:p>
+        </w:tc>
+        <w:tc>
+          <w:tcPr>
+            <w:tcW w:w="504" w:type="pct"/>
+            <w:tcBorders>
+              <w:top w:val="single" w:sz="4" w:space="0" w:color="auto"/>
+              <w:left w:val="single" w:sz="4" w:space="0" w:color="auto"/>
+              <w:bottom w:val="single" w:sz="4" w:space="0" w:color="auto"/>
+              <w:right w:val="single" w:sz="4" w:space="0" w:color="auto"/>
+            </w:tcBorders>
+            <w:vAlign w:val="center"/>
+          </w:tcPr>
+          <w:p>
+            <w:pPr>
+              <w:jc w:val="center"/>
+              <w:rPr>
+                <w:color w:val="385623" w:themeColor="accent6" w:themeShade="80"/>
+              </w:rPr>
+            </w:pPr>
+          </w:p>
+        </w:tc>
+        <w:tc>
+          <w:tcPr>
+            <w:tcW w:w="461" w:type="pct"/>
+            <w:tcBorders>
+              <w:top w:val="single" w:sz="4" w:space="0" w:color="auto"/>
+              <w:left w:val="single" w:sz="4" w:space="0" w:color="auto"/>
+              <w:bottom w:val="single" w:sz="4" w:space="0" w:color="auto"/>
+              <w:right w:val="single" w:sz="4" w:space="0" w:color="auto"/>
+            </w:tcBorders>
+            <w:vAlign w:val="center"/>
+          </w:tcPr>
+          <w:p>
+            <w:pPr>
+              <w:jc w:val="center"/>
+              <w:rPr>
+                <w:color w:val="385623" w:themeColor="accent6" w:themeShade="80"/>
+              </w:rPr>
+            </w:pPr>
+          </w:p>
+        </w:tc>
+        <w:tc>
+          <w:tcPr>
+            <w:tcW w:w="644" w:type="pct"/>
+            <w:tcBorders>
+              <w:top w:val="single" w:sz="4" w:space="0" w:color="auto"/>
+              <w:left w:val="single" w:sz="4" w:space="0" w:color="auto"/>
+              <w:bottom w:val="single" w:sz="4" w:space="0" w:color="auto"/>
+              <w:right w:val="single" w:sz="4" w:space="0" w:color="auto"/>
+            </w:tcBorders>
+            <w:vAlign w:val="center"/>
+          </w:tcPr>
+          <w:p>
+            <w:pPr>
+              <w:jc w:val="center"/>
+              <w:rPr>
+                <w:color w:val="385623" w:themeColor="accent6" w:themeShade="80"/>
+                <w:lang w:val="en-US"/>
+              </w:rPr>
+            </w:pPr>
+          </w:p>
+        </w:tc>
+      </w:tr>
+      <w:tr>
+        <w:trPr>
+          <w:cantSplit/>
+          <w:trHeight w:val="429"/>
+        </w:trPr>
+        <w:tc>
+          <w:tcPr>
+            <w:tcW w:w="279" w:type="pct"/>
+            <w:tcBorders>
+              <w:top w:val="single" w:sz="4" w:space="0" w:color="auto"/>
+              <w:left w:val="single" w:sz="4" w:space="0" w:color="auto"/>
+              <w:bottom w:val="single" w:sz="4" w:space="0" w:color="auto"/>
+              <w:right w:val="single" w:sz="4" w:space="0" w:color="auto"/>
+            </w:tcBorders>
+            <w:vAlign w:val="center"/>
+          </w:tcPr>
+          <w:p>
+            <w:pPr>
+              <w:widowControl w:val="0"/>
+              <w:numPr>
+                <w:ilvl w:val="0"/>
+                <w:numId w:val="43"/>
+              </w:numPr>
+              <w:spacing w:line="260" w:lineRule="auto"/>
+              <w:jc w:val="both"/>
+              <w:rPr>
+                <w:iCs/>
+                <w:sz w:val="24"/>
+                <w:szCs w:val="24"/>
+              </w:rPr>
+            </w:pPr>
+          </w:p>
+        </w:tc>
+        <w:tc>
+          <w:tcPr>
+            <w:tcW w:w="174" w:type="pct"/>
+            <w:tcBorders>
+              <w:top w:val="single" w:sz="4" w:space="0" w:color="auto"/>
+              <w:left w:val="single" w:sz="4" w:space="0" w:color="auto"/>
+              <w:bottom w:val="single" w:sz="4" w:space="0" w:color="auto"/>
+              <w:right w:val="single" w:sz="4" w:space="0" w:color="auto"/>
+            </w:tcBorders>
+            <w:vAlign w:val="center"/>
+          </w:tcPr>
+          <w:p>
+            <w:pPr>
+              <w:jc w:val="both"/>
+              <w:rPr>
+                <w:color w:val="385623" w:themeColor="accent6" w:themeShade="80"/>
+              </w:rPr>
+            </w:pPr>
+          </w:p>
+        </w:tc>
+        <w:tc>
+          <w:tcPr>
+            <w:tcW w:w="1809" w:type="pct"/>
+            <w:tcBorders>
+              <w:top w:val="single" w:sz="4" w:space="0" w:color="auto"/>
+              <w:left w:val="single" w:sz="4" w:space="0" w:color="auto"/>
+              <w:bottom w:val="single" w:sz="4" w:space="0" w:color="auto"/>
+              <w:right w:val="single" w:sz="4" w:space="0" w:color="auto"/>
+            </w:tcBorders>
+            <w:vAlign w:val="center"/>
+          </w:tcPr>
+          <w:p>
+            <w:pPr>
+              <w:jc w:val="both"/>
+              <w:rPr>
+                <w:color w:val="385623" w:themeColor="accent6" w:themeShade="80"/>
+              </w:rPr>
+            </w:pPr>
+            <w:r>
+              <w:rPr>
+                <w:color w:val="385623" w:themeColor="accent6" w:themeShade="80"/>
+              </w:rPr>
+              <w:t>Об’єднання</w:t>
+            </w:r>
+          </w:p>
+        </w:tc>
+        <w:tc>
+          <w:tcPr>
+            <w:tcW w:w="234" w:type="pct"/>
+            <w:tcBorders>
+              <w:top w:val="single" w:sz="4" w:space="0" w:color="auto"/>
+              <w:left w:val="single" w:sz="4" w:space="0" w:color="auto"/>
+              <w:bottom w:val="single" w:sz="4" w:space="0" w:color="auto"/>
+              <w:right w:val="single" w:sz="4" w:space="0" w:color="auto"/>
+            </w:tcBorders>
+            <w:vAlign w:val="center"/>
+          </w:tcPr>
+          <w:p>
+            <w:pPr>
+              <w:jc w:val="center"/>
+              <w:rPr>
+                <w:color w:val="385623" w:themeColor="accent6" w:themeShade="80"/>
+              </w:rPr>
+            </w:pPr>
+          </w:p>
+        </w:tc>
+        <w:tc>
+          <w:tcPr>
+            <w:tcW w:w="188" w:type="pct"/>
+            <w:tcBorders>
+              <w:top w:val="single" w:sz="4" w:space="0" w:color="auto"/>
+              <w:left w:val="single" w:sz="4" w:space="0" w:color="auto"/>
+              <w:bottom w:val="single" w:sz="4" w:space="0" w:color="auto"/>
+              <w:right w:val="single" w:sz="4" w:space="0" w:color="auto"/>
+            </w:tcBorders>
+            <w:vAlign w:val="center"/>
+          </w:tcPr>
+          <w:p>
+            <w:pPr>
+              <w:jc w:val="center"/>
+              <w:rPr>
+                <w:color w:val="385623" w:themeColor="accent6" w:themeShade="80"/>
+              </w:rPr>
+            </w:pPr>
+            <w:r>
+              <w:rPr>
+                <w:color w:val="385623" w:themeColor="accent6" w:themeShade="80"/>
+              </w:rPr>
+              <w:t>2</w:t>
+            </w:r>
+          </w:p>
+        </w:tc>
+        <w:tc>
+          <w:tcPr>
+            <w:tcW w:w="566" w:type="pct"/>
+            <w:tcBorders>
+              <w:top w:val="single" w:sz="4" w:space="0" w:color="auto"/>
+              <w:left w:val="single" w:sz="4" w:space="0" w:color="auto"/>
+              <w:bottom w:val="single" w:sz="4" w:space="0" w:color="auto"/>
+              <w:right w:val="single" w:sz="4" w:space="0" w:color="auto"/>
+            </w:tcBorders>
+            <w:vAlign w:val="center"/>
+          </w:tcPr>
+          <w:p>
+            <w:pPr>
+              <w:jc w:val="right"/>
+              <w:rPr>
+                <w:color w:val="385623" w:themeColor="accent6" w:themeShade="80"/>
+              </w:rPr>
+            </w:pPr>
+            <w:r>
+              <w:rPr>
+                <w:color w:val="385623" w:themeColor="accent6" w:themeShade="80"/>
+              </w:rPr>
+              <w:t>СРС №</w:t>
+            </w:r>
+          </w:p>
+        </w:tc>
+        <w:tc>
+          <w:tcPr>
+            <w:tcW w:w="141" w:type="pct"/>
+            <w:tcBorders>
+              <w:top w:val="single" w:sz="4" w:space="0" w:color="auto"/>
+              <w:left w:val="single" w:sz="4" w:space="0" w:color="auto"/>
+              <w:bottom w:val="single" w:sz="4" w:space="0" w:color="auto"/>
+              <w:right w:val="single" w:sz="4" w:space="0" w:color="auto"/>
+            </w:tcBorders>
+            <w:vAlign w:val="center"/>
+          </w:tcPr>
+          <w:p>
+            <w:pPr>
+              <w:jc w:val="center"/>
+              <w:rPr>
+                <w:color w:val="385623" w:themeColor="accent6" w:themeShade="80"/>
+              </w:rPr>
+            </w:pPr>
+            <w:r>
+              <w:rPr>
+                <w:color w:val="385623" w:themeColor="accent6" w:themeShade="80"/>
+              </w:rPr>
+              <w:t>10</w:t>
+            </w:r>
+          </w:p>
+        </w:tc>
+        <w:tc>
+          <w:tcPr>
+            <w:tcW w:w="504" w:type="pct"/>
+            <w:tcBorders>
+              <w:top w:val="single" w:sz="4" w:space="0" w:color="auto"/>
+              <w:left w:val="single" w:sz="4" w:space="0" w:color="auto"/>
+              <w:bottom w:val="single" w:sz="4" w:space="0" w:color="auto"/>
+              <w:right w:val="single" w:sz="4" w:space="0" w:color="auto"/>
+            </w:tcBorders>
+            <w:vAlign w:val="center"/>
+          </w:tcPr>
+          <w:p>
+            <w:pPr>
+              <w:jc w:val="center"/>
+              <w:rPr>
+                <w:color w:val="385623" w:themeColor="accent6" w:themeShade="80"/>
+              </w:rPr>
+            </w:pPr>
+          </w:p>
+        </w:tc>
+        <w:tc>
+          <w:tcPr>
+            <w:tcW w:w="461" w:type="pct"/>
+            <w:tcBorders>
+              <w:top w:val="single" w:sz="4" w:space="0" w:color="auto"/>
+              <w:left w:val="single" w:sz="4" w:space="0" w:color="auto"/>
+              <w:bottom w:val="single" w:sz="4" w:space="0" w:color="auto"/>
+              <w:right w:val="single" w:sz="4" w:space="0" w:color="auto"/>
+            </w:tcBorders>
+            <w:vAlign w:val="center"/>
+          </w:tcPr>
+          <w:p>
+            <w:pPr>
+              <w:jc w:val="center"/>
+              <w:rPr>
+                <w:color w:val="385623" w:themeColor="accent6" w:themeShade="80"/>
+              </w:rPr>
+            </w:pPr>
+          </w:p>
+        </w:tc>
+        <w:tc>
+          <w:tcPr>
+            <w:tcW w:w="644" w:type="pct"/>
+            <w:tcBorders>
+              <w:top w:val="single" w:sz="4" w:space="0" w:color="auto"/>
+              <w:left w:val="single" w:sz="4" w:space="0" w:color="auto"/>
+              <w:bottom w:val="single" w:sz="4" w:space="0" w:color="auto"/>
+              <w:right w:val="single" w:sz="4" w:space="0" w:color="auto"/>
+            </w:tcBorders>
+            <w:vAlign w:val="center"/>
+          </w:tcPr>
+          <w:p>
+            <w:pPr>
+              <w:jc w:val="center"/>
+              <w:rPr>
+                <w:color w:val="385623" w:themeColor="accent6" w:themeShade="80"/>
+                <w:lang w:val="en-US"/>
+              </w:rPr>
+            </w:pPr>
+          </w:p>
+        </w:tc>
+      </w:tr>
+      <w:tr>
+        <w:trPr>
+          <w:cantSplit/>
+          <w:trHeight w:val="429"/>
+        </w:trPr>
+        <w:tc>
+          <w:tcPr>
+            <w:tcW w:w="279" w:type="pct"/>
+            <w:tcBorders>
+              <w:top w:val="single" w:sz="4" w:space="0" w:color="auto"/>
+              <w:left w:val="single" w:sz="4" w:space="0" w:color="auto"/>
+              <w:bottom w:val="single" w:sz="4" w:space="0" w:color="auto"/>
+              <w:right w:val="single" w:sz="4" w:space="0" w:color="auto"/>
+            </w:tcBorders>
+            <w:vAlign w:val="center"/>
+          </w:tcPr>
+          <w:p>
+            <w:pPr>
+              <w:widowControl w:val="0"/>
+              <w:numPr>
+                <w:ilvl w:val="0"/>
+                <w:numId w:val="43"/>
+              </w:numPr>
+              <w:spacing w:line="260" w:lineRule="auto"/>
+              <w:jc w:val="both"/>
+              <w:rPr>
+                <w:iCs/>
+                <w:sz w:val="24"/>
+                <w:szCs w:val="24"/>
+              </w:rPr>
+            </w:pPr>
+          </w:p>
+        </w:tc>
+        <w:tc>
+          <w:tcPr>
+            <w:tcW w:w="174" w:type="pct"/>
+            <w:tcBorders>
+              <w:top w:val="single" w:sz="4" w:space="0" w:color="auto"/>
+              <w:left w:val="single" w:sz="4" w:space="0" w:color="auto"/>
+              <w:bottom w:val="single" w:sz="4" w:space="0" w:color="auto"/>
+              <w:right w:val="single" w:sz="4" w:space="0" w:color="auto"/>
+            </w:tcBorders>
+            <w:vAlign w:val="center"/>
+          </w:tcPr>
+          <w:p>
+            <w:pPr>
+              <w:jc w:val="both"/>
+              <w:rPr>
+                <w:color w:val="385623" w:themeColor="accent6" w:themeShade="80"/>
+              </w:rPr>
+            </w:pPr>
+          </w:p>
+        </w:tc>
+        <w:tc>
+          <w:tcPr>
+            <w:tcW w:w="1809" w:type="pct"/>
+            <w:tcBorders>
+              <w:top w:val="single" w:sz="4" w:space="0" w:color="auto"/>
+              <w:left w:val="single" w:sz="4" w:space="0" w:color="auto"/>
+              <w:bottom w:val="single" w:sz="4" w:space="0" w:color="auto"/>
+              <w:right w:val="single" w:sz="4" w:space="0" w:color="auto"/>
+            </w:tcBorders>
+            <w:vAlign w:val="center"/>
+          </w:tcPr>
+          <w:p>
+            <w:pPr>
+              <w:jc w:val="both"/>
+              <w:rPr>
+                <w:color w:val="385623" w:themeColor="accent6" w:themeShade="80"/>
+              </w:rPr>
+            </w:pPr>
+            <w:r>
+              <w:rPr>
+                <w:color w:val="385623" w:themeColor="accent6" w:themeShade="80"/>
+              </w:rPr>
+              <w:t>Робота зі структурами та об’єднаннями</w:t>
+            </w:r>
+          </w:p>
+        </w:tc>
+        <w:tc>
+          <w:tcPr>
+            <w:tcW w:w="234" w:type="pct"/>
+            <w:tcBorders>
+              <w:top w:val="single" w:sz="4" w:space="0" w:color="auto"/>
+              <w:left w:val="single" w:sz="4" w:space="0" w:color="auto"/>
+              <w:bottom w:val="single" w:sz="4" w:space="0" w:color="auto"/>
+              <w:right w:val="single" w:sz="4" w:space="0" w:color="auto"/>
+            </w:tcBorders>
+            <w:vAlign w:val="center"/>
+          </w:tcPr>
+          <w:p>
+            <w:pPr>
+              <w:jc w:val="center"/>
+              <w:rPr>
+                <w:color w:val="385623" w:themeColor="accent6" w:themeShade="80"/>
+              </w:rPr>
+            </w:pPr>
+            <w:r>
+              <w:rPr>
+                <w:color w:val="385623" w:themeColor="accent6" w:themeShade="80"/>
+              </w:rPr>
+              <w:t>2</w:t>
+            </w:r>
+          </w:p>
+        </w:tc>
+        <w:tc>
+          <w:tcPr>
+            <w:tcW w:w="188" w:type="pct"/>
+            <w:tcBorders>
+              <w:top w:val="single" w:sz="4" w:space="0" w:color="auto"/>
+              <w:left w:val="single" w:sz="4" w:space="0" w:color="auto"/>
+              <w:bottom w:val="single" w:sz="4" w:space="0" w:color="auto"/>
+              <w:right w:val="single" w:sz="4" w:space="0" w:color="auto"/>
+            </w:tcBorders>
+            <w:vAlign w:val="center"/>
+          </w:tcPr>
+          <w:p>
+            <w:pPr>
+              <w:jc w:val="center"/>
+              <w:rPr>
+                <w:color w:val="385623" w:themeColor="accent6" w:themeShade="80"/>
+              </w:rPr>
+            </w:pPr>
+          </w:p>
+        </w:tc>
+        <w:tc>
+          <w:tcPr>
+            <w:tcW w:w="566" w:type="pct"/>
+            <w:tcBorders>
+              <w:top w:val="single" w:sz="4" w:space="0" w:color="auto"/>
+              <w:left w:val="single" w:sz="4" w:space="0" w:color="auto"/>
+              <w:bottom w:val="single" w:sz="4" w:space="0" w:color="auto"/>
+              <w:right w:val="single" w:sz="4" w:space="0" w:color="auto"/>
+            </w:tcBorders>
+            <w:vAlign w:val="center"/>
+          </w:tcPr>
+          <w:p>
+            <w:pPr>
+              <w:jc w:val="right"/>
+              <w:rPr>
+                <w:color w:val="385623" w:themeColor="accent6" w:themeShade="80"/>
+              </w:rPr>
+            </w:pPr>
+            <w:proofErr w:type="spellStart"/>
+            <w:r>
+              <w:rPr>
+                <w:color w:val="385623" w:themeColor="accent6" w:themeShade="80"/>
+              </w:rPr>
+              <w:t>Лабраторна</w:t>
+            </w:r>
+            <w:proofErr w:type="spellEnd"/>
+            <w:r>
+              <w:rPr>
+                <w:color w:val="385623" w:themeColor="accent6" w:themeShade="80"/>
+              </w:rPr>
+              <w:t xml:space="preserve"> №</w:t>
+            </w:r>
+          </w:p>
+        </w:tc>
+        <w:tc>
+          <w:tcPr>
+            <w:tcW w:w="141" w:type="pct"/>
+            <w:tcBorders>
+              <w:top w:val="single" w:sz="4" w:space="0" w:color="auto"/>
+              <w:left w:val="single" w:sz="4" w:space="0" w:color="auto"/>
+              <w:bottom w:val="single" w:sz="4" w:space="0" w:color="auto"/>
+              <w:right w:val="single" w:sz="4" w:space="0" w:color="auto"/>
+            </w:tcBorders>
+            <w:vAlign w:val="center"/>
+          </w:tcPr>
+          <w:p>
+            <w:pPr>
+              <w:jc w:val="center"/>
+              <w:rPr>
+                <w:color w:val="385623" w:themeColor="accent6" w:themeShade="80"/>
+              </w:rPr>
+            </w:pPr>
+            <w:r>
+              <w:rPr>
+                <w:color w:val="385623" w:themeColor="accent6" w:themeShade="80"/>
+              </w:rPr>
+              <w:t>9</w:t>
+            </w:r>
+          </w:p>
+        </w:tc>
+        <w:tc>
+          <w:tcPr>
+            <w:tcW w:w="504" w:type="pct"/>
+            <w:tcBorders>
+              <w:top w:val="single" w:sz="4" w:space="0" w:color="auto"/>
+              <w:left w:val="single" w:sz="4" w:space="0" w:color="auto"/>
+              <w:bottom w:val="single" w:sz="4" w:space="0" w:color="auto"/>
+              <w:right w:val="single" w:sz="4" w:space="0" w:color="auto"/>
+            </w:tcBorders>
+            <w:vAlign w:val="center"/>
+          </w:tcPr>
+          <w:p>
+            <w:pPr>
+              <w:jc w:val="center"/>
+              <w:rPr>
+                <w:color w:val="385623" w:themeColor="accent6" w:themeShade="80"/>
+              </w:rPr>
+            </w:pPr>
+          </w:p>
+        </w:tc>
+        <w:tc>
+          <w:tcPr>
+            <w:tcW w:w="461" w:type="pct"/>
+            <w:tcBorders>
+              <w:top w:val="single" w:sz="4" w:space="0" w:color="auto"/>
+              <w:left w:val="single" w:sz="4" w:space="0" w:color="auto"/>
+              <w:bottom w:val="single" w:sz="4" w:space="0" w:color="auto"/>
+              <w:right w:val="single" w:sz="4" w:space="0" w:color="auto"/>
+            </w:tcBorders>
+            <w:vAlign w:val="center"/>
+          </w:tcPr>
+          <w:p>
+            <w:pPr>
+              <w:jc w:val="center"/>
+              <w:rPr>
+                <w:color w:val="385623" w:themeColor="accent6" w:themeShade="80"/>
+              </w:rPr>
+            </w:pPr>
+          </w:p>
+        </w:tc>
+        <w:tc>
+          <w:tcPr>
+            <w:tcW w:w="644" w:type="pct"/>
+            <w:tcBorders>
+              <w:top w:val="single" w:sz="4" w:space="0" w:color="auto"/>
+              <w:left w:val="single" w:sz="4" w:space="0" w:color="auto"/>
+              <w:bottom w:val="single" w:sz="4" w:space="0" w:color="auto"/>
+              <w:right w:val="single" w:sz="4" w:space="0" w:color="auto"/>
+            </w:tcBorders>
+            <w:vAlign w:val="center"/>
+          </w:tcPr>
+          <w:p>
+            <w:pPr>
+              <w:jc w:val="center"/>
+              <w:rPr>
+                <w:color w:val="385623" w:themeColor="accent6" w:themeShade="80"/>
+                <w:lang w:val="en-US"/>
+              </w:rPr>
+            </w:pPr>
+          </w:p>
+        </w:tc>
+      </w:tr>
+      <w:tr>
+        <w:trPr>
+          <w:cantSplit/>
+          <w:trHeight w:val="429"/>
+        </w:trPr>
+        <w:tc>
+          <w:tcPr>
+            <w:tcW w:w="279" w:type="pct"/>
+            <w:tcBorders>
+              <w:top w:val="single" w:sz="4" w:space="0" w:color="auto"/>
+              <w:left w:val="single" w:sz="4" w:space="0" w:color="auto"/>
+              <w:bottom w:val="single" w:sz="4" w:space="0" w:color="auto"/>
+              <w:right w:val="single" w:sz="4" w:space="0" w:color="auto"/>
+            </w:tcBorders>
+            <w:vAlign w:val="center"/>
+          </w:tcPr>
+          <w:p>
+            <w:pPr>
+              <w:widowControl w:val="0"/>
+              <w:numPr>
+                <w:ilvl w:val="0"/>
+                <w:numId w:val="43"/>
+              </w:numPr>
+              <w:spacing w:line="260" w:lineRule="auto"/>
+              <w:jc w:val="both"/>
+              <w:rPr>
+                <w:iCs/>
+                <w:sz w:val="24"/>
+                <w:szCs w:val="24"/>
+              </w:rPr>
+            </w:pPr>
+          </w:p>
+        </w:tc>
+        <w:tc>
+          <w:tcPr>
+            <w:tcW w:w="174" w:type="pct"/>
+            <w:tcBorders>
+              <w:top w:val="single" w:sz="4" w:space="0" w:color="auto"/>
+              <w:left w:val="single" w:sz="4" w:space="0" w:color="auto"/>
+              <w:bottom w:val="single" w:sz="4" w:space="0" w:color="auto"/>
+              <w:right w:val="single" w:sz="4" w:space="0" w:color="auto"/>
+            </w:tcBorders>
+            <w:vAlign w:val="center"/>
+          </w:tcPr>
+          <w:p>
+            <w:pPr>
+              <w:jc w:val="both"/>
+              <w:rPr>
+                <w:color w:val="385623" w:themeColor="accent6" w:themeShade="80"/>
+              </w:rPr>
+            </w:pPr>
+          </w:p>
+        </w:tc>
+        <w:tc>
+          <w:tcPr>
+            <w:tcW w:w="1809" w:type="pct"/>
+            <w:tcBorders>
+              <w:top w:val="single" w:sz="4" w:space="0" w:color="auto"/>
+              <w:left w:val="single" w:sz="4" w:space="0" w:color="auto"/>
+              <w:bottom w:val="single" w:sz="4" w:space="0" w:color="auto"/>
+              <w:right w:val="single" w:sz="4" w:space="0" w:color="auto"/>
+            </w:tcBorders>
+            <w:vAlign w:val="center"/>
+          </w:tcPr>
+          <w:p>
+            <w:pPr>
+              <w:jc w:val="both"/>
+              <w:rPr>
+                <w:color w:val="385623" w:themeColor="accent6" w:themeShade="80"/>
+              </w:rPr>
+            </w:pPr>
+            <w:r>
+              <w:rPr>
+                <w:color w:val="385623" w:themeColor="accent6" w:themeShade="80"/>
+              </w:rPr>
+              <w:t>Рядки</w:t>
+            </w:r>
+          </w:p>
+        </w:tc>
+        <w:tc>
+          <w:tcPr>
+            <w:tcW w:w="234" w:type="pct"/>
+            <w:tcBorders>
+              <w:top w:val="single" w:sz="4" w:space="0" w:color="auto"/>
+              <w:left w:val="single" w:sz="4" w:space="0" w:color="auto"/>
+              <w:bottom w:val="single" w:sz="4" w:space="0" w:color="auto"/>
+              <w:right w:val="single" w:sz="4" w:space="0" w:color="auto"/>
+            </w:tcBorders>
+            <w:vAlign w:val="center"/>
+          </w:tcPr>
+          <w:p>
+            <w:pPr>
+              <w:jc w:val="center"/>
+              <w:rPr>
+                <w:color w:val="385623" w:themeColor="accent6" w:themeShade="80"/>
+              </w:rPr>
+            </w:pPr>
+          </w:p>
+        </w:tc>
+        <w:tc>
+          <w:tcPr>
+            <w:tcW w:w="188" w:type="pct"/>
+            <w:tcBorders>
+              <w:top w:val="single" w:sz="4" w:space="0" w:color="auto"/>
+              <w:left w:val="single" w:sz="4" w:space="0" w:color="auto"/>
+              <w:bottom w:val="single" w:sz="4" w:space="0" w:color="auto"/>
+              <w:right w:val="single" w:sz="4" w:space="0" w:color="auto"/>
+            </w:tcBorders>
+            <w:vAlign w:val="center"/>
+          </w:tcPr>
+          <w:p>
+            <w:pPr>
+              <w:jc w:val="center"/>
+              <w:rPr>
+                <w:color w:val="385623" w:themeColor="accent6" w:themeShade="80"/>
+              </w:rPr>
+            </w:pPr>
+          </w:p>
+        </w:tc>
+        <w:tc>
+          <w:tcPr>
+            <w:tcW w:w="566" w:type="pct"/>
+            <w:tcBorders>
+              <w:top w:val="single" w:sz="4" w:space="0" w:color="auto"/>
+              <w:left w:val="single" w:sz="4" w:space="0" w:color="auto"/>
+              <w:bottom w:val="single" w:sz="4" w:space="0" w:color="auto"/>
+              <w:right w:val="single" w:sz="4" w:space="0" w:color="auto"/>
+            </w:tcBorders>
+            <w:vAlign w:val="center"/>
+          </w:tcPr>
+          <w:p>
+            <w:pPr>
+              <w:jc w:val="right"/>
+              <w:rPr>
+                <w:color w:val="385623" w:themeColor="accent6" w:themeShade="80"/>
+              </w:rPr>
+            </w:pPr>
+            <w:r>
+              <w:rPr>
+                <w:color w:val="385623" w:themeColor="accent6" w:themeShade="80"/>
+              </w:rPr>
+              <w:t>Лекція №</w:t>
+            </w:r>
+          </w:p>
+        </w:tc>
+        <w:tc>
+          <w:tcPr>
+            <w:tcW w:w="141" w:type="pct"/>
+            <w:tcBorders>
+              <w:top w:val="single" w:sz="4" w:space="0" w:color="auto"/>
+              <w:left w:val="single" w:sz="4" w:space="0" w:color="auto"/>
+              <w:bottom w:val="single" w:sz="4" w:space="0" w:color="auto"/>
+              <w:right w:val="single" w:sz="4" w:space="0" w:color="auto"/>
+            </w:tcBorders>
+            <w:vAlign w:val="center"/>
+          </w:tcPr>
+          <w:p>
+            <w:pPr>
+              <w:jc w:val="center"/>
+              <w:rPr>
+                <w:color w:val="385623" w:themeColor="accent6" w:themeShade="80"/>
+              </w:rPr>
+            </w:pPr>
+            <w:r>
+              <w:rPr>
+                <w:color w:val="385623" w:themeColor="accent6" w:themeShade="80"/>
+              </w:rPr>
+              <w:t>14</w:t>
+            </w:r>
+          </w:p>
+        </w:tc>
+        <w:tc>
+          <w:tcPr>
+            <w:tcW w:w="504" w:type="pct"/>
+            <w:tcBorders>
+              <w:top w:val="single" w:sz="4" w:space="0" w:color="auto"/>
+              <w:left w:val="single" w:sz="4" w:space="0" w:color="auto"/>
+              <w:bottom w:val="single" w:sz="4" w:space="0" w:color="auto"/>
+              <w:right w:val="single" w:sz="4" w:space="0" w:color="auto"/>
+            </w:tcBorders>
+            <w:vAlign w:val="center"/>
+          </w:tcPr>
+          <w:p>
+            <w:pPr>
+              <w:jc w:val="center"/>
+              <w:rPr>
+                <w:color w:val="385623" w:themeColor="accent6" w:themeShade="80"/>
+              </w:rPr>
+            </w:pPr>
+          </w:p>
+        </w:tc>
+        <w:tc>
+          <w:tcPr>
+            <w:tcW w:w="461" w:type="pct"/>
+            <w:tcBorders>
+              <w:top w:val="single" w:sz="4" w:space="0" w:color="auto"/>
+              <w:left w:val="single" w:sz="4" w:space="0" w:color="auto"/>
+              <w:bottom w:val="single" w:sz="4" w:space="0" w:color="auto"/>
+              <w:right w:val="single" w:sz="4" w:space="0" w:color="auto"/>
+            </w:tcBorders>
+            <w:vAlign w:val="center"/>
+          </w:tcPr>
+          <w:p>
+            <w:pPr>
+              <w:jc w:val="center"/>
+              <w:rPr>
+                <w:color w:val="385623" w:themeColor="accent6" w:themeShade="80"/>
+              </w:rPr>
+            </w:pPr>
+          </w:p>
+        </w:tc>
+        <w:tc>
+          <w:tcPr>
+            <w:tcW w:w="644" w:type="pct"/>
+            <w:tcBorders>
+              <w:top w:val="single" w:sz="4" w:space="0" w:color="auto"/>
+              <w:left w:val="single" w:sz="4" w:space="0" w:color="auto"/>
+              <w:bottom w:val="single" w:sz="4" w:space="0" w:color="auto"/>
+              <w:right w:val="single" w:sz="4" w:space="0" w:color="auto"/>
+            </w:tcBorders>
+            <w:vAlign w:val="center"/>
+          </w:tcPr>
+          <w:p>
+            <w:pPr>
+              <w:jc w:val="center"/>
+              <w:rPr>
+                <w:color w:val="385623" w:themeColor="accent6" w:themeShade="80"/>
+                <w:lang w:val="en-US"/>
+              </w:rPr>
+            </w:pPr>
+          </w:p>
+        </w:tc>
+      </w:tr>
+      <w:tr>
+        <w:trPr>
+          <w:cantSplit/>
+          <w:trHeight w:val="429"/>
+        </w:trPr>
+        <w:tc>
+          <w:tcPr>
+            <w:tcW w:w="279" w:type="pct"/>
+            <w:tcBorders>
+              <w:top w:val="single" w:sz="4" w:space="0" w:color="auto"/>
+              <w:left w:val="single" w:sz="4" w:space="0" w:color="auto"/>
+              <w:bottom w:val="single" w:sz="4" w:space="0" w:color="auto"/>
+              <w:right w:val="single" w:sz="4" w:space="0" w:color="auto"/>
+            </w:tcBorders>
+            <w:vAlign w:val="center"/>
+          </w:tcPr>
+          <w:p>
+            <w:pPr>
+              <w:widowControl w:val="0"/>
+              <w:numPr>
+                <w:ilvl w:val="0"/>
+                <w:numId w:val="43"/>
+              </w:numPr>
+              <w:spacing w:line="260" w:lineRule="auto"/>
+              <w:jc w:val="both"/>
+              <w:rPr>
+                <w:iCs/>
+                <w:sz w:val="24"/>
+                <w:szCs w:val="24"/>
+              </w:rPr>
+            </w:pPr>
+          </w:p>
+        </w:tc>
+        <w:tc>
+          <w:tcPr>
+            <w:tcW w:w="174" w:type="pct"/>
+            <w:tcBorders>
+              <w:top w:val="single" w:sz="4" w:space="0" w:color="auto"/>
+              <w:left w:val="single" w:sz="4" w:space="0" w:color="auto"/>
+              <w:bottom w:val="single" w:sz="4" w:space="0" w:color="auto"/>
+              <w:right w:val="single" w:sz="4" w:space="0" w:color="auto"/>
+            </w:tcBorders>
+            <w:vAlign w:val="center"/>
+          </w:tcPr>
+          <w:p>
+            <w:pPr>
+              <w:jc w:val="both"/>
+              <w:rPr>
+                <w:color w:val="385623" w:themeColor="accent6" w:themeShade="80"/>
+              </w:rPr>
+            </w:pPr>
+          </w:p>
+        </w:tc>
+        <w:tc>
+          <w:tcPr>
+            <w:tcW w:w="1809" w:type="pct"/>
+            <w:tcBorders>
+              <w:top w:val="single" w:sz="4" w:space="0" w:color="auto"/>
+              <w:left w:val="single" w:sz="4" w:space="0" w:color="auto"/>
+              <w:bottom w:val="single" w:sz="4" w:space="0" w:color="auto"/>
+              <w:right w:val="single" w:sz="4" w:space="0" w:color="auto"/>
+            </w:tcBorders>
+            <w:vAlign w:val="center"/>
+          </w:tcPr>
+          <w:p>
+            <w:pPr>
+              <w:jc w:val="both"/>
+              <w:rPr>
+                <w:color w:val="385623" w:themeColor="accent6" w:themeShade="80"/>
+                <w:lang w:val="en-US"/>
+              </w:rPr>
+            </w:pPr>
+            <w:r>
+              <w:rPr>
+                <w:color w:val="385623" w:themeColor="accent6" w:themeShade="80"/>
+              </w:rPr>
+              <w:t>Рядки С-</w:t>
+            </w:r>
+            <w:r>
+              <w:rPr>
+                <w:color w:val="385623" w:themeColor="accent6" w:themeShade="80"/>
+                <w:lang w:val="en-US"/>
+              </w:rPr>
+              <w:t>style</w:t>
+            </w:r>
+          </w:p>
+        </w:tc>
+        <w:tc>
+          <w:tcPr>
+            <w:tcW w:w="234" w:type="pct"/>
+            <w:tcBorders>
+              <w:top w:val="single" w:sz="4" w:space="0" w:color="auto"/>
+              <w:left w:val="single" w:sz="4" w:space="0" w:color="auto"/>
+              <w:bottom w:val="single" w:sz="4" w:space="0" w:color="auto"/>
+              <w:right w:val="single" w:sz="4" w:space="0" w:color="auto"/>
+            </w:tcBorders>
+            <w:vAlign w:val="center"/>
+          </w:tcPr>
+          <w:p>
+            <w:pPr>
+              <w:jc w:val="center"/>
+              <w:rPr>
+                <w:color w:val="385623" w:themeColor="accent6" w:themeShade="80"/>
+              </w:rPr>
+            </w:pPr>
+          </w:p>
+        </w:tc>
+        <w:tc>
+          <w:tcPr>
+            <w:tcW w:w="188" w:type="pct"/>
+            <w:tcBorders>
+              <w:top w:val="single" w:sz="4" w:space="0" w:color="auto"/>
+              <w:left w:val="single" w:sz="4" w:space="0" w:color="auto"/>
+              <w:bottom w:val="single" w:sz="4" w:space="0" w:color="auto"/>
+              <w:right w:val="single" w:sz="4" w:space="0" w:color="auto"/>
+            </w:tcBorders>
+            <w:vAlign w:val="center"/>
+          </w:tcPr>
+          <w:p>
+            <w:pPr>
+              <w:jc w:val="center"/>
+              <w:rPr>
+                <w:color w:val="385623" w:themeColor="accent6" w:themeShade="80"/>
+              </w:rPr>
+            </w:pPr>
+          </w:p>
+        </w:tc>
+        <w:tc>
+          <w:tcPr>
+            <w:tcW w:w="566" w:type="pct"/>
+            <w:tcBorders>
+              <w:top w:val="single" w:sz="4" w:space="0" w:color="auto"/>
+              <w:left w:val="single" w:sz="4" w:space="0" w:color="auto"/>
+              <w:bottom w:val="single" w:sz="4" w:space="0" w:color="auto"/>
+              <w:right w:val="single" w:sz="4" w:space="0" w:color="auto"/>
+            </w:tcBorders>
+            <w:vAlign w:val="center"/>
+          </w:tcPr>
+          <w:p>
+            <w:pPr>
+              <w:jc w:val="right"/>
+              <w:rPr>
+                <w:color w:val="385623" w:themeColor="accent6" w:themeShade="80"/>
+              </w:rPr>
+            </w:pPr>
+            <w:r>
+              <w:rPr>
+                <w:color w:val="385623" w:themeColor="accent6" w:themeShade="80"/>
+              </w:rPr>
+              <w:t>СРС №</w:t>
+            </w:r>
+          </w:p>
+        </w:tc>
+        <w:tc>
+          <w:tcPr>
+            <w:tcW w:w="141" w:type="pct"/>
+            <w:tcBorders>
+              <w:top w:val="single" w:sz="4" w:space="0" w:color="auto"/>
+              <w:left w:val="single" w:sz="4" w:space="0" w:color="auto"/>
+              <w:bottom w:val="single" w:sz="4" w:space="0" w:color="auto"/>
+              <w:right w:val="single" w:sz="4" w:space="0" w:color="auto"/>
+            </w:tcBorders>
+            <w:vAlign w:val="center"/>
+          </w:tcPr>
+          <w:p>
+            <w:pPr>
+              <w:jc w:val="center"/>
+              <w:rPr>
+                <w:color w:val="385623" w:themeColor="accent6" w:themeShade="80"/>
+              </w:rPr>
+            </w:pPr>
+            <w:r>
+              <w:rPr>
+                <w:color w:val="385623" w:themeColor="accent6" w:themeShade="80"/>
+              </w:rPr>
+              <w:t>11</w:t>
+            </w:r>
+          </w:p>
+        </w:tc>
+        <w:tc>
+          <w:tcPr>
+            <w:tcW w:w="504" w:type="pct"/>
+            <w:tcBorders>
+              <w:top w:val="single" w:sz="4" w:space="0" w:color="auto"/>
+              <w:left w:val="single" w:sz="4" w:space="0" w:color="auto"/>
+              <w:bottom w:val="single" w:sz="4" w:space="0" w:color="auto"/>
+              <w:right w:val="single" w:sz="4" w:space="0" w:color="auto"/>
+            </w:tcBorders>
+            <w:vAlign w:val="center"/>
+          </w:tcPr>
+          <w:p>
+            <w:pPr>
+              <w:jc w:val="center"/>
+              <w:rPr>
+                <w:color w:val="385623" w:themeColor="accent6" w:themeShade="80"/>
+              </w:rPr>
+            </w:pPr>
+          </w:p>
+        </w:tc>
+        <w:tc>
+          <w:tcPr>
+            <w:tcW w:w="461" w:type="pct"/>
+            <w:tcBorders>
+              <w:top w:val="single" w:sz="4" w:space="0" w:color="auto"/>
+              <w:left w:val="single" w:sz="4" w:space="0" w:color="auto"/>
+              <w:bottom w:val="single" w:sz="4" w:space="0" w:color="auto"/>
+              <w:right w:val="single" w:sz="4" w:space="0" w:color="auto"/>
+            </w:tcBorders>
+            <w:vAlign w:val="center"/>
+          </w:tcPr>
+          <w:p>
+            <w:pPr>
+              <w:jc w:val="center"/>
+              <w:rPr>
+                <w:color w:val="385623" w:themeColor="accent6" w:themeShade="80"/>
+              </w:rPr>
+            </w:pPr>
+          </w:p>
+        </w:tc>
+        <w:tc>
+          <w:tcPr>
+            <w:tcW w:w="644" w:type="pct"/>
+            <w:tcBorders>
+              <w:top w:val="single" w:sz="4" w:space="0" w:color="auto"/>
+              <w:left w:val="single" w:sz="4" w:space="0" w:color="auto"/>
+              <w:bottom w:val="single" w:sz="4" w:space="0" w:color="auto"/>
+              <w:right w:val="single" w:sz="4" w:space="0" w:color="auto"/>
+            </w:tcBorders>
+            <w:vAlign w:val="center"/>
+          </w:tcPr>
+          <w:p>
+            <w:pPr>
+              <w:jc w:val="center"/>
+              <w:rPr>
+                <w:color w:val="385623" w:themeColor="accent6" w:themeShade="80"/>
+                <w:lang w:val="en-US"/>
+              </w:rPr>
+            </w:pPr>
+          </w:p>
+        </w:tc>
+      </w:tr>
+      <w:tr>
+        <w:trPr>
+          <w:cantSplit/>
+          <w:trHeight w:val="429"/>
+        </w:trPr>
+        <w:tc>
+          <w:tcPr>
+            <w:tcW w:w="279" w:type="pct"/>
+            <w:tcBorders>
+              <w:top w:val="single" w:sz="4" w:space="0" w:color="auto"/>
+              <w:left w:val="single" w:sz="4" w:space="0" w:color="auto"/>
+              <w:bottom w:val="single" w:sz="4" w:space="0" w:color="auto"/>
+              <w:right w:val="single" w:sz="4" w:space="0" w:color="auto"/>
+            </w:tcBorders>
+            <w:vAlign w:val="center"/>
+          </w:tcPr>
+          <w:p>
+            <w:pPr>
+              <w:widowControl w:val="0"/>
+              <w:numPr>
+                <w:ilvl w:val="0"/>
+                <w:numId w:val="43"/>
+              </w:numPr>
+              <w:spacing w:line="260" w:lineRule="auto"/>
+              <w:jc w:val="both"/>
+              <w:rPr>
+                <w:iCs/>
+                <w:sz w:val="24"/>
+                <w:szCs w:val="24"/>
+              </w:rPr>
+            </w:pPr>
+          </w:p>
+        </w:tc>
+        <w:tc>
+          <w:tcPr>
+            <w:tcW w:w="174" w:type="pct"/>
+            <w:tcBorders>
+              <w:top w:val="single" w:sz="4" w:space="0" w:color="auto"/>
+              <w:left w:val="single" w:sz="4" w:space="0" w:color="auto"/>
+              <w:bottom w:val="single" w:sz="4" w:space="0" w:color="auto"/>
+              <w:right w:val="single" w:sz="4" w:space="0" w:color="auto"/>
+            </w:tcBorders>
+            <w:vAlign w:val="center"/>
+          </w:tcPr>
+          <w:p>
+            <w:pPr>
+              <w:jc w:val="both"/>
+              <w:rPr>
+                <w:color w:val="385623" w:themeColor="accent6" w:themeShade="80"/>
+              </w:rPr>
+            </w:pPr>
+          </w:p>
+        </w:tc>
+        <w:tc>
+          <w:tcPr>
+            <w:tcW w:w="1809" w:type="pct"/>
+            <w:tcBorders>
+              <w:top w:val="single" w:sz="4" w:space="0" w:color="auto"/>
+              <w:left w:val="single" w:sz="4" w:space="0" w:color="auto"/>
+              <w:bottom w:val="single" w:sz="4" w:space="0" w:color="auto"/>
+              <w:right w:val="single" w:sz="4" w:space="0" w:color="auto"/>
+            </w:tcBorders>
+            <w:vAlign w:val="center"/>
+          </w:tcPr>
+          <w:p>
+            <w:pPr>
+              <w:jc w:val="both"/>
+              <w:rPr>
+                <w:color w:val="385623" w:themeColor="accent6" w:themeShade="80"/>
+              </w:rPr>
+            </w:pPr>
+            <w:r>
+              <w:rPr>
+                <w:color w:val="385623" w:themeColor="accent6" w:themeShade="80"/>
+              </w:rPr>
+              <w:t xml:space="preserve">Динамічні </w:t>
+            </w:r>
+            <w:proofErr w:type="spellStart"/>
+            <w:r>
+              <w:rPr>
+                <w:color w:val="385623" w:themeColor="accent6" w:themeShade="80"/>
+              </w:rPr>
+              <w:t>струткрури</w:t>
+            </w:r>
+            <w:proofErr w:type="spellEnd"/>
+          </w:p>
+        </w:tc>
+        <w:tc>
+          <w:tcPr>
+            <w:tcW w:w="234" w:type="pct"/>
+            <w:tcBorders>
+              <w:top w:val="single" w:sz="4" w:space="0" w:color="auto"/>
+              <w:left w:val="single" w:sz="4" w:space="0" w:color="auto"/>
+              <w:bottom w:val="single" w:sz="4" w:space="0" w:color="auto"/>
+              <w:right w:val="single" w:sz="4" w:space="0" w:color="auto"/>
+            </w:tcBorders>
+            <w:vAlign w:val="center"/>
+          </w:tcPr>
+          <w:p>
+            <w:pPr>
+              <w:jc w:val="center"/>
+              <w:rPr>
+                <w:color w:val="385623" w:themeColor="accent6" w:themeShade="80"/>
+              </w:rPr>
+            </w:pPr>
+            <w:r>
+              <w:rPr>
+                <w:color w:val="385623" w:themeColor="accent6" w:themeShade="80"/>
+              </w:rPr>
+              <w:t>2</w:t>
+            </w:r>
+          </w:p>
+        </w:tc>
+        <w:tc>
+          <w:tcPr>
+            <w:tcW w:w="188" w:type="pct"/>
+            <w:tcBorders>
+              <w:top w:val="single" w:sz="4" w:space="0" w:color="auto"/>
+              <w:left w:val="single" w:sz="4" w:space="0" w:color="auto"/>
+              <w:bottom w:val="single" w:sz="4" w:space="0" w:color="auto"/>
+              <w:right w:val="single" w:sz="4" w:space="0" w:color="auto"/>
+            </w:tcBorders>
+            <w:vAlign w:val="center"/>
+          </w:tcPr>
+          <w:p>
+            <w:pPr>
+              <w:jc w:val="center"/>
+              <w:rPr>
+                <w:color w:val="385623" w:themeColor="accent6" w:themeShade="80"/>
+              </w:rPr>
+            </w:pPr>
+          </w:p>
+        </w:tc>
+        <w:tc>
+          <w:tcPr>
+            <w:tcW w:w="566" w:type="pct"/>
+            <w:tcBorders>
+              <w:top w:val="single" w:sz="4" w:space="0" w:color="auto"/>
+              <w:left w:val="single" w:sz="4" w:space="0" w:color="auto"/>
+              <w:bottom w:val="single" w:sz="4" w:space="0" w:color="auto"/>
+              <w:right w:val="single" w:sz="4" w:space="0" w:color="auto"/>
+            </w:tcBorders>
+            <w:vAlign w:val="center"/>
+          </w:tcPr>
+          <w:p>
+            <w:pPr>
+              <w:jc w:val="right"/>
+              <w:rPr>
+                <w:color w:val="385623" w:themeColor="accent6" w:themeShade="80"/>
+              </w:rPr>
+            </w:pPr>
+            <w:r>
+              <w:rPr>
+                <w:color w:val="385623" w:themeColor="accent6" w:themeShade="80"/>
+              </w:rPr>
+              <w:t>Лекція №</w:t>
+            </w:r>
+          </w:p>
+        </w:tc>
+        <w:tc>
+          <w:tcPr>
+            <w:tcW w:w="141" w:type="pct"/>
+            <w:tcBorders>
+              <w:top w:val="single" w:sz="4" w:space="0" w:color="auto"/>
+              <w:left w:val="single" w:sz="4" w:space="0" w:color="auto"/>
+              <w:bottom w:val="single" w:sz="4" w:space="0" w:color="auto"/>
+              <w:right w:val="single" w:sz="4" w:space="0" w:color="auto"/>
+            </w:tcBorders>
+            <w:vAlign w:val="center"/>
+          </w:tcPr>
+          <w:p>
+            <w:pPr>
+              <w:jc w:val="center"/>
+              <w:rPr>
+                <w:color w:val="385623" w:themeColor="accent6" w:themeShade="80"/>
+              </w:rPr>
+            </w:pPr>
+            <w:r>
+              <w:rPr>
+                <w:color w:val="385623" w:themeColor="accent6" w:themeShade="80"/>
+              </w:rPr>
+              <w:t>15</w:t>
+            </w:r>
+          </w:p>
+        </w:tc>
+        <w:tc>
+          <w:tcPr>
+            <w:tcW w:w="504" w:type="pct"/>
+            <w:tcBorders>
+              <w:top w:val="single" w:sz="4" w:space="0" w:color="auto"/>
+              <w:left w:val="single" w:sz="4" w:space="0" w:color="auto"/>
+              <w:bottom w:val="single" w:sz="4" w:space="0" w:color="auto"/>
+              <w:right w:val="single" w:sz="4" w:space="0" w:color="auto"/>
+            </w:tcBorders>
+            <w:vAlign w:val="center"/>
+          </w:tcPr>
+          <w:p>
+            <w:pPr>
+              <w:jc w:val="center"/>
+              <w:rPr>
+                <w:color w:val="385623" w:themeColor="accent6" w:themeShade="80"/>
+              </w:rPr>
+            </w:pPr>
+          </w:p>
+        </w:tc>
+        <w:tc>
+          <w:tcPr>
+            <w:tcW w:w="461" w:type="pct"/>
+            <w:tcBorders>
+              <w:top w:val="single" w:sz="4" w:space="0" w:color="auto"/>
+              <w:left w:val="single" w:sz="4" w:space="0" w:color="auto"/>
+              <w:bottom w:val="single" w:sz="4" w:space="0" w:color="auto"/>
+              <w:right w:val="single" w:sz="4" w:space="0" w:color="auto"/>
+            </w:tcBorders>
+            <w:vAlign w:val="center"/>
+          </w:tcPr>
+          <w:p>
+            <w:pPr>
+              <w:jc w:val="center"/>
+              <w:rPr>
+                <w:color w:val="385623" w:themeColor="accent6" w:themeShade="80"/>
+              </w:rPr>
+            </w:pPr>
+          </w:p>
+        </w:tc>
+        <w:tc>
+          <w:tcPr>
+            <w:tcW w:w="644" w:type="pct"/>
+            <w:tcBorders>
+              <w:top w:val="single" w:sz="4" w:space="0" w:color="auto"/>
+              <w:left w:val="single" w:sz="4" w:space="0" w:color="auto"/>
+              <w:bottom w:val="single" w:sz="4" w:space="0" w:color="auto"/>
+              <w:right w:val="single" w:sz="4" w:space="0" w:color="auto"/>
+            </w:tcBorders>
+            <w:vAlign w:val="center"/>
+          </w:tcPr>
+          <w:p>
+            <w:pPr>
+              <w:jc w:val="center"/>
+              <w:rPr>
+                <w:color w:val="385623" w:themeColor="accent6" w:themeShade="80"/>
+                <w:lang w:val="en-US"/>
+              </w:rPr>
+            </w:pPr>
+          </w:p>
+        </w:tc>
+      </w:tr>
+      <w:tr>
+        <w:trPr>
+          <w:cantSplit/>
+          <w:trHeight w:val="429"/>
+        </w:trPr>
+        <w:tc>
+          <w:tcPr>
+            <w:tcW w:w="279" w:type="pct"/>
+            <w:tcBorders>
+              <w:top w:val="single" w:sz="4" w:space="0" w:color="auto"/>
+              <w:left w:val="single" w:sz="4" w:space="0" w:color="auto"/>
+              <w:bottom w:val="single" w:sz="4" w:space="0" w:color="auto"/>
+              <w:right w:val="single" w:sz="4" w:space="0" w:color="auto"/>
+            </w:tcBorders>
+            <w:vAlign w:val="center"/>
+          </w:tcPr>
+          <w:p>
+            <w:pPr>
+              <w:widowControl w:val="0"/>
+              <w:numPr>
+                <w:ilvl w:val="0"/>
+                <w:numId w:val="43"/>
+              </w:numPr>
+              <w:spacing w:line="260" w:lineRule="auto"/>
+              <w:jc w:val="both"/>
+              <w:rPr>
+                <w:iCs/>
+                <w:sz w:val="24"/>
+                <w:szCs w:val="24"/>
+              </w:rPr>
+            </w:pPr>
+          </w:p>
+        </w:tc>
+        <w:tc>
+          <w:tcPr>
+            <w:tcW w:w="174" w:type="pct"/>
+            <w:tcBorders>
+              <w:top w:val="single" w:sz="4" w:space="0" w:color="auto"/>
+              <w:left w:val="single" w:sz="4" w:space="0" w:color="auto"/>
+              <w:bottom w:val="single" w:sz="4" w:space="0" w:color="auto"/>
+              <w:right w:val="single" w:sz="4" w:space="0" w:color="auto"/>
+            </w:tcBorders>
+            <w:vAlign w:val="center"/>
+          </w:tcPr>
+          <w:p>
+            <w:pPr>
+              <w:jc w:val="both"/>
+              <w:rPr>
+                <w:color w:val="385623" w:themeColor="accent6" w:themeShade="80"/>
+              </w:rPr>
+            </w:pPr>
+          </w:p>
+        </w:tc>
+        <w:tc>
+          <w:tcPr>
+            <w:tcW w:w="1809" w:type="pct"/>
+            <w:tcBorders>
+              <w:top w:val="single" w:sz="4" w:space="0" w:color="auto"/>
+              <w:left w:val="single" w:sz="4" w:space="0" w:color="auto"/>
+              <w:bottom w:val="single" w:sz="4" w:space="0" w:color="auto"/>
+              <w:right w:val="single" w:sz="4" w:space="0" w:color="auto"/>
+            </w:tcBorders>
+            <w:vAlign w:val="center"/>
+          </w:tcPr>
+          <w:p>
+            <w:pPr>
+              <w:jc w:val="both"/>
+              <w:rPr>
+                <w:color w:val="385623" w:themeColor="accent6" w:themeShade="80"/>
+                <w:lang w:val="en-US"/>
+              </w:rPr>
+            </w:pPr>
+            <w:proofErr w:type="spellStart"/>
+            <w:r>
+              <w:rPr>
+                <w:color w:val="385623" w:themeColor="accent6" w:themeShade="80"/>
+              </w:rPr>
+              <w:t>Розгалуджені</w:t>
+            </w:r>
+            <w:proofErr w:type="spellEnd"/>
+            <w:r>
+              <w:rPr>
+                <w:color w:val="385623" w:themeColor="accent6" w:themeShade="80"/>
+              </w:rPr>
+              <w:t xml:space="preserve"> динамічні структури</w:t>
+            </w:r>
+          </w:p>
+        </w:tc>
+        <w:tc>
+          <w:tcPr>
+            <w:tcW w:w="234" w:type="pct"/>
+            <w:tcBorders>
+              <w:top w:val="single" w:sz="4" w:space="0" w:color="auto"/>
+              <w:left w:val="single" w:sz="4" w:space="0" w:color="auto"/>
+              <w:bottom w:val="single" w:sz="4" w:space="0" w:color="auto"/>
+              <w:right w:val="single" w:sz="4" w:space="0" w:color="auto"/>
+            </w:tcBorders>
+            <w:vAlign w:val="center"/>
+          </w:tcPr>
+          <w:p>
+            <w:pPr>
+              <w:jc w:val="center"/>
+              <w:rPr>
+                <w:color w:val="385623" w:themeColor="accent6" w:themeShade="80"/>
+              </w:rPr>
+            </w:pPr>
+          </w:p>
+        </w:tc>
+        <w:tc>
+          <w:tcPr>
+            <w:tcW w:w="188" w:type="pct"/>
+            <w:tcBorders>
+              <w:top w:val="single" w:sz="4" w:space="0" w:color="auto"/>
+              <w:left w:val="single" w:sz="4" w:space="0" w:color="auto"/>
+              <w:bottom w:val="single" w:sz="4" w:space="0" w:color="auto"/>
+              <w:right w:val="single" w:sz="4" w:space="0" w:color="auto"/>
+            </w:tcBorders>
+            <w:vAlign w:val="center"/>
+          </w:tcPr>
+          <w:p>
+            <w:pPr>
+              <w:jc w:val="center"/>
+              <w:rPr>
+                <w:color w:val="385623" w:themeColor="accent6" w:themeShade="80"/>
+              </w:rPr>
+            </w:pPr>
+          </w:p>
+        </w:tc>
+        <w:tc>
+          <w:tcPr>
+            <w:tcW w:w="566" w:type="pct"/>
+            <w:tcBorders>
+              <w:top w:val="single" w:sz="4" w:space="0" w:color="auto"/>
+              <w:left w:val="single" w:sz="4" w:space="0" w:color="auto"/>
+              <w:bottom w:val="single" w:sz="4" w:space="0" w:color="auto"/>
+              <w:right w:val="single" w:sz="4" w:space="0" w:color="auto"/>
+            </w:tcBorders>
+            <w:vAlign w:val="center"/>
+          </w:tcPr>
+          <w:p>
+            <w:pPr>
+              <w:jc w:val="right"/>
+              <w:rPr>
+                <w:color w:val="385623" w:themeColor="accent6" w:themeShade="80"/>
+              </w:rPr>
+            </w:pPr>
+            <w:r>
+              <w:rPr>
+                <w:color w:val="385623" w:themeColor="accent6" w:themeShade="80"/>
+              </w:rPr>
+              <w:t>СРС №</w:t>
+            </w:r>
+          </w:p>
+        </w:tc>
+        <w:tc>
+          <w:tcPr>
+            <w:tcW w:w="141" w:type="pct"/>
+            <w:tcBorders>
+              <w:top w:val="single" w:sz="4" w:space="0" w:color="auto"/>
+              <w:left w:val="single" w:sz="4" w:space="0" w:color="auto"/>
+              <w:bottom w:val="single" w:sz="4" w:space="0" w:color="auto"/>
+              <w:right w:val="single" w:sz="4" w:space="0" w:color="auto"/>
+            </w:tcBorders>
+            <w:vAlign w:val="center"/>
+          </w:tcPr>
+          <w:p>
+            <w:pPr>
+              <w:jc w:val="center"/>
+              <w:rPr>
+                <w:color w:val="385623" w:themeColor="accent6" w:themeShade="80"/>
+              </w:rPr>
+            </w:pPr>
+            <w:r>
+              <w:rPr>
+                <w:color w:val="385623" w:themeColor="accent6" w:themeShade="80"/>
+              </w:rPr>
+              <w:t>1</w:t>
+            </w:r>
+            <w:r>
+              <w:rPr>
+                <w:color w:val="385623" w:themeColor="accent6" w:themeShade="80"/>
+              </w:rPr>
+              <w:t>2</w:t>
+            </w:r>
+          </w:p>
+        </w:tc>
+        <w:tc>
+          <w:tcPr>
+            <w:tcW w:w="504" w:type="pct"/>
+            <w:tcBorders>
+              <w:top w:val="single" w:sz="4" w:space="0" w:color="auto"/>
+              <w:left w:val="single" w:sz="4" w:space="0" w:color="auto"/>
+              <w:bottom w:val="single" w:sz="4" w:space="0" w:color="auto"/>
+              <w:right w:val="single" w:sz="4" w:space="0" w:color="auto"/>
+            </w:tcBorders>
+            <w:vAlign w:val="center"/>
+          </w:tcPr>
+          <w:p>
+            <w:pPr>
+              <w:jc w:val="center"/>
+              <w:rPr>
+                <w:color w:val="385623" w:themeColor="accent6" w:themeShade="80"/>
+              </w:rPr>
+            </w:pPr>
+          </w:p>
+        </w:tc>
+        <w:tc>
+          <w:tcPr>
+            <w:tcW w:w="461" w:type="pct"/>
+            <w:tcBorders>
+              <w:top w:val="single" w:sz="4" w:space="0" w:color="auto"/>
+              <w:left w:val="single" w:sz="4" w:space="0" w:color="auto"/>
+              <w:bottom w:val="single" w:sz="4" w:space="0" w:color="auto"/>
+              <w:right w:val="single" w:sz="4" w:space="0" w:color="auto"/>
+            </w:tcBorders>
+            <w:vAlign w:val="center"/>
+          </w:tcPr>
+          <w:p>
+            <w:pPr>
+              <w:jc w:val="center"/>
+              <w:rPr>
+                <w:color w:val="385623" w:themeColor="accent6" w:themeShade="80"/>
+              </w:rPr>
+            </w:pPr>
+          </w:p>
+        </w:tc>
+        <w:tc>
+          <w:tcPr>
+            <w:tcW w:w="644" w:type="pct"/>
+            <w:tcBorders>
+              <w:top w:val="single" w:sz="4" w:space="0" w:color="auto"/>
+              <w:left w:val="single" w:sz="4" w:space="0" w:color="auto"/>
+              <w:bottom w:val="single" w:sz="4" w:space="0" w:color="auto"/>
+              <w:right w:val="single" w:sz="4" w:space="0" w:color="auto"/>
+            </w:tcBorders>
+            <w:vAlign w:val="center"/>
+          </w:tcPr>
+          <w:p>
+            <w:pPr>
+              <w:jc w:val="center"/>
+              <w:rPr>
+                <w:color w:val="385623" w:themeColor="accent6" w:themeShade="80"/>
+                <w:lang w:val="en-US"/>
+              </w:rPr>
+            </w:pPr>
+          </w:p>
+        </w:tc>
+      </w:tr>
+      <w:tr>
+        <w:trPr>
+          <w:cantSplit/>
+          <w:trHeight w:val="429"/>
+        </w:trPr>
+        <w:tc>
+          <w:tcPr>
+            <w:tcW w:w="279" w:type="pct"/>
+            <w:tcBorders>
+              <w:top w:val="single" w:sz="4" w:space="0" w:color="auto"/>
+              <w:left w:val="single" w:sz="4" w:space="0" w:color="auto"/>
+              <w:bottom w:val="single" w:sz="4" w:space="0" w:color="auto"/>
+              <w:right w:val="single" w:sz="4" w:space="0" w:color="auto"/>
+            </w:tcBorders>
+            <w:vAlign w:val="center"/>
+          </w:tcPr>
+          <w:p>
+            <w:pPr>
+              <w:widowControl w:val="0"/>
+              <w:numPr>
+                <w:ilvl w:val="0"/>
+                <w:numId w:val="43"/>
+              </w:numPr>
+              <w:spacing w:line="260" w:lineRule="auto"/>
+              <w:jc w:val="both"/>
+              <w:rPr>
+                <w:iCs/>
+                <w:sz w:val="24"/>
+                <w:szCs w:val="24"/>
+              </w:rPr>
+            </w:pPr>
+          </w:p>
+        </w:tc>
+        <w:tc>
+          <w:tcPr>
+            <w:tcW w:w="174" w:type="pct"/>
+            <w:tcBorders>
+              <w:top w:val="single" w:sz="4" w:space="0" w:color="auto"/>
+              <w:left w:val="single" w:sz="4" w:space="0" w:color="auto"/>
+              <w:bottom w:val="single" w:sz="4" w:space="0" w:color="auto"/>
+              <w:right w:val="single" w:sz="4" w:space="0" w:color="auto"/>
+            </w:tcBorders>
+            <w:vAlign w:val="center"/>
+          </w:tcPr>
+          <w:p>
+            <w:pPr>
+              <w:jc w:val="both"/>
+              <w:rPr>
+                <w:color w:val="385623" w:themeColor="accent6" w:themeShade="80"/>
+              </w:rPr>
+            </w:pPr>
+          </w:p>
+        </w:tc>
+        <w:tc>
+          <w:tcPr>
+            <w:tcW w:w="1809" w:type="pct"/>
+            <w:tcBorders>
+              <w:top w:val="single" w:sz="4" w:space="0" w:color="auto"/>
+              <w:left w:val="single" w:sz="4" w:space="0" w:color="auto"/>
+              <w:bottom w:val="single" w:sz="4" w:space="0" w:color="auto"/>
+              <w:right w:val="single" w:sz="4" w:space="0" w:color="auto"/>
+            </w:tcBorders>
+            <w:vAlign w:val="center"/>
+          </w:tcPr>
+          <w:p>
+            <w:pPr>
+              <w:jc w:val="both"/>
+              <w:rPr>
+                <w:color w:val="385623" w:themeColor="accent6" w:themeShade="80"/>
+              </w:rPr>
+            </w:pPr>
+            <w:bookmarkStart w:id="4" w:name="_GoBack"/>
+            <w:r>
+              <w:rPr>
+                <w:color w:val="385623" w:themeColor="accent6" w:themeShade="80"/>
+              </w:rPr>
+              <w:t>Робота з рядками</w:t>
+            </w:r>
+            <w:bookmarkEnd w:id="4"/>
+          </w:p>
+        </w:tc>
+        <w:tc>
+          <w:tcPr>
+            <w:tcW w:w="234" w:type="pct"/>
+            <w:tcBorders>
+              <w:top w:val="single" w:sz="4" w:space="0" w:color="auto"/>
+              <w:left w:val="single" w:sz="4" w:space="0" w:color="auto"/>
+              <w:bottom w:val="single" w:sz="4" w:space="0" w:color="auto"/>
+              <w:right w:val="single" w:sz="4" w:space="0" w:color="auto"/>
+            </w:tcBorders>
+            <w:vAlign w:val="center"/>
+          </w:tcPr>
+          <w:p>
+            <w:pPr>
+              <w:jc w:val="center"/>
+              <w:rPr>
+                <w:color w:val="385623" w:themeColor="accent6" w:themeShade="80"/>
+              </w:rPr>
+            </w:pPr>
+            <w:r>
+              <w:rPr>
+                <w:color w:val="385623" w:themeColor="accent6" w:themeShade="80"/>
+              </w:rPr>
+              <w:t>2</w:t>
+            </w:r>
+          </w:p>
+        </w:tc>
+        <w:tc>
+          <w:tcPr>
+            <w:tcW w:w="188" w:type="pct"/>
+            <w:tcBorders>
+              <w:top w:val="single" w:sz="4" w:space="0" w:color="auto"/>
+              <w:left w:val="single" w:sz="4" w:space="0" w:color="auto"/>
+              <w:bottom w:val="single" w:sz="4" w:space="0" w:color="auto"/>
+              <w:right w:val="single" w:sz="4" w:space="0" w:color="auto"/>
+            </w:tcBorders>
+            <w:vAlign w:val="center"/>
+          </w:tcPr>
+          <w:p>
+            <w:pPr>
+              <w:jc w:val="center"/>
+              <w:rPr>
+                <w:color w:val="385623" w:themeColor="accent6" w:themeShade="80"/>
+              </w:rPr>
+            </w:pPr>
+            <w:r>
+              <w:rPr>
+                <w:color w:val="385623" w:themeColor="accent6" w:themeShade="80"/>
+              </w:rPr>
+              <w:t> </w:t>
+            </w:r>
+          </w:p>
+        </w:tc>
+        <w:tc>
+          <w:tcPr>
+            <w:tcW w:w="566" w:type="pct"/>
+            <w:tcBorders>
+              <w:top w:val="single" w:sz="4" w:space="0" w:color="auto"/>
+              <w:left w:val="single" w:sz="4" w:space="0" w:color="auto"/>
+              <w:bottom w:val="single" w:sz="4" w:space="0" w:color="auto"/>
+              <w:right w:val="single" w:sz="4" w:space="0" w:color="auto"/>
+            </w:tcBorders>
+            <w:vAlign w:val="center"/>
+          </w:tcPr>
+          <w:p>
+            <w:pPr>
+              <w:jc w:val="right"/>
+              <w:rPr>
+                <w:color w:val="385623" w:themeColor="accent6" w:themeShade="80"/>
+              </w:rPr>
+            </w:pPr>
+            <w:r>
+              <w:rPr>
+                <w:color w:val="385623" w:themeColor="accent6" w:themeShade="80"/>
+              </w:rPr>
+              <w:t>Лабораторна №</w:t>
+            </w:r>
+          </w:p>
+        </w:tc>
+        <w:tc>
+          <w:tcPr>
+            <w:tcW w:w="141" w:type="pct"/>
+            <w:tcBorders>
+              <w:top w:val="single" w:sz="4" w:space="0" w:color="auto"/>
+              <w:left w:val="single" w:sz="4" w:space="0" w:color="auto"/>
+              <w:bottom w:val="single" w:sz="4" w:space="0" w:color="auto"/>
+              <w:right w:val="single" w:sz="4" w:space="0" w:color="auto"/>
+            </w:tcBorders>
+            <w:vAlign w:val="center"/>
+          </w:tcPr>
+          <w:p>
+            <w:pPr>
+              <w:jc w:val="center"/>
+              <w:rPr>
+                <w:color w:val="385623" w:themeColor="accent6" w:themeShade="80"/>
+              </w:rPr>
+            </w:pPr>
+            <w:r>
+              <w:rPr>
+                <w:color w:val="385623" w:themeColor="accent6" w:themeShade="80"/>
+              </w:rPr>
+              <w:t>10</w:t>
+            </w:r>
+          </w:p>
+        </w:tc>
+        <w:tc>
+          <w:tcPr>
+            <w:tcW w:w="504" w:type="pct"/>
+            <w:tcBorders>
+              <w:top w:val="single" w:sz="4" w:space="0" w:color="auto"/>
+              <w:left w:val="single" w:sz="4" w:space="0" w:color="auto"/>
+              <w:bottom w:val="single" w:sz="4" w:space="0" w:color="auto"/>
+              <w:right w:val="single" w:sz="4" w:space="0" w:color="auto"/>
+            </w:tcBorders>
+            <w:vAlign w:val="center"/>
+          </w:tcPr>
+          <w:p>
+            <w:pPr>
+              <w:jc w:val="center"/>
+              <w:rPr>
+                <w:color w:val="385623" w:themeColor="accent6" w:themeShade="80"/>
+              </w:rPr>
+            </w:pPr>
+            <w:r>
+              <w:rPr>
+                <w:color w:val="385623" w:themeColor="accent6" w:themeShade="80"/>
+              </w:rPr>
+              <w:t>Звіт</w:t>
+            </w:r>
+          </w:p>
+        </w:tc>
+        <w:tc>
+          <w:tcPr>
+            <w:tcW w:w="461" w:type="pct"/>
+            <w:tcBorders>
+              <w:top w:val="single" w:sz="4" w:space="0" w:color="auto"/>
+              <w:left w:val="single" w:sz="4" w:space="0" w:color="auto"/>
+              <w:bottom w:val="single" w:sz="4" w:space="0" w:color="auto"/>
+              <w:right w:val="single" w:sz="4" w:space="0" w:color="auto"/>
+            </w:tcBorders>
+            <w:vAlign w:val="center"/>
+          </w:tcPr>
+          <w:p>
+            <w:pPr>
+              <w:jc w:val="center"/>
+              <w:rPr>
+                <w:color w:val="385623" w:themeColor="accent6" w:themeShade="80"/>
+              </w:rPr>
+            </w:pPr>
+            <w:r>
+              <w:rPr>
+                <w:color w:val="385623" w:themeColor="accent6" w:themeShade="80"/>
+              </w:rPr>
+              <w:t>Поточний</w:t>
+            </w:r>
+          </w:p>
+        </w:tc>
+        <w:tc>
+          <w:tcPr>
+            <w:tcW w:w="644" w:type="pct"/>
+            <w:tcBorders>
+              <w:top w:val="single" w:sz="4" w:space="0" w:color="auto"/>
+              <w:left w:val="single" w:sz="4" w:space="0" w:color="auto"/>
+              <w:bottom w:val="single" w:sz="4" w:space="0" w:color="auto"/>
+              <w:right w:val="single" w:sz="4" w:space="0" w:color="auto"/>
+            </w:tcBorders>
+            <w:vAlign w:val="center"/>
+          </w:tcPr>
+          <w:p>
+            <w:pPr>
+              <w:jc w:val="center"/>
+              <w:rPr>
+                <w:color w:val="385623" w:themeColor="accent6" w:themeShade="80"/>
+              </w:rPr>
+            </w:pPr>
+            <w:r>
+              <w:rPr>
+                <w:color w:val="385623" w:themeColor="accent6" w:themeShade="80"/>
+                <w:lang w:val="en-US"/>
+              </w:rPr>
+              <w:t>[1]</w:t>
+            </w:r>
+          </w:p>
+        </w:tc>
+      </w:tr>
+      <w:tr>
+        <w:trPr>
+          <w:cantSplit/>
+          <w:trHeight w:val="429"/>
+        </w:trPr>
+        <w:tc>
+          <w:tcPr>
+            <w:tcW w:w="279" w:type="pct"/>
+            <w:tcBorders>
+              <w:top w:val="single" w:sz="4" w:space="0" w:color="auto"/>
+              <w:left w:val="single" w:sz="4" w:space="0" w:color="auto"/>
+              <w:bottom w:val="single" w:sz="4" w:space="0" w:color="auto"/>
+              <w:right w:val="single" w:sz="4" w:space="0" w:color="auto"/>
+            </w:tcBorders>
+            <w:vAlign w:val="center"/>
+          </w:tcPr>
+          <w:p>
+            <w:pPr>
+              <w:widowControl w:val="0"/>
+              <w:numPr>
+                <w:ilvl w:val="0"/>
+                <w:numId w:val="43"/>
+              </w:numPr>
+              <w:spacing w:line="260" w:lineRule="auto"/>
+              <w:jc w:val="both"/>
+              <w:rPr>
+                <w:iCs/>
+                <w:sz w:val="24"/>
+                <w:szCs w:val="24"/>
+              </w:rPr>
+            </w:pPr>
+          </w:p>
+        </w:tc>
+        <w:tc>
+          <w:tcPr>
+            <w:tcW w:w="174" w:type="pct"/>
+            <w:tcBorders>
+              <w:top w:val="single" w:sz="4" w:space="0" w:color="auto"/>
+              <w:left w:val="single" w:sz="4" w:space="0" w:color="auto"/>
+              <w:bottom w:val="single" w:sz="4" w:space="0" w:color="auto"/>
+              <w:right w:val="single" w:sz="4" w:space="0" w:color="auto"/>
+            </w:tcBorders>
+            <w:vAlign w:val="center"/>
+          </w:tcPr>
+          <w:p>
+            <w:pPr>
+              <w:jc w:val="both"/>
+              <w:rPr>
+                <w:color w:val="385623" w:themeColor="accent6" w:themeShade="80"/>
+              </w:rPr>
+            </w:pPr>
+          </w:p>
+        </w:tc>
+        <w:tc>
+          <w:tcPr>
+            <w:tcW w:w="1809" w:type="pct"/>
+            <w:tcBorders>
+              <w:top w:val="single" w:sz="4" w:space="0" w:color="auto"/>
+              <w:left w:val="single" w:sz="4" w:space="0" w:color="auto"/>
+              <w:bottom w:val="single" w:sz="4" w:space="0" w:color="auto"/>
+              <w:right w:val="single" w:sz="4" w:space="0" w:color="auto"/>
+            </w:tcBorders>
+            <w:vAlign w:val="center"/>
+          </w:tcPr>
+          <w:p>
+            <w:pPr>
+              <w:jc w:val="both"/>
+              <w:rPr>
+                <w:color w:val="385623" w:themeColor="accent6" w:themeShade="80"/>
+              </w:rPr>
+            </w:pPr>
+          </w:p>
+        </w:tc>
+        <w:tc>
+          <w:tcPr>
+            <w:tcW w:w="234" w:type="pct"/>
+            <w:tcBorders>
+              <w:top w:val="single" w:sz="4" w:space="0" w:color="auto"/>
+              <w:left w:val="single" w:sz="4" w:space="0" w:color="auto"/>
+              <w:bottom w:val="single" w:sz="4" w:space="0" w:color="auto"/>
+              <w:right w:val="single" w:sz="4" w:space="0" w:color="auto"/>
+            </w:tcBorders>
+            <w:vAlign w:val="center"/>
+          </w:tcPr>
+          <w:p>
+            <w:pPr>
+              <w:jc w:val="center"/>
+              <w:rPr>
+                <w:color w:val="385623" w:themeColor="accent6" w:themeShade="80"/>
+              </w:rPr>
+            </w:pPr>
+          </w:p>
+        </w:tc>
+        <w:tc>
+          <w:tcPr>
+            <w:tcW w:w="188" w:type="pct"/>
+            <w:tcBorders>
+              <w:top w:val="single" w:sz="4" w:space="0" w:color="auto"/>
+              <w:left w:val="single" w:sz="4" w:space="0" w:color="auto"/>
+              <w:bottom w:val="single" w:sz="4" w:space="0" w:color="auto"/>
+              <w:right w:val="single" w:sz="4" w:space="0" w:color="auto"/>
+            </w:tcBorders>
+            <w:vAlign w:val="center"/>
+          </w:tcPr>
+          <w:p>
+            <w:pPr>
+              <w:jc w:val="center"/>
+              <w:rPr>
+                <w:color w:val="385623" w:themeColor="accent6" w:themeShade="80"/>
+              </w:rPr>
+            </w:pPr>
+          </w:p>
+        </w:tc>
+        <w:tc>
+          <w:tcPr>
+            <w:tcW w:w="566" w:type="pct"/>
+            <w:tcBorders>
+              <w:top w:val="single" w:sz="4" w:space="0" w:color="auto"/>
+              <w:left w:val="single" w:sz="4" w:space="0" w:color="auto"/>
+              <w:bottom w:val="single" w:sz="4" w:space="0" w:color="auto"/>
+              <w:right w:val="single" w:sz="4" w:space="0" w:color="auto"/>
+            </w:tcBorders>
+            <w:vAlign w:val="center"/>
+          </w:tcPr>
+          <w:p>
+            <w:pPr>
+              <w:jc w:val="right"/>
+              <w:rPr>
+                <w:color w:val="385623" w:themeColor="accent6" w:themeShade="80"/>
+              </w:rPr>
+            </w:pPr>
+          </w:p>
+        </w:tc>
+        <w:tc>
+          <w:tcPr>
+            <w:tcW w:w="141" w:type="pct"/>
+            <w:tcBorders>
+              <w:top w:val="single" w:sz="4" w:space="0" w:color="auto"/>
+              <w:left w:val="single" w:sz="4" w:space="0" w:color="auto"/>
+              <w:bottom w:val="single" w:sz="4" w:space="0" w:color="auto"/>
+              <w:right w:val="single" w:sz="4" w:space="0" w:color="auto"/>
+            </w:tcBorders>
+            <w:vAlign w:val="center"/>
+          </w:tcPr>
+          <w:p>
+            <w:pPr>
+              <w:jc w:val="center"/>
+              <w:rPr>
+                <w:color w:val="385623" w:themeColor="accent6" w:themeShade="80"/>
+              </w:rPr>
+            </w:pPr>
           </w:p>
         </w:tc>
         <w:tc>
@@ -48783,7 +54578,7 @@
 </file>
 
 <file path=customXml/itemProps1.xml><?xml version="1.0" encoding="utf-8"?>
-<ds:datastoreItem xmlns:ds="http://schemas.openxmlformats.org/officeDocument/2006/customXml" ds:itemID="{72B9143F-9187-4B33-8842-BADA1CE76DA9}">
+<ds:datastoreItem xmlns:ds="http://schemas.openxmlformats.org/officeDocument/2006/customXml" ds:itemID="{BD298AD7-4244-4DC0-ACE2-C0AADE4F10C8}">
   <ds:schemaRefs>
     <ds:schemaRef ds:uri="http://schemas.openxmlformats.org/officeDocument/2006/bibliography"/>
   </ds:schemaRefs>

--- a/РПНД СП 2026.docx
+++ b/РПНД СП 2026.docx
@@ -18835,14 +18835,12 @@
                 <w:color w:val="385623" w:themeColor="accent6" w:themeShade="80"/>
               </w:rPr>
             </w:pPr>
-            <w:bookmarkStart w:id="4" w:name="_GoBack"/>
             <w:r>
               <w:rPr>
                 <w:color w:val="385623" w:themeColor="accent6" w:themeShade="80"/>
               </w:rPr>
               <w:t>Робота з рядками</w:t>
             </w:r>
-            <w:bookmarkEnd w:id="4"/>
           </w:p>
         </w:tc>
         <w:tc>
@@ -19100,6 +19098,12 @@
                 <w:color w:val="385623" w:themeColor="accent6" w:themeShade="80"/>
               </w:rPr>
             </w:pPr>
+            <w:r>
+              <w:t>Користувацькі</w:t>
+            </w:r>
+            <w:r>
+              <w:t xml:space="preserve"> функції</w:t>
+            </w:r>
           </w:p>
         </w:tc>
         <w:tc>
@@ -19156,10 +19160,10 @@
           <w:p>
             <w:pPr>
               <w:jc w:val="right"/>
-              <w:rPr>
-                <w:color w:val="385623" w:themeColor="accent6" w:themeShade="80"/>
-              </w:rPr>
-            </w:pPr>
+            </w:pPr>
+            <w:r>
+              <w:t>Лекція №</w:t>
+            </w:r>
           </w:p>
         </w:tc>
         <w:tc>
@@ -19176,10 +19180,16 @@
           <w:p>
             <w:pPr>
               <w:jc w:val="center"/>
-              <w:rPr>
-                <w:color w:val="385623" w:themeColor="accent6" w:themeShade="80"/>
-              </w:rPr>
-            </w:pPr>
+            </w:pPr>
+            <w:r>
+              <w:t>1</w:t>
+            </w:r>
+            <w:r>
+              <w:rPr>
+                <w:lang w:val="en-US"/>
+              </w:rPr>
+              <w:t>6</w:t>
+            </w:r>
           </w:p>
         </w:tc>
         <w:tc>
@@ -19311,37 +19321,10 @@
           <w:p>
             <w:pPr>
               <w:jc w:val="both"/>
-              <w:rPr>
-                <w:color w:val="385623" w:themeColor="accent6" w:themeShade="80"/>
-              </w:rPr>
-            </w:pPr>
-            <w:r>
-              <w:rPr>
-                <w:color w:val="385623" w:themeColor="accent6" w:themeShade="80"/>
-              </w:rPr>
-              <w:t>Цикли</w:t>
-            </w:r>
-            <w:r>
-              <w:rPr>
-                <w:color w:val="385623" w:themeColor="accent6" w:themeShade="80"/>
-                <w:lang w:val="en-US"/>
-              </w:rPr>
-              <w:t>.</w:t>
-            </w:r>
-            <w:r>
-              <w:rPr>
-                <w:color w:val="385623" w:themeColor="accent6" w:themeShade="80"/>
-              </w:rPr>
-              <w:t xml:space="preserve"> Цикли з передумовою та </w:t>
-            </w:r>
-            <w:proofErr w:type="spellStart"/>
-            <w:r>
-              <w:rPr>
-                <w:color w:val="385623" w:themeColor="accent6" w:themeShade="80"/>
-              </w:rPr>
-              <w:t>післяумовою</w:t>
-            </w:r>
-            <w:proofErr w:type="spellEnd"/>
+            </w:pPr>
+            <w:r>
+              <w:t>Модульність. Бібліотечні функції</w:t>
+            </w:r>
           </w:p>
         </w:tc>
         <w:tc>
@@ -19358,9 +19341,6 @@
           <w:p>
             <w:pPr>
               <w:jc w:val="center"/>
-              <w:rPr>
-                <w:color w:val="385623" w:themeColor="accent6" w:themeShade="80"/>
-              </w:rPr>
             </w:pPr>
           </w:p>
         </w:tc>
@@ -19378,9 +19358,6 @@
           <w:p>
             <w:pPr>
               <w:jc w:val="center"/>
-              <w:rPr>
-                <w:color w:val="385623" w:themeColor="accent6" w:themeShade="80"/>
-              </w:rPr>
             </w:pPr>
           </w:p>
         </w:tc>
@@ -19398,14 +19375,8 @@
           <w:p>
             <w:pPr>
               <w:jc w:val="right"/>
-              <w:rPr>
-                <w:color w:val="385623" w:themeColor="accent6" w:themeShade="80"/>
-              </w:rPr>
-            </w:pPr>
-            <w:r>
-              <w:rPr>
-                <w:color w:val="385623" w:themeColor="accent6" w:themeShade="80"/>
-              </w:rPr>
+            </w:pPr>
+            <w:r>
               <w:t>Лекція №</w:t>
             </w:r>
           </w:p>
@@ -19424,15 +19395,9 @@
           <w:p>
             <w:pPr>
               <w:jc w:val="center"/>
-              <w:rPr>
-                <w:color w:val="385623" w:themeColor="accent6" w:themeShade="80"/>
-              </w:rPr>
-            </w:pPr>
-            <w:r>
-              <w:rPr>
-                <w:color w:val="385623" w:themeColor="accent6" w:themeShade="80"/>
-              </w:rPr>
-              <w:t>7</w:t>
+            </w:pPr>
+            <w:r>
+              <w:t>17</w:t>
             </w:r>
           </w:p>
         </w:tc>
@@ -19565,15 +19530,9 @@
           <w:p>
             <w:pPr>
               <w:jc w:val="both"/>
-              <w:rPr>
-                <w:color w:val="385623" w:themeColor="accent6" w:themeShade="80"/>
-              </w:rPr>
-            </w:pPr>
-            <w:r>
-              <w:rPr>
-                <w:color w:val="385623" w:themeColor="accent6" w:themeShade="80"/>
-              </w:rPr>
-              <w:t>Нескінченний цикл</w:t>
+            </w:pPr>
+            <w:r>
+              <w:t>Декомпозиція коду проєкту</w:t>
             </w:r>
           </w:p>
         </w:tc>
@@ -19591,10 +19550,10 @@
           <w:p>
             <w:pPr>
               <w:jc w:val="center"/>
-              <w:rPr>
-                <w:color w:val="385623" w:themeColor="accent6" w:themeShade="80"/>
-              </w:rPr>
-            </w:pPr>
+            </w:pPr>
+            <w:r>
+              <w:t>2</w:t>
+            </w:r>
           </w:p>
         </w:tc>
         <w:tc>
@@ -19611,10 +19570,10 @@
           <w:p>
             <w:pPr>
               <w:jc w:val="center"/>
-              <w:rPr>
-                <w:color w:val="385623" w:themeColor="accent6" w:themeShade="80"/>
-              </w:rPr>
-            </w:pPr>
+            </w:pPr>
+            <w:r>
+              <w:t> </w:t>
+            </w:r>
           </w:p>
         </w:tc>
         <w:tc>
@@ -19631,15 +19590,9 @@
           <w:p>
             <w:pPr>
               <w:jc w:val="right"/>
-              <w:rPr>
-                <w:color w:val="385623" w:themeColor="accent6" w:themeShade="80"/>
-              </w:rPr>
-            </w:pPr>
-            <w:r>
-              <w:rPr>
-                <w:color w:val="385623" w:themeColor="accent6" w:themeShade="80"/>
-              </w:rPr>
-              <w:t>СРС №</w:t>
+            </w:pPr>
+            <w:r>
+              <w:t>Лабораторна №</w:t>
             </w:r>
           </w:p>
         </w:tc>
@@ -19657,15 +19610,9 @@
           <w:p>
             <w:pPr>
               <w:jc w:val="center"/>
-              <w:rPr>
-                <w:color w:val="385623" w:themeColor="accent6" w:themeShade="80"/>
-              </w:rPr>
-            </w:pPr>
-            <w:r>
-              <w:rPr>
-                <w:color w:val="385623" w:themeColor="accent6" w:themeShade="80"/>
-              </w:rPr>
-              <w:t>5</w:t>
+            </w:pPr>
+            <w:r>
+              <w:t>11</w:t>
             </w:r>
           </w:p>
         </w:tc>
@@ -19683,10 +19630,10 @@
           <w:p>
             <w:pPr>
               <w:jc w:val="center"/>
-              <w:rPr>
-                <w:color w:val="385623" w:themeColor="accent6" w:themeShade="80"/>
-              </w:rPr>
-            </w:pPr>
+            </w:pPr>
+            <w:r>
+              <w:t>Звіт</w:t>
+            </w:r>
           </w:p>
         </w:tc>
         <w:tc>
@@ -19703,10 +19650,10 @@
           <w:p>
             <w:pPr>
               <w:jc w:val="center"/>
-              <w:rPr>
-                <w:color w:val="385623" w:themeColor="accent6" w:themeShade="80"/>
-              </w:rPr>
-            </w:pPr>
+            </w:pPr>
+            <w:r>
+              <w:t>Поточний</w:t>
+            </w:r>
           </w:p>
         </w:tc>
         <w:tc>
@@ -19723,11 +19670,13 @@
           <w:p>
             <w:pPr>
               <w:jc w:val="center"/>
-              <w:rPr>
-                <w:color w:val="385623" w:themeColor="accent6" w:themeShade="80"/>
+            </w:pPr>
+            <w:r>
+              <w:rPr>
                 <w:lang w:val="en-US"/>
               </w:rPr>
-            </w:pPr>
+              <w:t>[1]</w:t>
+            </w:r>
           </w:p>
         </w:tc>
       </w:tr>
@@ -19798,15 +19747,9 @@
           <w:p>
             <w:pPr>
               <w:jc w:val="both"/>
-              <w:rPr>
-                <w:color w:val="385623" w:themeColor="accent6" w:themeShade="80"/>
-              </w:rPr>
-            </w:pPr>
-            <w:r>
-              <w:rPr>
-                <w:color w:val="385623" w:themeColor="accent6" w:themeShade="80"/>
-              </w:rPr>
-              <w:t>Цикли. Цикл з параметром</w:t>
+            </w:pPr>
+            <w:r>
+              <w:t>Динамічні бібліотеки</w:t>
             </w:r>
           </w:p>
         </w:tc>
@@ -19824,10 +19767,10 @@
           <w:p>
             <w:pPr>
               <w:jc w:val="center"/>
-              <w:rPr>
-                <w:color w:val="385623" w:themeColor="accent6" w:themeShade="80"/>
-              </w:rPr>
-            </w:pPr>
+            </w:pPr>
+            <w:r>
+              <w:t>2</w:t>
+            </w:r>
           </w:p>
         </w:tc>
         <w:tc>
@@ -19844,10 +19787,10 @@
           <w:p>
             <w:pPr>
               <w:jc w:val="center"/>
-              <w:rPr>
-                <w:color w:val="385623" w:themeColor="accent6" w:themeShade="80"/>
-              </w:rPr>
-            </w:pPr>
+            </w:pPr>
+            <w:r>
+              <w:t> </w:t>
+            </w:r>
           </w:p>
         </w:tc>
         <w:tc>
@@ -19864,14 +19807,8 @@
           <w:p>
             <w:pPr>
               <w:jc w:val="right"/>
-              <w:rPr>
-                <w:color w:val="385623" w:themeColor="accent6" w:themeShade="80"/>
-              </w:rPr>
-            </w:pPr>
-            <w:r>
-              <w:rPr>
-                <w:color w:val="385623" w:themeColor="accent6" w:themeShade="80"/>
-              </w:rPr>
+            </w:pPr>
+            <w:r>
               <w:t>Лекція №</w:t>
             </w:r>
           </w:p>
@@ -19890,15 +19827,9 @@
           <w:p>
             <w:pPr>
               <w:jc w:val="center"/>
-              <w:rPr>
-                <w:color w:val="385623" w:themeColor="accent6" w:themeShade="80"/>
-              </w:rPr>
-            </w:pPr>
-            <w:r>
-              <w:rPr>
-                <w:color w:val="385623" w:themeColor="accent6" w:themeShade="80"/>
-              </w:rPr>
-              <w:t>8</w:t>
+            </w:pPr>
+            <w:r>
+              <w:t>18</w:t>
             </w:r>
           </w:p>
         </w:tc>
@@ -19916,9 +19847,6 @@
           <w:p>
             <w:pPr>
               <w:jc w:val="center"/>
-              <w:rPr>
-                <w:color w:val="385623" w:themeColor="accent6" w:themeShade="80"/>
-              </w:rPr>
             </w:pPr>
           </w:p>
         </w:tc>
@@ -19936,9 +19864,6 @@
           <w:p>
             <w:pPr>
               <w:jc w:val="center"/>
-              <w:rPr>
-                <w:color w:val="385623" w:themeColor="accent6" w:themeShade="80"/>
-              </w:rPr>
             </w:pPr>
           </w:p>
         </w:tc>
@@ -19957,7 +19882,6 @@
             <w:pPr>
               <w:jc w:val="center"/>
               <w:rPr>
-                <w:color w:val="385623" w:themeColor="accent6" w:themeShade="80"/>
                 <w:lang w:val="en-US"/>
               </w:rPr>
             </w:pPr>
@@ -20032,15 +19956,20 @@
             <w:pPr>
               <w:jc w:val="both"/>
               <w:rPr>
-                <w:color w:val="385623" w:themeColor="accent6" w:themeShade="80"/>
-              </w:rPr>
-            </w:pPr>
-            <w:r>
-              <w:rPr>
-                <w:color w:val="385623" w:themeColor="accent6" w:themeShade="80"/>
-              </w:rPr>
-              <w:t>Варіації циклу з параметром</w:t>
-            </w:r>
+                <w:lang w:val="en-US"/>
+              </w:rPr>
+            </w:pPr>
+            <w:bookmarkStart w:id="4" w:name="_GoBack"/>
+            <w:r>
+              <w:t xml:space="preserve">Створення бібліотеки </w:t>
+            </w:r>
+            <w:r>
+              <w:rPr>
+                <w:lang w:val="en-US"/>
+              </w:rPr>
+              <w:t>DLL</w:t>
+            </w:r>
+            <w:bookmarkEnd w:id="4"/>
           </w:p>
         </w:tc>
         <w:tc>
@@ -20057,9 +19986,6 @@
           <w:p>
             <w:pPr>
               <w:jc w:val="center"/>
-              <w:rPr>
-                <w:color w:val="385623" w:themeColor="accent6" w:themeShade="80"/>
-              </w:rPr>
             </w:pPr>
           </w:p>
         </w:tc>
@@ -20077,9 +20003,6 @@
           <w:p>
             <w:pPr>
               <w:jc w:val="center"/>
-              <w:rPr>
-                <w:color w:val="385623" w:themeColor="accent6" w:themeShade="80"/>
-              </w:rPr>
             </w:pPr>
           </w:p>
         </w:tc>
@@ -20097,15 +20020,9 @@
           <w:p>
             <w:pPr>
               <w:jc w:val="right"/>
-              <w:rPr>
-                <w:color w:val="385623" w:themeColor="accent6" w:themeShade="80"/>
-              </w:rPr>
-            </w:pPr>
-            <w:r>
-              <w:rPr>
-                <w:color w:val="385623" w:themeColor="accent6" w:themeShade="80"/>
-              </w:rPr>
-              <w:t>СРС №</w:t>
+            </w:pPr>
+            <w:r>
+              <w:t>Лабораторна №</w:t>
             </w:r>
           </w:p>
         </w:tc>
@@ -20124,14 +20041,17 @@
             <w:pPr>
               <w:jc w:val="center"/>
               <w:rPr>
-                <w:color w:val="385623" w:themeColor="accent6" w:themeShade="80"/>
-              </w:rPr>
-            </w:pPr>
-            <w:r>
-              <w:rPr>
-                <w:color w:val="385623" w:themeColor="accent6" w:themeShade="80"/>
-              </w:rPr>
-              <w:t>6</w:t>
+                <w:lang w:val="en-US"/>
+              </w:rPr>
+            </w:pPr>
+            <w:r>
+              <w:t>1</w:t>
+            </w:r>
+            <w:r>
+              <w:rPr>
+                <w:lang w:val="en-US"/>
+              </w:rPr>
+              <w:t>2</w:t>
             </w:r>
           </w:p>
         </w:tc>
@@ -20149,9 +20069,6 @@
           <w:p>
             <w:pPr>
               <w:jc w:val="center"/>
-              <w:rPr>
-                <w:color w:val="385623" w:themeColor="accent6" w:themeShade="80"/>
-              </w:rPr>
             </w:pPr>
           </w:p>
         </w:tc>
@@ -20169,9 +20086,6 @@
           <w:p>
             <w:pPr>
               <w:jc w:val="center"/>
-              <w:rPr>
-                <w:color w:val="385623" w:themeColor="accent6" w:themeShade="80"/>
-              </w:rPr>
             </w:pPr>
           </w:p>
         </w:tc>
@@ -20190,7 +20104,6 @@
             <w:pPr>
               <w:jc w:val="center"/>
               <w:rPr>
-                <w:color w:val="385623" w:themeColor="accent6" w:themeShade="80"/>
                 <w:lang w:val="en-US"/>
               </w:rPr>
             </w:pPr>
@@ -20264,16 +20177,7 @@
           <w:p>
             <w:pPr>
               <w:jc w:val="both"/>
-              <w:rPr>
-                <w:color w:val="385623" w:themeColor="accent6" w:themeShade="80"/>
-              </w:rPr>
-            </w:pPr>
-            <w:r>
-              <w:rPr>
-                <w:color w:val="385623" w:themeColor="accent6" w:themeShade="80"/>
-              </w:rPr>
-              <w:t>Покажчики</w:t>
-            </w:r>
+            </w:pPr>
           </w:p>
         </w:tc>
         <w:tc>
@@ -20290,9 +20194,6 @@
           <w:p>
             <w:pPr>
               <w:jc w:val="center"/>
-              <w:rPr>
-                <w:color w:val="385623" w:themeColor="accent6" w:themeShade="80"/>
-              </w:rPr>
             </w:pPr>
           </w:p>
         </w:tc>
@@ -20310,9 +20211,6 @@
           <w:p>
             <w:pPr>
               <w:jc w:val="center"/>
-              <w:rPr>
-                <w:color w:val="385623" w:themeColor="accent6" w:themeShade="80"/>
-              </w:rPr>
             </w:pPr>
           </w:p>
         </w:tc>
@@ -20330,16 +20228,7 @@
           <w:p>
             <w:pPr>
               <w:jc w:val="right"/>
-              <w:rPr>
-                <w:color w:val="385623" w:themeColor="accent6" w:themeShade="80"/>
-              </w:rPr>
-            </w:pPr>
-            <w:r>
-              <w:rPr>
-                <w:color w:val="385623" w:themeColor="accent6" w:themeShade="80"/>
-              </w:rPr>
-              <w:t>Лекція №</w:t>
-            </w:r>
+            </w:pPr>
           </w:p>
         </w:tc>
         <w:tc>
@@ -20356,16 +20245,7 @@
           <w:p>
             <w:pPr>
               <w:jc w:val="center"/>
-              <w:rPr>
-                <w:color w:val="385623" w:themeColor="accent6" w:themeShade="80"/>
-              </w:rPr>
-            </w:pPr>
-            <w:r>
-              <w:rPr>
-                <w:color w:val="385623" w:themeColor="accent6" w:themeShade="80"/>
-              </w:rPr>
-              <w:t>9</w:t>
-            </w:r>
+            </w:pPr>
           </w:p>
         </w:tc>
         <w:tc>
@@ -20382,9 +20262,6 @@
           <w:p>
             <w:pPr>
               <w:jc w:val="center"/>
-              <w:rPr>
-                <w:color w:val="385623" w:themeColor="accent6" w:themeShade="80"/>
-              </w:rPr>
             </w:pPr>
           </w:p>
         </w:tc>
@@ -20402,9 +20279,6 @@
           <w:p>
             <w:pPr>
               <w:jc w:val="center"/>
-              <w:rPr>
-                <w:color w:val="385623" w:themeColor="accent6" w:themeShade="80"/>
-              </w:rPr>
             </w:pPr>
           </w:p>
         </w:tc>
@@ -20423,3987 +20297,9 @@
             <w:pPr>
               <w:jc w:val="center"/>
               <w:rPr>
-                <w:color w:val="385623" w:themeColor="accent6" w:themeShade="80"/>
                 <w:lang w:val="en-US"/>
               </w:rPr>
             </w:pPr>
-          </w:p>
-        </w:tc>
-      </w:tr>
-      <w:tr>
-        <w:trPr>
-          <w:cantSplit/>
-          <w:trHeight w:val="429"/>
-        </w:trPr>
-        <w:tc>
-          <w:tcPr>
-            <w:tcW w:w="279" w:type="pct"/>
-            <w:tcBorders>
-              <w:top w:val="single" w:sz="4" w:space="0" w:color="auto"/>
-              <w:left w:val="single" w:sz="4" w:space="0" w:color="auto"/>
-              <w:bottom w:val="single" w:sz="4" w:space="0" w:color="auto"/>
-              <w:right w:val="single" w:sz="4" w:space="0" w:color="auto"/>
-            </w:tcBorders>
-            <w:vAlign w:val="center"/>
-          </w:tcPr>
-          <w:p>
-            <w:pPr>
-              <w:widowControl w:val="0"/>
-              <w:numPr>
-                <w:ilvl w:val="0"/>
-                <w:numId w:val="43"/>
-              </w:numPr>
-              <w:spacing w:line="260" w:lineRule="auto"/>
-              <w:jc w:val="both"/>
-              <w:rPr>
-                <w:iCs/>
-                <w:sz w:val="24"/>
-                <w:szCs w:val="24"/>
-              </w:rPr>
-            </w:pPr>
-          </w:p>
-        </w:tc>
-        <w:tc>
-          <w:tcPr>
-            <w:tcW w:w="174" w:type="pct"/>
-            <w:tcBorders>
-              <w:top w:val="single" w:sz="4" w:space="0" w:color="auto"/>
-              <w:left w:val="single" w:sz="4" w:space="0" w:color="auto"/>
-              <w:bottom w:val="single" w:sz="4" w:space="0" w:color="auto"/>
-              <w:right w:val="single" w:sz="4" w:space="0" w:color="auto"/>
-            </w:tcBorders>
-            <w:vAlign w:val="center"/>
-          </w:tcPr>
-          <w:p>
-            <w:pPr>
-              <w:jc w:val="both"/>
-              <w:rPr>
-                <w:color w:val="385623" w:themeColor="accent6" w:themeShade="80"/>
-              </w:rPr>
-            </w:pPr>
-          </w:p>
-        </w:tc>
-        <w:tc>
-          <w:tcPr>
-            <w:tcW w:w="1809" w:type="pct"/>
-            <w:tcBorders>
-              <w:top w:val="single" w:sz="4" w:space="0" w:color="auto"/>
-              <w:left w:val="single" w:sz="4" w:space="0" w:color="auto"/>
-              <w:bottom w:val="single" w:sz="4" w:space="0" w:color="auto"/>
-              <w:right w:val="single" w:sz="4" w:space="0" w:color="auto"/>
-            </w:tcBorders>
-            <w:vAlign w:val="center"/>
-          </w:tcPr>
-          <w:p>
-            <w:pPr>
-              <w:jc w:val="both"/>
-              <w:rPr>
-                <w:color w:val="385623" w:themeColor="accent6" w:themeShade="80"/>
-              </w:rPr>
-            </w:pPr>
-            <w:r>
-              <w:rPr>
-                <w:color w:val="385623" w:themeColor="accent6" w:themeShade="80"/>
-              </w:rPr>
-              <w:t>Масиви</w:t>
-            </w:r>
-          </w:p>
-        </w:tc>
-        <w:tc>
-          <w:tcPr>
-            <w:tcW w:w="234" w:type="pct"/>
-            <w:tcBorders>
-              <w:top w:val="single" w:sz="4" w:space="0" w:color="auto"/>
-              <w:left w:val="single" w:sz="4" w:space="0" w:color="auto"/>
-              <w:bottom w:val="single" w:sz="4" w:space="0" w:color="auto"/>
-              <w:right w:val="single" w:sz="4" w:space="0" w:color="auto"/>
-            </w:tcBorders>
-            <w:vAlign w:val="center"/>
-          </w:tcPr>
-          <w:p>
-            <w:pPr>
-              <w:jc w:val="center"/>
-              <w:rPr>
-                <w:color w:val="385623" w:themeColor="accent6" w:themeShade="80"/>
-              </w:rPr>
-            </w:pPr>
-          </w:p>
-        </w:tc>
-        <w:tc>
-          <w:tcPr>
-            <w:tcW w:w="188" w:type="pct"/>
-            <w:tcBorders>
-              <w:top w:val="single" w:sz="4" w:space="0" w:color="auto"/>
-              <w:left w:val="single" w:sz="4" w:space="0" w:color="auto"/>
-              <w:bottom w:val="single" w:sz="4" w:space="0" w:color="auto"/>
-              <w:right w:val="single" w:sz="4" w:space="0" w:color="auto"/>
-            </w:tcBorders>
-            <w:vAlign w:val="center"/>
-          </w:tcPr>
-          <w:p>
-            <w:pPr>
-              <w:jc w:val="center"/>
-              <w:rPr>
-                <w:color w:val="385623" w:themeColor="accent6" w:themeShade="80"/>
-              </w:rPr>
-            </w:pPr>
-          </w:p>
-        </w:tc>
-        <w:tc>
-          <w:tcPr>
-            <w:tcW w:w="566" w:type="pct"/>
-            <w:tcBorders>
-              <w:top w:val="single" w:sz="4" w:space="0" w:color="auto"/>
-              <w:left w:val="single" w:sz="4" w:space="0" w:color="auto"/>
-              <w:bottom w:val="single" w:sz="4" w:space="0" w:color="auto"/>
-              <w:right w:val="single" w:sz="4" w:space="0" w:color="auto"/>
-            </w:tcBorders>
-            <w:vAlign w:val="center"/>
-          </w:tcPr>
-          <w:p>
-            <w:pPr>
-              <w:jc w:val="right"/>
-              <w:rPr>
-                <w:color w:val="385623" w:themeColor="accent6" w:themeShade="80"/>
-              </w:rPr>
-            </w:pPr>
-            <w:r>
-              <w:rPr>
-                <w:color w:val="385623" w:themeColor="accent6" w:themeShade="80"/>
-              </w:rPr>
-              <w:t>Лекція №</w:t>
-            </w:r>
-          </w:p>
-        </w:tc>
-        <w:tc>
-          <w:tcPr>
-            <w:tcW w:w="141" w:type="pct"/>
-            <w:tcBorders>
-              <w:top w:val="single" w:sz="4" w:space="0" w:color="auto"/>
-              <w:left w:val="single" w:sz="4" w:space="0" w:color="auto"/>
-              <w:bottom w:val="single" w:sz="4" w:space="0" w:color="auto"/>
-              <w:right w:val="single" w:sz="4" w:space="0" w:color="auto"/>
-            </w:tcBorders>
-            <w:vAlign w:val="center"/>
-          </w:tcPr>
-          <w:p>
-            <w:pPr>
-              <w:jc w:val="center"/>
-              <w:rPr>
-                <w:color w:val="385623" w:themeColor="accent6" w:themeShade="80"/>
-              </w:rPr>
-            </w:pPr>
-            <w:r>
-              <w:rPr>
-                <w:color w:val="385623" w:themeColor="accent6" w:themeShade="80"/>
-              </w:rPr>
-              <w:t>10</w:t>
-            </w:r>
-          </w:p>
-        </w:tc>
-        <w:tc>
-          <w:tcPr>
-            <w:tcW w:w="504" w:type="pct"/>
-            <w:tcBorders>
-              <w:top w:val="single" w:sz="4" w:space="0" w:color="auto"/>
-              <w:left w:val="single" w:sz="4" w:space="0" w:color="auto"/>
-              <w:bottom w:val="single" w:sz="4" w:space="0" w:color="auto"/>
-              <w:right w:val="single" w:sz="4" w:space="0" w:color="auto"/>
-            </w:tcBorders>
-            <w:vAlign w:val="center"/>
-          </w:tcPr>
-          <w:p>
-            <w:pPr>
-              <w:jc w:val="center"/>
-              <w:rPr>
-                <w:color w:val="385623" w:themeColor="accent6" w:themeShade="80"/>
-              </w:rPr>
-            </w:pPr>
-          </w:p>
-        </w:tc>
-        <w:tc>
-          <w:tcPr>
-            <w:tcW w:w="461" w:type="pct"/>
-            <w:tcBorders>
-              <w:top w:val="single" w:sz="4" w:space="0" w:color="auto"/>
-              <w:left w:val="single" w:sz="4" w:space="0" w:color="auto"/>
-              <w:bottom w:val="single" w:sz="4" w:space="0" w:color="auto"/>
-              <w:right w:val="single" w:sz="4" w:space="0" w:color="auto"/>
-            </w:tcBorders>
-            <w:vAlign w:val="center"/>
-          </w:tcPr>
-          <w:p>
-            <w:pPr>
-              <w:jc w:val="center"/>
-              <w:rPr>
-                <w:color w:val="385623" w:themeColor="accent6" w:themeShade="80"/>
-              </w:rPr>
-            </w:pPr>
-          </w:p>
-        </w:tc>
-        <w:tc>
-          <w:tcPr>
-            <w:tcW w:w="644" w:type="pct"/>
-            <w:tcBorders>
-              <w:top w:val="single" w:sz="4" w:space="0" w:color="auto"/>
-              <w:left w:val="single" w:sz="4" w:space="0" w:color="auto"/>
-              <w:bottom w:val="single" w:sz="4" w:space="0" w:color="auto"/>
-              <w:right w:val="single" w:sz="4" w:space="0" w:color="auto"/>
-            </w:tcBorders>
-            <w:vAlign w:val="center"/>
-          </w:tcPr>
-          <w:p>
-            <w:pPr>
-              <w:jc w:val="center"/>
-              <w:rPr>
-                <w:color w:val="385623" w:themeColor="accent6" w:themeShade="80"/>
-                <w:lang w:val="en-US"/>
-              </w:rPr>
-            </w:pPr>
-          </w:p>
-        </w:tc>
-      </w:tr>
-      <w:tr>
-        <w:trPr>
-          <w:cantSplit/>
-          <w:trHeight w:val="429"/>
-        </w:trPr>
-        <w:tc>
-          <w:tcPr>
-            <w:tcW w:w="279" w:type="pct"/>
-            <w:tcBorders>
-              <w:top w:val="single" w:sz="4" w:space="0" w:color="auto"/>
-              <w:left w:val="single" w:sz="4" w:space="0" w:color="auto"/>
-              <w:bottom w:val="single" w:sz="4" w:space="0" w:color="auto"/>
-              <w:right w:val="single" w:sz="4" w:space="0" w:color="auto"/>
-            </w:tcBorders>
-            <w:vAlign w:val="center"/>
-          </w:tcPr>
-          <w:p>
-            <w:pPr>
-              <w:widowControl w:val="0"/>
-              <w:numPr>
-                <w:ilvl w:val="0"/>
-                <w:numId w:val="43"/>
-              </w:numPr>
-              <w:spacing w:line="260" w:lineRule="auto"/>
-              <w:jc w:val="both"/>
-              <w:rPr>
-                <w:iCs/>
-                <w:sz w:val="24"/>
-                <w:szCs w:val="24"/>
-              </w:rPr>
-            </w:pPr>
-          </w:p>
-        </w:tc>
-        <w:tc>
-          <w:tcPr>
-            <w:tcW w:w="174" w:type="pct"/>
-            <w:tcBorders>
-              <w:top w:val="single" w:sz="4" w:space="0" w:color="auto"/>
-              <w:left w:val="single" w:sz="4" w:space="0" w:color="auto"/>
-              <w:bottom w:val="single" w:sz="4" w:space="0" w:color="auto"/>
-              <w:right w:val="single" w:sz="4" w:space="0" w:color="auto"/>
-            </w:tcBorders>
-            <w:vAlign w:val="center"/>
-          </w:tcPr>
-          <w:p>
-            <w:pPr>
-              <w:jc w:val="both"/>
-              <w:rPr>
-                <w:color w:val="385623" w:themeColor="accent6" w:themeShade="80"/>
-              </w:rPr>
-            </w:pPr>
-          </w:p>
-        </w:tc>
-        <w:tc>
-          <w:tcPr>
-            <w:tcW w:w="1809" w:type="pct"/>
-            <w:tcBorders>
-              <w:top w:val="single" w:sz="4" w:space="0" w:color="auto"/>
-              <w:left w:val="single" w:sz="4" w:space="0" w:color="auto"/>
-              <w:bottom w:val="single" w:sz="4" w:space="0" w:color="auto"/>
-              <w:right w:val="single" w:sz="4" w:space="0" w:color="auto"/>
-            </w:tcBorders>
-            <w:vAlign w:val="center"/>
-          </w:tcPr>
-          <w:p>
-            <w:pPr>
-              <w:jc w:val="both"/>
-              <w:rPr>
-                <w:color w:val="385623" w:themeColor="accent6" w:themeShade="80"/>
-              </w:rPr>
-            </w:pPr>
-            <w:r>
-              <w:rPr>
-                <w:color w:val="385623" w:themeColor="accent6" w:themeShade="80"/>
-              </w:rPr>
-              <w:t>Багатовимірні масиви</w:t>
-            </w:r>
-          </w:p>
-        </w:tc>
-        <w:tc>
-          <w:tcPr>
-            <w:tcW w:w="234" w:type="pct"/>
-            <w:tcBorders>
-              <w:top w:val="single" w:sz="4" w:space="0" w:color="auto"/>
-              <w:left w:val="single" w:sz="4" w:space="0" w:color="auto"/>
-              <w:bottom w:val="single" w:sz="4" w:space="0" w:color="auto"/>
-              <w:right w:val="single" w:sz="4" w:space="0" w:color="auto"/>
-            </w:tcBorders>
-            <w:vAlign w:val="center"/>
-          </w:tcPr>
-          <w:p>
-            <w:pPr>
-              <w:jc w:val="center"/>
-              <w:rPr>
-                <w:color w:val="385623" w:themeColor="accent6" w:themeShade="80"/>
-              </w:rPr>
-            </w:pPr>
-          </w:p>
-        </w:tc>
-        <w:tc>
-          <w:tcPr>
-            <w:tcW w:w="188" w:type="pct"/>
-            <w:tcBorders>
-              <w:top w:val="single" w:sz="4" w:space="0" w:color="auto"/>
-              <w:left w:val="single" w:sz="4" w:space="0" w:color="auto"/>
-              <w:bottom w:val="single" w:sz="4" w:space="0" w:color="auto"/>
-              <w:right w:val="single" w:sz="4" w:space="0" w:color="auto"/>
-            </w:tcBorders>
-            <w:vAlign w:val="center"/>
-          </w:tcPr>
-          <w:p>
-            <w:pPr>
-              <w:jc w:val="center"/>
-              <w:rPr>
-                <w:color w:val="385623" w:themeColor="accent6" w:themeShade="80"/>
-              </w:rPr>
-            </w:pPr>
-          </w:p>
-        </w:tc>
-        <w:tc>
-          <w:tcPr>
-            <w:tcW w:w="566" w:type="pct"/>
-            <w:tcBorders>
-              <w:top w:val="single" w:sz="4" w:space="0" w:color="auto"/>
-              <w:left w:val="single" w:sz="4" w:space="0" w:color="auto"/>
-              <w:bottom w:val="single" w:sz="4" w:space="0" w:color="auto"/>
-              <w:right w:val="single" w:sz="4" w:space="0" w:color="auto"/>
-            </w:tcBorders>
-            <w:vAlign w:val="center"/>
-          </w:tcPr>
-          <w:p>
-            <w:pPr>
-              <w:jc w:val="right"/>
-              <w:rPr>
-                <w:color w:val="385623" w:themeColor="accent6" w:themeShade="80"/>
-              </w:rPr>
-            </w:pPr>
-            <w:r>
-              <w:rPr>
-                <w:color w:val="385623" w:themeColor="accent6" w:themeShade="80"/>
-              </w:rPr>
-              <w:t>СРС №</w:t>
-            </w:r>
-          </w:p>
-        </w:tc>
-        <w:tc>
-          <w:tcPr>
-            <w:tcW w:w="141" w:type="pct"/>
-            <w:tcBorders>
-              <w:top w:val="single" w:sz="4" w:space="0" w:color="auto"/>
-              <w:left w:val="single" w:sz="4" w:space="0" w:color="auto"/>
-              <w:bottom w:val="single" w:sz="4" w:space="0" w:color="auto"/>
-              <w:right w:val="single" w:sz="4" w:space="0" w:color="auto"/>
-            </w:tcBorders>
-            <w:vAlign w:val="center"/>
-          </w:tcPr>
-          <w:p>
-            <w:pPr>
-              <w:jc w:val="center"/>
-              <w:rPr>
-                <w:color w:val="385623" w:themeColor="accent6" w:themeShade="80"/>
-              </w:rPr>
-            </w:pPr>
-            <w:r>
-              <w:rPr>
-                <w:color w:val="385623" w:themeColor="accent6" w:themeShade="80"/>
-              </w:rPr>
-              <w:t>7</w:t>
-            </w:r>
-          </w:p>
-        </w:tc>
-        <w:tc>
-          <w:tcPr>
-            <w:tcW w:w="504" w:type="pct"/>
-            <w:tcBorders>
-              <w:top w:val="single" w:sz="4" w:space="0" w:color="auto"/>
-              <w:left w:val="single" w:sz="4" w:space="0" w:color="auto"/>
-              <w:bottom w:val="single" w:sz="4" w:space="0" w:color="auto"/>
-              <w:right w:val="single" w:sz="4" w:space="0" w:color="auto"/>
-            </w:tcBorders>
-            <w:vAlign w:val="center"/>
-          </w:tcPr>
-          <w:p>
-            <w:pPr>
-              <w:jc w:val="center"/>
-              <w:rPr>
-                <w:color w:val="385623" w:themeColor="accent6" w:themeShade="80"/>
-              </w:rPr>
-            </w:pPr>
-          </w:p>
-        </w:tc>
-        <w:tc>
-          <w:tcPr>
-            <w:tcW w:w="461" w:type="pct"/>
-            <w:tcBorders>
-              <w:top w:val="single" w:sz="4" w:space="0" w:color="auto"/>
-              <w:left w:val="single" w:sz="4" w:space="0" w:color="auto"/>
-              <w:bottom w:val="single" w:sz="4" w:space="0" w:color="auto"/>
-              <w:right w:val="single" w:sz="4" w:space="0" w:color="auto"/>
-            </w:tcBorders>
-            <w:vAlign w:val="center"/>
-          </w:tcPr>
-          <w:p>
-            <w:pPr>
-              <w:jc w:val="center"/>
-              <w:rPr>
-                <w:color w:val="385623" w:themeColor="accent6" w:themeShade="80"/>
-              </w:rPr>
-            </w:pPr>
-          </w:p>
-        </w:tc>
-        <w:tc>
-          <w:tcPr>
-            <w:tcW w:w="644" w:type="pct"/>
-            <w:tcBorders>
-              <w:top w:val="single" w:sz="4" w:space="0" w:color="auto"/>
-              <w:left w:val="single" w:sz="4" w:space="0" w:color="auto"/>
-              <w:bottom w:val="single" w:sz="4" w:space="0" w:color="auto"/>
-              <w:right w:val="single" w:sz="4" w:space="0" w:color="auto"/>
-            </w:tcBorders>
-            <w:vAlign w:val="center"/>
-          </w:tcPr>
-          <w:p>
-            <w:pPr>
-              <w:jc w:val="center"/>
-              <w:rPr>
-                <w:color w:val="385623" w:themeColor="accent6" w:themeShade="80"/>
-                <w:lang w:val="en-US"/>
-              </w:rPr>
-            </w:pPr>
-          </w:p>
-        </w:tc>
-      </w:tr>
-      <w:tr>
-        <w:trPr>
-          <w:cantSplit/>
-          <w:trHeight w:val="429"/>
-        </w:trPr>
-        <w:tc>
-          <w:tcPr>
-            <w:tcW w:w="279" w:type="pct"/>
-            <w:tcBorders>
-              <w:top w:val="single" w:sz="4" w:space="0" w:color="auto"/>
-              <w:left w:val="single" w:sz="4" w:space="0" w:color="auto"/>
-              <w:bottom w:val="single" w:sz="4" w:space="0" w:color="auto"/>
-              <w:right w:val="single" w:sz="4" w:space="0" w:color="auto"/>
-            </w:tcBorders>
-            <w:vAlign w:val="center"/>
-          </w:tcPr>
-          <w:p>
-            <w:pPr>
-              <w:widowControl w:val="0"/>
-              <w:numPr>
-                <w:ilvl w:val="0"/>
-                <w:numId w:val="43"/>
-              </w:numPr>
-              <w:spacing w:line="260" w:lineRule="auto"/>
-              <w:jc w:val="both"/>
-              <w:rPr>
-                <w:iCs/>
-                <w:sz w:val="24"/>
-                <w:szCs w:val="24"/>
-              </w:rPr>
-            </w:pPr>
-          </w:p>
-        </w:tc>
-        <w:tc>
-          <w:tcPr>
-            <w:tcW w:w="174" w:type="pct"/>
-            <w:tcBorders>
-              <w:top w:val="single" w:sz="4" w:space="0" w:color="auto"/>
-              <w:left w:val="single" w:sz="4" w:space="0" w:color="auto"/>
-              <w:bottom w:val="single" w:sz="4" w:space="0" w:color="auto"/>
-              <w:right w:val="single" w:sz="4" w:space="0" w:color="auto"/>
-            </w:tcBorders>
-            <w:vAlign w:val="center"/>
-          </w:tcPr>
-          <w:p>
-            <w:pPr>
-              <w:jc w:val="both"/>
-              <w:rPr>
-                <w:color w:val="385623" w:themeColor="accent6" w:themeShade="80"/>
-              </w:rPr>
-            </w:pPr>
-          </w:p>
-        </w:tc>
-        <w:tc>
-          <w:tcPr>
-            <w:tcW w:w="1809" w:type="pct"/>
-            <w:tcBorders>
-              <w:top w:val="single" w:sz="4" w:space="0" w:color="auto"/>
-              <w:left w:val="single" w:sz="4" w:space="0" w:color="auto"/>
-              <w:bottom w:val="single" w:sz="4" w:space="0" w:color="auto"/>
-              <w:right w:val="single" w:sz="4" w:space="0" w:color="auto"/>
-            </w:tcBorders>
-            <w:vAlign w:val="center"/>
-          </w:tcPr>
-          <w:p>
-            <w:pPr>
-              <w:jc w:val="both"/>
-              <w:rPr>
-                <w:color w:val="385623" w:themeColor="accent6" w:themeShade="80"/>
-              </w:rPr>
-            </w:pPr>
-            <w:r>
-              <w:rPr>
-                <w:color w:val="385623" w:themeColor="accent6" w:themeShade="80"/>
-              </w:rPr>
-              <w:t>Рядки</w:t>
-            </w:r>
-          </w:p>
-        </w:tc>
-        <w:tc>
-          <w:tcPr>
-            <w:tcW w:w="234" w:type="pct"/>
-            <w:tcBorders>
-              <w:top w:val="single" w:sz="4" w:space="0" w:color="auto"/>
-              <w:left w:val="single" w:sz="4" w:space="0" w:color="auto"/>
-              <w:bottom w:val="single" w:sz="4" w:space="0" w:color="auto"/>
-              <w:right w:val="single" w:sz="4" w:space="0" w:color="auto"/>
-            </w:tcBorders>
-            <w:vAlign w:val="center"/>
-          </w:tcPr>
-          <w:p>
-            <w:pPr>
-              <w:jc w:val="center"/>
-              <w:rPr>
-                <w:color w:val="385623" w:themeColor="accent6" w:themeShade="80"/>
-              </w:rPr>
-            </w:pPr>
-          </w:p>
-        </w:tc>
-        <w:tc>
-          <w:tcPr>
-            <w:tcW w:w="188" w:type="pct"/>
-            <w:tcBorders>
-              <w:top w:val="single" w:sz="4" w:space="0" w:color="auto"/>
-              <w:left w:val="single" w:sz="4" w:space="0" w:color="auto"/>
-              <w:bottom w:val="single" w:sz="4" w:space="0" w:color="auto"/>
-              <w:right w:val="single" w:sz="4" w:space="0" w:color="auto"/>
-            </w:tcBorders>
-            <w:vAlign w:val="center"/>
-          </w:tcPr>
-          <w:p>
-            <w:pPr>
-              <w:jc w:val="center"/>
-              <w:rPr>
-                <w:color w:val="385623" w:themeColor="accent6" w:themeShade="80"/>
-              </w:rPr>
-            </w:pPr>
-          </w:p>
-        </w:tc>
-        <w:tc>
-          <w:tcPr>
-            <w:tcW w:w="566" w:type="pct"/>
-            <w:tcBorders>
-              <w:top w:val="single" w:sz="4" w:space="0" w:color="auto"/>
-              <w:left w:val="single" w:sz="4" w:space="0" w:color="auto"/>
-              <w:bottom w:val="single" w:sz="4" w:space="0" w:color="auto"/>
-              <w:right w:val="single" w:sz="4" w:space="0" w:color="auto"/>
-            </w:tcBorders>
-            <w:vAlign w:val="center"/>
-          </w:tcPr>
-          <w:p>
-            <w:pPr>
-              <w:jc w:val="right"/>
-              <w:rPr>
-                <w:color w:val="385623" w:themeColor="accent6" w:themeShade="80"/>
-              </w:rPr>
-            </w:pPr>
-            <w:r>
-              <w:rPr>
-                <w:color w:val="385623" w:themeColor="accent6" w:themeShade="80"/>
-              </w:rPr>
-              <w:t>Лекція №</w:t>
-            </w:r>
-          </w:p>
-        </w:tc>
-        <w:tc>
-          <w:tcPr>
-            <w:tcW w:w="141" w:type="pct"/>
-            <w:tcBorders>
-              <w:top w:val="single" w:sz="4" w:space="0" w:color="auto"/>
-              <w:left w:val="single" w:sz="4" w:space="0" w:color="auto"/>
-              <w:bottom w:val="single" w:sz="4" w:space="0" w:color="auto"/>
-              <w:right w:val="single" w:sz="4" w:space="0" w:color="auto"/>
-            </w:tcBorders>
-            <w:vAlign w:val="center"/>
-          </w:tcPr>
-          <w:p>
-            <w:pPr>
-              <w:jc w:val="center"/>
-              <w:rPr>
-                <w:color w:val="385623" w:themeColor="accent6" w:themeShade="80"/>
-              </w:rPr>
-            </w:pPr>
-            <w:r>
-              <w:rPr>
-                <w:color w:val="385623" w:themeColor="accent6" w:themeShade="80"/>
-              </w:rPr>
-              <w:t>11</w:t>
-            </w:r>
-          </w:p>
-        </w:tc>
-        <w:tc>
-          <w:tcPr>
-            <w:tcW w:w="504" w:type="pct"/>
-            <w:tcBorders>
-              <w:top w:val="single" w:sz="4" w:space="0" w:color="auto"/>
-              <w:left w:val="single" w:sz="4" w:space="0" w:color="auto"/>
-              <w:bottom w:val="single" w:sz="4" w:space="0" w:color="auto"/>
-              <w:right w:val="single" w:sz="4" w:space="0" w:color="auto"/>
-            </w:tcBorders>
-            <w:vAlign w:val="center"/>
-          </w:tcPr>
-          <w:p>
-            <w:pPr>
-              <w:jc w:val="center"/>
-              <w:rPr>
-                <w:color w:val="385623" w:themeColor="accent6" w:themeShade="80"/>
-              </w:rPr>
-            </w:pPr>
-          </w:p>
-        </w:tc>
-        <w:tc>
-          <w:tcPr>
-            <w:tcW w:w="461" w:type="pct"/>
-            <w:tcBorders>
-              <w:top w:val="single" w:sz="4" w:space="0" w:color="auto"/>
-              <w:left w:val="single" w:sz="4" w:space="0" w:color="auto"/>
-              <w:bottom w:val="single" w:sz="4" w:space="0" w:color="auto"/>
-              <w:right w:val="single" w:sz="4" w:space="0" w:color="auto"/>
-            </w:tcBorders>
-            <w:vAlign w:val="center"/>
-          </w:tcPr>
-          <w:p>
-            <w:pPr>
-              <w:jc w:val="center"/>
-              <w:rPr>
-                <w:color w:val="385623" w:themeColor="accent6" w:themeShade="80"/>
-              </w:rPr>
-            </w:pPr>
-          </w:p>
-        </w:tc>
-        <w:tc>
-          <w:tcPr>
-            <w:tcW w:w="644" w:type="pct"/>
-            <w:tcBorders>
-              <w:top w:val="single" w:sz="4" w:space="0" w:color="auto"/>
-              <w:left w:val="single" w:sz="4" w:space="0" w:color="auto"/>
-              <w:bottom w:val="single" w:sz="4" w:space="0" w:color="auto"/>
-              <w:right w:val="single" w:sz="4" w:space="0" w:color="auto"/>
-            </w:tcBorders>
-            <w:vAlign w:val="center"/>
-          </w:tcPr>
-          <w:p>
-            <w:pPr>
-              <w:jc w:val="center"/>
-              <w:rPr>
-                <w:color w:val="385623" w:themeColor="accent6" w:themeShade="80"/>
-                <w:lang w:val="en-US"/>
-              </w:rPr>
-            </w:pPr>
-          </w:p>
-        </w:tc>
-      </w:tr>
-      <w:tr>
-        <w:trPr>
-          <w:cantSplit/>
-          <w:trHeight w:val="429"/>
-        </w:trPr>
-        <w:tc>
-          <w:tcPr>
-            <w:tcW w:w="279" w:type="pct"/>
-            <w:tcBorders>
-              <w:top w:val="single" w:sz="4" w:space="0" w:color="auto"/>
-              <w:left w:val="single" w:sz="4" w:space="0" w:color="auto"/>
-              <w:bottom w:val="single" w:sz="4" w:space="0" w:color="auto"/>
-              <w:right w:val="single" w:sz="4" w:space="0" w:color="auto"/>
-            </w:tcBorders>
-            <w:vAlign w:val="center"/>
-          </w:tcPr>
-          <w:p>
-            <w:pPr>
-              <w:widowControl w:val="0"/>
-              <w:numPr>
-                <w:ilvl w:val="0"/>
-                <w:numId w:val="43"/>
-              </w:numPr>
-              <w:spacing w:line="260" w:lineRule="auto"/>
-              <w:jc w:val="both"/>
-              <w:rPr>
-                <w:iCs/>
-                <w:sz w:val="24"/>
-                <w:szCs w:val="24"/>
-              </w:rPr>
-            </w:pPr>
-          </w:p>
-        </w:tc>
-        <w:tc>
-          <w:tcPr>
-            <w:tcW w:w="174" w:type="pct"/>
-            <w:tcBorders>
-              <w:top w:val="single" w:sz="4" w:space="0" w:color="auto"/>
-              <w:left w:val="single" w:sz="4" w:space="0" w:color="auto"/>
-              <w:bottom w:val="single" w:sz="4" w:space="0" w:color="auto"/>
-              <w:right w:val="single" w:sz="4" w:space="0" w:color="auto"/>
-            </w:tcBorders>
-            <w:vAlign w:val="center"/>
-          </w:tcPr>
-          <w:p>
-            <w:pPr>
-              <w:jc w:val="both"/>
-              <w:rPr>
-                <w:color w:val="385623" w:themeColor="accent6" w:themeShade="80"/>
-              </w:rPr>
-            </w:pPr>
-          </w:p>
-        </w:tc>
-        <w:tc>
-          <w:tcPr>
-            <w:tcW w:w="1809" w:type="pct"/>
-            <w:tcBorders>
-              <w:top w:val="single" w:sz="4" w:space="0" w:color="auto"/>
-              <w:left w:val="single" w:sz="4" w:space="0" w:color="auto"/>
-              <w:bottom w:val="single" w:sz="4" w:space="0" w:color="auto"/>
-              <w:right w:val="single" w:sz="4" w:space="0" w:color="auto"/>
-            </w:tcBorders>
-            <w:vAlign w:val="center"/>
-          </w:tcPr>
-          <w:p>
-            <w:pPr>
-              <w:jc w:val="both"/>
-              <w:rPr>
-                <w:color w:val="385623" w:themeColor="accent6" w:themeShade="80"/>
-              </w:rPr>
-            </w:pPr>
-            <w:r>
-              <w:rPr>
-                <w:color w:val="385623" w:themeColor="accent6" w:themeShade="80"/>
-              </w:rPr>
-              <w:t xml:space="preserve">Рядки </w:t>
-            </w:r>
-            <w:r>
-              <w:rPr>
-                <w:color w:val="385623" w:themeColor="accent6" w:themeShade="80"/>
-                <w:lang w:val="en-US"/>
-              </w:rPr>
-              <w:t>C-style</w:t>
-            </w:r>
-          </w:p>
-        </w:tc>
-        <w:tc>
-          <w:tcPr>
-            <w:tcW w:w="234" w:type="pct"/>
-            <w:tcBorders>
-              <w:top w:val="single" w:sz="4" w:space="0" w:color="auto"/>
-              <w:left w:val="single" w:sz="4" w:space="0" w:color="auto"/>
-              <w:bottom w:val="single" w:sz="4" w:space="0" w:color="auto"/>
-              <w:right w:val="single" w:sz="4" w:space="0" w:color="auto"/>
-            </w:tcBorders>
-            <w:vAlign w:val="center"/>
-          </w:tcPr>
-          <w:p>
-            <w:pPr>
-              <w:jc w:val="center"/>
-              <w:rPr>
-                <w:color w:val="385623" w:themeColor="accent6" w:themeShade="80"/>
-              </w:rPr>
-            </w:pPr>
-          </w:p>
-        </w:tc>
-        <w:tc>
-          <w:tcPr>
-            <w:tcW w:w="188" w:type="pct"/>
-            <w:tcBorders>
-              <w:top w:val="single" w:sz="4" w:space="0" w:color="auto"/>
-              <w:left w:val="single" w:sz="4" w:space="0" w:color="auto"/>
-              <w:bottom w:val="single" w:sz="4" w:space="0" w:color="auto"/>
-              <w:right w:val="single" w:sz="4" w:space="0" w:color="auto"/>
-            </w:tcBorders>
-            <w:vAlign w:val="center"/>
-          </w:tcPr>
-          <w:p>
-            <w:pPr>
-              <w:jc w:val="center"/>
-              <w:rPr>
-                <w:color w:val="385623" w:themeColor="accent6" w:themeShade="80"/>
-              </w:rPr>
-            </w:pPr>
-          </w:p>
-        </w:tc>
-        <w:tc>
-          <w:tcPr>
-            <w:tcW w:w="566" w:type="pct"/>
-            <w:tcBorders>
-              <w:top w:val="single" w:sz="4" w:space="0" w:color="auto"/>
-              <w:left w:val="single" w:sz="4" w:space="0" w:color="auto"/>
-              <w:bottom w:val="single" w:sz="4" w:space="0" w:color="auto"/>
-              <w:right w:val="single" w:sz="4" w:space="0" w:color="auto"/>
-            </w:tcBorders>
-            <w:vAlign w:val="center"/>
-          </w:tcPr>
-          <w:p>
-            <w:pPr>
-              <w:jc w:val="right"/>
-              <w:rPr>
-                <w:color w:val="385623" w:themeColor="accent6" w:themeShade="80"/>
-              </w:rPr>
-            </w:pPr>
-            <w:r>
-              <w:rPr>
-                <w:color w:val="385623" w:themeColor="accent6" w:themeShade="80"/>
-              </w:rPr>
-              <w:t>СРС №</w:t>
-            </w:r>
-          </w:p>
-        </w:tc>
-        <w:tc>
-          <w:tcPr>
-            <w:tcW w:w="141" w:type="pct"/>
-            <w:tcBorders>
-              <w:top w:val="single" w:sz="4" w:space="0" w:color="auto"/>
-              <w:left w:val="single" w:sz="4" w:space="0" w:color="auto"/>
-              <w:bottom w:val="single" w:sz="4" w:space="0" w:color="auto"/>
-              <w:right w:val="single" w:sz="4" w:space="0" w:color="auto"/>
-            </w:tcBorders>
-            <w:vAlign w:val="center"/>
-          </w:tcPr>
-          <w:p>
-            <w:pPr>
-              <w:jc w:val="center"/>
-              <w:rPr>
-                <w:color w:val="385623" w:themeColor="accent6" w:themeShade="80"/>
-              </w:rPr>
-            </w:pPr>
-            <w:r>
-              <w:rPr>
-                <w:color w:val="385623" w:themeColor="accent6" w:themeShade="80"/>
-              </w:rPr>
-              <w:t>8</w:t>
-            </w:r>
-          </w:p>
-        </w:tc>
-        <w:tc>
-          <w:tcPr>
-            <w:tcW w:w="504" w:type="pct"/>
-            <w:tcBorders>
-              <w:top w:val="single" w:sz="4" w:space="0" w:color="auto"/>
-              <w:left w:val="single" w:sz="4" w:space="0" w:color="auto"/>
-              <w:bottom w:val="single" w:sz="4" w:space="0" w:color="auto"/>
-              <w:right w:val="single" w:sz="4" w:space="0" w:color="auto"/>
-            </w:tcBorders>
-            <w:vAlign w:val="center"/>
-          </w:tcPr>
-          <w:p>
-            <w:pPr>
-              <w:jc w:val="center"/>
-              <w:rPr>
-                <w:color w:val="385623" w:themeColor="accent6" w:themeShade="80"/>
-              </w:rPr>
-            </w:pPr>
-          </w:p>
-        </w:tc>
-        <w:tc>
-          <w:tcPr>
-            <w:tcW w:w="461" w:type="pct"/>
-            <w:tcBorders>
-              <w:top w:val="single" w:sz="4" w:space="0" w:color="auto"/>
-              <w:left w:val="single" w:sz="4" w:space="0" w:color="auto"/>
-              <w:bottom w:val="single" w:sz="4" w:space="0" w:color="auto"/>
-              <w:right w:val="single" w:sz="4" w:space="0" w:color="auto"/>
-            </w:tcBorders>
-            <w:vAlign w:val="center"/>
-          </w:tcPr>
-          <w:p>
-            <w:pPr>
-              <w:jc w:val="center"/>
-              <w:rPr>
-                <w:color w:val="385623" w:themeColor="accent6" w:themeShade="80"/>
-              </w:rPr>
-            </w:pPr>
-          </w:p>
-        </w:tc>
-        <w:tc>
-          <w:tcPr>
-            <w:tcW w:w="644" w:type="pct"/>
-            <w:tcBorders>
-              <w:top w:val="single" w:sz="4" w:space="0" w:color="auto"/>
-              <w:left w:val="single" w:sz="4" w:space="0" w:color="auto"/>
-              <w:bottom w:val="single" w:sz="4" w:space="0" w:color="auto"/>
-              <w:right w:val="single" w:sz="4" w:space="0" w:color="auto"/>
-            </w:tcBorders>
-            <w:vAlign w:val="center"/>
-          </w:tcPr>
-          <w:p>
-            <w:pPr>
-              <w:jc w:val="center"/>
-              <w:rPr>
-                <w:color w:val="385623" w:themeColor="accent6" w:themeShade="80"/>
-                <w:lang w:val="en-US"/>
-              </w:rPr>
-            </w:pPr>
-          </w:p>
-        </w:tc>
-      </w:tr>
-      <w:tr>
-        <w:trPr>
-          <w:cantSplit/>
-          <w:trHeight w:val="429"/>
-        </w:trPr>
-        <w:tc>
-          <w:tcPr>
-            <w:tcW w:w="279" w:type="pct"/>
-            <w:tcBorders>
-              <w:top w:val="single" w:sz="4" w:space="0" w:color="auto"/>
-              <w:left w:val="single" w:sz="4" w:space="0" w:color="auto"/>
-              <w:bottom w:val="single" w:sz="4" w:space="0" w:color="auto"/>
-              <w:right w:val="single" w:sz="4" w:space="0" w:color="auto"/>
-            </w:tcBorders>
-            <w:vAlign w:val="center"/>
-          </w:tcPr>
-          <w:p>
-            <w:pPr>
-              <w:widowControl w:val="0"/>
-              <w:numPr>
-                <w:ilvl w:val="0"/>
-                <w:numId w:val="43"/>
-              </w:numPr>
-              <w:spacing w:line="260" w:lineRule="auto"/>
-              <w:jc w:val="both"/>
-              <w:rPr>
-                <w:iCs/>
-                <w:sz w:val="24"/>
-                <w:szCs w:val="24"/>
-              </w:rPr>
-            </w:pPr>
-          </w:p>
-        </w:tc>
-        <w:tc>
-          <w:tcPr>
-            <w:tcW w:w="174" w:type="pct"/>
-            <w:tcBorders>
-              <w:top w:val="single" w:sz="4" w:space="0" w:color="auto"/>
-              <w:left w:val="single" w:sz="4" w:space="0" w:color="auto"/>
-              <w:bottom w:val="single" w:sz="4" w:space="0" w:color="auto"/>
-              <w:right w:val="single" w:sz="4" w:space="0" w:color="auto"/>
-            </w:tcBorders>
-            <w:vAlign w:val="center"/>
-          </w:tcPr>
-          <w:p>
-            <w:pPr>
-              <w:jc w:val="both"/>
-              <w:rPr>
-                <w:color w:val="385623" w:themeColor="accent6" w:themeShade="80"/>
-              </w:rPr>
-            </w:pPr>
-          </w:p>
-        </w:tc>
-        <w:tc>
-          <w:tcPr>
-            <w:tcW w:w="1809" w:type="pct"/>
-            <w:tcBorders>
-              <w:top w:val="single" w:sz="4" w:space="0" w:color="auto"/>
-              <w:left w:val="single" w:sz="4" w:space="0" w:color="auto"/>
-              <w:bottom w:val="single" w:sz="4" w:space="0" w:color="auto"/>
-              <w:right w:val="single" w:sz="4" w:space="0" w:color="auto"/>
-            </w:tcBorders>
-            <w:vAlign w:val="center"/>
-          </w:tcPr>
-          <w:p>
-            <w:pPr>
-              <w:jc w:val="both"/>
-              <w:rPr>
-                <w:color w:val="385623" w:themeColor="accent6" w:themeShade="80"/>
-              </w:rPr>
-            </w:pPr>
-            <w:r>
-              <w:rPr>
-                <w:color w:val="385623" w:themeColor="accent6" w:themeShade="80"/>
-              </w:rPr>
-              <w:t>Структури</w:t>
-            </w:r>
-          </w:p>
-        </w:tc>
-        <w:tc>
-          <w:tcPr>
-            <w:tcW w:w="234" w:type="pct"/>
-            <w:tcBorders>
-              <w:top w:val="single" w:sz="4" w:space="0" w:color="auto"/>
-              <w:left w:val="single" w:sz="4" w:space="0" w:color="auto"/>
-              <w:bottom w:val="single" w:sz="4" w:space="0" w:color="auto"/>
-              <w:right w:val="single" w:sz="4" w:space="0" w:color="auto"/>
-            </w:tcBorders>
-            <w:vAlign w:val="center"/>
-          </w:tcPr>
-          <w:p>
-            <w:pPr>
-              <w:jc w:val="center"/>
-              <w:rPr>
-                <w:color w:val="385623" w:themeColor="accent6" w:themeShade="80"/>
-              </w:rPr>
-            </w:pPr>
-          </w:p>
-        </w:tc>
-        <w:tc>
-          <w:tcPr>
-            <w:tcW w:w="188" w:type="pct"/>
-            <w:tcBorders>
-              <w:top w:val="single" w:sz="4" w:space="0" w:color="auto"/>
-              <w:left w:val="single" w:sz="4" w:space="0" w:color="auto"/>
-              <w:bottom w:val="single" w:sz="4" w:space="0" w:color="auto"/>
-              <w:right w:val="single" w:sz="4" w:space="0" w:color="auto"/>
-            </w:tcBorders>
-            <w:vAlign w:val="center"/>
-          </w:tcPr>
-          <w:p>
-            <w:pPr>
-              <w:jc w:val="center"/>
-              <w:rPr>
-                <w:color w:val="385623" w:themeColor="accent6" w:themeShade="80"/>
-              </w:rPr>
-            </w:pPr>
-          </w:p>
-        </w:tc>
-        <w:tc>
-          <w:tcPr>
-            <w:tcW w:w="566" w:type="pct"/>
-            <w:tcBorders>
-              <w:top w:val="single" w:sz="4" w:space="0" w:color="auto"/>
-              <w:left w:val="single" w:sz="4" w:space="0" w:color="auto"/>
-              <w:bottom w:val="single" w:sz="4" w:space="0" w:color="auto"/>
-              <w:right w:val="single" w:sz="4" w:space="0" w:color="auto"/>
-            </w:tcBorders>
-            <w:vAlign w:val="center"/>
-          </w:tcPr>
-          <w:p>
-            <w:pPr>
-              <w:jc w:val="right"/>
-              <w:rPr>
-                <w:color w:val="385623" w:themeColor="accent6" w:themeShade="80"/>
-              </w:rPr>
-            </w:pPr>
-            <w:r>
-              <w:rPr>
-                <w:color w:val="385623" w:themeColor="accent6" w:themeShade="80"/>
-              </w:rPr>
-              <w:t>Лекція №</w:t>
-            </w:r>
-          </w:p>
-        </w:tc>
-        <w:tc>
-          <w:tcPr>
-            <w:tcW w:w="141" w:type="pct"/>
-            <w:tcBorders>
-              <w:top w:val="single" w:sz="4" w:space="0" w:color="auto"/>
-              <w:left w:val="single" w:sz="4" w:space="0" w:color="auto"/>
-              <w:bottom w:val="single" w:sz="4" w:space="0" w:color="auto"/>
-              <w:right w:val="single" w:sz="4" w:space="0" w:color="auto"/>
-            </w:tcBorders>
-            <w:vAlign w:val="center"/>
-          </w:tcPr>
-          <w:p>
-            <w:pPr>
-              <w:jc w:val="center"/>
-              <w:rPr>
-                <w:color w:val="385623" w:themeColor="accent6" w:themeShade="80"/>
-              </w:rPr>
-            </w:pPr>
-            <w:r>
-              <w:rPr>
-                <w:color w:val="385623" w:themeColor="accent6" w:themeShade="80"/>
-              </w:rPr>
-              <w:t>12</w:t>
-            </w:r>
-          </w:p>
-        </w:tc>
-        <w:tc>
-          <w:tcPr>
-            <w:tcW w:w="504" w:type="pct"/>
-            <w:tcBorders>
-              <w:top w:val="single" w:sz="4" w:space="0" w:color="auto"/>
-              <w:left w:val="single" w:sz="4" w:space="0" w:color="auto"/>
-              <w:bottom w:val="single" w:sz="4" w:space="0" w:color="auto"/>
-              <w:right w:val="single" w:sz="4" w:space="0" w:color="auto"/>
-            </w:tcBorders>
-            <w:vAlign w:val="center"/>
-          </w:tcPr>
-          <w:p>
-            <w:pPr>
-              <w:jc w:val="center"/>
-              <w:rPr>
-                <w:color w:val="385623" w:themeColor="accent6" w:themeShade="80"/>
-              </w:rPr>
-            </w:pPr>
-          </w:p>
-        </w:tc>
-        <w:tc>
-          <w:tcPr>
-            <w:tcW w:w="461" w:type="pct"/>
-            <w:tcBorders>
-              <w:top w:val="single" w:sz="4" w:space="0" w:color="auto"/>
-              <w:left w:val="single" w:sz="4" w:space="0" w:color="auto"/>
-              <w:bottom w:val="single" w:sz="4" w:space="0" w:color="auto"/>
-              <w:right w:val="single" w:sz="4" w:space="0" w:color="auto"/>
-            </w:tcBorders>
-            <w:vAlign w:val="center"/>
-          </w:tcPr>
-          <w:p>
-            <w:pPr>
-              <w:jc w:val="center"/>
-              <w:rPr>
-                <w:color w:val="385623" w:themeColor="accent6" w:themeShade="80"/>
-              </w:rPr>
-            </w:pPr>
-          </w:p>
-        </w:tc>
-        <w:tc>
-          <w:tcPr>
-            <w:tcW w:w="644" w:type="pct"/>
-            <w:tcBorders>
-              <w:top w:val="single" w:sz="4" w:space="0" w:color="auto"/>
-              <w:left w:val="single" w:sz="4" w:space="0" w:color="auto"/>
-              <w:bottom w:val="single" w:sz="4" w:space="0" w:color="auto"/>
-              <w:right w:val="single" w:sz="4" w:space="0" w:color="auto"/>
-            </w:tcBorders>
-            <w:vAlign w:val="center"/>
-          </w:tcPr>
-          <w:p>
-            <w:pPr>
-              <w:jc w:val="center"/>
-              <w:rPr>
-                <w:color w:val="385623" w:themeColor="accent6" w:themeShade="80"/>
-                <w:lang w:val="en-US"/>
-              </w:rPr>
-            </w:pPr>
-          </w:p>
-        </w:tc>
-      </w:tr>
-      <w:tr>
-        <w:trPr>
-          <w:cantSplit/>
-          <w:trHeight w:val="429"/>
-        </w:trPr>
-        <w:tc>
-          <w:tcPr>
-            <w:tcW w:w="279" w:type="pct"/>
-            <w:tcBorders>
-              <w:top w:val="single" w:sz="4" w:space="0" w:color="auto"/>
-              <w:left w:val="single" w:sz="4" w:space="0" w:color="auto"/>
-              <w:bottom w:val="single" w:sz="4" w:space="0" w:color="auto"/>
-              <w:right w:val="single" w:sz="4" w:space="0" w:color="auto"/>
-            </w:tcBorders>
-            <w:vAlign w:val="center"/>
-          </w:tcPr>
-          <w:p>
-            <w:pPr>
-              <w:widowControl w:val="0"/>
-              <w:numPr>
-                <w:ilvl w:val="0"/>
-                <w:numId w:val="43"/>
-              </w:numPr>
-              <w:spacing w:line="260" w:lineRule="auto"/>
-              <w:jc w:val="both"/>
-              <w:rPr>
-                <w:iCs/>
-                <w:sz w:val="24"/>
-                <w:szCs w:val="24"/>
-              </w:rPr>
-            </w:pPr>
-          </w:p>
-        </w:tc>
-        <w:tc>
-          <w:tcPr>
-            <w:tcW w:w="174" w:type="pct"/>
-            <w:tcBorders>
-              <w:top w:val="single" w:sz="4" w:space="0" w:color="auto"/>
-              <w:left w:val="single" w:sz="4" w:space="0" w:color="auto"/>
-              <w:bottom w:val="single" w:sz="4" w:space="0" w:color="auto"/>
-              <w:right w:val="single" w:sz="4" w:space="0" w:color="auto"/>
-            </w:tcBorders>
-            <w:vAlign w:val="center"/>
-          </w:tcPr>
-          <w:p>
-            <w:pPr>
-              <w:jc w:val="both"/>
-              <w:rPr>
-                <w:color w:val="385623" w:themeColor="accent6" w:themeShade="80"/>
-              </w:rPr>
-            </w:pPr>
-          </w:p>
-        </w:tc>
-        <w:tc>
-          <w:tcPr>
-            <w:tcW w:w="1809" w:type="pct"/>
-            <w:tcBorders>
-              <w:top w:val="single" w:sz="4" w:space="0" w:color="auto"/>
-              <w:left w:val="single" w:sz="4" w:space="0" w:color="auto"/>
-              <w:bottom w:val="single" w:sz="4" w:space="0" w:color="auto"/>
-              <w:right w:val="single" w:sz="4" w:space="0" w:color="auto"/>
-            </w:tcBorders>
-            <w:vAlign w:val="center"/>
-          </w:tcPr>
-          <w:p>
-            <w:pPr>
-              <w:jc w:val="both"/>
-              <w:rPr>
-                <w:color w:val="385623" w:themeColor="accent6" w:themeShade="80"/>
-              </w:rPr>
-            </w:pPr>
-            <w:r>
-              <w:rPr>
-                <w:color w:val="385623" w:themeColor="accent6" w:themeShade="80"/>
-              </w:rPr>
-              <w:t>Об’єднання</w:t>
-            </w:r>
-          </w:p>
-        </w:tc>
-        <w:tc>
-          <w:tcPr>
-            <w:tcW w:w="234" w:type="pct"/>
-            <w:tcBorders>
-              <w:top w:val="single" w:sz="4" w:space="0" w:color="auto"/>
-              <w:left w:val="single" w:sz="4" w:space="0" w:color="auto"/>
-              <w:bottom w:val="single" w:sz="4" w:space="0" w:color="auto"/>
-              <w:right w:val="single" w:sz="4" w:space="0" w:color="auto"/>
-            </w:tcBorders>
-            <w:vAlign w:val="center"/>
-          </w:tcPr>
-          <w:p>
-            <w:pPr>
-              <w:jc w:val="center"/>
-              <w:rPr>
-                <w:color w:val="385623" w:themeColor="accent6" w:themeShade="80"/>
-              </w:rPr>
-            </w:pPr>
-          </w:p>
-        </w:tc>
-        <w:tc>
-          <w:tcPr>
-            <w:tcW w:w="188" w:type="pct"/>
-            <w:tcBorders>
-              <w:top w:val="single" w:sz="4" w:space="0" w:color="auto"/>
-              <w:left w:val="single" w:sz="4" w:space="0" w:color="auto"/>
-              <w:bottom w:val="single" w:sz="4" w:space="0" w:color="auto"/>
-              <w:right w:val="single" w:sz="4" w:space="0" w:color="auto"/>
-            </w:tcBorders>
-            <w:vAlign w:val="center"/>
-          </w:tcPr>
-          <w:p>
-            <w:pPr>
-              <w:jc w:val="center"/>
-              <w:rPr>
-                <w:color w:val="385623" w:themeColor="accent6" w:themeShade="80"/>
-              </w:rPr>
-            </w:pPr>
-          </w:p>
-        </w:tc>
-        <w:tc>
-          <w:tcPr>
-            <w:tcW w:w="566" w:type="pct"/>
-            <w:tcBorders>
-              <w:top w:val="single" w:sz="4" w:space="0" w:color="auto"/>
-              <w:left w:val="single" w:sz="4" w:space="0" w:color="auto"/>
-              <w:bottom w:val="single" w:sz="4" w:space="0" w:color="auto"/>
-              <w:right w:val="single" w:sz="4" w:space="0" w:color="auto"/>
-            </w:tcBorders>
-            <w:vAlign w:val="center"/>
-          </w:tcPr>
-          <w:p>
-            <w:pPr>
-              <w:jc w:val="right"/>
-              <w:rPr>
-                <w:color w:val="385623" w:themeColor="accent6" w:themeShade="80"/>
-              </w:rPr>
-            </w:pPr>
-            <w:r>
-              <w:rPr>
-                <w:color w:val="385623" w:themeColor="accent6" w:themeShade="80"/>
-              </w:rPr>
-              <w:t>СРС №</w:t>
-            </w:r>
-          </w:p>
-        </w:tc>
-        <w:tc>
-          <w:tcPr>
-            <w:tcW w:w="141" w:type="pct"/>
-            <w:tcBorders>
-              <w:top w:val="single" w:sz="4" w:space="0" w:color="auto"/>
-              <w:left w:val="single" w:sz="4" w:space="0" w:color="auto"/>
-              <w:bottom w:val="single" w:sz="4" w:space="0" w:color="auto"/>
-              <w:right w:val="single" w:sz="4" w:space="0" w:color="auto"/>
-            </w:tcBorders>
-            <w:vAlign w:val="center"/>
-          </w:tcPr>
-          <w:p>
-            <w:pPr>
-              <w:jc w:val="center"/>
-              <w:rPr>
-                <w:color w:val="385623" w:themeColor="accent6" w:themeShade="80"/>
-              </w:rPr>
-            </w:pPr>
-            <w:r>
-              <w:rPr>
-                <w:color w:val="385623" w:themeColor="accent6" w:themeShade="80"/>
-              </w:rPr>
-              <w:t>9</w:t>
-            </w:r>
-          </w:p>
-        </w:tc>
-        <w:tc>
-          <w:tcPr>
-            <w:tcW w:w="504" w:type="pct"/>
-            <w:tcBorders>
-              <w:top w:val="single" w:sz="4" w:space="0" w:color="auto"/>
-              <w:left w:val="single" w:sz="4" w:space="0" w:color="auto"/>
-              <w:bottom w:val="single" w:sz="4" w:space="0" w:color="auto"/>
-              <w:right w:val="single" w:sz="4" w:space="0" w:color="auto"/>
-            </w:tcBorders>
-            <w:vAlign w:val="center"/>
-          </w:tcPr>
-          <w:p>
-            <w:pPr>
-              <w:jc w:val="center"/>
-              <w:rPr>
-                <w:color w:val="385623" w:themeColor="accent6" w:themeShade="80"/>
-              </w:rPr>
-            </w:pPr>
-          </w:p>
-        </w:tc>
-        <w:tc>
-          <w:tcPr>
-            <w:tcW w:w="461" w:type="pct"/>
-            <w:tcBorders>
-              <w:top w:val="single" w:sz="4" w:space="0" w:color="auto"/>
-              <w:left w:val="single" w:sz="4" w:space="0" w:color="auto"/>
-              <w:bottom w:val="single" w:sz="4" w:space="0" w:color="auto"/>
-              <w:right w:val="single" w:sz="4" w:space="0" w:color="auto"/>
-            </w:tcBorders>
-            <w:vAlign w:val="center"/>
-          </w:tcPr>
-          <w:p>
-            <w:pPr>
-              <w:jc w:val="center"/>
-              <w:rPr>
-                <w:color w:val="385623" w:themeColor="accent6" w:themeShade="80"/>
-              </w:rPr>
-            </w:pPr>
-          </w:p>
-        </w:tc>
-        <w:tc>
-          <w:tcPr>
-            <w:tcW w:w="644" w:type="pct"/>
-            <w:tcBorders>
-              <w:top w:val="single" w:sz="4" w:space="0" w:color="auto"/>
-              <w:left w:val="single" w:sz="4" w:space="0" w:color="auto"/>
-              <w:bottom w:val="single" w:sz="4" w:space="0" w:color="auto"/>
-              <w:right w:val="single" w:sz="4" w:space="0" w:color="auto"/>
-            </w:tcBorders>
-            <w:vAlign w:val="center"/>
-          </w:tcPr>
-          <w:p>
-            <w:pPr>
-              <w:jc w:val="center"/>
-              <w:rPr>
-                <w:color w:val="385623" w:themeColor="accent6" w:themeShade="80"/>
-                <w:lang w:val="en-US"/>
-              </w:rPr>
-            </w:pPr>
-          </w:p>
-        </w:tc>
-      </w:tr>
-      <w:tr>
-        <w:trPr>
-          <w:cantSplit/>
-          <w:trHeight w:val="418"/>
-        </w:trPr>
-        <w:tc>
-          <w:tcPr>
-            <w:tcW w:w="279" w:type="pct"/>
-            <w:tcBorders>
-              <w:top w:val="single" w:sz="4" w:space="0" w:color="auto"/>
-              <w:left w:val="single" w:sz="4" w:space="0" w:color="auto"/>
-              <w:bottom w:val="single" w:sz="4" w:space="0" w:color="auto"/>
-              <w:right w:val="single" w:sz="4" w:space="0" w:color="auto"/>
-            </w:tcBorders>
-            <w:vAlign w:val="center"/>
-          </w:tcPr>
-          <w:p>
-            <w:pPr>
-              <w:widowControl w:val="0"/>
-              <w:numPr>
-                <w:ilvl w:val="0"/>
-                <w:numId w:val="43"/>
-              </w:numPr>
-              <w:spacing w:line="260" w:lineRule="auto"/>
-              <w:jc w:val="both"/>
-              <w:rPr>
-                <w:iCs/>
-                <w:sz w:val="24"/>
-                <w:szCs w:val="24"/>
-              </w:rPr>
-            </w:pPr>
-          </w:p>
-        </w:tc>
-        <w:tc>
-          <w:tcPr>
-            <w:tcW w:w="174" w:type="pct"/>
-            <w:tcBorders>
-              <w:top w:val="single" w:sz="4" w:space="0" w:color="auto"/>
-              <w:left w:val="single" w:sz="4" w:space="0" w:color="auto"/>
-              <w:bottom w:val="single" w:sz="4" w:space="0" w:color="auto"/>
-              <w:right w:val="single" w:sz="4" w:space="0" w:color="auto"/>
-            </w:tcBorders>
-            <w:vAlign w:val="center"/>
-          </w:tcPr>
-          <w:p>
-            <w:pPr>
-              <w:jc w:val="both"/>
-              <w:rPr>
-                <w:b/>
-                <w:bCs/>
-              </w:rPr>
-            </w:pPr>
-            <w:r>
-              <w:rPr>
-                <w:b/>
-                <w:bCs/>
-              </w:rPr>
-              <w:t>2.</w:t>
-            </w:r>
-          </w:p>
-        </w:tc>
-        <w:tc>
-          <w:tcPr>
-            <w:tcW w:w="1809" w:type="pct"/>
-            <w:tcBorders>
-              <w:top w:val="single" w:sz="4" w:space="0" w:color="auto"/>
-              <w:left w:val="single" w:sz="4" w:space="0" w:color="auto"/>
-              <w:bottom w:val="single" w:sz="4" w:space="0" w:color="auto"/>
-              <w:right w:val="single" w:sz="4" w:space="0" w:color="auto"/>
-            </w:tcBorders>
-            <w:vAlign w:val="center"/>
-          </w:tcPr>
-          <w:p>
-            <w:pPr>
-              <w:jc w:val="both"/>
-              <w:rPr>
-                <w:b/>
-                <w:bCs/>
-              </w:rPr>
-            </w:pPr>
-            <w:r>
-              <w:rPr>
-                <w:b/>
-                <w:bCs/>
-              </w:rPr>
-              <w:t>Модульність. Динамічні бібліотеки</w:t>
-            </w:r>
-          </w:p>
-        </w:tc>
-        <w:tc>
-          <w:tcPr>
-            <w:tcW w:w="234" w:type="pct"/>
-            <w:tcBorders>
-              <w:top w:val="single" w:sz="4" w:space="0" w:color="auto"/>
-              <w:left w:val="single" w:sz="4" w:space="0" w:color="auto"/>
-              <w:bottom w:val="single" w:sz="4" w:space="0" w:color="auto"/>
-              <w:right w:val="single" w:sz="4" w:space="0" w:color="auto"/>
-            </w:tcBorders>
-            <w:vAlign w:val="center"/>
-          </w:tcPr>
-          <w:p>
-            <w:pPr>
-              <w:jc w:val="center"/>
-            </w:pPr>
-          </w:p>
-        </w:tc>
-        <w:tc>
-          <w:tcPr>
-            <w:tcW w:w="188" w:type="pct"/>
-            <w:tcBorders>
-              <w:top w:val="single" w:sz="4" w:space="0" w:color="auto"/>
-              <w:left w:val="single" w:sz="4" w:space="0" w:color="auto"/>
-              <w:bottom w:val="single" w:sz="4" w:space="0" w:color="auto"/>
-              <w:right w:val="single" w:sz="4" w:space="0" w:color="auto"/>
-            </w:tcBorders>
-            <w:vAlign w:val="center"/>
-          </w:tcPr>
-          <w:p>
-            <w:pPr>
-              <w:jc w:val="center"/>
-            </w:pPr>
-            <w:r>
-              <w:t> </w:t>
-            </w:r>
-          </w:p>
-        </w:tc>
-        <w:tc>
-          <w:tcPr>
-            <w:tcW w:w="566" w:type="pct"/>
-            <w:tcBorders>
-              <w:top w:val="single" w:sz="4" w:space="0" w:color="auto"/>
-              <w:left w:val="single" w:sz="4" w:space="0" w:color="auto"/>
-              <w:bottom w:val="single" w:sz="4" w:space="0" w:color="auto"/>
-              <w:right w:val="single" w:sz="4" w:space="0" w:color="auto"/>
-            </w:tcBorders>
-            <w:vAlign w:val="center"/>
-          </w:tcPr>
-          <w:p>
-            <w:pPr>
-              <w:jc w:val="right"/>
-            </w:pPr>
-          </w:p>
-        </w:tc>
-        <w:tc>
-          <w:tcPr>
-            <w:tcW w:w="141" w:type="pct"/>
-            <w:tcBorders>
-              <w:top w:val="single" w:sz="4" w:space="0" w:color="auto"/>
-              <w:left w:val="single" w:sz="4" w:space="0" w:color="auto"/>
-              <w:bottom w:val="single" w:sz="4" w:space="0" w:color="auto"/>
-              <w:right w:val="single" w:sz="4" w:space="0" w:color="auto"/>
-            </w:tcBorders>
-            <w:vAlign w:val="center"/>
-          </w:tcPr>
-          <w:p>
-            <w:pPr>
-              <w:jc w:val="center"/>
-            </w:pPr>
-          </w:p>
-        </w:tc>
-        <w:tc>
-          <w:tcPr>
-            <w:tcW w:w="504" w:type="pct"/>
-            <w:tcBorders>
-              <w:top w:val="single" w:sz="4" w:space="0" w:color="auto"/>
-              <w:left w:val="single" w:sz="4" w:space="0" w:color="auto"/>
-              <w:bottom w:val="single" w:sz="4" w:space="0" w:color="auto"/>
-              <w:right w:val="single" w:sz="4" w:space="0" w:color="auto"/>
-            </w:tcBorders>
-            <w:vAlign w:val="center"/>
-          </w:tcPr>
-          <w:p>
-            <w:pPr>
-              <w:jc w:val="center"/>
-            </w:pPr>
-          </w:p>
-        </w:tc>
-        <w:tc>
-          <w:tcPr>
-            <w:tcW w:w="461" w:type="pct"/>
-            <w:tcBorders>
-              <w:top w:val="single" w:sz="4" w:space="0" w:color="auto"/>
-              <w:left w:val="single" w:sz="4" w:space="0" w:color="auto"/>
-              <w:bottom w:val="single" w:sz="4" w:space="0" w:color="auto"/>
-              <w:right w:val="single" w:sz="4" w:space="0" w:color="auto"/>
-            </w:tcBorders>
-            <w:vAlign w:val="center"/>
-          </w:tcPr>
-          <w:p>
-            <w:pPr>
-              <w:jc w:val="center"/>
-            </w:pPr>
-            <w:r>
-              <w:t>Поточний</w:t>
-            </w:r>
-          </w:p>
-        </w:tc>
-        <w:tc>
-          <w:tcPr>
-            <w:tcW w:w="644" w:type="pct"/>
-            <w:tcBorders>
-              <w:top w:val="single" w:sz="4" w:space="0" w:color="auto"/>
-              <w:left w:val="single" w:sz="4" w:space="0" w:color="auto"/>
-              <w:bottom w:val="single" w:sz="4" w:space="0" w:color="auto"/>
-              <w:right w:val="single" w:sz="4" w:space="0" w:color="auto"/>
-            </w:tcBorders>
-            <w:vAlign w:val="center"/>
-          </w:tcPr>
-          <w:p>
-            <w:pPr>
-              <w:jc w:val="center"/>
-            </w:pPr>
-            <w:r>
-              <w:rPr>
-                <w:lang w:val="en-US"/>
-              </w:rPr>
-              <w:t>[1,2]</w:t>
-            </w:r>
-          </w:p>
-        </w:tc>
-      </w:tr>
-      <w:tr>
-        <w:trPr>
-          <w:cantSplit/>
-          <w:trHeight w:val="418"/>
-        </w:trPr>
-        <w:tc>
-          <w:tcPr>
-            <w:tcW w:w="279" w:type="pct"/>
-            <w:tcBorders>
-              <w:top w:val="single" w:sz="4" w:space="0" w:color="auto"/>
-              <w:left w:val="single" w:sz="4" w:space="0" w:color="auto"/>
-              <w:bottom w:val="single" w:sz="4" w:space="0" w:color="auto"/>
-              <w:right w:val="single" w:sz="4" w:space="0" w:color="auto"/>
-            </w:tcBorders>
-            <w:vAlign w:val="center"/>
-          </w:tcPr>
-          <w:p>
-            <w:pPr>
-              <w:widowControl w:val="0"/>
-              <w:numPr>
-                <w:ilvl w:val="0"/>
-                <w:numId w:val="43"/>
-              </w:numPr>
-              <w:spacing w:line="260" w:lineRule="auto"/>
-              <w:jc w:val="both"/>
-              <w:rPr>
-                <w:iCs/>
-                <w:sz w:val="24"/>
-                <w:szCs w:val="24"/>
-              </w:rPr>
-            </w:pPr>
-          </w:p>
-        </w:tc>
-        <w:tc>
-          <w:tcPr>
-            <w:tcW w:w="174" w:type="pct"/>
-            <w:tcBorders>
-              <w:top w:val="single" w:sz="4" w:space="0" w:color="auto"/>
-              <w:left w:val="single" w:sz="4" w:space="0" w:color="auto"/>
-              <w:bottom w:val="single" w:sz="4" w:space="0" w:color="auto"/>
-              <w:right w:val="single" w:sz="4" w:space="0" w:color="auto"/>
-            </w:tcBorders>
-            <w:vAlign w:val="center"/>
-          </w:tcPr>
-          <w:p>
-            <w:pPr>
-              <w:jc w:val="both"/>
-              <w:rPr>
-                <w:b/>
-                <w:bCs/>
-              </w:rPr>
-            </w:pPr>
-          </w:p>
-        </w:tc>
-        <w:tc>
-          <w:tcPr>
-            <w:tcW w:w="1809" w:type="pct"/>
-            <w:tcBorders>
-              <w:top w:val="single" w:sz="4" w:space="0" w:color="auto"/>
-              <w:left w:val="single" w:sz="4" w:space="0" w:color="auto"/>
-              <w:bottom w:val="single" w:sz="4" w:space="0" w:color="auto"/>
-              <w:right w:val="single" w:sz="4" w:space="0" w:color="auto"/>
-            </w:tcBorders>
-            <w:vAlign w:val="center"/>
-          </w:tcPr>
-          <w:p>
-            <w:pPr>
-              <w:jc w:val="both"/>
-            </w:pPr>
-            <w:r>
-              <w:t>Користувацькі</w:t>
-            </w:r>
-            <w:r>
-              <w:t xml:space="preserve"> функції</w:t>
-            </w:r>
-          </w:p>
-        </w:tc>
-        <w:tc>
-          <w:tcPr>
-            <w:tcW w:w="234" w:type="pct"/>
-            <w:tcBorders>
-              <w:top w:val="single" w:sz="4" w:space="0" w:color="auto"/>
-              <w:left w:val="single" w:sz="4" w:space="0" w:color="auto"/>
-              <w:bottom w:val="single" w:sz="4" w:space="0" w:color="auto"/>
-              <w:right w:val="single" w:sz="4" w:space="0" w:color="auto"/>
-            </w:tcBorders>
-            <w:vAlign w:val="center"/>
-          </w:tcPr>
-          <w:p>
-            <w:pPr>
-              <w:jc w:val="center"/>
-            </w:pPr>
-          </w:p>
-        </w:tc>
-        <w:tc>
-          <w:tcPr>
-            <w:tcW w:w="188" w:type="pct"/>
-            <w:tcBorders>
-              <w:top w:val="single" w:sz="4" w:space="0" w:color="auto"/>
-              <w:left w:val="single" w:sz="4" w:space="0" w:color="auto"/>
-              <w:bottom w:val="single" w:sz="4" w:space="0" w:color="auto"/>
-              <w:right w:val="single" w:sz="4" w:space="0" w:color="auto"/>
-            </w:tcBorders>
-            <w:vAlign w:val="center"/>
-          </w:tcPr>
-          <w:p>
-            <w:pPr>
-              <w:jc w:val="center"/>
-            </w:pPr>
-          </w:p>
-        </w:tc>
-        <w:tc>
-          <w:tcPr>
-            <w:tcW w:w="566" w:type="pct"/>
-            <w:tcBorders>
-              <w:top w:val="single" w:sz="4" w:space="0" w:color="auto"/>
-              <w:left w:val="single" w:sz="4" w:space="0" w:color="auto"/>
-              <w:bottom w:val="single" w:sz="4" w:space="0" w:color="auto"/>
-              <w:right w:val="single" w:sz="4" w:space="0" w:color="auto"/>
-            </w:tcBorders>
-            <w:vAlign w:val="center"/>
-          </w:tcPr>
-          <w:p>
-            <w:pPr>
-              <w:jc w:val="right"/>
-            </w:pPr>
-            <w:r>
-              <w:t>Лекція №</w:t>
-            </w:r>
-          </w:p>
-        </w:tc>
-        <w:tc>
-          <w:tcPr>
-            <w:tcW w:w="141" w:type="pct"/>
-            <w:tcBorders>
-              <w:top w:val="single" w:sz="4" w:space="0" w:color="auto"/>
-              <w:left w:val="single" w:sz="4" w:space="0" w:color="auto"/>
-              <w:bottom w:val="single" w:sz="4" w:space="0" w:color="auto"/>
-              <w:right w:val="single" w:sz="4" w:space="0" w:color="auto"/>
-            </w:tcBorders>
-            <w:vAlign w:val="center"/>
-          </w:tcPr>
-          <w:p>
-            <w:pPr>
-              <w:jc w:val="center"/>
-            </w:pPr>
-            <w:r>
-              <w:t>13</w:t>
-            </w:r>
-          </w:p>
-        </w:tc>
-        <w:tc>
-          <w:tcPr>
-            <w:tcW w:w="504" w:type="pct"/>
-            <w:tcBorders>
-              <w:top w:val="single" w:sz="4" w:space="0" w:color="auto"/>
-              <w:left w:val="single" w:sz="4" w:space="0" w:color="auto"/>
-              <w:bottom w:val="single" w:sz="4" w:space="0" w:color="auto"/>
-              <w:right w:val="single" w:sz="4" w:space="0" w:color="auto"/>
-            </w:tcBorders>
-            <w:vAlign w:val="center"/>
-          </w:tcPr>
-          <w:p>
-            <w:pPr>
-              <w:jc w:val="center"/>
-            </w:pPr>
-            <w:r>
-              <w:t>Конспект</w:t>
-            </w:r>
-          </w:p>
-        </w:tc>
-        <w:tc>
-          <w:tcPr>
-            <w:tcW w:w="461" w:type="pct"/>
-            <w:tcBorders>
-              <w:top w:val="single" w:sz="4" w:space="0" w:color="auto"/>
-              <w:left w:val="single" w:sz="4" w:space="0" w:color="auto"/>
-              <w:bottom w:val="single" w:sz="4" w:space="0" w:color="auto"/>
-              <w:right w:val="single" w:sz="4" w:space="0" w:color="auto"/>
-            </w:tcBorders>
-            <w:vAlign w:val="center"/>
-          </w:tcPr>
-          <w:p>
-            <w:pPr>
-              <w:jc w:val="center"/>
-            </w:pPr>
-          </w:p>
-        </w:tc>
-        <w:tc>
-          <w:tcPr>
-            <w:tcW w:w="644" w:type="pct"/>
-            <w:tcBorders>
-              <w:top w:val="single" w:sz="4" w:space="0" w:color="auto"/>
-              <w:left w:val="single" w:sz="4" w:space="0" w:color="auto"/>
-              <w:bottom w:val="single" w:sz="4" w:space="0" w:color="auto"/>
-              <w:right w:val="single" w:sz="4" w:space="0" w:color="auto"/>
-            </w:tcBorders>
-            <w:vAlign w:val="center"/>
-          </w:tcPr>
-          <w:p>
-            <w:pPr>
-              <w:jc w:val="center"/>
-              <w:rPr>
-                <w:lang w:val="en-US"/>
-              </w:rPr>
-            </w:pPr>
-          </w:p>
-        </w:tc>
-      </w:tr>
-      <w:tr>
-        <w:trPr>
-          <w:cantSplit/>
-          <w:trHeight w:val="418"/>
-        </w:trPr>
-        <w:tc>
-          <w:tcPr>
-            <w:tcW w:w="279" w:type="pct"/>
-            <w:tcBorders>
-              <w:top w:val="single" w:sz="4" w:space="0" w:color="auto"/>
-              <w:left w:val="single" w:sz="4" w:space="0" w:color="auto"/>
-              <w:bottom w:val="single" w:sz="4" w:space="0" w:color="auto"/>
-              <w:right w:val="single" w:sz="4" w:space="0" w:color="auto"/>
-            </w:tcBorders>
-            <w:vAlign w:val="center"/>
-          </w:tcPr>
-          <w:p>
-            <w:pPr>
-              <w:widowControl w:val="0"/>
-              <w:numPr>
-                <w:ilvl w:val="0"/>
-                <w:numId w:val="43"/>
-              </w:numPr>
-              <w:spacing w:line="260" w:lineRule="auto"/>
-              <w:jc w:val="both"/>
-              <w:rPr>
-                <w:iCs/>
-                <w:sz w:val="24"/>
-                <w:szCs w:val="24"/>
-              </w:rPr>
-            </w:pPr>
-          </w:p>
-        </w:tc>
-        <w:tc>
-          <w:tcPr>
-            <w:tcW w:w="174" w:type="pct"/>
-            <w:tcBorders>
-              <w:top w:val="single" w:sz="4" w:space="0" w:color="auto"/>
-              <w:left w:val="single" w:sz="4" w:space="0" w:color="auto"/>
-              <w:bottom w:val="single" w:sz="4" w:space="0" w:color="auto"/>
-              <w:right w:val="single" w:sz="4" w:space="0" w:color="auto"/>
-            </w:tcBorders>
-            <w:vAlign w:val="center"/>
-          </w:tcPr>
-          <w:p>
-            <w:pPr>
-              <w:jc w:val="both"/>
-            </w:pPr>
-            <w:r>
-              <w:t> </w:t>
-            </w:r>
-          </w:p>
-        </w:tc>
-        <w:tc>
-          <w:tcPr>
-            <w:tcW w:w="1809" w:type="pct"/>
-            <w:tcBorders>
-              <w:top w:val="single" w:sz="4" w:space="0" w:color="auto"/>
-              <w:left w:val="single" w:sz="4" w:space="0" w:color="auto"/>
-              <w:bottom w:val="single" w:sz="4" w:space="0" w:color="auto"/>
-              <w:right w:val="single" w:sz="4" w:space="0" w:color="auto"/>
-            </w:tcBorders>
-            <w:vAlign w:val="center"/>
-          </w:tcPr>
-          <w:p>
-            <w:pPr>
-              <w:jc w:val="both"/>
-            </w:pPr>
-          </w:p>
-        </w:tc>
-        <w:tc>
-          <w:tcPr>
-            <w:tcW w:w="234" w:type="pct"/>
-            <w:tcBorders>
-              <w:top w:val="single" w:sz="4" w:space="0" w:color="auto"/>
-              <w:left w:val="single" w:sz="4" w:space="0" w:color="auto"/>
-              <w:bottom w:val="single" w:sz="4" w:space="0" w:color="auto"/>
-              <w:right w:val="single" w:sz="4" w:space="0" w:color="auto"/>
-            </w:tcBorders>
-            <w:vAlign w:val="center"/>
-          </w:tcPr>
-          <w:p>
-            <w:pPr>
-              <w:jc w:val="center"/>
-            </w:pPr>
-            <w:r>
-              <w:t> </w:t>
-            </w:r>
-          </w:p>
-        </w:tc>
-        <w:tc>
-          <w:tcPr>
-            <w:tcW w:w="188" w:type="pct"/>
-            <w:tcBorders>
-              <w:top w:val="single" w:sz="4" w:space="0" w:color="auto"/>
-              <w:left w:val="single" w:sz="4" w:space="0" w:color="auto"/>
-              <w:bottom w:val="single" w:sz="4" w:space="0" w:color="auto"/>
-              <w:right w:val="single" w:sz="4" w:space="0" w:color="auto"/>
-            </w:tcBorders>
-            <w:vAlign w:val="center"/>
-          </w:tcPr>
-          <w:p>
-            <w:pPr>
-              <w:jc w:val="center"/>
-            </w:pPr>
-            <w:r>
-              <w:t>2</w:t>
-            </w:r>
-          </w:p>
-        </w:tc>
-        <w:tc>
-          <w:tcPr>
-            <w:tcW w:w="566" w:type="pct"/>
-            <w:tcBorders>
-              <w:top w:val="single" w:sz="4" w:space="0" w:color="auto"/>
-              <w:left w:val="single" w:sz="4" w:space="0" w:color="auto"/>
-              <w:bottom w:val="single" w:sz="4" w:space="0" w:color="auto"/>
-              <w:right w:val="single" w:sz="4" w:space="0" w:color="auto"/>
-            </w:tcBorders>
-            <w:vAlign w:val="center"/>
-          </w:tcPr>
-          <w:p>
-            <w:pPr>
-              <w:jc w:val="right"/>
-            </w:pPr>
-            <w:r>
-              <w:t>СР №</w:t>
-            </w:r>
-          </w:p>
-        </w:tc>
-        <w:tc>
-          <w:tcPr>
-            <w:tcW w:w="141" w:type="pct"/>
-            <w:tcBorders>
-              <w:top w:val="single" w:sz="4" w:space="0" w:color="auto"/>
-              <w:left w:val="single" w:sz="4" w:space="0" w:color="auto"/>
-              <w:bottom w:val="single" w:sz="4" w:space="0" w:color="auto"/>
-              <w:right w:val="single" w:sz="4" w:space="0" w:color="auto"/>
-            </w:tcBorders>
-            <w:vAlign w:val="center"/>
-          </w:tcPr>
-          <w:p>
-            <w:pPr>
-              <w:jc w:val="center"/>
-            </w:pPr>
-            <w:r>
-              <w:t>4</w:t>
-            </w:r>
-          </w:p>
-        </w:tc>
-        <w:tc>
-          <w:tcPr>
-            <w:tcW w:w="504" w:type="pct"/>
-            <w:tcBorders>
-              <w:top w:val="single" w:sz="4" w:space="0" w:color="auto"/>
-              <w:left w:val="single" w:sz="4" w:space="0" w:color="auto"/>
-              <w:bottom w:val="single" w:sz="4" w:space="0" w:color="auto"/>
-              <w:right w:val="single" w:sz="4" w:space="0" w:color="auto"/>
-            </w:tcBorders>
-            <w:vAlign w:val="center"/>
-          </w:tcPr>
-          <w:p>
-            <w:pPr>
-              <w:jc w:val="center"/>
-            </w:pPr>
-            <w:r>
-              <w:t>Реферативний конспект</w:t>
-            </w:r>
-          </w:p>
-        </w:tc>
-        <w:tc>
-          <w:tcPr>
-            <w:tcW w:w="461" w:type="pct"/>
-            <w:tcBorders>
-              <w:top w:val="single" w:sz="4" w:space="0" w:color="auto"/>
-              <w:left w:val="single" w:sz="4" w:space="0" w:color="auto"/>
-              <w:bottom w:val="single" w:sz="4" w:space="0" w:color="auto"/>
-              <w:right w:val="single" w:sz="4" w:space="0" w:color="auto"/>
-            </w:tcBorders>
-            <w:vAlign w:val="center"/>
-          </w:tcPr>
-          <w:p>
-            <w:pPr>
-              <w:jc w:val="center"/>
-            </w:pPr>
-            <w:r>
-              <w:t>Поточний</w:t>
-            </w:r>
-          </w:p>
-        </w:tc>
-        <w:tc>
-          <w:tcPr>
-            <w:tcW w:w="644" w:type="pct"/>
-            <w:tcBorders>
-              <w:top w:val="single" w:sz="4" w:space="0" w:color="auto"/>
-              <w:left w:val="single" w:sz="4" w:space="0" w:color="auto"/>
-              <w:bottom w:val="single" w:sz="4" w:space="0" w:color="auto"/>
-              <w:right w:val="single" w:sz="4" w:space="0" w:color="auto"/>
-            </w:tcBorders>
-            <w:vAlign w:val="center"/>
-          </w:tcPr>
-          <w:p>
-            <w:pPr>
-              <w:jc w:val="center"/>
-            </w:pPr>
-            <w:r>
-              <w:rPr>
-                <w:lang w:val="en-US"/>
-              </w:rPr>
-              <w:t>[1-4]</w:t>
-            </w:r>
-          </w:p>
-        </w:tc>
-      </w:tr>
-      <w:tr>
-        <w:trPr>
-          <w:cantSplit/>
-          <w:trHeight w:val="418"/>
-        </w:trPr>
-        <w:tc>
-          <w:tcPr>
-            <w:tcW w:w="279" w:type="pct"/>
-            <w:tcBorders>
-              <w:top w:val="single" w:sz="4" w:space="0" w:color="auto"/>
-              <w:left w:val="single" w:sz="4" w:space="0" w:color="auto"/>
-              <w:bottom w:val="single" w:sz="4" w:space="0" w:color="auto"/>
-              <w:right w:val="single" w:sz="4" w:space="0" w:color="auto"/>
-            </w:tcBorders>
-            <w:vAlign w:val="center"/>
-          </w:tcPr>
-          <w:p>
-            <w:pPr>
-              <w:widowControl w:val="0"/>
-              <w:numPr>
-                <w:ilvl w:val="0"/>
-                <w:numId w:val="43"/>
-              </w:numPr>
-              <w:spacing w:line="260" w:lineRule="auto"/>
-              <w:jc w:val="both"/>
-              <w:rPr>
-                <w:iCs/>
-                <w:sz w:val="24"/>
-                <w:szCs w:val="24"/>
-              </w:rPr>
-            </w:pPr>
-          </w:p>
-        </w:tc>
-        <w:tc>
-          <w:tcPr>
-            <w:tcW w:w="174" w:type="pct"/>
-            <w:tcBorders>
-              <w:top w:val="single" w:sz="4" w:space="0" w:color="auto"/>
-              <w:left w:val="single" w:sz="4" w:space="0" w:color="auto"/>
-              <w:bottom w:val="single" w:sz="4" w:space="0" w:color="auto"/>
-              <w:right w:val="single" w:sz="4" w:space="0" w:color="auto"/>
-            </w:tcBorders>
-            <w:vAlign w:val="center"/>
-          </w:tcPr>
-          <w:p>
-            <w:pPr>
-              <w:jc w:val="both"/>
-            </w:pPr>
-          </w:p>
-        </w:tc>
-        <w:tc>
-          <w:tcPr>
-            <w:tcW w:w="1809" w:type="pct"/>
-            <w:tcBorders>
-              <w:top w:val="single" w:sz="4" w:space="0" w:color="auto"/>
-              <w:left w:val="single" w:sz="4" w:space="0" w:color="auto"/>
-              <w:bottom w:val="single" w:sz="4" w:space="0" w:color="auto"/>
-              <w:right w:val="single" w:sz="4" w:space="0" w:color="auto"/>
-            </w:tcBorders>
-            <w:vAlign w:val="center"/>
-          </w:tcPr>
-          <w:p>
-            <w:pPr>
-              <w:jc w:val="both"/>
-            </w:pPr>
-            <w:r>
-              <w:t>Модульність. Бібліотечні функції</w:t>
-            </w:r>
-          </w:p>
-        </w:tc>
-        <w:tc>
-          <w:tcPr>
-            <w:tcW w:w="234" w:type="pct"/>
-            <w:tcBorders>
-              <w:top w:val="single" w:sz="4" w:space="0" w:color="auto"/>
-              <w:left w:val="single" w:sz="4" w:space="0" w:color="auto"/>
-              <w:bottom w:val="single" w:sz="4" w:space="0" w:color="auto"/>
-              <w:right w:val="single" w:sz="4" w:space="0" w:color="auto"/>
-            </w:tcBorders>
-            <w:vAlign w:val="center"/>
-          </w:tcPr>
-          <w:p>
-            <w:pPr>
-              <w:jc w:val="center"/>
-            </w:pPr>
-          </w:p>
-        </w:tc>
-        <w:tc>
-          <w:tcPr>
-            <w:tcW w:w="188" w:type="pct"/>
-            <w:tcBorders>
-              <w:top w:val="single" w:sz="4" w:space="0" w:color="auto"/>
-              <w:left w:val="single" w:sz="4" w:space="0" w:color="auto"/>
-              <w:bottom w:val="single" w:sz="4" w:space="0" w:color="auto"/>
-              <w:right w:val="single" w:sz="4" w:space="0" w:color="auto"/>
-            </w:tcBorders>
-            <w:vAlign w:val="center"/>
-          </w:tcPr>
-          <w:p>
-            <w:pPr>
-              <w:jc w:val="center"/>
-            </w:pPr>
-          </w:p>
-        </w:tc>
-        <w:tc>
-          <w:tcPr>
-            <w:tcW w:w="566" w:type="pct"/>
-            <w:tcBorders>
-              <w:top w:val="single" w:sz="4" w:space="0" w:color="auto"/>
-              <w:left w:val="single" w:sz="4" w:space="0" w:color="auto"/>
-              <w:bottom w:val="single" w:sz="4" w:space="0" w:color="auto"/>
-              <w:right w:val="single" w:sz="4" w:space="0" w:color="auto"/>
-            </w:tcBorders>
-            <w:vAlign w:val="center"/>
-          </w:tcPr>
-          <w:p>
-            <w:pPr>
-              <w:jc w:val="right"/>
-            </w:pPr>
-            <w:r>
-              <w:t>Лекція №</w:t>
-            </w:r>
-          </w:p>
-        </w:tc>
-        <w:tc>
-          <w:tcPr>
-            <w:tcW w:w="141" w:type="pct"/>
-            <w:tcBorders>
-              <w:top w:val="single" w:sz="4" w:space="0" w:color="auto"/>
-              <w:left w:val="single" w:sz="4" w:space="0" w:color="auto"/>
-              <w:bottom w:val="single" w:sz="4" w:space="0" w:color="auto"/>
-              <w:right w:val="single" w:sz="4" w:space="0" w:color="auto"/>
-            </w:tcBorders>
-            <w:vAlign w:val="center"/>
-          </w:tcPr>
-          <w:p>
-            <w:pPr>
-              <w:jc w:val="center"/>
-            </w:pPr>
-            <w:r>
-              <w:t>14</w:t>
-            </w:r>
-          </w:p>
-        </w:tc>
-        <w:tc>
-          <w:tcPr>
-            <w:tcW w:w="504" w:type="pct"/>
-            <w:tcBorders>
-              <w:top w:val="single" w:sz="4" w:space="0" w:color="auto"/>
-              <w:left w:val="single" w:sz="4" w:space="0" w:color="auto"/>
-              <w:bottom w:val="single" w:sz="4" w:space="0" w:color="auto"/>
-              <w:right w:val="single" w:sz="4" w:space="0" w:color="auto"/>
-            </w:tcBorders>
-            <w:vAlign w:val="center"/>
-          </w:tcPr>
-          <w:p>
-            <w:pPr>
-              <w:jc w:val="center"/>
-            </w:pPr>
-          </w:p>
-        </w:tc>
-        <w:tc>
-          <w:tcPr>
-            <w:tcW w:w="461" w:type="pct"/>
-            <w:tcBorders>
-              <w:top w:val="single" w:sz="4" w:space="0" w:color="auto"/>
-              <w:left w:val="single" w:sz="4" w:space="0" w:color="auto"/>
-              <w:bottom w:val="single" w:sz="4" w:space="0" w:color="auto"/>
-              <w:right w:val="single" w:sz="4" w:space="0" w:color="auto"/>
-            </w:tcBorders>
-            <w:vAlign w:val="center"/>
-          </w:tcPr>
-          <w:p>
-            <w:pPr>
-              <w:jc w:val="center"/>
-            </w:pPr>
-          </w:p>
-        </w:tc>
-        <w:tc>
-          <w:tcPr>
-            <w:tcW w:w="644" w:type="pct"/>
-            <w:tcBorders>
-              <w:top w:val="single" w:sz="4" w:space="0" w:color="auto"/>
-              <w:left w:val="single" w:sz="4" w:space="0" w:color="auto"/>
-              <w:bottom w:val="single" w:sz="4" w:space="0" w:color="auto"/>
-              <w:right w:val="single" w:sz="4" w:space="0" w:color="auto"/>
-            </w:tcBorders>
-            <w:vAlign w:val="center"/>
-          </w:tcPr>
-          <w:p>
-            <w:pPr>
-              <w:jc w:val="center"/>
-              <w:rPr>
-                <w:lang w:val="en-US"/>
-              </w:rPr>
-            </w:pPr>
-          </w:p>
-        </w:tc>
-      </w:tr>
-      <w:tr>
-        <w:trPr>
-          <w:cantSplit/>
-          <w:trHeight w:val="749"/>
-        </w:trPr>
-        <w:tc>
-          <w:tcPr>
-            <w:tcW w:w="279" w:type="pct"/>
-            <w:tcBorders>
-              <w:top w:val="single" w:sz="4" w:space="0" w:color="auto"/>
-              <w:left w:val="single" w:sz="4" w:space="0" w:color="auto"/>
-              <w:bottom w:val="single" w:sz="4" w:space="0" w:color="auto"/>
-              <w:right w:val="single" w:sz="4" w:space="0" w:color="auto"/>
-            </w:tcBorders>
-            <w:vAlign w:val="center"/>
-          </w:tcPr>
-          <w:p>
-            <w:pPr>
-              <w:widowControl w:val="0"/>
-              <w:numPr>
-                <w:ilvl w:val="0"/>
-                <w:numId w:val="43"/>
-              </w:numPr>
-              <w:spacing w:line="260" w:lineRule="auto"/>
-              <w:jc w:val="both"/>
-              <w:rPr>
-                <w:iCs/>
-                <w:sz w:val="24"/>
-                <w:szCs w:val="24"/>
-              </w:rPr>
-            </w:pPr>
-          </w:p>
-        </w:tc>
-        <w:tc>
-          <w:tcPr>
-            <w:tcW w:w="174" w:type="pct"/>
-            <w:tcBorders>
-              <w:top w:val="single" w:sz="4" w:space="0" w:color="auto"/>
-              <w:left w:val="single" w:sz="4" w:space="0" w:color="auto"/>
-              <w:bottom w:val="single" w:sz="4" w:space="0" w:color="auto"/>
-              <w:right w:val="single" w:sz="4" w:space="0" w:color="auto"/>
-            </w:tcBorders>
-            <w:vAlign w:val="center"/>
-          </w:tcPr>
-          <w:p>
-            <w:pPr>
-              <w:jc w:val="both"/>
-            </w:pPr>
-            <w:r>
-              <w:t> </w:t>
-            </w:r>
-          </w:p>
-        </w:tc>
-        <w:tc>
-          <w:tcPr>
-            <w:tcW w:w="1809" w:type="pct"/>
-            <w:tcBorders>
-              <w:top w:val="single" w:sz="4" w:space="0" w:color="auto"/>
-              <w:left w:val="single" w:sz="4" w:space="0" w:color="auto"/>
-              <w:bottom w:val="single" w:sz="4" w:space="0" w:color="auto"/>
-              <w:right w:val="single" w:sz="4" w:space="0" w:color="auto"/>
-            </w:tcBorders>
-            <w:vAlign w:val="center"/>
-          </w:tcPr>
-          <w:p>
-            <w:pPr>
-              <w:jc w:val="both"/>
-            </w:pPr>
-          </w:p>
-        </w:tc>
-        <w:tc>
-          <w:tcPr>
-            <w:tcW w:w="234" w:type="pct"/>
-            <w:tcBorders>
-              <w:top w:val="single" w:sz="4" w:space="0" w:color="auto"/>
-              <w:left w:val="single" w:sz="4" w:space="0" w:color="auto"/>
-              <w:bottom w:val="single" w:sz="4" w:space="0" w:color="auto"/>
-              <w:right w:val="single" w:sz="4" w:space="0" w:color="auto"/>
-            </w:tcBorders>
-            <w:vAlign w:val="center"/>
-          </w:tcPr>
-          <w:p>
-            <w:pPr>
-              <w:jc w:val="center"/>
-            </w:pPr>
-            <w:r>
-              <w:t>2</w:t>
-            </w:r>
-          </w:p>
-        </w:tc>
-        <w:tc>
-          <w:tcPr>
-            <w:tcW w:w="188" w:type="pct"/>
-            <w:tcBorders>
-              <w:top w:val="single" w:sz="4" w:space="0" w:color="auto"/>
-              <w:left w:val="single" w:sz="4" w:space="0" w:color="auto"/>
-              <w:bottom w:val="single" w:sz="4" w:space="0" w:color="auto"/>
-              <w:right w:val="single" w:sz="4" w:space="0" w:color="auto"/>
-            </w:tcBorders>
-            <w:vAlign w:val="center"/>
-          </w:tcPr>
-          <w:p>
-            <w:pPr>
-              <w:jc w:val="center"/>
-            </w:pPr>
-            <w:r>
-              <w:t> </w:t>
-            </w:r>
-          </w:p>
-        </w:tc>
-        <w:tc>
-          <w:tcPr>
-            <w:tcW w:w="566" w:type="pct"/>
-            <w:tcBorders>
-              <w:top w:val="single" w:sz="4" w:space="0" w:color="auto"/>
-              <w:left w:val="single" w:sz="4" w:space="0" w:color="auto"/>
-              <w:bottom w:val="single" w:sz="4" w:space="0" w:color="auto"/>
-              <w:right w:val="single" w:sz="4" w:space="0" w:color="auto"/>
-            </w:tcBorders>
-            <w:vAlign w:val="center"/>
-          </w:tcPr>
-          <w:p>
-            <w:pPr>
-              <w:jc w:val="right"/>
-            </w:pPr>
-            <w:r>
-              <w:t>Лабораторна №</w:t>
-            </w:r>
-          </w:p>
-        </w:tc>
-        <w:tc>
-          <w:tcPr>
-            <w:tcW w:w="141" w:type="pct"/>
-            <w:tcBorders>
-              <w:top w:val="single" w:sz="4" w:space="0" w:color="auto"/>
-              <w:left w:val="single" w:sz="4" w:space="0" w:color="auto"/>
-              <w:bottom w:val="single" w:sz="4" w:space="0" w:color="auto"/>
-              <w:right w:val="single" w:sz="4" w:space="0" w:color="auto"/>
-            </w:tcBorders>
-            <w:vAlign w:val="center"/>
-          </w:tcPr>
-          <w:p>
-            <w:pPr>
-              <w:jc w:val="center"/>
-            </w:pPr>
-            <w:r>
-              <w:t>5</w:t>
-            </w:r>
-          </w:p>
-        </w:tc>
-        <w:tc>
-          <w:tcPr>
-            <w:tcW w:w="504" w:type="pct"/>
-            <w:tcBorders>
-              <w:top w:val="single" w:sz="4" w:space="0" w:color="auto"/>
-              <w:left w:val="single" w:sz="4" w:space="0" w:color="auto"/>
-              <w:bottom w:val="single" w:sz="4" w:space="0" w:color="auto"/>
-              <w:right w:val="single" w:sz="4" w:space="0" w:color="auto"/>
-            </w:tcBorders>
-            <w:vAlign w:val="center"/>
-          </w:tcPr>
-          <w:p>
-            <w:pPr>
-              <w:jc w:val="center"/>
-            </w:pPr>
-            <w:r>
-              <w:t>Звіт</w:t>
-            </w:r>
-          </w:p>
-        </w:tc>
-        <w:tc>
-          <w:tcPr>
-            <w:tcW w:w="461" w:type="pct"/>
-            <w:tcBorders>
-              <w:top w:val="single" w:sz="4" w:space="0" w:color="auto"/>
-              <w:left w:val="single" w:sz="4" w:space="0" w:color="auto"/>
-              <w:bottom w:val="single" w:sz="4" w:space="0" w:color="auto"/>
-              <w:right w:val="single" w:sz="4" w:space="0" w:color="auto"/>
-            </w:tcBorders>
-            <w:vAlign w:val="center"/>
-          </w:tcPr>
-          <w:p>
-            <w:pPr>
-              <w:jc w:val="center"/>
-            </w:pPr>
-            <w:r>
-              <w:t>Поточний</w:t>
-            </w:r>
-          </w:p>
-        </w:tc>
-        <w:tc>
-          <w:tcPr>
-            <w:tcW w:w="644" w:type="pct"/>
-            <w:tcBorders>
-              <w:top w:val="single" w:sz="4" w:space="0" w:color="auto"/>
-              <w:left w:val="single" w:sz="4" w:space="0" w:color="auto"/>
-              <w:bottom w:val="single" w:sz="4" w:space="0" w:color="auto"/>
-              <w:right w:val="single" w:sz="4" w:space="0" w:color="auto"/>
-            </w:tcBorders>
-            <w:vAlign w:val="center"/>
-          </w:tcPr>
-          <w:p>
-            <w:pPr>
-              <w:jc w:val="center"/>
-            </w:pPr>
-            <w:r>
-              <w:rPr>
-                <w:lang w:val="en-US"/>
-              </w:rPr>
-              <w:t>[1]</w:t>
-            </w:r>
-          </w:p>
-        </w:tc>
-      </w:tr>
-      <w:tr>
-        <w:trPr>
-          <w:cantSplit/>
-          <w:trHeight w:val="506"/>
-        </w:trPr>
-        <w:tc>
-          <w:tcPr>
-            <w:tcW w:w="279" w:type="pct"/>
-            <w:tcBorders>
-              <w:top w:val="single" w:sz="4" w:space="0" w:color="auto"/>
-              <w:left w:val="single" w:sz="4" w:space="0" w:color="auto"/>
-              <w:bottom w:val="single" w:sz="4" w:space="0" w:color="auto"/>
-              <w:right w:val="single" w:sz="4" w:space="0" w:color="auto"/>
-            </w:tcBorders>
-            <w:vAlign w:val="center"/>
-          </w:tcPr>
-          <w:p>
-            <w:pPr>
-              <w:widowControl w:val="0"/>
-              <w:numPr>
-                <w:ilvl w:val="0"/>
-                <w:numId w:val="43"/>
-              </w:numPr>
-              <w:spacing w:line="260" w:lineRule="auto"/>
-              <w:jc w:val="both"/>
-              <w:rPr>
-                <w:iCs/>
-                <w:sz w:val="24"/>
-                <w:szCs w:val="24"/>
-              </w:rPr>
-            </w:pPr>
-          </w:p>
-        </w:tc>
-        <w:tc>
-          <w:tcPr>
-            <w:tcW w:w="174" w:type="pct"/>
-            <w:tcBorders>
-              <w:top w:val="single" w:sz="4" w:space="0" w:color="auto"/>
-              <w:left w:val="single" w:sz="4" w:space="0" w:color="auto"/>
-              <w:bottom w:val="single" w:sz="4" w:space="0" w:color="auto"/>
-              <w:right w:val="single" w:sz="4" w:space="0" w:color="auto"/>
-            </w:tcBorders>
-            <w:vAlign w:val="center"/>
-          </w:tcPr>
-          <w:p>
-            <w:pPr>
-              <w:jc w:val="both"/>
-            </w:pPr>
-            <w:r>
-              <w:t> </w:t>
-            </w:r>
-          </w:p>
-        </w:tc>
-        <w:tc>
-          <w:tcPr>
-            <w:tcW w:w="1809" w:type="pct"/>
-            <w:tcBorders>
-              <w:top w:val="single" w:sz="4" w:space="0" w:color="auto"/>
-              <w:left w:val="single" w:sz="4" w:space="0" w:color="auto"/>
-              <w:bottom w:val="single" w:sz="4" w:space="0" w:color="auto"/>
-              <w:right w:val="single" w:sz="4" w:space="0" w:color="auto"/>
-            </w:tcBorders>
-            <w:vAlign w:val="bottom"/>
-          </w:tcPr>
-          <w:p>
-            <w:pPr>
-              <w:rPr>
-                <w:rFonts w:ascii="Calibri" w:hAnsi="Calibri" w:cs="Calibri"/>
-                <w:sz w:val="22"/>
-                <w:szCs w:val="22"/>
-              </w:rPr>
-            </w:pPr>
-          </w:p>
-        </w:tc>
-        <w:tc>
-          <w:tcPr>
-            <w:tcW w:w="234" w:type="pct"/>
-            <w:tcBorders>
-              <w:top w:val="single" w:sz="4" w:space="0" w:color="auto"/>
-              <w:left w:val="single" w:sz="4" w:space="0" w:color="auto"/>
-              <w:bottom w:val="single" w:sz="4" w:space="0" w:color="auto"/>
-              <w:right w:val="single" w:sz="4" w:space="0" w:color="auto"/>
-            </w:tcBorders>
-            <w:vAlign w:val="center"/>
-          </w:tcPr>
-          <w:p>
-            <w:pPr>
-              <w:jc w:val="center"/>
-              <w:rPr>
-                <w:sz w:val="24"/>
-                <w:szCs w:val="24"/>
-              </w:rPr>
-            </w:pPr>
-            <w:r>
-              <w:t>2</w:t>
-            </w:r>
-          </w:p>
-        </w:tc>
-        <w:tc>
-          <w:tcPr>
-            <w:tcW w:w="188" w:type="pct"/>
-            <w:tcBorders>
-              <w:top w:val="single" w:sz="4" w:space="0" w:color="auto"/>
-              <w:left w:val="single" w:sz="4" w:space="0" w:color="auto"/>
-              <w:bottom w:val="single" w:sz="4" w:space="0" w:color="auto"/>
-              <w:right w:val="single" w:sz="4" w:space="0" w:color="auto"/>
-            </w:tcBorders>
-            <w:vAlign w:val="center"/>
-          </w:tcPr>
-          <w:p>
-            <w:pPr>
-              <w:jc w:val="center"/>
-            </w:pPr>
-            <w:r>
-              <w:t> </w:t>
-            </w:r>
-          </w:p>
-        </w:tc>
-        <w:tc>
-          <w:tcPr>
-            <w:tcW w:w="566" w:type="pct"/>
-            <w:tcBorders>
-              <w:top w:val="single" w:sz="4" w:space="0" w:color="auto"/>
-              <w:left w:val="single" w:sz="4" w:space="0" w:color="auto"/>
-              <w:bottom w:val="single" w:sz="4" w:space="0" w:color="auto"/>
-              <w:right w:val="single" w:sz="4" w:space="0" w:color="auto"/>
-            </w:tcBorders>
-            <w:vAlign w:val="center"/>
-          </w:tcPr>
-          <w:p>
-            <w:pPr>
-              <w:jc w:val="right"/>
-            </w:pPr>
-            <w:r>
-              <w:t>Лабораторна №</w:t>
-            </w:r>
-          </w:p>
-        </w:tc>
-        <w:tc>
-          <w:tcPr>
-            <w:tcW w:w="141" w:type="pct"/>
-            <w:tcBorders>
-              <w:top w:val="single" w:sz="4" w:space="0" w:color="auto"/>
-              <w:left w:val="single" w:sz="4" w:space="0" w:color="auto"/>
-              <w:bottom w:val="single" w:sz="4" w:space="0" w:color="auto"/>
-              <w:right w:val="single" w:sz="4" w:space="0" w:color="auto"/>
-            </w:tcBorders>
-            <w:vAlign w:val="center"/>
-          </w:tcPr>
-          <w:p>
-            <w:pPr>
-              <w:jc w:val="center"/>
-            </w:pPr>
-            <w:r>
-              <w:t>6</w:t>
-            </w:r>
-          </w:p>
-        </w:tc>
-        <w:tc>
-          <w:tcPr>
-            <w:tcW w:w="504" w:type="pct"/>
-            <w:tcBorders>
-              <w:top w:val="single" w:sz="4" w:space="0" w:color="auto"/>
-              <w:left w:val="single" w:sz="4" w:space="0" w:color="auto"/>
-              <w:bottom w:val="single" w:sz="4" w:space="0" w:color="auto"/>
-              <w:right w:val="single" w:sz="4" w:space="0" w:color="auto"/>
-            </w:tcBorders>
-            <w:vAlign w:val="center"/>
-          </w:tcPr>
-          <w:p>
-            <w:pPr>
-              <w:jc w:val="center"/>
-            </w:pPr>
-            <w:r>
-              <w:t>Звіт</w:t>
-            </w:r>
-          </w:p>
-        </w:tc>
-        <w:tc>
-          <w:tcPr>
-            <w:tcW w:w="461" w:type="pct"/>
-            <w:tcBorders>
-              <w:top w:val="single" w:sz="4" w:space="0" w:color="auto"/>
-              <w:left w:val="single" w:sz="4" w:space="0" w:color="auto"/>
-              <w:bottom w:val="single" w:sz="4" w:space="0" w:color="auto"/>
-              <w:right w:val="single" w:sz="4" w:space="0" w:color="auto"/>
-            </w:tcBorders>
-            <w:vAlign w:val="center"/>
-          </w:tcPr>
-          <w:p>
-            <w:pPr>
-              <w:jc w:val="center"/>
-            </w:pPr>
-            <w:r>
-              <w:t>Поточний</w:t>
-            </w:r>
-          </w:p>
-        </w:tc>
-        <w:tc>
-          <w:tcPr>
-            <w:tcW w:w="644" w:type="pct"/>
-            <w:tcBorders>
-              <w:top w:val="single" w:sz="4" w:space="0" w:color="auto"/>
-              <w:left w:val="single" w:sz="4" w:space="0" w:color="auto"/>
-              <w:bottom w:val="single" w:sz="4" w:space="0" w:color="auto"/>
-              <w:right w:val="single" w:sz="4" w:space="0" w:color="auto"/>
-            </w:tcBorders>
-            <w:vAlign w:val="center"/>
-          </w:tcPr>
-          <w:p>
-            <w:pPr>
-              <w:jc w:val="center"/>
-            </w:pPr>
-            <w:r>
-              <w:rPr>
-                <w:lang w:val="en-US"/>
-              </w:rPr>
-              <w:t>[1,2]</w:t>
-            </w:r>
-          </w:p>
-        </w:tc>
-      </w:tr>
-      <w:tr>
-        <w:trPr>
-          <w:cantSplit/>
-          <w:trHeight w:val="696"/>
-        </w:trPr>
-        <w:tc>
-          <w:tcPr>
-            <w:tcW w:w="279" w:type="pct"/>
-            <w:tcBorders>
-              <w:top w:val="single" w:sz="4" w:space="0" w:color="auto"/>
-              <w:left w:val="single" w:sz="4" w:space="0" w:color="auto"/>
-              <w:bottom w:val="single" w:sz="4" w:space="0" w:color="auto"/>
-              <w:right w:val="single" w:sz="4" w:space="0" w:color="auto"/>
-            </w:tcBorders>
-            <w:vAlign w:val="center"/>
-          </w:tcPr>
-          <w:p>
-            <w:pPr>
-              <w:widowControl w:val="0"/>
-              <w:numPr>
-                <w:ilvl w:val="0"/>
-                <w:numId w:val="43"/>
-              </w:numPr>
-              <w:spacing w:line="260" w:lineRule="auto"/>
-              <w:jc w:val="both"/>
-              <w:rPr>
-                <w:iCs/>
-                <w:sz w:val="24"/>
-                <w:szCs w:val="24"/>
-              </w:rPr>
-            </w:pPr>
-          </w:p>
-        </w:tc>
-        <w:tc>
-          <w:tcPr>
-            <w:tcW w:w="174" w:type="pct"/>
-            <w:tcBorders>
-              <w:top w:val="single" w:sz="4" w:space="0" w:color="auto"/>
-              <w:left w:val="single" w:sz="4" w:space="0" w:color="auto"/>
-              <w:bottom w:val="single" w:sz="4" w:space="0" w:color="auto"/>
-              <w:right w:val="single" w:sz="4" w:space="0" w:color="auto"/>
-            </w:tcBorders>
-            <w:vAlign w:val="center"/>
-          </w:tcPr>
-          <w:p>
-            <w:pPr>
-              <w:jc w:val="both"/>
-            </w:pPr>
-            <w:r>
-              <w:t> </w:t>
-            </w:r>
-          </w:p>
-        </w:tc>
-        <w:tc>
-          <w:tcPr>
-            <w:tcW w:w="1809" w:type="pct"/>
-            <w:tcBorders>
-              <w:top w:val="single" w:sz="4" w:space="0" w:color="auto"/>
-              <w:left w:val="single" w:sz="4" w:space="0" w:color="auto"/>
-              <w:bottom w:val="single" w:sz="4" w:space="0" w:color="auto"/>
-              <w:right w:val="single" w:sz="4" w:space="0" w:color="auto"/>
-            </w:tcBorders>
-            <w:vAlign w:val="center"/>
-          </w:tcPr>
-          <w:p>
-            <w:pPr>
-              <w:jc w:val="both"/>
-            </w:pPr>
-          </w:p>
-        </w:tc>
-        <w:tc>
-          <w:tcPr>
-            <w:tcW w:w="234" w:type="pct"/>
-            <w:tcBorders>
-              <w:top w:val="single" w:sz="4" w:space="0" w:color="auto"/>
-              <w:left w:val="single" w:sz="4" w:space="0" w:color="auto"/>
-              <w:bottom w:val="single" w:sz="4" w:space="0" w:color="auto"/>
-              <w:right w:val="single" w:sz="4" w:space="0" w:color="auto"/>
-            </w:tcBorders>
-            <w:vAlign w:val="center"/>
-          </w:tcPr>
-          <w:p>
-            <w:pPr>
-              <w:jc w:val="center"/>
-            </w:pPr>
-            <w:r>
-              <w:t> </w:t>
-            </w:r>
-          </w:p>
-        </w:tc>
-        <w:tc>
-          <w:tcPr>
-            <w:tcW w:w="188" w:type="pct"/>
-            <w:tcBorders>
-              <w:top w:val="single" w:sz="4" w:space="0" w:color="auto"/>
-              <w:left w:val="single" w:sz="4" w:space="0" w:color="auto"/>
-              <w:bottom w:val="single" w:sz="4" w:space="0" w:color="auto"/>
-              <w:right w:val="single" w:sz="4" w:space="0" w:color="auto"/>
-            </w:tcBorders>
-            <w:vAlign w:val="center"/>
-          </w:tcPr>
-          <w:p>
-            <w:pPr>
-              <w:jc w:val="center"/>
-            </w:pPr>
-            <w:r>
-              <w:t>2</w:t>
-            </w:r>
-          </w:p>
-        </w:tc>
-        <w:tc>
-          <w:tcPr>
-            <w:tcW w:w="566" w:type="pct"/>
-            <w:tcBorders>
-              <w:top w:val="single" w:sz="4" w:space="0" w:color="auto"/>
-              <w:left w:val="single" w:sz="4" w:space="0" w:color="auto"/>
-              <w:bottom w:val="single" w:sz="4" w:space="0" w:color="auto"/>
-              <w:right w:val="single" w:sz="4" w:space="0" w:color="auto"/>
-            </w:tcBorders>
-            <w:vAlign w:val="center"/>
-          </w:tcPr>
-          <w:p>
-            <w:pPr>
-              <w:jc w:val="right"/>
-            </w:pPr>
-            <w:r>
-              <w:t>СР №</w:t>
-            </w:r>
-          </w:p>
-        </w:tc>
-        <w:tc>
-          <w:tcPr>
-            <w:tcW w:w="141" w:type="pct"/>
-            <w:tcBorders>
-              <w:top w:val="single" w:sz="4" w:space="0" w:color="auto"/>
-              <w:left w:val="single" w:sz="4" w:space="0" w:color="auto"/>
-              <w:bottom w:val="single" w:sz="4" w:space="0" w:color="auto"/>
-              <w:right w:val="single" w:sz="4" w:space="0" w:color="auto"/>
-            </w:tcBorders>
-            <w:vAlign w:val="center"/>
-          </w:tcPr>
-          <w:p>
-            <w:pPr>
-              <w:jc w:val="center"/>
-            </w:pPr>
-            <w:r>
-              <w:t>5</w:t>
-            </w:r>
-          </w:p>
-        </w:tc>
-        <w:tc>
-          <w:tcPr>
-            <w:tcW w:w="504" w:type="pct"/>
-            <w:tcBorders>
-              <w:top w:val="single" w:sz="4" w:space="0" w:color="auto"/>
-              <w:left w:val="single" w:sz="4" w:space="0" w:color="auto"/>
-              <w:bottom w:val="single" w:sz="4" w:space="0" w:color="auto"/>
-              <w:right w:val="single" w:sz="4" w:space="0" w:color="auto"/>
-            </w:tcBorders>
-            <w:vAlign w:val="center"/>
-          </w:tcPr>
-          <w:p>
-            <w:pPr>
-              <w:jc w:val="center"/>
-            </w:pPr>
-            <w:r>
-              <w:t>Реферативний конспект</w:t>
-            </w:r>
-          </w:p>
-        </w:tc>
-        <w:tc>
-          <w:tcPr>
-            <w:tcW w:w="461" w:type="pct"/>
-            <w:tcBorders>
-              <w:top w:val="single" w:sz="4" w:space="0" w:color="auto"/>
-              <w:left w:val="single" w:sz="4" w:space="0" w:color="auto"/>
-              <w:bottom w:val="single" w:sz="4" w:space="0" w:color="auto"/>
-              <w:right w:val="single" w:sz="4" w:space="0" w:color="auto"/>
-            </w:tcBorders>
-            <w:vAlign w:val="center"/>
-          </w:tcPr>
-          <w:p>
-            <w:pPr>
-              <w:jc w:val="center"/>
-            </w:pPr>
-            <w:r>
-              <w:t>Поточний</w:t>
-            </w:r>
-          </w:p>
-        </w:tc>
-        <w:tc>
-          <w:tcPr>
-            <w:tcW w:w="644" w:type="pct"/>
-            <w:tcBorders>
-              <w:top w:val="single" w:sz="4" w:space="0" w:color="auto"/>
-              <w:left w:val="single" w:sz="4" w:space="0" w:color="auto"/>
-              <w:bottom w:val="single" w:sz="4" w:space="0" w:color="auto"/>
-              <w:right w:val="single" w:sz="4" w:space="0" w:color="auto"/>
-            </w:tcBorders>
-            <w:vAlign w:val="center"/>
-          </w:tcPr>
-          <w:p>
-            <w:pPr>
-              <w:jc w:val="center"/>
-            </w:pPr>
-            <w:r>
-              <w:rPr>
-                <w:lang w:val="en-US"/>
-              </w:rPr>
-              <w:t>[1,2]</w:t>
-            </w:r>
-          </w:p>
-        </w:tc>
-      </w:tr>
-      <w:tr>
-        <w:trPr>
-          <w:cantSplit/>
-          <w:trHeight w:val="418"/>
-        </w:trPr>
-        <w:tc>
-          <w:tcPr>
-            <w:tcW w:w="279" w:type="pct"/>
-            <w:tcBorders>
-              <w:top w:val="single" w:sz="4" w:space="0" w:color="auto"/>
-              <w:left w:val="single" w:sz="4" w:space="0" w:color="auto"/>
-              <w:bottom w:val="single" w:sz="4" w:space="0" w:color="auto"/>
-              <w:right w:val="single" w:sz="4" w:space="0" w:color="auto"/>
-            </w:tcBorders>
-            <w:vAlign w:val="center"/>
-          </w:tcPr>
-          <w:p>
-            <w:pPr>
-              <w:widowControl w:val="0"/>
-              <w:numPr>
-                <w:ilvl w:val="0"/>
-                <w:numId w:val="43"/>
-              </w:numPr>
-              <w:spacing w:line="260" w:lineRule="auto"/>
-              <w:jc w:val="both"/>
-              <w:rPr>
-                <w:iCs/>
-                <w:sz w:val="24"/>
-                <w:szCs w:val="24"/>
-              </w:rPr>
-            </w:pPr>
-          </w:p>
-        </w:tc>
-        <w:tc>
-          <w:tcPr>
-            <w:tcW w:w="174" w:type="pct"/>
-            <w:tcBorders>
-              <w:top w:val="single" w:sz="4" w:space="0" w:color="auto"/>
-              <w:left w:val="single" w:sz="4" w:space="0" w:color="auto"/>
-              <w:bottom w:val="single" w:sz="4" w:space="0" w:color="auto"/>
-              <w:right w:val="single" w:sz="4" w:space="0" w:color="auto"/>
-            </w:tcBorders>
-            <w:vAlign w:val="center"/>
-          </w:tcPr>
-          <w:p>
-            <w:pPr>
-              <w:jc w:val="both"/>
-            </w:pPr>
-            <w:r>
-              <w:t> </w:t>
-            </w:r>
-          </w:p>
-        </w:tc>
-        <w:tc>
-          <w:tcPr>
-            <w:tcW w:w="1809" w:type="pct"/>
-            <w:tcBorders>
-              <w:top w:val="single" w:sz="4" w:space="0" w:color="auto"/>
-              <w:left w:val="single" w:sz="4" w:space="0" w:color="auto"/>
-              <w:bottom w:val="single" w:sz="4" w:space="0" w:color="auto"/>
-              <w:right w:val="single" w:sz="4" w:space="0" w:color="auto"/>
-            </w:tcBorders>
-            <w:vAlign w:val="center"/>
-          </w:tcPr>
-          <w:p>
-            <w:pPr>
-              <w:jc w:val="both"/>
-            </w:pPr>
-          </w:p>
-        </w:tc>
-        <w:tc>
-          <w:tcPr>
-            <w:tcW w:w="234" w:type="pct"/>
-            <w:tcBorders>
-              <w:top w:val="single" w:sz="4" w:space="0" w:color="auto"/>
-              <w:left w:val="single" w:sz="4" w:space="0" w:color="auto"/>
-              <w:bottom w:val="single" w:sz="4" w:space="0" w:color="auto"/>
-              <w:right w:val="single" w:sz="4" w:space="0" w:color="auto"/>
-            </w:tcBorders>
-            <w:vAlign w:val="center"/>
-          </w:tcPr>
-          <w:p>
-            <w:pPr>
-              <w:jc w:val="center"/>
-            </w:pPr>
-            <w:r>
-              <w:t> </w:t>
-            </w:r>
-          </w:p>
-        </w:tc>
-        <w:tc>
-          <w:tcPr>
-            <w:tcW w:w="188" w:type="pct"/>
-            <w:tcBorders>
-              <w:top w:val="single" w:sz="4" w:space="0" w:color="auto"/>
-              <w:left w:val="single" w:sz="4" w:space="0" w:color="auto"/>
-              <w:bottom w:val="single" w:sz="4" w:space="0" w:color="auto"/>
-              <w:right w:val="single" w:sz="4" w:space="0" w:color="auto"/>
-            </w:tcBorders>
-            <w:vAlign w:val="center"/>
-          </w:tcPr>
-          <w:p>
-            <w:pPr>
-              <w:jc w:val="center"/>
-            </w:pPr>
-            <w:r>
-              <w:t>2</w:t>
-            </w:r>
-          </w:p>
-        </w:tc>
-        <w:tc>
-          <w:tcPr>
-            <w:tcW w:w="566" w:type="pct"/>
-            <w:tcBorders>
-              <w:top w:val="single" w:sz="4" w:space="0" w:color="auto"/>
-              <w:left w:val="single" w:sz="4" w:space="0" w:color="auto"/>
-              <w:bottom w:val="single" w:sz="4" w:space="0" w:color="auto"/>
-              <w:right w:val="single" w:sz="4" w:space="0" w:color="auto"/>
-            </w:tcBorders>
-            <w:vAlign w:val="center"/>
-          </w:tcPr>
-          <w:p>
-            <w:pPr>
-              <w:jc w:val="right"/>
-            </w:pPr>
-            <w:r>
-              <w:t>СР №</w:t>
-            </w:r>
-          </w:p>
-        </w:tc>
-        <w:tc>
-          <w:tcPr>
-            <w:tcW w:w="141" w:type="pct"/>
-            <w:tcBorders>
-              <w:top w:val="single" w:sz="4" w:space="0" w:color="auto"/>
-              <w:left w:val="single" w:sz="4" w:space="0" w:color="auto"/>
-              <w:bottom w:val="single" w:sz="4" w:space="0" w:color="auto"/>
-              <w:right w:val="single" w:sz="4" w:space="0" w:color="auto"/>
-            </w:tcBorders>
-            <w:vAlign w:val="center"/>
-          </w:tcPr>
-          <w:p>
-            <w:pPr>
-              <w:jc w:val="center"/>
-            </w:pPr>
-            <w:r>
-              <w:t>6</w:t>
-            </w:r>
-          </w:p>
-        </w:tc>
-        <w:tc>
-          <w:tcPr>
-            <w:tcW w:w="504" w:type="pct"/>
-            <w:tcBorders>
-              <w:top w:val="single" w:sz="4" w:space="0" w:color="auto"/>
-              <w:left w:val="single" w:sz="4" w:space="0" w:color="auto"/>
-              <w:bottom w:val="single" w:sz="4" w:space="0" w:color="auto"/>
-              <w:right w:val="single" w:sz="4" w:space="0" w:color="auto"/>
-            </w:tcBorders>
-            <w:vAlign w:val="center"/>
-          </w:tcPr>
-          <w:p>
-            <w:pPr>
-              <w:jc w:val="center"/>
-            </w:pPr>
-            <w:r>
-              <w:t>Реферативний конспект</w:t>
-            </w:r>
-          </w:p>
-        </w:tc>
-        <w:tc>
-          <w:tcPr>
-            <w:tcW w:w="461" w:type="pct"/>
-            <w:tcBorders>
-              <w:top w:val="single" w:sz="4" w:space="0" w:color="auto"/>
-              <w:left w:val="single" w:sz="4" w:space="0" w:color="auto"/>
-              <w:bottom w:val="single" w:sz="4" w:space="0" w:color="auto"/>
-              <w:right w:val="single" w:sz="4" w:space="0" w:color="auto"/>
-            </w:tcBorders>
-            <w:vAlign w:val="center"/>
-          </w:tcPr>
-          <w:p>
-            <w:pPr>
-              <w:jc w:val="center"/>
-            </w:pPr>
-            <w:r>
-              <w:t>Поточний</w:t>
-            </w:r>
-          </w:p>
-        </w:tc>
-        <w:tc>
-          <w:tcPr>
-            <w:tcW w:w="644" w:type="pct"/>
-            <w:tcBorders>
-              <w:top w:val="single" w:sz="4" w:space="0" w:color="auto"/>
-              <w:left w:val="single" w:sz="4" w:space="0" w:color="auto"/>
-              <w:bottom w:val="single" w:sz="4" w:space="0" w:color="auto"/>
-              <w:right w:val="single" w:sz="4" w:space="0" w:color="auto"/>
-            </w:tcBorders>
-            <w:vAlign w:val="center"/>
-          </w:tcPr>
-          <w:p>
-            <w:pPr>
-              <w:jc w:val="center"/>
-            </w:pPr>
-            <w:r>
-              <w:rPr>
-                <w:lang w:val="en-US"/>
-              </w:rPr>
-              <w:t>[1-4]</w:t>
-            </w:r>
-          </w:p>
-        </w:tc>
-      </w:tr>
-      <w:tr>
-        <w:trPr>
-          <w:cantSplit/>
-          <w:trHeight w:val="418"/>
-        </w:trPr>
-        <w:tc>
-          <w:tcPr>
-            <w:tcW w:w="279" w:type="pct"/>
-            <w:tcBorders>
-              <w:top w:val="single" w:sz="4" w:space="0" w:color="auto"/>
-              <w:left w:val="single" w:sz="4" w:space="0" w:color="auto"/>
-              <w:bottom w:val="single" w:sz="4" w:space="0" w:color="auto"/>
-              <w:right w:val="single" w:sz="4" w:space="0" w:color="auto"/>
-            </w:tcBorders>
-            <w:vAlign w:val="center"/>
-          </w:tcPr>
-          <w:p>
-            <w:pPr>
-              <w:widowControl w:val="0"/>
-              <w:numPr>
-                <w:ilvl w:val="0"/>
-                <w:numId w:val="43"/>
-              </w:numPr>
-              <w:spacing w:line="260" w:lineRule="auto"/>
-              <w:jc w:val="both"/>
-              <w:rPr>
-                <w:iCs/>
-                <w:sz w:val="24"/>
-                <w:szCs w:val="24"/>
-              </w:rPr>
-            </w:pPr>
-          </w:p>
-        </w:tc>
-        <w:tc>
-          <w:tcPr>
-            <w:tcW w:w="174" w:type="pct"/>
-            <w:tcBorders>
-              <w:top w:val="single" w:sz="4" w:space="0" w:color="auto"/>
-              <w:left w:val="single" w:sz="4" w:space="0" w:color="auto"/>
-              <w:bottom w:val="single" w:sz="4" w:space="0" w:color="auto"/>
-              <w:right w:val="single" w:sz="4" w:space="0" w:color="auto"/>
-            </w:tcBorders>
-            <w:vAlign w:val="center"/>
-          </w:tcPr>
-          <w:p>
-            <w:pPr>
-              <w:jc w:val="both"/>
-            </w:pPr>
-            <w:r>
-              <w:t> </w:t>
-            </w:r>
-          </w:p>
-        </w:tc>
-        <w:tc>
-          <w:tcPr>
-            <w:tcW w:w="1809" w:type="pct"/>
-            <w:tcBorders>
-              <w:top w:val="single" w:sz="4" w:space="0" w:color="auto"/>
-              <w:left w:val="single" w:sz="4" w:space="0" w:color="auto"/>
-              <w:bottom w:val="single" w:sz="4" w:space="0" w:color="auto"/>
-              <w:right w:val="single" w:sz="4" w:space="0" w:color="auto"/>
-            </w:tcBorders>
-            <w:vAlign w:val="center"/>
-          </w:tcPr>
-          <w:p>
-            <w:pPr>
-              <w:jc w:val="both"/>
-            </w:pPr>
-          </w:p>
-        </w:tc>
-        <w:tc>
-          <w:tcPr>
-            <w:tcW w:w="234" w:type="pct"/>
-            <w:tcBorders>
-              <w:top w:val="single" w:sz="4" w:space="0" w:color="auto"/>
-              <w:left w:val="single" w:sz="4" w:space="0" w:color="auto"/>
-              <w:bottom w:val="single" w:sz="4" w:space="0" w:color="auto"/>
-              <w:right w:val="single" w:sz="4" w:space="0" w:color="auto"/>
-            </w:tcBorders>
-            <w:vAlign w:val="center"/>
-          </w:tcPr>
-          <w:p>
-            <w:pPr>
-              <w:jc w:val="center"/>
-            </w:pPr>
-            <w:r>
-              <w:t>2</w:t>
-            </w:r>
-          </w:p>
-        </w:tc>
-        <w:tc>
-          <w:tcPr>
-            <w:tcW w:w="188" w:type="pct"/>
-            <w:tcBorders>
-              <w:top w:val="single" w:sz="4" w:space="0" w:color="auto"/>
-              <w:left w:val="single" w:sz="4" w:space="0" w:color="auto"/>
-              <w:bottom w:val="single" w:sz="4" w:space="0" w:color="auto"/>
-              <w:right w:val="single" w:sz="4" w:space="0" w:color="auto"/>
-            </w:tcBorders>
-            <w:vAlign w:val="center"/>
-          </w:tcPr>
-          <w:p>
-            <w:pPr>
-              <w:jc w:val="center"/>
-            </w:pPr>
-            <w:r>
-              <w:t> </w:t>
-            </w:r>
-          </w:p>
-        </w:tc>
-        <w:tc>
-          <w:tcPr>
-            <w:tcW w:w="566" w:type="pct"/>
-            <w:tcBorders>
-              <w:top w:val="single" w:sz="4" w:space="0" w:color="auto"/>
-              <w:left w:val="single" w:sz="4" w:space="0" w:color="auto"/>
-              <w:bottom w:val="single" w:sz="4" w:space="0" w:color="auto"/>
-              <w:right w:val="single" w:sz="4" w:space="0" w:color="auto"/>
-            </w:tcBorders>
-            <w:vAlign w:val="center"/>
-          </w:tcPr>
-          <w:p>
-            <w:pPr>
-              <w:jc w:val="right"/>
-            </w:pPr>
-            <w:r>
-              <w:t>Лабораторна №</w:t>
-            </w:r>
-          </w:p>
-        </w:tc>
-        <w:tc>
-          <w:tcPr>
-            <w:tcW w:w="141" w:type="pct"/>
-            <w:tcBorders>
-              <w:top w:val="single" w:sz="4" w:space="0" w:color="auto"/>
-              <w:left w:val="single" w:sz="4" w:space="0" w:color="auto"/>
-              <w:bottom w:val="single" w:sz="4" w:space="0" w:color="auto"/>
-              <w:right w:val="single" w:sz="4" w:space="0" w:color="auto"/>
-            </w:tcBorders>
-            <w:vAlign w:val="center"/>
-          </w:tcPr>
-          <w:p>
-            <w:pPr>
-              <w:jc w:val="center"/>
-            </w:pPr>
-            <w:r>
-              <w:t>7</w:t>
-            </w:r>
-          </w:p>
-        </w:tc>
-        <w:tc>
-          <w:tcPr>
-            <w:tcW w:w="504" w:type="pct"/>
-            <w:tcBorders>
-              <w:top w:val="single" w:sz="4" w:space="0" w:color="auto"/>
-              <w:left w:val="single" w:sz="4" w:space="0" w:color="auto"/>
-              <w:bottom w:val="single" w:sz="4" w:space="0" w:color="auto"/>
-              <w:right w:val="single" w:sz="4" w:space="0" w:color="auto"/>
-            </w:tcBorders>
-            <w:vAlign w:val="center"/>
-          </w:tcPr>
-          <w:p>
-            <w:pPr>
-              <w:jc w:val="center"/>
-            </w:pPr>
-            <w:r>
-              <w:t>Звіт</w:t>
-            </w:r>
-          </w:p>
-        </w:tc>
-        <w:tc>
-          <w:tcPr>
-            <w:tcW w:w="461" w:type="pct"/>
-            <w:tcBorders>
-              <w:top w:val="single" w:sz="4" w:space="0" w:color="auto"/>
-              <w:left w:val="single" w:sz="4" w:space="0" w:color="auto"/>
-              <w:bottom w:val="single" w:sz="4" w:space="0" w:color="auto"/>
-              <w:right w:val="single" w:sz="4" w:space="0" w:color="auto"/>
-            </w:tcBorders>
-            <w:vAlign w:val="center"/>
-          </w:tcPr>
-          <w:p>
-            <w:pPr>
-              <w:jc w:val="center"/>
-            </w:pPr>
-            <w:r>
-              <w:t>Поточний</w:t>
-            </w:r>
-          </w:p>
-        </w:tc>
-        <w:tc>
-          <w:tcPr>
-            <w:tcW w:w="644" w:type="pct"/>
-            <w:tcBorders>
-              <w:top w:val="single" w:sz="4" w:space="0" w:color="auto"/>
-              <w:left w:val="single" w:sz="4" w:space="0" w:color="auto"/>
-              <w:bottom w:val="single" w:sz="4" w:space="0" w:color="auto"/>
-              <w:right w:val="single" w:sz="4" w:space="0" w:color="auto"/>
-            </w:tcBorders>
-            <w:vAlign w:val="center"/>
-          </w:tcPr>
-          <w:p>
-            <w:pPr>
-              <w:jc w:val="center"/>
-            </w:pPr>
-            <w:r>
-              <w:rPr>
-                <w:lang w:val="en-US"/>
-              </w:rPr>
-              <w:t>[1,2]</w:t>
-            </w:r>
-          </w:p>
-        </w:tc>
-      </w:tr>
-      <w:tr>
-        <w:trPr>
-          <w:cantSplit/>
-          <w:trHeight w:val="418"/>
-        </w:trPr>
-        <w:tc>
-          <w:tcPr>
-            <w:tcW w:w="279" w:type="pct"/>
-            <w:tcBorders>
-              <w:top w:val="single" w:sz="4" w:space="0" w:color="auto"/>
-              <w:left w:val="single" w:sz="4" w:space="0" w:color="auto"/>
-              <w:bottom w:val="single" w:sz="4" w:space="0" w:color="auto"/>
-              <w:right w:val="single" w:sz="4" w:space="0" w:color="auto"/>
-            </w:tcBorders>
-            <w:vAlign w:val="center"/>
-          </w:tcPr>
-          <w:p>
-            <w:pPr>
-              <w:widowControl w:val="0"/>
-              <w:numPr>
-                <w:ilvl w:val="0"/>
-                <w:numId w:val="43"/>
-              </w:numPr>
-              <w:spacing w:line="260" w:lineRule="auto"/>
-              <w:jc w:val="both"/>
-              <w:rPr>
-                <w:iCs/>
-                <w:sz w:val="24"/>
-                <w:szCs w:val="24"/>
-              </w:rPr>
-            </w:pPr>
-          </w:p>
-        </w:tc>
-        <w:tc>
-          <w:tcPr>
-            <w:tcW w:w="174" w:type="pct"/>
-            <w:tcBorders>
-              <w:top w:val="single" w:sz="4" w:space="0" w:color="auto"/>
-              <w:left w:val="single" w:sz="4" w:space="0" w:color="auto"/>
-              <w:bottom w:val="single" w:sz="4" w:space="0" w:color="auto"/>
-              <w:right w:val="single" w:sz="4" w:space="0" w:color="auto"/>
-            </w:tcBorders>
-            <w:vAlign w:val="center"/>
-          </w:tcPr>
-          <w:p>
-            <w:pPr>
-              <w:jc w:val="both"/>
-            </w:pPr>
-            <w:r>
-              <w:rPr>
-                <w:lang w:val="ru-RU"/>
-              </w:rPr>
-              <w:t> </w:t>
-            </w:r>
-          </w:p>
-        </w:tc>
-        <w:tc>
-          <w:tcPr>
-            <w:tcW w:w="1809" w:type="pct"/>
-            <w:tcBorders>
-              <w:top w:val="single" w:sz="4" w:space="0" w:color="auto"/>
-              <w:left w:val="single" w:sz="4" w:space="0" w:color="auto"/>
-              <w:bottom w:val="single" w:sz="4" w:space="0" w:color="auto"/>
-              <w:right w:val="single" w:sz="4" w:space="0" w:color="auto"/>
-            </w:tcBorders>
-            <w:vAlign w:val="center"/>
-          </w:tcPr>
-          <w:p>
-            <w:pPr>
-              <w:jc w:val="both"/>
-            </w:pPr>
-            <w:r>
-              <w:t>Динамічні бібліотеки</w:t>
-            </w:r>
-          </w:p>
-        </w:tc>
-        <w:tc>
-          <w:tcPr>
-            <w:tcW w:w="234" w:type="pct"/>
-            <w:tcBorders>
-              <w:top w:val="single" w:sz="4" w:space="0" w:color="auto"/>
-              <w:left w:val="single" w:sz="4" w:space="0" w:color="auto"/>
-              <w:bottom w:val="single" w:sz="4" w:space="0" w:color="auto"/>
-              <w:right w:val="single" w:sz="4" w:space="0" w:color="auto"/>
-            </w:tcBorders>
-            <w:vAlign w:val="center"/>
-          </w:tcPr>
-          <w:p>
-            <w:pPr>
-              <w:jc w:val="center"/>
-            </w:pPr>
-            <w:r>
-              <w:t>2</w:t>
-            </w:r>
-          </w:p>
-        </w:tc>
-        <w:tc>
-          <w:tcPr>
-            <w:tcW w:w="188" w:type="pct"/>
-            <w:tcBorders>
-              <w:top w:val="single" w:sz="4" w:space="0" w:color="auto"/>
-              <w:left w:val="single" w:sz="4" w:space="0" w:color="auto"/>
-              <w:bottom w:val="single" w:sz="4" w:space="0" w:color="auto"/>
-              <w:right w:val="single" w:sz="4" w:space="0" w:color="auto"/>
-            </w:tcBorders>
-            <w:vAlign w:val="center"/>
-          </w:tcPr>
-          <w:p>
-            <w:pPr>
-              <w:jc w:val="center"/>
-            </w:pPr>
-            <w:r>
-              <w:t> </w:t>
-            </w:r>
-          </w:p>
-        </w:tc>
-        <w:tc>
-          <w:tcPr>
-            <w:tcW w:w="566" w:type="pct"/>
-            <w:tcBorders>
-              <w:top w:val="single" w:sz="4" w:space="0" w:color="auto"/>
-              <w:left w:val="single" w:sz="4" w:space="0" w:color="auto"/>
-              <w:bottom w:val="single" w:sz="4" w:space="0" w:color="auto"/>
-              <w:right w:val="single" w:sz="4" w:space="0" w:color="auto"/>
-            </w:tcBorders>
-            <w:vAlign w:val="center"/>
-          </w:tcPr>
-          <w:p>
-            <w:pPr>
-              <w:jc w:val="right"/>
-            </w:pPr>
-            <w:r>
-              <w:t>Лекція №</w:t>
-            </w:r>
-          </w:p>
-        </w:tc>
-        <w:tc>
-          <w:tcPr>
-            <w:tcW w:w="141" w:type="pct"/>
-            <w:tcBorders>
-              <w:top w:val="single" w:sz="4" w:space="0" w:color="auto"/>
-              <w:left w:val="single" w:sz="4" w:space="0" w:color="auto"/>
-              <w:bottom w:val="single" w:sz="4" w:space="0" w:color="auto"/>
-              <w:right w:val="single" w:sz="4" w:space="0" w:color="auto"/>
-            </w:tcBorders>
-            <w:vAlign w:val="center"/>
-          </w:tcPr>
-          <w:p>
-            <w:pPr>
-              <w:jc w:val="center"/>
-            </w:pPr>
-            <w:r>
-              <w:t>15</w:t>
-            </w:r>
-          </w:p>
-        </w:tc>
-        <w:tc>
-          <w:tcPr>
-            <w:tcW w:w="504" w:type="pct"/>
-            <w:tcBorders>
-              <w:top w:val="single" w:sz="4" w:space="0" w:color="auto"/>
-              <w:left w:val="single" w:sz="4" w:space="0" w:color="auto"/>
-              <w:bottom w:val="single" w:sz="4" w:space="0" w:color="auto"/>
-              <w:right w:val="single" w:sz="4" w:space="0" w:color="auto"/>
-            </w:tcBorders>
-            <w:vAlign w:val="center"/>
-          </w:tcPr>
-          <w:p>
-            <w:pPr>
-              <w:jc w:val="center"/>
-            </w:pPr>
-            <w:r>
-              <w:t>Конспект</w:t>
-            </w:r>
-          </w:p>
-        </w:tc>
-        <w:tc>
-          <w:tcPr>
-            <w:tcW w:w="461" w:type="pct"/>
-            <w:tcBorders>
-              <w:top w:val="single" w:sz="4" w:space="0" w:color="auto"/>
-              <w:left w:val="single" w:sz="4" w:space="0" w:color="auto"/>
-              <w:bottom w:val="single" w:sz="4" w:space="0" w:color="auto"/>
-              <w:right w:val="single" w:sz="4" w:space="0" w:color="auto"/>
-            </w:tcBorders>
-            <w:vAlign w:val="center"/>
-          </w:tcPr>
-          <w:p>
-            <w:pPr>
-              <w:jc w:val="center"/>
-            </w:pPr>
-            <w:r>
-              <w:t>Поточний</w:t>
-            </w:r>
-          </w:p>
-        </w:tc>
-        <w:tc>
-          <w:tcPr>
-            <w:tcW w:w="644" w:type="pct"/>
-            <w:tcBorders>
-              <w:top w:val="single" w:sz="4" w:space="0" w:color="auto"/>
-              <w:left w:val="single" w:sz="4" w:space="0" w:color="auto"/>
-              <w:bottom w:val="single" w:sz="4" w:space="0" w:color="auto"/>
-              <w:right w:val="single" w:sz="4" w:space="0" w:color="auto"/>
-            </w:tcBorders>
-            <w:vAlign w:val="center"/>
-          </w:tcPr>
-          <w:p>
-            <w:pPr>
-              <w:jc w:val="center"/>
-            </w:pPr>
-            <w:r>
-              <w:rPr>
-                <w:lang w:val="en-US"/>
-              </w:rPr>
-              <w:t>[1,2]</w:t>
-            </w:r>
-          </w:p>
-        </w:tc>
-      </w:tr>
-      <w:tr>
-        <w:trPr>
-          <w:cantSplit/>
-          <w:trHeight w:val="418"/>
-        </w:trPr>
-        <w:tc>
-          <w:tcPr>
-            <w:tcW w:w="279" w:type="pct"/>
-            <w:tcBorders>
-              <w:top w:val="single" w:sz="4" w:space="0" w:color="auto"/>
-              <w:left w:val="single" w:sz="4" w:space="0" w:color="auto"/>
-              <w:bottom w:val="single" w:sz="4" w:space="0" w:color="auto"/>
-              <w:right w:val="single" w:sz="4" w:space="0" w:color="auto"/>
-            </w:tcBorders>
-            <w:vAlign w:val="center"/>
-          </w:tcPr>
-          <w:p>
-            <w:pPr>
-              <w:widowControl w:val="0"/>
-              <w:numPr>
-                <w:ilvl w:val="0"/>
-                <w:numId w:val="43"/>
-              </w:numPr>
-              <w:spacing w:line="260" w:lineRule="auto"/>
-              <w:jc w:val="both"/>
-              <w:rPr>
-                <w:iCs/>
-                <w:sz w:val="24"/>
-                <w:szCs w:val="24"/>
-              </w:rPr>
-            </w:pPr>
-          </w:p>
-        </w:tc>
-        <w:tc>
-          <w:tcPr>
-            <w:tcW w:w="174" w:type="pct"/>
-            <w:tcBorders>
-              <w:top w:val="single" w:sz="4" w:space="0" w:color="auto"/>
-              <w:left w:val="single" w:sz="4" w:space="0" w:color="auto"/>
-              <w:bottom w:val="single" w:sz="4" w:space="0" w:color="auto"/>
-              <w:right w:val="single" w:sz="4" w:space="0" w:color="auto"/>
-            </w:tcBorders>
-            <w:vAlign w:val="center"/>
-          </w:tcPr>
-          <w:p>
-            <w:pPr>
-              <w:jc w:val="both"/>
-            </w:pPr>
-            <w:r>
-              <w:t> </w:t>
-            </w:r>
-          </w:p>
-        </w:tc>
-        <w:tc>
-          <w:tcPr>
-            <w:tcW w:w="1809" w:type="pct"/>
-            <w:tcBorders>
-              <w:top w:val="single" w:sz="4" w:space="0" w:color="auto"/>
-              <w:left w:val="single" w:sz="4" w:space="0" w:color="auto"/>
-              <w:bottom w:val="single" w:sz="4" w:space="0" w:color="auto"/>
-              <w:right w:val="single" w:sz="4" w:space="0" w:color="auto"/>
-            </w:tcBorders>
-            <w:vAlign w:val="center"/>
-          </w:tcPr>
-          <w:p>
-            <w:pPr>
-              <w:jc w:val="both"/>
-            </w:pPr>
-          </w:p>
-        </w:tc>
-        <w:tc>
-          <w:tcPr>
-            <w:tcW w:w="234" w:type="pct"/>
-            <w:tcBorders>
-              <w:top w:val="single" w:sz="4" w:space="0" w:color="auto"/>
-              <w:left w:val="single" w:sz="4" w:space="0" w:color="auto"/>
-              <w:bottom w:val="single" w:sz="4" w:space="0" w:color="auto"/>
-              <w:right w:val="single" w:sz="4" w:space="0" w:color="auto"/>
-            </w:tcBorders>
-            <w:vAlign w:val="center"/>
-          </w:tcPr>
-          <w:p>
-            <w:pPr>
-              <w:jc w:val="center"/>
-            </w:pPr>
-            <w:r>
-              <w:t> </w:t>
-            </w:r>
-          </w:p>
-        </w:tc>
-        <w:tc>
-          <w:tcPr>
-            <w:tcW w:w="188" w:type="pct"/>
-            <w:tcBorders>
-              <w:top w:val="single" w:sz="4" w:space="0" w:color="auto"/>
-              <w:left w:val="single" w:sz="4" w:space="0" w:color="auto"/>
-              <w:bottom w:val="single" w:sz="4" w:space="0" w:color="auto"/>
-              <w:right w:val="single" w:sz="4" w:space="0" w:color="auto"/>
-            </w:tcBorders>
-            <w:vAlign w:val="center"/>
-          </w:tcPr>
-          <w:p>
-            <w:pPr>
-              <w:jc w:val="center"/>
-            </w:pPr>
-            <w:r>
-              <w:t>2</w:t>
-            </w:r>
-          </w:p>
-        </w:tc>
-        <w:tc>
-          <w:tcPr>
-            <w:tcW w:w="566" w:type="pct"/>
-            <w:tcBorders>
-              <w:top w:val="single" w:sz="4" w:space="0" w:color="auto"/>
-              <w:left w:val="single" w:sz="4" w:space="0" w:color="auto"/>
-              <w:bottom w:val="single" w:sz="4" w:space="0" w:color="auto"/>
-              <w:right w:val="single" w:sz="4" w:space="0" w:color="auto"/>
-            </w:tcBorders>
-            <w:vAlign w:val="center"/>
-          </w:tcPr>
-          <w:p>
-            <w:pPr>
-              <w:jc w:val="right"/>
-            </w:pPr>
-            <w:r>
-              <w:t>СР №</w:t>
-            </w:r>
-          </w:p>
-        </w:tc>
-        <w:tc>
-          <w:tcPr>
-            <w:tcW w:w="141" w:type="pct"/>
-            <w:tcBorders>
-              <w:top w:val="single" w:sz="4" w:space="0" w:color="auto"/>
-              <w:left w:val="single" w:sz="4" w:space="0" w:color="auto"/>
-              <w:bottom w:val="single" w:sz="4" w:space="0" w:color="auto"/>
-              <w:right w:val="single" w:sz="4" w:space="0" w:color="auto"/>
-            </w:tcBorders>
-            <w:vAlign w:val="center"/>
-          </w:tcPr>
-          <w:p>
-            <w:pPr>
-              <w:jc w:val="center"/>
-            </w:pPr>
-            <w:r>
-              <w:t>7</w:t>
-            </w:r>
-          </w:p>
-        </w:tc>
-        <w:tc>
-          <w:tcPr>
-            <w:tcW w:w="504" w:type="pct"/>
-            <w:tcBorders>
-              <w:top w:val="single" w:sz="4" w:space="0" w:color="auto"/>
-              <w:left w:val="single" w:sz="4" w:space="0" w:color="auto"/>
-              <w:bottom w:val="single" w:sz="4" w:space="0" w:color="auto"/>
-              <w:right w:val="single" w:sz="4" w:space="0" w:color="auto"/>
-            </w:tcBorders>
-            <w:vAlign w:val="center"/>
-          </w:tcPr>
-          <w:p>
-            <w:pPr>
-              <w:jc w:val="center"/>
-            </w:pPr>
-            <w:r>
-              <w:t>Реферативний конспект</w:t>
-            </w:r>
-          </w:p>
-        </w:tc>
-        <w:tc>
-          <w:tcPr>
-            <w:tcW w:w="461" w:type="pct"/>
-            <w:tcBorders>
-              <w:top w:val="single" w:sz="4" w:space="0" w:color="auto"/>
-              <w:left w:val="single" w:sz="4" w:space="0" w:color="auto"/>
-              <w:bottom w:val="single" w:sz="4" w:space="0" w:color="auto"/>
-              <w:right w:val="single" w:sz="4" w:space="0" w:color="auto"/>
-            </w:tcBorders>
-            <w:vAlign w:val="center"/>
-          </w:tcPr>
-          <w:p>
-            <w:pPr>
-              <w:jc w:val="center"/>
-            </w:pPr>
-            <w:r>
-              <w:t>Поточний</w:t>
-            </w:r>
-          </w:p>
-        </w:tc>
-        <w:tc>
-          <w:tcPr>
-            <w:tcW w:w="644" w:type="pct"/>
-            <w:tcBorders>
-              <w:top w:val="single" w:sz="4" w:space="0" w:color="auto"/>
-              <w:left w:val="single" w:sz="4" w:space="0" w:color="auto"/>
-              <w:bottom w:val="single" w:sz="4" w:space="0" w:color="auto"/>
-              <w:right w:val="single" w:sz="4" w:space="0" w:color="auto"/>
-            </w:tcBorders>
-            <w:vAlign w:val="center"/>
-          </w:tcPr>
-          <w:p>
-            <w:pPr>
-              <w:jc w:val="center"/>
-            </w:pPr>
-            <w:r>
-              <w:rPr>
-                <w:lang w:val="en-US"/>
-              </w:rPr>
-              <w:t>[1,2]</w:t>
-            </w:r>
-          </w:p>
-        </w:tc>
-      </w:tr>
-      <w:tr>
-        <w:trPr>
-          <w:cantSplit/>
-          <w:trHeight w:val="418"/>
-        </w:trPr>
-        <w:tc>
-          <w:tcPr>
-            <w:tcW w:w="279" w:type="pct"/>
-            <w:tcBorders>
-              <w:top w:val="single" w:sz="4" w:space="0" w:color="auto"/>
-              <w:left w:val="single" w:sz="4" w:space="0" w:color="auto"/>
-              <w:bottom w:val="single" w:sz="4" w:space="0" w:color="auto"/>
-              <w:right w:val="single" w:sz="4" w:space="0" w:color="auto"/>
-            </w:tcBorders>
-            <w:vAlign w:val="center"/>
-          </w:tcPr>
-          <w:p>
-            <w:pPr>
-              <w:widowControl w:val="0"/>
-              <w:numPr>
-                <w:ilvl w:val="0"/>
-                <w:numId w:val="43"/>
-              </w:numPr>
-              <w:spacing w:line="260" w:lineRule="auto"/>
-              <w:jc w:val="both"/>
-              <w:rPr>
-                <w:iCs/>
-                <w:sz w:val="24"/>
-                <w:szCs w:val="24"/>
-              </w:rPr>
-            </w:pPr>
-          </w:p>
-        </w:tc>
-        <w:tc>
-          <w:tcPr>
-            <w:tcW w:w="174" w:type="pct"/>
-            <w:tcBorders>
-              <w:top w:val="single" w:sz="4" w:space="0" w:color="auto"/>
-              <w:left w:val="single" w:sz="4" w:space="0" w:color="auto"/>
-              <w:bottom w:val="single" w:sz="4" w:space="0" w:color="auto"/>
-              <w:right w:val="single" w:sz="4" w:space="0" w:color="auto"/>
-            </w:tcBorders>
-            <w:vAlign w:val="center"/>
-          </w:tcPr>
-          <w:p>
-            <w:pPr>
-              <w:jc w:val="both"/>
-            </w:pPr>
-            <w:r>
-              <w:t> </w:t>
-            </w:r>
-          </w:p>
-        </w:tc>
-        <w:tc>
-          <w:tcPr>
-            <w:tcW w:w="1809" w:type="pct"/>
-            <w:tcBorders>
-              <w:top w:val="single" w:sz="4" w:space="0" w:color="auto"/>
-              <w:left w:val="single" w:sz="4" w:space="0" w:color="auto"/>
-              <w:bottom w:val="single" w:sz="4" w:space="0" w:color="auto"/>
-              <w:right w:val="single" w:sz="4" w:space="0" w:color="auto"/>
-            </w:tcBorders>
-            <w:vAlign w:val="center"/>
-          </w:tcPr>
-          <w:p>
-            <w:pPr>
-              <w:jc w:val="both"/>
-            </w:pPr>
-          </w:p>
-        </w:tc>
-        <w:tc>
-          <w:tcPr>
-            <w:tcW w:w="234" w:type="pct"/>
-            <w:tcBorders>
-              <w:top w:val="single" w:sz="4" w:space="0" w:color="auto"/>
-              <w:left w:val="single" w:sz="4" w:space="0" w:color="auto"/>
-              <w:bottom w:val="single" w:sz="4" w:space="0" w:color="auto"/>
-              <w:right w:val="single" w:sz="4" w:space="0" w:color="auto"/>
-            </w:tcBorders>
-            <w:vAlign w:val="center"/>
-          </w:tcPr>
-          <w:p>
-            <w:pPr>
-              <w:jc w:val="center"/>
-            </w:pPr>
-            <w:r>
-              <w:t>2</w:t>
-            </w:r>
-          </w:p>
-        </w:tc>
-        <w:tc>
-          <w:tcPr>
-            <w:tcW w:w="188" w:type="pct"/>
-            <w:tcBorders>
-              <w:top w:val="single" w:sz="4" w:space="0" w:color="auto"/>
-              <w:left w:val="single" w:sz="4" w:space="0" w:color="auto"/>
-              <w:bottom w:val="single" w:sz="4" w:space="0" w:color="auto"/>
-              <w:right w:val="single" w:sz="4" w:space="0" w:color="auto"/>
-            </w:tcBorders>
-            <w:vAlign w:val="center"/>
-          </w:tcPr>
-          <w:p>
-            <w:pPr>
-              <w:jc w:val="center"/>
-            </w:pPr>
-            <w:r>
-              <w:t> </w:t>
-            </w:r>
-          </w:p>
-        </w:tc>
-        <w:tc>
-          <w:tcPr>
-            <w:tcW w:w="566" w:type="pct"/>
-            <w:tcBorders>
-              <w:top w:val="single" w:sz="4" w:space="0" w:color="auto"/>
-              <w:left w:val="single" w:sz="4" w:space="0" w:color="auto"/>
-              <w:bottom w:val="single" w:sz="4" w:space="0" w:color="auto"/>
-              <w:right w:val="single" w:sz="4" w:space="0" w:color="auto"/>
-            </w:tcBorders>
-            <w:vAlign w:val="center"/>
-          </w:tcPr>
-          <w:p>
-            <w:pPr>
-              <w:jc w:val="right"/>
-            </w:pPr>
-            <w:r>
-              <w:t>Лабораторна №</w:t>
-            </w:r>
-          </w:p>
-        </w:tc>
-        <w:tc>
-          <w:tcPr>
-            <w:tcW w:w="141" w:type="pct"/>
-            <w:tcBorders>
-              <w:top w:val="single" w:sz="4" w:space="0" w:color="auto"/>
-              <w:left w:val="single" w:sz="4" w:space="0" w:color="auto"/>
-              <w:bottom w:val="single" w:sz="4" w:space="0" w:color="auto"/>
-              <w:right w:val="single" w:sz="4" w:space="0" w:color="auto"/>
-            </w:tcBorders>
-            <w:vAlign w:val="center"/>
-          </w:tcPr>
-          <w:p>
-            <w:pPr>
-              <w:jc w:val="center"/>
-            </w:pPr>
-            <w:r>
-              <w:rPr>
-                <w:lang w:val="en-US"/>
-              </w:rPr>
-              <w:t>8</w:t>
-            </w:r>
-          </w:p>
-        </w:tc>
-        <w:tc>
-          <w:tcPr>
-            <w:tcW w:w="504" w:type="pct"/>
-            <w:tcBorders>
-              <w:top w:val="single" w:sz="4" w:space="0" w:color="auto"/>
-              <w:left w:val="single" w:sz="4" w:space="0" w:color="auto"/>
-              <w:bottom w:val="single" w:sz="4" w:space="0" w:color="auto"/>
-              <w:right w:val="single" w:sz="4" w:space="0" w:color="auto"/>
-            </w:tcBorders>
-            <w:vAlign w:val="center"/>
-          </w:tcPr>
-          <w:p>
-            <w:pPr>
-              <w:jc w:val="center"/>
-            </w:pPr>
-            <w:r>
-              <w:t>Звіт</w:t>
-            </w:r>
-          </w:p>
-        </w:tc>
-        <w:tc>
-          <w:tcPr>
-            <w:tcW w:w="461" w:type="pct"/>
-            <w:tcBorders>
-              <w:top w:val="single" w:sz="4" w:space="0" w:color="auto"/>
-              <w:left w:val="single" w:sz="4" w:space="0" w:color="auto"/>
-              <w:bottom w:val="single" w:sz="4" w:space="0" w:color="auto"/>
-              <w:right w:val="single" w:sz="4" w:space="0" w:color="auto"/>
-            </w:tcBorders>
-            <w:vAlign w:val="center"/>
-          </w:tcPr>
-          <w:p>
-            <w:pPr>
-              <w:jc w:val="center"/>
-            </w:pPr>
-            <w:r>
-              <w:t>Поточний</w:t>
-            </w:r>
-          </w:p>
-        </w:tc>
-        <w:tc>
-          <w:tcPr>
-            <w:tcW w:w="644" w:type="pct"/>
-            <w:tcBorders>
-              <w:top w:val="single" w:sz="4" w:space="0" w:color="auto"/>
-              <w:left w:val="single" w:sz="4" w:space="0" w:color="auto"/>
-              <w:bottom w:val="single" w:sz="4" w:space="0" w:color="auto"/>
-              <w:right w:val="single" w:sz="4" w:space="0" w:color="auto"/>
-            </w:tcBorders>
-            <w:vAlign w:val="center"/>
-          </w:tcPr>
-          <w:p>
-            <w:pPr>
-              <w:jc w:val="center"/>
-            </w:pPr>
-            <w:r>
-              <w:rPr>
-                <w:lang w:val="en-US"/>
-              </w:rPr>
-              <w:t>[1,2]</w:t>
-            </w:r>
           </w:p>
         </w:tc>
       </w:tr>
@@ -42239,7 +38135,6 @@
                 <w:sz w:val="24"/>
                 <w:szCs w:val="24"/>
               </w:rPr>
-              <w:lastRenderedPageBreak/>
               <w:t>3</w:t>
             </w:r>
           </w:p>
@@ -47777,7 +43672,14 @@
         <w:rStyle w:val="a8"/>
         <w:noProof/>
       </w:rPr>
-      <w:t>10</w:t>
+      <w:t>1</w:t>
+    </w:r>
+    <w:r>
+      <w:rPr>
+        <w:rStyle w:val="a8"/>
+        <w:noProof/>
+      </w:rPr>
+      <w:t>0</w:t>
     </w:r>
     <w:r>
       <w:rPr>
@@ -47889,7 +43791,14 @@
         <w:rStyle w:val="a8"/>
         <w:noProof/>
       </w:rPr>
-      <w:t>20</w:t>
+      <w:t>2</w:t>
+    </w:r>
+    <w:r>
+      <w:rPr>
+        <w:rStyle w:val="a8"/>
+        <w:noProof/>
+      </w:rPr>
+      <w:t>0</w:t>
     </w:r>
     <w:r>
       <w:rPr>
@@ -54578,7 +50487,7 @@
 </file>
 
 <file path=customXml/itemProps1.xml><?xml version="1.0" encoding="utf-8"?>
-<ds:datastoreItem xmlns:ds="http://schemas.openxmlformats.org/officeDocument/2006/customXml" ds:itemID="{BD298AD7-4244-4DC0-ACE2-C0AADE4F10C8}">
+<ds:datastoreItem xmlns:ds="http://schemas.openxmlformats.org/officeDocument/2006/customXml" ds:itemID="{7F64638B-0CAE-471D-BEA6-0C5999449D90}">
   <ds:schemaRefs>
     <ds:schemaRef ds:uri="http://schemas.openxmlformats.org/officeDocument/2006/bibliography"/>
   </ds:schemaRefs>

--- a/РПНД СП 2026.docx
+++ b/РПНД СП 2026.docx
@@ -19959,7 +19959,6 @@
                 <w:lang w:val="en-US"/>
               </w:rPr>
             </w:pPr>
-            <w:bookmarkStart w:id="4" w:name="_GoBack"/>
             <w:r>
               <w:t xml:space="preserve">Створення бібліотеки </w:t>
             </w:r>
@@ -19969,7 +19968,6 @@
               </w:rPr>
               <w:t>DLL</w:t>
             </w:r>
-            <w:bookmarkEnd w:id="4"/>
           </w:p>
         </w:tc>
         <w:tc>
@@ -20157,10 +20155,10 @@
           <w:p>
             <w:pPr>
               <w:jc w:val="both"/>
-              <w:rPr>
-                <w:color w:val="385623" w:themeColor="accent6" w:themeShade="80"/>
-              </w:rPr>
-            </w:pPr>
+            </w:pPr>
+            <w:r>
+              <w:t>4.</w:t>
+            </w:r>
           </w:p>
         </w:tc>
         <w:tc>
@@ -20177,7 +20175,42 @@
           <w:p>
             <w:pPr>
               <w:jc w:val="both"/>
-            </w:pPr>
+              <w:rPr>
+                <w:b/>
+                <w:bCs/>
+              </w:rPr>
+            </w:pPr>
+            <w:r>
+              <w:rPr>
+                <w:b/>
+                <w:bCs/>
+              </w:rPr>
+              <w:t>Файли</w:t>
+            </w:r>
+            <w:r>
+              <w:rPr>
+                <w:b/>
+                <w:bCs/>
+                <w:lang w:val="en-US"/>
+              </w:rPr>
+              <w:t xml:space="preserve">. </w:t>
+            </w:r>
+            <w:r>
+              <w:rPr>
+                <w:b/>
+                <w:bCs/>
+              </w:rPr>
+              <w:t xml:space="preserve">Засоби </w:t>
+            </w:r>
+            <w:proofErr w:type="spellStart"/>
+            <w:r>
+              <w:rPr>
+                <w:b/>
+                <w:bCs/>
+              </w:rPr>
+              <w:t>WinAPI</w:t>
+            </w:r>
+            <w:proofErr w:type="spellEnd"/>
           </w:p>
         </w:tc>
         <w:tc>
@@ -20306,7 +20339,7 @@
       <w:tr>
         <w:trPr>
           <w:cantSplit/>
-          <w:trHeight w:val="418"/>
+          <w:trHeight w:val="429"/>
         </w:trPr>
         <w:tc>
           <w:tcPr>
@@ -20350,10 +20383,10 @@
           <w:p>
             <w:pPr>
               <w:jc w:val="both"/>
-            </w:pPr>
-            <w:r>
-              <w:t>3.</w:t>
-            </w:r>
+              <w:rPr>
+                <w:color w:val="385623" w:themeColor="accent6" w:themeShade="80"/>
+              </w:rPr>
+            </w:pPr>
           </w:p>
         </w:tc>
         <w:tc>
@@ -20370,17 +20403,9 @@
           <w:p>
             <w:pPr>
               <w:jc w:val="both"/>
-              <w:rPr>
-                <w:b/>
-                <w:bCs/>
-              </w:rPr>
-            </w:pPr>
-            <w:r>
-              <w:rPr>
-                <w:b/>
-                <w:bCs/>
-              </w:rPr>
-              <w:t>Об’єктно-орієнтоване програмування</w:t>
+            </w:pPr>
+            <w:r>
+              <w:t>Робота з файлами в класичному режимі</w:t>
             </w:r>
           </w:p>
         </w:tc>
@@ -20400,7 +20425,7 @@
               <w:jc w:val="center"/>
             </w:pPr>
             <w:r>
-              <w:t> </w:t>
+              <w:t>2</w:t>
             </w:r>
           </w:p>
         </w:tc>
@@ -20419,9 +20444,6 @@
             <w:pPr>
               <w:jc w:val="center"/>
             </w:pPr>
-            <w:r>
-              <w:t> </w:t>
-            </w:r>
           </w:p>
         </w:tc>
         <w:tc>
@@ -20440,7 +20462,7 @@
               <w:jc w:val="right"/>
             </w:pPr>
             <w:r>
-              <w:t> </w:t>
+              <w:t>Лекція №</w:t>
             </w:r>
           </w:p>
         </w:tc>
@@ -20460,7 +20482,7 @@
               <w:jc w:val="center"/>
             </w:pPr>
             <w:r>
-              <w:t> </w:t>
+              <w:t>19</w:t>
             </w:r>
           </w:p>
         </w:tc>
@@ -20479,9 +20501,6 @@
             <w:pPr>
               <w:jc w:val="center"/>
             </w:pPr>
-            <w:r>
-              <w:t> </w:t>
-            </w:r>
           </w:p>
         </w:tc>
         <w:tc>
@@ -20499,9 +20518,6 @@
             <w:pPr>
               <w:jc w:val="center"/>
             </w:pPr>
-            <w:r>
-              <w:t> </w:t>
-            </w:r>
           </w:p>
         </w:tc>
         <w:tc>
@@ -20518,20 +20534,17 @@
           <w:p>
             <w:pPr>
               <w:jc w:val="center"/>
-            </w:pPr>
-            <w:r>
               <w:rPr>
                 <w:lang w:val="en-US"/>
               </w:rPr>
-              <w:t> </w:t>
-            </w:r>
+            </w:pPr>
           </w:p>
         </w:tc>
       </w:tr>
       <w:tr>
         <w:trPr>
           <w:cantSplit/>
-          <w:trHeight w:val="418"/>
+          <w:trHeight w:val="429"/>
         </w:trPr>
         <w:tc>
           <w:tcPr>
@@ -20575,10 +20588,10 @@
           <w:p>
             <w:pPr>
               <w:jc w:val="both"/>
-            </w:pPr>
-            <w:r>
-              <w:t> </w:t>
-            </w:r>
+              <w:rPr>
+                <w:color w:val="385623" w:themeColor="accent6" w:themeShade="80"/>
+              </w:rPr>
+            </w:pPr>
           </w:p>
         </w:tc>
         <w:tc>
@@ -20595,9 +20608,18 @@
           <w:p>
             <w:pPr>
               <w:jc w:val="both"/>
-            </w:pPr>
-            <w:r>
-              <w:t>Класи та члени класів</w:t>
+              <w:rPr>
+                <w:lang w:val="en-US"/>
+              </w:rPr>
+            </w:pPr>
+            <w:r>
+              <w:t xml:space="preserve">Обробка файлів </w:t>
+            </w:r>
+            <w:r>
+              <w:rPr>
+                <w:lang w:val="en-US"/>
+              </w:rPr>
+              <w:t>STDIO</w:t>
             </w:r>
           </w:p>
         </w:tc>
@@ -20636,9 +20658,6 @@
             <w:pPr>
               <w:jc w:val="center"/>
             </w:pPr>
-            <w:r>
-              <w:t> </w:t>
-            </w:r>
           </w:p>
         </w:tc>
         <w:tc>
@@ -20657,7 +20676,7 @@
               <w:jc w:val="right"/>
             </w:pPr>
             <w:r>
-              <w:t>Лекція №</w:t>
+              <w:t>Лабораторна №</w:t>
             </w:r>
           </w:p>
         </w:tc>
@@ -20675,9 +20694,12 @@
           <w:p>
             <w:pPr>
               <w:jc w:val="center"/>
-            </w:pPr>
-            <w:r>
-              <w:t>16</w:t>
+              <w:rPr>
+                <w:lang w:val="en-US"/>
+              </w:rPr>
+            </w:pPr>
+            <w:r>
+              <w:t>13</w:t>
             </w:r>
           </w:p>
         </w:tc>
@@ -20696,9 +20718,6 @@
             <w:pPr>
               <w:jc w:val="center"/>
             </w:pPr>
-            <w:r>
-              <w:t>Конспект</w:t>
-            </w:r>
           </w:p>
         </w:tc>
         <w:tc>
@@ -20716,9 +20735,6 @@
             <w:pPr>
               <w:jc w:val="center"/>
             </w:pPr>
-            <w:r>
-              <w:t>Поточний</w:t>
-            </w:r>
           </w:p>
         </w:tc>
         <w:tc>
@@ -20735,20 +20751,17 @@
           <w:p>
             <w:pPr>
               <w:jc w:val="center"/>
-            </w:pPr>
-            <w:r>
               <w:rPr>
                 <w:lang w:val="en-US"/>
               </w:rPr>
-              <w:t>[1,3]</w:t>
-            </w:r>
+            </w:pPr>
           </w:p>
         </w:tc>
       </w:tr>
       <w:tr>
         <w:trPr>
           <w:cantSplit/>
-          <w:trHeight w:val="418"/>
+          <w:trHeight w:val="429"/>
         </w:trPr>
         <w:tc>
           <w:tcPr>
@@ -20792,6 +20805,9 @@
           <w:p>
             <w:pPr>
               <w:jc w:val="both"/>
+              <w:rPr>
+                <w:color w:val="385623" w:themeColor="accent6" w:themeShade="80"/>
+              </w:rPr>
             </w:pPr>
           </w:p>
         </w:tc>
@@ -20811,8 +20827,10 @@
               <w:jc w:val="both"/>
             </w:pPr>
             <w:r>
-              <w:t>Екземпляри класів</w:t>
-            </w:r>
+              <w:t>Робота з файлами в потоковому режимі</w:t>
+            </w:r>
+            <w:bookmarkStart w:id="4" w:name="_GoBack"/>
+            <w:bookmarkEnd w:id="4"/>
           </w:p>
         </w:tc>
         <w:tc>
@@ -20888,7 +20906,7 @@
               <w:jc w:val="center"/>
             </w:pPr>
             <w:r>
-              <w:t>17</w:t>
+              <w:t>20</w:t>
             </w:r>
           </w:p>
         </w:tc>
@@ -20950,7 +20968,7 @@
       <w:tr>
         <w:trPr>
           <w:cantSplit/>
-          <w:trHeight w:val="418"/>
+          <w:trHeight w:val="429"/>
         </w:trPr>
         <w:tc>
           <w:tcPr>
@@ -20994,6 +21012,9 @@
           <w:p>
             <w:pPr>
               <w:jc w:val="both"/>
+              <w:rPr>
+                <w:color w:val="385623" w:themeColor="accent6" w:themeShade="80"/>
+              </w:rPr>
             </w:pPr>
           </w:p>
         </w:tc>
@@ -21011,9 +21032,15 @@
           <w:p>
             <w:pPr>
               <w:jc w:val="both"/>
-            </w:pPr>
-            <w:r>
-              <w:t>Спадкування</w:t>
+              <w:rPr>
+                <w:lang w:val="en-US"/>
+              </w:rPr>
+            </w:pPr>
+            <w:r>
+              <w:t xml:space="preserve">Обробка файлів </w:t>
+            </w:r>
+            <w:r>
+              <w:t>IOSTREAM</w:t>
             </w:r>
           </w:p>
         </w:tc>
@@ -21032,6 +21059,9 @@
             <w:pPr>
               <w:jc w:val="center"/>
             </w:pPr>
+            <w:r>
+              <w:t>2</w:t>
+            </w:r>
           </w:p>
         </w:tc>
         <w:tc>
@@ -21067,7 +21097,7 @@
               <w:jc w:val="right"/>
             </w:pPr>
             <w:r>
-              <w:t>Лекція №</w:t>
+              <w:t>Лабораторна №</w:t>
             </w:r>
           </w:p>
         </w:tc>
@@ -21085,9 +21115,18 @@
           <w:p>
             <w:pPr>
               <w:jc w:val="center"/>
-            </w:pPr>
-            <w:r>
-              <w:t>18</w:t>
+              <w:rPr>
+                <w:lang w:val="en-US"/>
+              </w:rPr>
+            </w:pPr>
+            <w:r>
+              <w:t>1</w:t>
+            </w:r>
+            <w:r>
+              <w:rPr>
+                <w:lang w:val="en-US"/>
+              </w:rPr>
+              <w:t>4</w:t>
             </w:r>
           </w:p>
         </w:tc>
@@ -21149,7 +21188,7 @@
       <w:tr>
         <w:trPr>
           <w:cantSplit/>
-          <w:trHeight w:val="418"/>
+          <w:trHeight w:val="429"/>
         </w:trPr>
         <w:tc>
           <w:tcPr>
@@ -21193,6 +21232,9 @@
           <w:p>
             <w:pPr>
               <w:jc w:val="both"/>
+              <w:rPr>
+                <w:color w:val="385623" w:themeColor="accent6" w:themeShade="80"/>
+              </w:rPr>
             </w:pPr>
           </w:p>
         </w:tc>
@@ -21212,8 +21254,16 @@
               <w:jc w:val="both"/>
             </w:pPr>
             <w:r>
-              <w:t>Перевантаження операторів</w:t>
-            </w:r>
+              <w:t xml:space="preserve">Інтерфейс </w:t>
+            </w:r>
+            <w:proofErr w:type="spellStart"/>
+            <w:r>
+              <w:rPr>
+                <w:lang w:val="en-US"/>
+              </w:rPr>
+              <w:t>WinAPI</w:t>
+            </w:r>
+            <w:proofErr w:type="spellEnd"/>
           </w:p>
         </w:tc>
         <w:tc>
@@ -21230,7 +21280,16 @@
           <w:p>
             <w:pPr>
               <w:jc w:val="center"/>
-            </w:pPr>
+              <w:rPr>
+                <w:lang w:val="en-US"/>
+              </w:rPr>
+            </w:pPr>
+            <w:r>
+              <w:rPr>
+                <w:lang w:val="en-US"/>
+              </w:rPr>
+              <w:t>2</w:t>
+            </w:r>
           </w:p>
         </w:tc>
         <w:tc>
@@ -21284,9 +21343,18 @@
           <w:p>
             <w:pPr>
               <w:jc w:val="center"/>
-            </w:pPr>
-            <w:r>
-              <w:t>19</w:t>
+              <w:rPr>
+                <w:lang w:val="en-US"/>
+              </w:rPr>
+            </w:pPr>
+            <w:r>
+              <w:t>2</w:t>
+            </w:r>
+            <w:r>
+              <w:rPr>
+                <w:lang w:val="en-US"/>
+              </w:rPr>
+              <w:t>2</w:t>
             </w:r>
           </w:p>
         </w:tc>
@@ -21348,7 +21416,7 @@
       <w:tr>
         <w:trPr>
           <w:cantSplit/>
-          <w:trHeight w:val="418"/>
+          <w:trHeight w:val="429"/>
         </w:trPr>
         <w:tc>
           <w:tcPr>
@@ -21392,6 +21460,9 @@
           <w:p>
             <w:pPr>
               <w:jc w:val="both"/>
+              <w:rPr>
+                <w:color w:val="385623" w:themeColor="accent6" w:themeShade="80"/>
+              </w:rPr>
             </w:pPr>
           </w:p>
         </w:tc>
@@ -21411,7 +21482,24 @@
               <w:jc w:val="both"/>
             </w:pPr>
             <w:r>
-              <w:t>Простір імен</w:t>
+              <w:t xml:space="preserve">Функції </w:t>
+            </w:r>
+            <w:proofErr w:type="spellStart"/>
+            <w:r>
+              <w:rPr>
+                <w:lang w:val="en-US"/>
+              </w:rPr>
+              <w:t>WinAPI</w:t>
+            </w:r>
+            <w:proofErr w:type="spellEnd"/>
+            <w:r>
+              <w:rPr>
+                <w:lang w:val="en-US"/>
+              </w:rPr>
+              <w:t xml:space="preserve"> </w:t>
+            </w:r>
+            <w:r>
+              <w:t>та їх використання</w:t>
             </w:r>
           </w:p>
         </w:tc>
@@ -21430,6 +21518,9 @@
             <w:pPr>
               <w:jc w:val="center"/>
             </w:pPr>
+            <w:r>
+              <w:t>2</w:t>
+            </w:r>
           </w:p>
         </w:tc>
         <w:tc>
@@ -21483,9 +21574,18 @@
           <w:p>
             <w:pPr>
               <w:jc w:val="center"/>
-            </w:pPr>
-            <w:r>
-              <w:t>20</w:t>
+              <w:rPr>
+                <w:lang w:val="en-US"/>
+              </w:rPr>
+            </w:pPr>
+            <w:r>
+              <w:t>2</w:t>
+            </w:r>
+            <w:r>
+              <w:rPr>
+                <w:lang w:val="en-US"/>
+              </w:rPr>
+              <w:t>3</w:t>
             </w:r>
           </w:p>
         </w:tc>
@@ -21547,7 +21647,7 @@
       <w:tr>
         <w:trPr>
           <w:cantSplit/>
-          <w:trHeight w:val="418"/>
+          <w:trHeight w:val="429"/>
         </w:trPr>
         <w:tc>
           <w:tcPr>
@@ -21591,6 +21691,9 @@
           <w:p>
             <w:pPr>
               <w:jc w:val="both"/>
+              <w:rPr>
+                <w:color w:val="385623" w:themeColor="accent6" w:themeShade="80"/>
+              </w:rPr>
             </w:pPr>
           </w:p>
         </w:tc>
@@ -21608,7 +21711,21 @@
           <w:p>
             <w:pPr>
               <w:jc w:val="both"/>
-            </w:pPr>
+              <w:rPr>
+                <w:lang w:val="en-US"/>
+              </w:rPr>
+            </w:pPr>
+            <w:r>
+              <w:t xml:space="preserve">Робота з файлами за допомогою </w:t>
+            </w:r>
+            <w:proofErr w:type="spellStart"/>
+            <w:r>
+              <w:rPr>
+                <w:lang w:val="en-US"/>
+              </w:rPr>
+              <w:t>WinAPI</w:t>
+            </w:r>
+            <w:proofErr w:type="spellEnd"/>
           </w:p>
         </w:tc>
         <w:tc>
@@ -21625,7 +21742,16 @@
           <w:p>
             <w:pPr>
               <w:jc w:val="center"/>
-            </w:pPr>
+              <w:rPr>
+                <w:lang w:val="en-US"/>
+              </w:rPr>
+            </w:pPr>
+            <w:r>
+              <w:rPr>
+                <w:lang w:val="en-US"/>
+              </w:rPr>
+              <w:t>2</w:t>
+            </w:r>
           </w:p>
         </w:tc>
         <w:tc>
@@ -21660,6 +21786,9 @@
             <w:pPr>
               <w:jc w:val="right"/>
             </w:pPr>
+            <w:r>
+              <w:t>Лабораторна №</w:t>
+            </w:r>
           </w:p>
         </w:tc>
         <w:tc>
@@ -21676,7 +21805,16 @@
           <w:p>
             <w:pPr>
               <w:jc w:val="center"/>
-            </w:pPr>
+              <w:rPr>
+                <w:lang w:val="en-US"/>
+              </w:rPr>
+            </w:pPr>
+            <w:r>
+              <w:t>1</w:t>
+            </w:r>
+            <w:r>
+              <w:t>5</w:t>
+            </w:r>
           </w:p>
         </w:tc>
         <w:tc>
@@ -21783,30 +21921,67 @@
               <w:jc w:val="both"/>
             </w:pPr>
             <w:r>
+              <w:rPr>
+                <w:lang w:val="en-US"/>
+              </w:rPr>
+              <w:t>5</w:t>
+            </w:r>
+            <w:r>
+              <w:t>.</w:t>
+            </w:r>
+          </w:p>
+        </w:tc>
+        <w:tc>
+          <w:tcPr>
+            <w:tcW w:w="1809" w:type="pct"/>
+            <w:tcBorders>
+              <w:top w:val="single" w:sz="4" w:space="0" w:color="auto"/>
+              <w:left w:val="single" w:sz="4" w:space="0" w:color="auto"/>
+              <w:bottom w:val="single" w:sz="4" w:space="0" w:color="auto"/>
+              <w:right w:val="single" w:sz="4" w:space="0" w:color="auto"/>
+            </w:tcBorders>
+            <w:vAlign w:val="center"/>
+          </w:tcPr>
+          <w:p>
+            <w:pPr>
+              <w:jc w:val="both"/>
+              <w:rPr>
+                <w:b/>
+                <w:bCs/>
+              </w:rPr>
+            </w:pPr>
+            <w:r>
+              <w:rPr>
+                <w:b/>
+                <w:bCs/>
+              </w:rPr>
+              <w:t>Об’єктно-орієнтоване програмування</w:t>
+            </w:r>
+          </w:p>
+        </w:tc>
+        <w:tc>
+          <w:tcPr>
+            <w:tcW w:w="234" w:type="pct"/>
+            <w:tcBorders>
+              <w:top w:val="single" w:sz="4" w:space="0" w:color="auto"/>
+              <w:left w:val="single" w:sz="4" w:space="0" w:color="auto"/>
+              <w:bottom w:val="single" w:sz="4" w:space="0" w:color="auto"/>
+              <w:right w:val="single" w:sz="4" w:space="0" w:color="auto"/>
+            </w:tcBorders>
+            <w:vAlign w:val="center"/>
+          </w:tcPr>
+          <w:p>
+            <w:pPr>
+              <w:jc w:val="center"/>
+            </w:pPr>
+            <w:r>
               <w:t> </w:t>
             </w:r>
           </w:p>
         </w:tc>
         <w:tc>
           <w:tcPr>
-            <w:tcW w:w="1809" w:type="pct"/>
-            <w:tcBorders>
-              <w:top w:val="single" w:sz="4" w:space="0" w:color="auto"/>
-              <w:left w:val="single" w:sz="4" w:space="0" w:color="auto"/>
-              <w:bottom w:val="single" w:sz="4" w:space="0" w:color="auto"/>
-              <w:right w:val="single" w:sz="4" w:space="0" w:color="auto"/>
-            </w:tcBorders>
-            <w:vAlign w:val="center"/>
-          </w:tcPr>
-          <w:p>
-            <w:pPr>
-              <w:jc w:val="both"/>
-            </w:pPr>
-          </w:p>
-        </w:tc>
-        <w:tc>
-          <w:tcPr>
-            <w:tcW w:w="234" w:type="pct"/>
+            <w:tcW w:w="188" w:type="pct"/>
             <w:tcBorders>
               <w:top w:val="single" w:sz="4" w:space="0" w:color="auto"/>
               <w:left w:val="single" w:sz="4" w:space="0" w:color="auto"/>
@@ -21826,26 +22001,6 @@
         </w:tc>
         <w:tc>
           <w:tcPr>
-            <w:tcW w:w="188" w:type="pct"/>
-            <w:tcBorders>
-              <w:top w:val="single" w:sz="4" w:space="0" w:color="auto"/>
-              <w:left w:val="single" w:sz="4" w:space="0" w:color="auto"/>
-              <w:bottom w:val="single" w:sz="4" w:space="0" w:color="auto"/>
-              <w:right w:val="single" w:sz="4" w:space="0" w:color="auto"/>
-            </w:tcBorders>
-            <w:vAlign w:val="center"/>
-          </w:tcPr>
-          <w:p>
-            <w:pPr>
-              <w:jc w:val="center"/>
-            </w:pPr>
-            <w:r>
-              <w:t>2</w:t>
-            </w:r>
-          </w:p>
-        </w:tc>
-        <w:tc>
-          <w:tcPr>
             <w:tcW w:w="566" w:type="pct"/>
             <w:tcBorders>
               <w:top w:val="single" w:sz="4" w:space="0" w:color="auto"/>
@@ -21860,7 +22015,7 @@
               <w:jc w:val="right"/>
             </w:pPr>
             <w:r>
-              <w:t>СР №</w:t>
+              <w:t> </w:t>
             </w:r>
           </w:p>
         </w:tc>
@@ -21880,7 +22035,7 @@
               <w:jc w:val="center"/>
             </w:pPr>
             <w:r>
-              <w:t> 8</w:t>
+              <w:t> </w:t>
             </w:r>
           </w:p>
         </w:tc>
@@ -21900,7 +22055,7 @@
               <w:jc w:val="center"/>
             </w:pPr>
             <w:r>
-              <w:t>Реферативний конспект</w:t>
+              <w:t> </w:t>
             </w:r>
           </w:p>
         </w:tc>
@@ -21920,7 +22075,7 @@
               <w:jc w:val="center"/>
             </w:pPr>
             <w:r>
-              <w:t>Поточний</w:t>
+              <w:t> </w:t>
             </w:r>
           </w:p>
         </w:tc>
@@ -21943,7 +22098,7 @@
               <w:rPr>
                 <w:lang w:val="en-US"/>
               </w:rPr>
-              <w:t>[1,3]</w:t>
+              <w:t> </w:t>
             </w:r>
           </w:p>
         </w:tc>
@@ -22016,6 +22171,9 @@
             <w:pPr>
               <w:jc w:val="both"/>
             </w:pPr>
+            <w:r>
+              <w:t>Класи та члени класів</w:t>
+            </w:r>
           </w:p>
         </w:tc>
         <w:tc>
@@ -22074,7 +22232,7 @@
               <w:jc w:val="right"/>
             </w:pPr>
             <w:r>
-              <w:t>Лабораторна №</w:t>
+              <w:t>Лекція №</w:t>
             </w:r>
           </w:p>
         </w:tc>
@@ -22094,10 +22252,7 @@
               <w:jc w:val="center"/>
             </w:pPr>
             <w:r>
-              <w:rPr>
-                <w:lang w:val="en-US"/>
-              </w:rPr>
-              <w:t>9</w:t>
+              <w:t>16</w:t>
             </w:r>
           </w:p>
         </w:tc>
@@ -22117,7 +22272,7 @@
               <w:jc w:val="center"/>
             </w:pPr>
             <w:r>
-              <w:t>Звіт</w:t>
+              <w:t>Конспект</w:t>
             </w:r>
           </w:p>
         </w:tc>
@@ -22213,9 +22368,6 @@
             <w:pPr>
               <w:jc w:val="both"/>
             </w:pPr>
-            <w:r>
-              <w:t> </w:t>
-            </w:r>
           </w:p>
         </w:tc>
         <w:tc>
@@ -22233,6 +22385,9 @@
             <w:pPr>
               <w:jc w:val="both"/>
             </w:pPr>
+            <w:r>
+              <w:t>Екземпляри класів</w:t>
+            </w:r>
           </w:p>
         </w:tc>
         <w:tc>
@@ -22270,9 +22425,6 @@
             <w:pPr>
               <w:jc w:val="center"/>
             </w:pPr>
-            <w:r>
-              <w:t> </w:t>
-            </w:r>
           </w:p>
         </w:tc>
         <w:tc>
@@ -22291,7 +22443,7 @@
               <w:jc w:val="right"/>
             </w:pPr>
             <w:r>
-              <w:t>Лабораторна №</w:t>
+              <w:t>Лекція №</w:t>
             </w:r>
           </w:p>
         </w:tc>
@@ -22311,74 +22463,62 @@
               <w:jc w:val="center"/>
             </w:pPr>
             <w:r>
+              <w:t>17</w:t>
+            </w:r>
+          </w:p>
+        </w:tc>
+        <w:tc>
+          <w:tcPr>
+            <w:tcW w:w="504" w:type="pct"/>
+            <w:tcBorders>
+              <w:top w:val="single" w:sz="4" w:space="0" w:color="auto"/>
+              <w:left w:val="single" w:sz="4" w:space="0" w:color="auto"/>
+              <w:bottom w:val="single" w:sz="4" w:space="0" w:color="auto"/>
+              <w:right w:val="single" w:sz="4" w:space="0" w:color="auto"/>
+            </w:tcBorders>
+            <w:vAlign w:val="center"/>
+          </w:tcPr>
+          <w:p>
+            <w:pPr>
+              <w:jc w:val="center"/>
+            </w:pPr>
+          </w:p>
+        </w:tc>
+        <w:tc>
+          <w:tcPr>
+            <w:tcW w:w="461" w:type="pct"/>
+            <w:tcBorders>
+              <w:top w:val="single" w:sz="4" w:space="0" w:color="auto"/>
+              <w:left w:val="single" w:sz="4" w:space="0" w:color="auto"/>
+              <w:bottom w:val="single" w:sz="4" w:space="0" w:color="auto"/>
+              <w:right w:val="single" w:sz="4" w:space="0" w:color="auto"/>
+            </w:tcBorders>
+            <w:vAlign w:val="center"/>
+          </w:tcPr>
+          <w:p>
+            <w:pPr>
+              <w:jc w:val="center"/>
+            </w:pPr>
+          </w:p>
+        </w:tc>
+        <w:tc>
+          <w:tcPr>
+            <w:tcW w:w="644" w:type="pct"/>
+            <w:tcBorders>
+              <w:top w:val="single" w:sz="4" w:space="0" w:color="auto"/>
+              <w:left w:val="single" w:sz="4" w:space="0" w:color="auto"/>
+              <w:bottom w:val="single" w:sz="4" w:space="0" w:color="auto"/>
+              <w:right w:val="single" w:sz="4" w:space="0" w:color="auto"/>
+            </w:tcBorders>
+            <w:vAlign w:val="center"/>
+          </w:tcPr>
+          <w:p>
+            <w:pPr>
+              <w:jc w:val="center"/>
               <w:rPr>
                 <w:lang w:val="en-US"/>
               </w:rPr>
-              <w:t>10</w:t>
-            </w:r>
-          </w:p>
-        </w:tc>
-        <w:tc>
-          <w:tcPr>
-            <w:tcW w:w="504" w:type="pct"/>
-            <w:tcBorders>
-              <w:top w:val="single" w:sz="4" w:space="0" w:color="auto"/>
-              <w:left w:val="single" w:sz="4" w:space="0" w:color="auto"/>
-              <w:bottom w:val="single" w:sz="4" w:space="0" w:color="auto"/>
-              <w:right w:val="single" w:sz="4" w:space="0" w:color="auto"/>
-            </w:tcBorders>
-            <w:vAlign w:val="center"/>
-          </w:tcPr>
-          <w:p>
-            <w:pPr>
-              <w:jc w:val="center"/>
-            </w:pPr>
-            <w:r>
-              <w:t>Звіт</w:t>
-            </w:r>
-          </w:p>
-        </w:tc>
-        <w:tc>
-          <w:tcPr>
-            <w:tcW w:w="461" w:type="pct"/>
-            <w:tcBorders>
-              <w:top w:val="single" w:sz="4" w:space="0" w:color="auto"/>
-              <w:left w:val="single" w:sz="4" w:space="0" w:color="auto"/>
-              <w:bottom w:val="single" w:sz="4" w:space="0" w:color="auto"/>
-              <w:right w:val="single" w:sz="4" w:space="0" w:color="auto"/>
-            </w:tcBorders>
-            <w:vAlign w:val="center"/>
-          </w:tcPr>
-          <w:p>
-            <w:pPr>
-              <w:jc w:val="center"/>
-            </w:pPr>
-            <w:r>
-              <w:t>Поточний</w:t>
-            </w:r>
-          </w:p>
-        </w:tc>
-        <w:tc>
-          <w:tcPr>
-            <w:tcW w:w="644" w:type="pct"/>
-            <w:tcBorders>
-              <w:top w:val="single" w:sz="4" w:space="0" w:color="auto"/>
-              <w:left w:val="single" w:sz="4" w:space="0" w:color="auto"/>
-              <w:bottom w:val="single" w:sz="4" w:space="0" w:color="auto"/>
-              <w:right w:val="single" w:sz="4" w:space="0" w:color="auto"/>
-            </w:tcBorders>
-            <w:vAlign w:val="center"/>
-          </w:tcPr>
-          <w:p>
-            <w:pPr>
-              <w:jc w:val="center"/>
-            </w:pPr>
-            <w:r>
-              <w:rPr>
-                <w:lang w:val="en-US"/>
-              </w:rPr>
-              <w:t>[1,3]</w:t>
-            </w:r>
+            </w:pPr>
           </w:p>
         </w:tc>
       </w:tr>
@@ -22430,9 +22570,6 @@
             <w:pPr>
               <w:jc w:val="both"/>
             </w:pPr>
-            <w:r>
-              <w:t> </w:t>
-            </w:r>
           </w:p>
         </w:tc>
         <w:tc>
@@ -22450,6 +22587,9 @@
             <w:pPr>
               <w:jc w:val="both"/>
             </w:pPr>
+            <w:r>
+              <w:t>Спадкування</w:t>
+            </w:r>
           </w:p>
         </w:tc>
         <w:tc>
@@ -22467,9 +22607,6 @@
             <w:pPr>
               <w:jc w:val="center"/>
             </w:pPr>
-            <w:r>
-              <w:t>2</w:t>
-            </w:r>
           </w:p>
         </w:tc>
         <w:tc>
@@ -22487,9 +22624,6 @@
             <w:pPr>
               <w:jc w:val="center"/>
             </w:pPr>
-            <w:r>
-              <w:t> </w:t>
-            </w:r>
           </w:p>
         </w:tc>
         <w:tc>
@@ -22528,7 +22662,7 @@
               <w:jc w:val="center"/>
             </w:pPr>
             <w:r>
-              <w:t>8</w:t>
+              <w:t>18</w:t>
             </w:r>
           </w:p>
         </w:tc>
@@ -22547,9 +22681,6 @@
             <w:pPr>
               <w:jc w:val="center"/>
             </w:pPr>
-            <w:r>
-              <w:t>Конспект</w:t>
-            </w:r>
           </w:p>
         </w:tc>
         <w:tc>
@@ -22567,9 +22698,6 @@
             <w:pPr>
               <w:jc w:val="center"/>
             </w:pPr>
-            <w:r>
-              <w:t>Поточний</w:t>
-            </w:r>
           </w:p>
         </w:tc>
         <w:tc>
@@ -22586,13 +22714,10 @@
           <w:p>
             <w:pPr>
               <w:jc w:val="center"/>
-            </w:pPr>
-            <w:r>
               <w:rPr>
                 <w:lang w:val="en-US"/>
               </w:rPr>
-              <w:t>[1-3]</w:t>
-            </w:r>
+            </w:pPr>
           </w:p>
         </w:tc>
       </w:tr>
@@ -22644,9 +22769,6 @@
             <w:pPr>
               <w:jc w:val="both"/>
             </w:pPr>
-            <w:r>
-              <w:t> </w:t>
-            </w:r>
           </w:p>
         </w:tc>
         <w:tc>
@@ -22664,6 +22786,9 @@
             <w:pPr>
               <w:jc w:val="both"/>
             </w:pPr>
+            <w:r>
+              <w:t>Перевантаження операторів</w:t>
+            </w:r>
           </w:p>
         </w:tc>
         <w:tc>
@@ -22681,9 +22806,6 @@
             <w:pPr>
               <w:jc w:val="center"/>
             </w:pPr>
-            <w:r>
-              <w:t> </w:t>
-            </w:r>
           </w:p>
         </w:tc>
         <w:tc>
@@ -22701,9 +22823,6 @@
             <w:pPr>
               <w:jc w:val="center"/>
             </w:pPr>
-            <w:r>
-              <w:t>2</w:t>
-            </w:r>
           </w:p>
         </w:tc>
         <w:tc>
@@ -22722,7 +22841,7 @@
               <w:jc w:val="right"/>
             </w:pPr>
             <w:r>
-              <w:t>СР №</w:t>
+              <w:t>Лекція №</w:t>
             </w:r>
           </w:p>
         </w:tc>
@@ -22742,7 +22861,7 @@
               <w:jc w:val="center"/>
             </w:pPr>
             <w:r>
-              <w:t>9</w:t>
+              <w:t>19</w:t>
             </w:r>
           </w:p>
         </w:tc>
@@ -22761,9 +22880,6 @@
             <w:pPr>
               <w:jc w:val="center"/>
             </w:pPr>
-            <w:r>
-              <w:t>Реферативний конспект</w:t>
-            </w:r>
           </w:p>
         </w:tc>
         <w:tc>
@@ -22781,9 +22897,6 @@
             <w:pPr>
               <w:jc w:val="center"/>
             </w:pPr>
-            <w:r>
-              <w:t>Поточний</w:t>
-            </w:r>
           </w:p>
         </w:tc>
         <w:tc>
@@ -22800,13 +22913,10 @@
           <w:p>
             <w:pPr>
               <w:jc w:val="center"/>
-            </w:pPr>
-            <w:r>
               <w:rPr>
                 <w:lang w:val="en-US"/>
               </w:rPr>
-              <w:t>[1]</w:t>
-            </w:r>
+            </w:pPr>
           </w:p>
         </w:tc>
       </w:tr>
@@ -22858,9 +22968,6 @@
             <w:pPr>
               <w:jc w:val="both"/>
             </w:pPr>
-            <w:r>
-              <w:t> </w:t>
-            </w:r>
           </w:p>
         </w:tc>
         <w:tc>
@@ -22878,6 +22985,9 @@
             <w:pPr>
               <w:jc w:val="both"/>
             </w:pPr>
+            <w:r>
+              <w:t>Простір імен</w:t>
+            </w:r>
           </w:p>
         </w:tc>
         <w:tc>
@@ -22895,9 +23005,6 @@
             <w:pPr>
               <w:jc w:val="center"/>
             </w:pPr>
-            <w:r>
-              <w:t>2</w:t>
-            </w:r>
           </w:p>
         </w:tc>
         <w:tc>
@@ -22915,9 +23022,6 @@
             <w:pPr>
               <w:jc w:val="center"/>
             </w:pPr>
-            <w:r>
-              <w:t> </w:t>
-            </w:r>
           </w:p>
         </w:tc>
         <w:tc>
@@ -22936,7 +23040,7 @@
               <w:jc w:val="right"/>
             </w:pPr>
             <w:r>
-              <w:t>Лабораторна №</w:t>
+              <w:t>Лекція №</w:t>
             </w:r>
           </w:p>
         </w:tc>
@@ -22956,74 +23060,62 @@
               <w:jc w:val="center"/>
             </w:pPr>
             <w:r>
+              <w:t>20</w:t>
+            </w:r>
+          </w:p>
+        </w:tc>
+        <w:tc>
+          <w:tcPr>
+            <w:tcW w:w="504" w:type="pct"/>
+            <w:tcBorders>
+              <w:top w:val="single" w:sz="4" w:space="0" w:color="auto"/>
+              <w:left w:val="single" w:sz="4" w:space="0" w:color="auto"/>
+              <w:bottom w:val="single" w:sz="4" w:space="0" w:color="auto"/>
+              <w:right w:val="single" w:sz="4" w:space="0" w:color="auto"/>
+            </w:tcBorders>
+            <w:vAlign w:val="center"/>
+          </w:tcPr>
+          <w:p>
+            <w:pPr>
+              <w:jc w:val="center"/>
+            </w:pPr>
+          </w:p>
+        </w:tc>
+        <w:tc>
+          <w:tcPr>
+            <w:tcW w:w="461" w:type="pct"/>
+            <w:tcBorders>
+              <w:top w:val="single" w:sz="4" w:space="0" w:color="auto"/>
+              <w:left w:val="single" w:sz="4" w:space="0" w:color="auto"/>
+              <w:bottom w:val="single" w:sz="4" w:space="0" w:color="auto"/>
+              <w:right w:val="single" w:sz="4" w:space="0" w:color="auto"/>
+            </w:tcBorders>
+            <w:vAlign w:val="center"/>
+          </w:tcPr>
+          <w:p>
+            <w:pPr>
+              <w:jc w:val="center"/>
+            </w:pPr>
+          </w:p>
+        </w:tc>
+        <w:tc>
+          <w:tcPr>
+            <w:tcW w:w="644" w:type="pct"/>
+            <w:tcBorders>
+              <w:top w:val="single" w:sz="4" w:space="0" w:color="auto"/>
+              <w:left w:val="single" w:sz="4" w:space="0" w:color="auto"/>
+              <w:bottom w:val="single" w:sz="4" w:space="0" w:color="auto"/>
+              <w:right w:val="single" w:sz="4" w:space="0" w:color="auto"/>
+            </w:tcBorders>
+            <w:vAlign w:val="center"/>
+          </w:tcPr>
+          <w:p>
+            <w:pPr>
+              <w:jc w:val="center"/>
               <w:rPr>
                 <w:lang w:val="en-US"/>
               </w:rPr>
-              <w:t>11</w:t>
-            </w:r>
-          </w:p>
-        </w:tc>
-        <w:tc>
-          <w:tcPr>
-            <w:tcW w:w="504" w:type="pct"/>
-            <w:tcBorders>
-              <w:top w:val="single" w:sz="4" w:space="0" w:color="auto"/>
-              <w:left w:val="single" w:sz="4" w:space="0" w:color="auto"/>
-              <w:bottom w:val="single" w:sz="4" w:space="0" w:color="auto"/>
-              <w:right w:val="single" w:sz="4" w:space="0" w:color="auto"/>
-            </w:tcBorders>
-            <w:vAlign w:val="center"/>
-          </w:tcPr>
-          <w:p>
-            <w:pPr>
-              <w:jc w:val="center"/>
-            </w:pPr>
-            <w:r>
-              <w:t>Звіт</w:t>
-            </w:r>
-          </w:p>
-        </w:tc>
-        <w:tc>
-          <w:tcPr>
-            <w:tcW w:w="461" w:type="pct"/>
-            <w:tcBorders>
-              <w:top w:val="single" w:sz="4" w:space="0" w:color="auto"/>
-              <w:left w:val="single" w:sz="4" w:space="0" w:color="auto"/>
-              <w:bottom w:val="single" w:sz="4" w:space="0" w:color="auto"/>
-              <w:right w:val="single" w:sz="4" w:space="0" w:color="auto"/>
-            </w:tcBorders>
-            <w:vAlign w:val="center"/>
-          </w:tcPr>
-          <w:p>
-            <w:pPr>
-              <w:jc w:val="center"/>
-            </w:pPr>
-            <w:r>
-              <w:t>Поточний</w:t>
-            </w:r>
-          </w:p>
-        </w:tc>
-        <w:tc>
-          <w:tcPr>
-            <w:tcW w:w="644" w:type="pct"/>
-            <w:tcBorders>
-              <w:top w:val="single" w:sz="4" w:space="0" w:color="auto"/>
-              <w:left w:val="single" w:sz="4" w:space="0" w:color="auto"/>
-              <w:bottom w:val="single" w:sz="4" w:space="0" w:color="auto"/>
-              <w:right w:val="single" w:sz="4" w:space="0" w:color="auto"/>
-            </w:tcBorders>
-            <w:vAlign w:val="center"/>
-          </w:tcPr>
-          <w:p>
-            <w:pPr>
-              <w:jc w:val="center"/>
-            </w:pPr>
-            <w:r>
-              <w:rPr>
-                <w:lang w:val="en-US"/>
-              </w:rPr>
-              <w:t>[1-4]</w:t>
-            </w:r>
+            </w:pPr>
           </w:p>
         </w:tc>
       </w:tr>
@@ -23075,9 +23167,6 @@
             <w:pPr>
               <w:jc w:val="both"/>
             </w:pPr>
-            <w:r>
-              <w:t> </w:t>
-            </w:r>
           </w:p>
         </w:tc>
         <w:tc>
@@ -23112,9 +23201,6 @@
             <w:pPr>
               <w:jc w:val="center"/>
             </w:pPr>
-            <w:r>
-              <w:t>2</w:t>
-            </w:r>
           </w:p>
         </w:tc>
         <w:tc>
@@ -23132,9 +23218,6 @@
             <w:pPr>
               <w:jc w:val="center"/>
             </w:pPr>
-            <w:r>
-              <w:t> </w:t>
-            </w:r>
           </w:p>
         </w:tc>
         <w:tc>
@@ -23152,9 +23235,6 @@
             <w:pPr>
               <w:jc w:val="right"/>
             </w:pPr>
-            <w:r>
-              <w:t>Лекція №</w:t>
-            </w:r>
           </w:p>
         </w:tc>
         <w:tc>
@@ -23172,9 +23252,6 @@
             <w:pPr>
               <w:jc w:val="center"/>
             </w:pPr>
-            <w:r>
-              <w:t>9</w:t>
-            </w:r>
           </w:p>
         </w:tc>
         <w:tc>
@@ -23192,9 +23269,6 @@
             <w:pPr>
               <w:jc w:val="center"/>
             </w:pPr>
-            <w:r>
-              <w:t>Конспект</w:t>
-            </w:r>
           </w:p>
         </w:tc>
         <w:tc>
@@ -23212,9 +23286,6 @@
             <w:pPr>
               <w:jc w:val="center"/>
             </w:pPr>
-            <w:r>
-              <w:t>МК1</w:t>
-            </w:r>
           </w:p>
         </w:tc>
         <w:tc>
@@ -23231,13 +23302,10 @@
           <w:p>
             <w:pPr>
               <w:jc w:val="center"/>
-            </w:pPr>
-            <w:r>
               <w:rPr>
                 <w:lang w:val="en-US"/>
               </w:rPr>
-              <w:t>[1-3]</w:t>
-            </w:r>
+            </w:pPr>
           </w:p>
         </w:tc>
       </w:tr>
@@ -23327,32 +23395,32 @@
               <w:jc w:val="center"/>
             </w:pPr>
             <w:r>
+              <w:t> </w:t>
+            </w:r>
+          </w:p>
+        </w:tc>
+        <w:tc>
+          <w:tcPr>
+            <w:tcW w:w="188" w:type="pct"/>
+            <w:tcBorders>
+              <w:top w:val="single" w:sz="4" w:space="0" w:color="auto"/>
+              <w:left w:val="single" w:sz="4" w:space="0" w:color="auto"/>
+              <w:bottom w:val="single" w:sz="4" w:space="0" w:color="auto"/>
+              <w:right w:val="single" w:sz="4" w:space="0" w:color="auto"/>
+            </w:tcBorders>
+            <w:vAlign w:val="center"/>
+          </w:tcPr>
+          <w:p>
+            <w:pPr>
+              <w:jc w:val="center"/>
+            </w:pPr>
+            <w:r>
               <w:t>2</w:t>
             </w:r>
           </w:p>
         </w:tc>
         <w:tc>
           <w:tcPr>
-            <w:tcW w:w="188" w:type="pct"/>
-            <w:tcBorders>
-              <w:top w:val="single" w:sz="4" w:space="0" w:color="auto"/>
-              <w:left w:val="single" w:sz="4" w:space="0" w:color="auto"/>
-              <w:bottom w:val="single" w:sz="4" w:space="0" w:color="auto"/>
-              <w:right w:val="single" w:sz="4" w:space="0" w:color="auto"/>
-            </w:tcBorders>
-            <w:vAlign w:val="center"/>
-          </w:tcPr>
-          <w:p>
-            <w:pPr>
-              <w:jc w:val="center"/>
-            </w:pPr>
-            <w:r>
-              <w:t> </w:t>
-            </w:r>
-          </w:p>
-        </w:tc>
-        <w:tc>
-          <w:tcPr>
             <w:tcW w:w="566" w:type="pct"/>
             <w:tcBorders>
               <w:top w:val="single" w:sz="4" w:space="0" w:color="auto"/>
@@ -23367,7 +23435,7 @@
               <w:jc w:val="right"/>
             </w:pPr>
             <w:r>
-              <w:t>Лабораторна №</w:t>
+              <w:t>СР №</w:t>
             </w:r>
           </w:p>
         </w:tc>
@@ -23387,73 +23455,70 @@
               <w:jc w:val="center"/>
             </w:pPr>
             <w:r>
+              <w:t> 8</w:t>
+            </w:r>
+          </w:p>
+        </w:tc>
+        <w:tc>
+          <w:tcPr>
+            <w:tcW w:w="504" w:type="pct"/>
+            <w:tcBorders>
+              <w:top w:val="single" w:sz="4" w:space="0" w:color="auto"/>
+              <w:left w:val="single" w:sz="4" w:space="0" w:color="auto"/>
+              <w:bottom w:val="single" w:sz="4" w:space="0" w:color="auto"/>
+              <w:right w:val="single" w:sz="4" w:space="0" w:color="auto"/>
+            </w:tcBorders>
+            <w:vAlign w:val="center"/>
+          </w:tcPr>
+          <w:p>
+            <w:pPr>
+              <w:jc w:val="center"/>
+            </w:pPr>
+            <w:r>
+              <w:t>Реферативний конспект</w:t>
+            </w:r>
+          </w:p>
+        </w:tc>
+        <w:tc>
+          <w:tcPr>
+            <w:tcW w:w="461" w:type="pct"/>
+            <w:tcBorders>
+              <w:top w:val="single" w:sz="4" w:space="0" w:color="auto"/>
+              <w:left w:val="single" w:sz="4" w:space="0" w:color="auto"/>
+              <w:bottom w:val="single" w:sz="4" w:space="0" w:color="auto"/>
+              <w:right w:val="single" w:sz="4" w:space="0" w:color="auto"/>
+            </w:tcBorders>
+            <w:vAlign w:val="center"/>
+          </w:tcPr>
+          <w:p>
+            <w:pPr>
+              <w:jc w:val="center"/>
+            </w:pPr>
+            <w:r>
+              <w:t>Поточний</w:t>
+            </w:r>
+          </w:p>
+        </w:tc>
+        <w:tc>
+          <w:tcPr>
+            <w:tcW w:w="644" w:type="pct"/>
+            <w:tcBorders>
+              <w:top w:val="single" w:sz="4" w:space="0" w:color="auto"/>
+              <w:left w:val="single" w:sz="4" w:space="0" w:color="auto"/>
+              <w:bottom w:val="single" w:sz="4" w:space="0" w:color="auto"/>
+              <w:right w:val="single" w:sz="4" w:space="0" w:color="auto"/>
+            </w:tcBorders>
+            <w:vAlign w:val="center"/>
+          </w:tcPr>
+          <w:p>
+            <w:pPr>
+              <w:jc w:val="center"/>
+            </w:pPr>
+            <w:r>
               <w:rPr>
                 <w:lang w:val="en-US"/>
               </w:rPr>
-              <w:t>12</w:t>
-            </w:r>
-          </w:p>
-        </w:tc>
-        <w:tc>
-          <w:tcPr>
-            <w:tcW w:w="504" w:type="pct"/>
-            <w:tcBorders>
-              <w:top w:val="single" w:sz="4" w:space="0" w:color="auto"/>
-              <w:left w:val="single" w:sz="4" w:space="0" w:color="auto"/>
-              <w:bottom w:val="single" w:sz="4" w:space="0" w:color="auto"/>
-              <w:right w:val="single" w:sz="4" w:space="0" w:color="auto"/>
-            </w:tcBorders>
-            <w:vAlign w:val="center"/>
-          </w:tcPr>
-          <w:p>
-            <w:pPr>
-              <w:jc w:val="center"/>
-            </w:pPr>
-            <w:r>
-              <w:t>Звіт</w:t>
-            </w:r>
-          </w:p>
-        </w:tc>
-        <w:tc>
-          <w:tcPr>
-            <w:tcW w:w="461" w:type="pct"/>
-            <w:tcBorders>
-              <w:top w:val="single" w:sz="4" w:space="0" w:color="auto"/>
-              <w:left w:val="single" w:sz="4" w:space="0" w:color="auto"/>
-              <w:bottom w:val="single" w:sz="4" w:space="0" w:color="auto"/>
-              <w:right w:val="single" w:sz="4" w:space="0" w:color="auto"/>
-            </w:tcBorders>
-            <w:vAlign w:val="center"/>
-          </w:tcPr>
-          <w:p>
-            <w:pPr>
-              <w:jc w:val="center"/>
-            </w:pPr>
-            <w:r>
-              <w:t>Поточний</w:t>
-            </w:r>
-          </w:p>
-        </w:tc>
-        <w:tc>
-          <w:tcPr>
-            <w:tcW w:w="644" w:type="pct"/>
-            <w:tcBorders>
-              <w:top w:val="single" w:sz="4" w:space="0" w:color="auto"/>
-              <w:left w:val="single" w:sz="4" w:space="0" w:color="auto"/>
-              <w:bottom w:val="single" w:sz="4" w:space="0" w:color="auto"/>
-              <w:right w:val="single" w:sz="4" w:space="0" w:color="auto"/>
-            </w:tcBorders>
-            <w:vAlign w:val="center"/>
-          </w:tcPr>
-          <w:p>
-            <w:pPr>
-              <w:jc w:val="center"/>
-            </w:pPr>
-            <w:r>
-              <w:rPr>
-                <w:lang w:val="en-US"/>
-              </w:rPr>
-              <w:t>[1-4]</w:t>
+              <w:t>[1,3]</w:t>
             </w:r>
           </w:p>
         </w:tc>
@@ -23507,7 +23572,7 @@
               <w:jc w:val="both"/>
             </w:pPr>
             <w:r>
-              <w:t>4.</w:t>
+              <w:t> </w:t>
             </w:r>
           </w:p>
         </w:tc>
@@ -23525,121 +23590,89 @@
           <w:p>
             <w:pPr>
               <w:jc w:val="both"/>
-              <w:rPr>
-                <w:b/>
-                <w:bCs/>
-              </w:rPr>
-            </w:pPr>
-            <w:r>
-              <w:rPr>
-                <w:b/>
-                <w:bCs/>
-              </w:rPr>
-              <w:t>Файли</w:t>
-            </w:r>
-            <w:r>
-              <w:rPr>
-                <w:b/>
-                <w:bCs/>
+            </w:pPr>
+          </w:p>
+        </w:tc>
+        <w:tc>
+          <w:tcPr>
+            <w:tcW w:w="234" w:type="pct"/>
+            <w:tcBorders>
+              <w:top w:val="single" w:sz="4" w:space="0" w:color="auto"/>
+              <w:left w:val="single" w:sz="4" w:space="0" w:color="auto"/>
+              <w:bottom w:val="single" w:sz="4" w:space="0" w:color="auto"/>
+              <w:right w:val="single" w:sz="4" w:space="0" w:color="auto"/>
+            </w:tcBorders>
+            <w:vAlign w:val="center"/>
+          </w:tcPr>
+          <w:p>
+            <w:pPr>
+              <w:jc w:val="center"/>
+            </w:pPr>
+            <w:r>
+              <w:t>2</w:t>
+            </w:r>
+          </w:p>
+        </w:tc>
+        <w:tc>
+          <w:tcPr>
+            <w:tcW w:w="188" w:type="pct"/>
+            <w:tcBorders>
+              <w:top w:val="single" w:sz="4" w:space="0" w:color="auto"/>
+              <w:left w:val="single" w:sz="4" w:space="0" w:color="auto"/>
+              <w:bottom w:val="single" w:sz="4" w:space="0" w:color="auto"/>
+              <w:right w:val="single" w:sz="4" w:space="0" w:color="auto"/>
+            </w:tcBorders>
+            <w:vAlign w:val="center"/>
+          </w:tcPr>
+          <w:p>
+            <w:pPr>
+              <w:jc w:val="center"/>
+            </w:pPr>
+            <w:r>
+              <w:t> </w:t>
+            </w:r>
+          </w:p>
+        </w:tc>
+        <w:tc>
+          <w:tcPr>
+            <w:tcW w:w="566" w:type="pct"/>
+            <w:tcBorders>
+              <w:top w:val="single" w:sz="4" w:space="0" w:color="auto"/>
+              <w:left w:val="single" w:sz="4" w:space="0" w:color="auto"/>
+              <w:bottom w:val="single" w:sz="4" w:space="0" w:color="auto"/>
+              <w:right w:val="single" w:sz="4" w:space="0" w:color="auto"/>
+            </w:tcBorders>
+            <w:vAlign w:val="center"/>
+          </w:tcPr>
+          <w:p>
+            <w:pPr>
+              <w:jc w:val="right"/>
+            </w:pPr>
+            <w:r>
+              <w:t>Лабораторна №</w:t>
+            </w:r>
+          </w:p>
+        </w:tc>
+        <w:tc>
+          <w:tcPr>
+            <w:tcW w:w="141" w:type="pct"/>
+            <w:tcBorders>
+              <w:top w:val="single" w:sz="4" w:space="0" w:color="auto"/>
+              <w:left w:val="single" w:sz="4" w:space="0" w:color="auto"/>
+              <w:bottom w:val="single" w:sz="4" w:space="0" w:color="auto"/>
+              <w:right w:val="single" w:sz="4" w:space="0" w:color="auto"/>
+            </w:tcBorders>
+            <w:vAlign w:val="center"/>
+          </w:tcPr>
+          <w:p>
+            <w:pPr>
+              <w:jc w:val="center"/>
+            </w:pPr>
+            <w:r>
+              <w:rPr>
                 <w:lang w:val="en-US"/>
               </w:rPr>
-              <w:t xml:space="preserve">. </w:t>
-            </w:r>
-            <w:r>
-              <w:rPr>
-                <w:b/>
-                <w:bCs/>
-              </w:rPr>
-              <w:t xml:space="preserve">Засоби </w:t>
-            </w:r>
-            <w:proofErr w:type="spellStart"/>
-            <w:r>
-              <w:rPr>
-                <w:b/>
-                <w:bCs/>
-              </w:rPr>
-              <w:t>WinAPI</w:t>
-            </w:r>
-            <w:proofErr w:type="spellEnd"/>
-          </w:p>
-        </w:tc>
-        <w:tc>
-          <w:tcPr>
-            <w:tcW w:w="234" w:type="pct"/>
-            <w:tcBorders>
-              <w:top w:val="single" w:sz="4" w:space="0" w:color="auto"/>
-              <w:left w:val="single" w:sz="4" w:space="0" w:color="auto"/>
-              <w:bottom w:val="single" w:sz="4" w:space="0" w:color="auto"/>
-              <w:right w:val="single" w:sz="4" w:space="0" w:color="auto"/>
-            </w:tcBorders>
-            <w:vAlign w:val="center"/>
-          </w:tcPr>
-          <w:p>
-            <w:pPr>
-              <w:jc w:val="center"/>
-            </w:pPr>
-            <w:r>
-              <w:t> </w:t>
-            </w:r>
-          </w:p>
-        </w:tc>
-        <w:tc>
-          <w:tcPr>
-            <w:tcW w:w="188" w:type="pct"/>
-            <w:tcBorders>
-              <w:top w:val="single" w:sz="4" w:space="0" w:color="auto"/>
-              <w:left w:val="single" w:sz="4" w:space="0" w:color="auto"/>
-              <w:bottom w:val="single" w:sz="4" w:space="0" w:color="auto"/>
-              <w:right w:val="single" w:sz="4" w:space="0" w:color="auto"/>
-            </w:tcBorders>
-            <w:vAlign w:val="center"/>
-          </w:tcPr>
-          <w:p>
-            <w:pPr>
-              <w:jc w:val="center"/>
-            </w:pPr>
-            <w:r>
-              <w:t> </w:t>
-            </w:r>
-          </w:p>
-        </w:tc>
-        <w:tc>
-          <w:tcPr>
-            <w:tcW w:w="566" w:type="pct"/>
-            <w:tcBorders>
-              <w:top w:val="single" w:sz="4" w:space="0" w:color="auto"/>
-              <w:left w:val="single" w:sz="4" w:space="0" w:color="auto"/>
-              <w:bottom w:val="single" w:sz="4" w:space="0" w:color="auto"/>
-              <w:right w:val="single" w:sz="4" w:space="0" w:color="auto"/>
-            </w:tcBorders>
-            <w:vAlign w:val="center"/>
-          </w:tcPr>
-          <w:p>
-            <w:pPr>
-              <w:jc w:val="right"/>
-            </w:pPr>
-            <w:r>
-              <w:t> </w:t>
-            </w:r>
-          </w:p>
-        </w:tc>
-        <w:tc>
-          <w:tcPr>
-            <w:tcW w:w="141" w:type="pct"/>
-            <w:tcBorders>
-              <w:top w:val="single" w:sz="4" w:space="0" w:color="auto"/>
-              <w:left w:val="single" w:sz="4" w:space="0" w:color="auto"/>
-              <w:bottom w:val="single" w:sz="4" w:space="0" w:color="auto"/>
-              <w:right w:val="single" w:sz="4" w:space="0" w:color="auto"/>
-            </w:tcBorders>
-            <w:vAlign w:val="center"/>
-          </w:tcPr>
-          <w:p>
-            <w:pPr>
-              <w:jc w:val="center"/>
-            </w:pPr>
-            <w:r>
-              <w:t> </w:t>
+              <w:t>9</w:t>
             </w:r>
           </w:p>
         </w:tc>
@@ -23659,7 +23692,7 @@
               <w:jc w:val="center"/>
             </w:pPr>
             <w:r>
-              <w:t> </w:t>
+              <w:t>Звіт</w:t>
             </w:r>
           </w:p>
         </w:tc>
@@ -23679,7 +23712,7 @@
               <w:jc w:val="center"/>
             </w:pPr>
             <w:r>
-              <w:t> </w:t>
+              <w:t>Поточний</w:t>
             </w:r>
           </w:p>
         </w:tc>
@@ -23702,7 +23735,7 @@
               <w:rPr>
                 <w:lang w:val="en-US"/>
               </w:rPr>
-              <w:t> </w:t>
+              <w:t>[1,3]</w:t>
             </w:r>
           </w:p>
         </w:tc>
@@ -23775,9 +23808,6 @@
             <w:pPr>
               <w:jc w:val="both"/>
             </w:pPr>
-            <w:r>
-              <w:t>Робота з файлами в класичному режимі</w:t>
-            </w:r>
           </w:p>
         </w:tc>
         <w:tc>
@@ -23836,7 +23866,7 @@
               <w:jc w:val="right"/>
             </w:pPr>
             <w:r>
-              <w:t>Лекція №</w:t>
+              <w:t>Лабораторна №</w:t>
             </w:r>
           </w:p>
         </w:tc>
@@ -23854,78 +23884,75 @@
           <w:p>
             <w:pPr>
               <w:jc w:val="center"/>
+            </w:pPr>
+            <w:r>
               <w:rPr>
                 <w:lang w:val="en-US"/>
               </w:rPr>
+              <w:t>10</w:t>
+            </w:r>
+          </w:p>
+        </w:tc>
+        <w:tc>
+          <w:tcPr>
+            <w:tcW w:w="504" w:type="pct"/>
+            <w:tcBorders>
+              <w:top w:val="single" w:sz="4" w:space="0" w:color="auto"/>
+              <w:left w:val="single" w:sz="4" w:space="0" w:color="auto"/>
+              <w:bottom w:val="single" w:sz="4" w:space="0" w:color="auto"/>
+              <w:right w:val="single" w:sz="4" w:space="0" w:color="auto"/>
+            </w:tcBorders>
+            <w:vAlign w:val="center"/>
+          </w:tcPr>
+          <w:p>
+            <w:pPr>
+              <w:jc w:val="center"/>
+            </w:pPr>
+            <w:r>
+              <w:t>Звіт</w:t>
+            </w:r>
+          </w:p>
+        </w:tc>
+        <w:tc>
+          <w:tcPr>
+            <w:tcW w:w="461" w:type="pct"/>
+            <w:tcBorders>
+              <w:top w:val="single" w:sz="4" w:space="0" w:color="auto"/>
+              <w:left w:val="single" w:sz="4" w:space="0" w:color="auto"/>
+              <w:bottom w:val="single" w:sz="4" w:space="0" w:color="auto"/>
+              <w:right w:val="single" w:sz="4" w:space="0" w:color="auto"/>
+            </w:tcBorders>
+            <w:vAlign w:val="center"/>
+          </w:tcPr>
+          <w:p>
+            <w:pPr>
+              <w:jc w:val="center"/>
+            </w:pPr>
+            <w:r>
+              <w:t>Поточний</w:t>
+            </w:r>
+          </w:p>
+        </w:tc>
+        <w:tc>
+          <w:tcPr>
+            <w:tcW w:w="644" w:type="pct"/>
+            <w:tcBorders>
+              <w:top w:val="single" w:sz="4" w:space="0" w:color="auto"/>
+              <w:left w:val="single" w:sz="4" w:space="0" w:color="auto"/>
+              <w:bottom w:val="single" w:sz="4" w:space="0" w:color="auto"/>
+              <w:right w:val="single" w:sz="4" w:space="0" w:color="auto"/>
+            </w:tcBorders>
+            <w:vAlign w:val="center"/>
+          </w:tcPr>
+          <w:p>
+            <w:pPr>
+              <w:jc w:val="center"/>
             </w:pPr>
             <w:r>
               <w:rPr>
                 <w:lang w:val="en-US"/>
               </w:rPr>
-              <w:t>21</w:t>
-            </w:r>
-          </w:p>
-        </w:tc>
-        <w:tc>
-          <w:tcPr>
-            <w:tcW w:w="504" w:type="pct"/>
-            <w:tcBorders>
-              <w:top w:val="single" w:sz="4" w:space="0" w:color="auto"/>
-              <w:left w:val="single" w:sz="4" w:space="0" w:color="auto"/>
-              <w:bottom w:val="single" w:sz="4" w:space="0" w:color="auto"/>
-              <w:right w:val="single" w:sz="4" w:space="0" w:color="auto"/>
-            </w:tcBorders>
-            <w:vAlign w:val="center"/>
-          </w:tcPr>
-          <w:p>
-            <w:pPr>
-              <w:jc w:val="center"/>
-            </w:pPr>
-            <w:r>
-              <w:t>Конспект</w:t>
-            </w:r>
-          </w:p>
-        </w:tc>
-        <w:tc>
-          <w:tcPr>
-            <w:tcW w:w="461" w:type="pct"/>
-            <w:tcBorders>
-              <w:top w:val="single" w:sz="4" w:space="0" w:color="auto"/>
-              <w:left w:val="single" w:sz="4" w:space="0" w:color="auto"/>
-              <w:bottom w:val="single" w:sz="4" w:space="0" w:color="auto"/>
-              <w:right w:val="single" w:sz="4" w:space="0" w:color="auto"/>
-            </w:tcBorders>
-            <w:vAlign w:val="center"/>
-          </w:tcPr>
-          <w:p>
-            <w:pPr>
-              <w:jc w:val="center"/>
-            </w:pPr>
-            <w:r>
-              <w:t>Поточний</w:t>
-            </w:r>
-          </w:p>
-        </w:tc>
-        <w:tc>
-          <w:tcPr>
-            <w:tcW w:w="644" w:type="pct"/>
-            <w:tcBorders>
-              <w:top w:val="single" w:sz="4" w:space="0" w:color="auto"/>
-              <w:left w:val="single" w:sz="4" w:space="0" w:color="auto"/>
-              <w:bottom w:val="single" w:sz="4" w:space="0" w:color="auto"/>
-              <w:right w:val="single" w:sz="4" w:space="0" w:color="auto"/>
-            </w:tcBorders>
-            <w:vAlign w:val="center"/>
-          </w:tcPr>
-          <w:p>
-            <w:pPr>
-              <w:jc w:val="center"/>
-            </w:pPr>
-            <w:r>
-              <w:rPr>
-                <w:lang w:val="en-US"/>
-              </w:rPr>
-              <w:t>[4]</w:t>
+              <w:t>[1,3]</w:t>
             </w:r>
           </w:p>
         </w:tc>
@@ -23978,6 +24005,9 @@
             <w:pPr>
               <w:jc w:val="both"/>
             </w:pPr>
+            <w:r>
+              <w:t> </w:t>
+            </w:r>
           </w:p>
         </w:tc>
         <w:tc>
@@ -23995,9 +24025,6 @@
             <w:pPr>
               <w:jc w:val="both"/>
             </w:pPr>
-            <w:r>
-              <w:t>Робота з файлами в потоковому режимі</w:t>
-            </w:r>
           </w:p>
         </w:tc>
         <w:tc>
@@ -24015,6 +24042,9 @@
             <w:pPr>
               <w:jc w:val="center"/>
             </w:pPr>
+            <w:r>
+              <w:t>2</w:t>
+            </w:r>
           </w:p>
         </w:tc>
         <w:tc>
@@ -24032,6 +24062,9 @@
             <w:pPr>
               <w:jc w:val="center"/>
             </w:pPr>
+            <w:r>
+              <w:t> </w:t>
+            </w:r>
           </w:p>
         </w:tc>
         <w:tc>
@@ -24070,7 +24103,7 @@
               <w:jc w:val="center"/>
             </w:pPr>
             <w:r>
-              <w:t>22</w:t>
+              <w:t>8</w:t>
             </w:r>
           </w:p>
         </w:tc>
@@ -24089,6 +24122,9 @@
             <w:pPr>
               <w:jc w:val="center"/>
             </w:pPr>
+            <w:r>
+              <w:t>Конспект</w:t>
+            </w:r>
           </w:p>
         </w:tc>
         <w:tc>
@@ -24106,6 +24142,9 @@
             <w:pPr>
               <w:jc w:val="center"/>
             </w:pPr>
+            <w:r>
+              <w:t>Поточний</w:t>
+            </w:r>
           </w:p>
         </w:tc>
         <w:tc>
@@ -24122,10 +24161,13 @@
           <w:p>
             <w:pPr>
               <w:jc w:val="center"/>
+            </w:pPr>
+            <w:r>
               <w:rPr>
                 <w:lang w:val="en-US"/>
               </w:rPr>
-            </w:pPr>
+              <w:t>[1-3]</w:t>
+            </w:r>
           </w:p>
         </w:tc>
       </w:tr>
@@ -24177,6 +24219,9 @@
             <w:pPr>
               <w:jc w:val="both"/>
             </w:pPr>
+            <w:r>
+              <w:t> </w:t>
+            </w:r>
           </w:p>
         </w:tc>
         <w:tc>
@@ -24194,145 +24239,149 @@
             <w:pPr>
               <w:jc w:val="both"/>
             </w:pPr>
-            <w:r>
-              <w:t xml:space="preserve">Інтерфейс </w:t>
-            </w:r>
-            <w:proofErr w:type="spellStart"/>
+          </w:p>
+        </w:tc>
+        <w:tc>
+          <w:tcPr>
+            <w:tcW w:w="234" w:type="pct"/>
+            <w:tcBorders>
+              <w:top w:val="single" w:sz="4" w:space="0" w:color="auto"/>
+              <w:left w:val="single" w:sz="4" w:space="0" w:color="auto"/>
+              <w:bottom w:val="single" w:sz="4" w:space="0" w:color="auto"/>
+              <w:right w:val="single" w:sz="4" w:space="0" w:color="auto"/>
+            </w:tcBorders>
+            <w:vAlign w:val="center"/>
+          </w:tcPr>
+          <w:p>
+            <w:pPr>
+              <w:jc w:val="center"/>
+            </w:pPr>
+            <w:r>
+              <w:t> </w:t>
+            </w:r>
+          </w:p>
+        </w:tc>
+        <w:tc>
+          <w:tcPr>
+            <w:tcW w:w="188" w:type="pct"/>
+            <w:tcBorders>
+              <w:top w:val="single" w:sz="4" w:space="0" w:color="auto"/>
+              <w:left w:val="single" w:sz="4" w:space="0" w:color="auto"/>
+              <w:bottom w:val="single" w:sz="4" w:space="0" w:color="auto"/>
+              <w:right w:val="single" w:sz="4" w:space="0" w:color="auto"/>
+            </w:tcBorders>
+            <w:vAlign w:val="center"/>
+          </w:tcPr>
+          <w:p>
+            <w:pPr>
+              <w:jc w:val="center"/>
+            </w:pPr>
+            <w:r>
+              <w:t>2</w:t>
+            </w:r>
+          </w:p>
+        </w:tc>
+        <w:tc>
+          <w:tcPr>
+            <w:tcW w:w="566" w:type="pct"/>
+            <w:tcBorders>
+              <w:top w:val="single" w:sz="4" w:space="0" w:color="auto"/>
+              <w:left w:val="single" w:sz="4" w:space="0" w:color="auto"/>
+              <w:bottom w:val="single" w:sz="4" w:space="0" w:color="auto"/>
+              <w:right w:val="single" w:sz="4" w:space="0" w:color="auto"/>
+            </w:tcBorders>
+            <w:vAlign w:val="center"/>
+          </w:tcPr>
+          <w:p>
+            <w:pPr>
+              <w:jc w:val="right"/>
+            </w:pPr>
+            <w:r>
+              <w:t>СР №</w:t>
+            </w:r>
+          </w:p>
+        </w:tc>
+        <w:tc>
+          <w:tcPr>
+            <w:tcW w:w="141" w:type="pct"/>
+            <w:tcBorders>
+              <w:top w:val="single" w:sz="4" w:space="0" w:color="auto"/>
+              <w:left w:val="single" w:sz="4" w:space="0" w:color="auto"/>
+              <w:bottom w:val="single" w:sz="4" w:space="0" w:color="auto"/>
+              <w:right w:val="single" w:sz="4" w:space="0" w:color="auto"/>
+            </w:tcBorders>
+            <w:vAlign w:val="center"/>
+          </w:tcPr>
+          <w:p>
+            <w:pPr>
+              <w:jc w:val="center"/>
+            </w:pPr>
+            <w:r>
+              <w:t>9</w:t>
+            </w:r>
+          </w:p>
+        </w:tc>
+        <w:tc>
+          <w:tcPr>
+            <w:tcW w:w="504" w:type="pct"/>
+            <w:tcBorders>
+              <w:top w:val="single" w:sz="4" w:space="0" w:color="auto"/>
+              <w:left w:val="single" w:sz="4" w:space="0" w:color="auto"/>
+              <w:bottom w:val="single" w:sz="4" w:space="0" w:color="auto"/>
+              <w:right w:val="single" w:sz="4" w:space="0" w:color="auto"/>
+            </w:tcBorders>
+            <w:vAlign w:val="center"/>
+          </w:tcPr>
+          <w:p>
+            <w:pPr>
+              <w:jc w:val="center"/>
+            </w:pPr>
+            <w:r>
+              <w:t>Реферативний конспект</w:t>
+            </w:r>
+          </w:p>
+        </w:tc>
+        <w:tc>
+          <w:tcPr>
+            <w:tcW w:w="461" w:type="pct"/>
+            <w:tcBorders>
+              <w:top w:val="single" w:sz="4" w:space="0" w:color="auto"/>
+              <w:left w:val="single" w:sz="4" w:space="0" w:color="auto"/>
+              <w:bottom w:val="single" w:sz="4" w:space="0" w:color="auto"/>
+              <w:right w:val="single" w:sz="4" w:space="0" w:color="auto"/>
+            </w:tcBorders>
+            <w:vAlign w:val="center"/>
+          </w:tcPr>
+          <w:p>
+            <w:pPr>
+              <w:jc w:val="center"/>
+            </w:pPr>
+            <w:r>
+              <w:t>Поточний</w:t>
+            </w:r>
+          </w:p>
+        </w:tc>
+        <w:tc>
+          <w:tcPr>
+            <w:tcW w:w="644" w:type="pct"/>
+            <w:tcBorders>
+              <w:top w:val="single" w:sz="4" w:space="0" w:color="auto"/>
+              <w:left w:val="single" w:sz="4" w:space="0" w:color="auto"/>
+              <w:bottom w:val="single" w:sz="4" w:space="0" w:color="auto"/>
+              <w:right w:val="single" w:sz="4" w:space="0" w:color="auto"/>
+            </w:tcBorders>
+            <w:vAlign w:val="center"/>
+          </w:tcPr>
+          <w:p>
+            <w:pPr>
+              <w:jc w:val="center"/>
+            </w:pPr>
             <w:r>
               <w:rPr>
                 <w:lang w:val="en-US"/>
               </w:rPr>
-              <w:t>WinAPI</w:t>
-            </w:r>
-            <w:proofErr w:type="spellEnd"/>
-          </w:p>
-        </w:tc>
-        <w:tc>
-          <w:tcPr>
-            <w:tcW w:w="234" w:type="pct"/>
-            <w:tcBorders>
-              <w:top w:val="single" w:sz="4" w:space="0" w:color="auto"/>
-              <w:left w:val="single" w:sz="4" w:space="0" w:color="auto"/>
-              <w:bottom w:val="single" w:sz="4" w:space="0" w:color="auto"/>
-              <w:right w:val="single" w:sz="4" w:space="0" w:color="auto"/>
-            </w:tcBorders>
-            <w:vAlign w:val="center"/>
-          </w:tcPr>
-          <w:p>
-            <w:pPr>
-              <w:jc w:val="center"/>
-            </w:pPr>
-          </w:p>
-        </w:tc>
-        <w:tc>
-          <w:tcPr>
-            <w:tcW w:w="188" w:type="pct"/>
-            <w:tcBorders>
-              <w:top w:val="single" w:sz="4" w:space="0" w:color="auto"/>
-              <w:left w:val="single" w:sz="4" w:space="0" w:color="auto"/>
-              <w:bottom w:val="single" w:sz="4" w:space="0" w:color="auto"/>
-              <w:right w:val="single" w:sz="4" w:space="0" w:color="auto"/>
-            </w:tcBorders>
-            <w:vAlign w:val="center"/>
-          </w:tcPr>
-          <w:p>
-            <w:pPr>
-              <w:jc w:val="center"/>
-            </w:pPr>
-          </w:p>
-        </w:tc>
-        <w:tc>
-          <w:tcPr>
-            <w:tcW w:w="566" w:type="pct"/>
-            <w:tcBorders>
-              <w:top w:val="single" w:sz="4" w:space="0" w:color="auto"/>
-              <w:left w:val="single" w:sz="4" w:space="0" w:color="auto"/>
-              <w:bottom w:val="single" w:sz="4" w:space="0" w:color="auto"/>
-              <w:right w:val="single" w:sz="4" w:space="0" w:color="auto"/>
-            </w:tcBorders>
-            <w:vAlign w:val="center"/>
-          </w:tcPr>
-          <w:p>
-            <w:pPr>
-              <w:jc w:val="right"/>
-            </w:pPr>
-            <w:r>
-              <w:t>Лекція №</w:t>
-            </w:r>
-          </w:p>
-        </w:tc>
-        <w:tc>
-          <w:tcPr>
-            <w:tcW w:w="141" w:type="pct"/>
-            <w:tcBorders>
-              <w:top w:val="single" w:sz="4" w:space="0" w:color="auto"/>
-              <w:left w:val="single" w:sz="4" w:space="0" w:color="auto"/>
-              <w:bottom w:val="single" w:sz="4" w:space="0" w:color="auto"/>
-              <w:right w:val="single" w:sz="4" w:space="0" w:color="auto"/>
-            </w:tcBorders>
-            <w:vAlign w:val="center"/>
-          </w:tcPr>
-          <w:p>
-            <w:pPr>
-              <w:jc w:val="center"/>
-            </w:pPr>
-            <w:r>
-              <w:t>23</w:t>
-            </w:r>
-          </w:p>
-        </w:tc>
-        <w:tc>
-          <w:tcPr>
-            <w:tcW w:w="504" w:type="pct"/>
-            <w:tcBorders>
-              <w:top w:val="single" w:sz="4" w:space="0" w:color="auto"/>
-              <w:left w:val="single" w:sz="4" w:space="0" w:color="auto"/>
-              <w:bottom w:val="single" w:sz="4" w:space="0" w:color="auto"/>
-              <w:right w:val="single" w:sz="4" w:space="0" w:color="auto"/>
-            </w:tcBorders>
-            <w:vAlign w:val="center"/>
-          </w:tcPr>
-          <w:p>
-            <w:pPr>
-              <w:jc w:val="center"/>
-            </w:pPr>
-          </w:p>
-        </w:tc>
-        <w:tc>
-          <w:tcPr>
-            <w:tcW w:w="461" w:type="pct"/>
-            <w:tcBorders>
-              <w:top w:val="single" w:sz="4" w:space="0" w:color="auto"/>
-              <w:left w:val="single" w:sz="4" w:space="0" w:color="auto"/>
-              <w:bottom w:val="single" w:sz="4" w:space="0" w:color="auto"/>
-              <w:right w:val="single" w:sz="4" w:space="0" w:color="auto"/>
-            </w:tcBorders>
-            <w:vAlign w:val="center"/>
-          </w:tcPr>
-          <w:p>
-            <w:pPr>
-              <w:jc w:val="center"/>
-            </w:pPr>
-          </w:p>
-        </w:tc>
-        <w:tc>
-          <w:tcPr>
-            <w:tcW w:w="644" w:type="pct"/>
-            <w:tcBorders>
-              <w:top w:val="single" w:sz="4" w:space="0" w:color="auto"/>
-              <w:left w:val="single" w:sz="4" w:space="0" w:color="auto"/>
-              <w:bottom w:val="single" w:sz="4" w:space="0" w:color="auto"/>
-              <w:right w:val="single" w:sz="4" w:space="0" w:color="auto"/>
-            </w:tcBorders>
-            <w:vAlign w:val="center"/>
-          </w:tcPr>
-          <w:p>
-            <w:pPr>
-              <w:jc w:val="center"/>
-              <w:rPr>
-                <w:lang w:val="en-US"/>
-              </w:rPr>
-            </w:pPr>
+              <w:t>[1]</w:t>
+            </w:r>
           </w:p>
         </w:tc>
       </w:tr>
@@ -24384,6 +24433,9 @@
             <w:pPr>
               <w:jc w:val="both"/>
             </w:pPr>
+            <w:r>
+              <w:t> </w:t>
+            </w:r>
           </w:p>
         </w:tc>
         <w:tc>
@@ -24400,147 +24452,153 @@
           <w:p>
             <w:pPr>
               <w:jc w:val="both"/>
+            </w:pPr>
+          </w:p>
+        </w:tc>
+        <w:tc>
+          <w:tcPr>
+            <w:tcW w:w="234" w:type="pct"/>
+            <w:tcBorders>
+              <w:top w:val="single" w:sz="4" w:space="0" w:color="auto"/>
+              <w:left w:val="single" w:sz="4" w:space="0" w:color="auto"/>
+              <w:bottom w:val="single" w:sz="4" w:space="0" w:color="auto"/>
+              <w:right w:val="single" w:sz="4" w:space="0" w:color="auto"/>
+            </w:tcBorders>
+            <w:vAlign w:val="center"/>
+          </w:tcPr>
+          <w:p>
+            <w:pPr>
+              <w:jc w:val="center"/>
+            </w:pPr>
+            <w:r>
+              <w:t>2</w:t>
+            </w:r>
+          </w:p>
+        </w:tc>
+        <w:tc>
+          <w:tcPr>
+            <w:tcW w:w="188" w:type="pct"/>
+            <w:tcBorders>
+              <w:top w:val="single" w:sz="4" w:space="0" w:color="auto"/>
+              <w:left w:val="single" w:sz="4" w:space="0" w:color="auto"/>
+              <w:bottom w:val="single" w:sz="4" w:space="0" w:color="auto"/>
+              <w:right w:val="single" w:sz="4" w:space="0" w:color="auto"/>
+            </w:tcBorders>
+            <w:vAlign w:val="center"/>
+          </w:tcPr>
+          <w:p>
+            <w:pPr>
+              <w:jc w:val="center"/>
+            </w:pPr>
+            <w:r>
+              <w:t> </w:t>
+            </w:r>
+          </w:p>
+        </w:tc>
+        <w:tc>
+          <w:tcPr>
+            <w:tcW w:w="566" w:type="pct"/>
+            <w:tcBorders>
+              <w:top w:val="single" w:sz="4" w:space="0" w:color="auto"/>
+              <w:left w:val="single" w:sz="4" w:space="0" w:color="auto"/>
+              <w:bottom w:val="single" w:sz="4" w:space="0" w:color="auto"/>
+              <w:right w:val="single" w:sz="4" w:space="0" w:color="auto"/>
+            </w:tcBorders>
+            <w:vAlign w:val="center"/>
+          </w:tcPr>
+          <w:p>
+            <w:pPr>
+              <w:jc w:val="right"/>
+            </w:pPr>
+            <w:r>
+              <w:t>Лабораторна №</w:t>
+            </w:r>
+          </w:p>
+        </w:tc>
+        <w:tc>
+          <w:tcPr>
+            <w:tcW w:w="141" w:type="pct"/>
+            <w:tcBorders>
+              <w:top w:val="single" w:sz="4" w:space="0" w:color="auto"/>
+              <w:left w:val="single" w:sz="4" w:space="0" w:color="auto"/>
+              <w:bottom w:val="single" w:sz="4" w:space="0" w:color="auto"/>
+              <w:right w:val="single" w:sz="4" w:space="0" w:color="auto"/>
+            </w:tcBorders>
+            <w:vAlign w:val="center"/>
+          </w:tcPr>
+          <w:p>
+            <w:pPr>
+              <w:jc w:val="center"/>
+            </w:pPr>
+            <w:r>
               <w:rPr>
                 <w:lang w:val="en-US"/>
               </w:rPr>
-            </w:pPr>
-            <w:r>
-              <w:t xml:space="preserve">Взаємодія з </w:t>
-            </w:r>
+              <w:t>11</w:t>
+            </w:r>
+          </w:p>
+        </w:tc>
+        <w:tc>
+          <w:tcPr>
+            <w:tcW w:w="504" w:type="pct"/>
+            <w:tcBorders>
+              <w:top w:val="single" w:sz="4" w:space="0" w:color="auto"/>
+              <w:left w:val="single" w:sz="4" w:space="0" w:color="auto"/>
+              <w:bottom w:val="single" w:sz="4" w:space="0" w:color="auto"/>
+              <w:right w:val="single" w:sz="4" w:space="0" w:color="auto"/>
+            </w:tcBorders>
+            <w:vAlign w:val="center"/>
+          </w:tcPr>
+          <w:p>
+            <w:pPr>
+              <w:jc w:val="center"/>
+            </w:pPr>
+            <w:r>
+              <w:t>Звіт</w:t>
+            </w:r>
+          </w:p>
+        </w:tc>
+        <w:tc>
+          <w:tcPr>
+            <w:tcW w:w="461" w:type="pct"/>
+            <w:tcBorders>
+              <w:top w:val="single" w:sz="4" w:space="0" w:color="auto"/>
+              <w:left w:val="single" w:sz="4" w:space="0" w:color="auto"/>
+              <w:bottom w:val="single" w:sz="4" w:space="0" w:color="auto"/>
+              <w:right w:val="single" w:sz="4" w:space="0" w:color="auto"/>
+            </w:tcBorders>
+            <w:vAlign w:val="center"/>
+          </w:tcPr>
+          <w:p>
+            <w:pPr>
+              <w:jc w:val="center"/>
+            </w:pPr>
+            <w:r>
+              <w:t>Поточний</w:t>
+            </w:r>
+          </w:p>
+        </w:tc>
+        <w:tc>
+          <w:tcPr>
+            <w:tcW w:w="644" w:type="pct"/>
+            <w:tcBorders>
+              <w:top w:val="single" w:sz="4" w:space="0" w:color="auto"/>
+              <w:left w:val="single" w:sz="4" w:space="0" w:color="auto"/>
+              <w:bottom w:val="single" w:sz="4" w:space="0" w:color="auto"/>
+              <w:right w:val="single" w:sz="4" w:space="0" w:color="auto"/>
+            </w:tcBorders>
+            <w:vAlign w:val="center"/>
+          </w:tcPr>
+          <w:p>
+            <w:pPr>
+              <w:jc w:val="center"/>
+            </w:pPr>
             <w:r>
               <w:rPr>
                 <w:lang w:val="en-US"/>
               </w:rPr>
-              <w:t>OS Windows</w:t>
-            </w:r>
-          </w:p>
-        </w:tc>
-        <w:tc>
-          <w:tcPr>
-            <w:tcW w:w="234" w:type="pct"/>
-            <w:tcBorders>
-              <w:top w:val="single" w:sz="4" w:space="0" w:color="auto"/>
-              <w:left w:val="single" w:sz="4" w:space="0" w:color="auto"/>
-              <w:bottom w:val="single" w:sz="4" w:space="0" w:color="auto"/>
-              <w:right w:val="single" w:sz="4" w:space="0" w:color="auto"/>
-            </w:tcBorders>
-            <w:vAlign w:val="center"/>
-          </w:tcPr>
-          <w:p>
-            <w:pPr>
-              <w:jc w:val="center"/>
-            </w:pPr>
-          </w:p>
-        </w:tc>
-        <w:tc>
-          <w:tcPr>
-            <w:tcW w:w="188" w:type="pct"/>
-            <w:tcBorders>
-              <w:top w:val="single" w:sz="4" w:space="0" w:color="auto"/>
-              <w:left w:val="single" w:sz="4" w:space="0" w:color="auto"/>
-              <w:bottom w:val="single" w:sz="4" w:space="0" w:color="auto"/>
-              <w:right w:val="single" w:sz="4" w:space="0" w:color="auto"/>
-            </w:tcBorders>
-            <w:vAlign w:val="center"/>
-          </w:tcPr>
-          <w:p>
-            <w:pPr>
-              <w:jc w:val="center"/>
-            </w:pPr>
-          </w:p>
-        </w:tc>
-        <w:tc>
-          <w:tcPr>
-            <w:tcW w:w="566" w:type="pct"/>
-            <w:tcBorders>
-              <w:top w:val="single" w:sz="4" w:space="0" w:color="auto"/>
-              <w:left w:val="single" w:sz="4" w:space="0" w:color="auto"/>
-              <w:bottom w:val="single" w:sz="4" w:space="0" w:color="auto"/>
-              <w:right w:val="single" w:sz="4" w:space="0" w:color="auto"/>
-            </w:tcBorders>
-            <w:vAlign w:val="center"/>
-          </w:tcPr>
-          <w:p>
-            <w:pPr>
-              <w:jc w:val="right"/>
-            </w:pPr>
-            <w:r>
-              <w:t>Лекція №</w:t>
-            </w:r>
-          </w:p>
-        </w:tc>
-        <w:tc>
-          <w:tcPr>
-            <w:tcW w:w="141" w:type="pct"/>
-            <w:tcBorders>
-              <w:top w:val="single" w:sz="4" w:space="0" w:color="auto"/>
-              <w:left w:val="single" w:sz="4" w:space="0" w:color="auto"/>
-              <w:bottom w:val="single" w:sz="4" w:space="0" w:color="auto"/>
-              <w:right w:val="single" w:sz="4" w:space="0" w:color="auto"/>
-            </w:tcBorders>
-            <w:vAlign w:val="center"/>
-          </w:tcPr>
-          <w:p>
-            <w:pPr>
-              <w:jc w:val="center"/>
-            </w:pPr>
-            <w:r>
-              <w:t>24</w:t>
-            </w:r>
-          </w:p>
-        </w:tc>
-        <w:tc>
-          <w:tcPr>
-            <w:tcW w:w="504" w:type="pct"/>
-            <w:tcBorders>
-              <w:top w:val="single" w:sz="4" w:space="0" w:color="auto"/>
-              <w:left w:val="single" w:sz="4" w:space="0" w:color="auto"/>
-              <w:bottom w:val="single" w:sz="4" w:space="0" w:color="auto"/>
-              <w:right w:val="single" w:sz="4" w:space="0" w:color="auto"/>
-            </w:tcBorders>
-            <w:vAlign w:val="center"/>
-          </w:tcPr>
-          <w:p>
-            <w:pPr>
-              <w:jc w:val="center"/>
-            </w:pPr>
-          </w:p>
-        </w:tc>
-        <w:tc>
-          <w:tcPr>
-            <w:tcW w:w="461" w:type="pct"/>
-            <w:tcBorders>
-              <w:top w:val="single" w:sz="4" w:space="0" w:color="auto"/>
-              <w:left w:val="single" w:sz="4" w:space="0" w:color="auto"/>
-              <w:bottom w:val="single" w:sz="4" w:space="0" w:color="auto"/>
-              <w:right w:val="single" w:sz="4" w:space="0" w:color="auto"/>
-            </w:tcBorders>
-            <w:vAlign w:val="center"/>
-          </w:tcPr>
-          <w:p>
-            <w:pPr>
-              <w:jc w:val="center"/>
-            </w:pPr>
-          </w:p>
-        </w:tc>
-        <w:tc>
-          <w:tcPr>
-            <w:tcW w:w="644" w:type="pct"/>
-            <w:tcBorders>
-              <w:top w:val="single" w:sz="4" w:space="0" w:color="auto"/>
-              <w:left w:val="single" w:sz="4" w:space="0" w:color="auto"/>
-              <w:bottom w:val="single" w:sz="4" w:space="0" w:color="auto"/>
-              <w:right w:val="single" w:sz="4" w:space="0" w:color="auto"/>
-            </w:tcBorders>
-            <w:vAlign w:val="center"/>
-          </w:tcPr>
-          <w:p>
-            <w:pPr>
-              <w:jc w:val="center"/>
-              <w:rPr>
-                <w:lang w:val="en-US"/>
-              </w:rPr>
-            </w:pPr>
+              <w:t>[1-4]</w:t>
+            </w:r>
           </w:p>
         </w:tc>
       </w:tr>
@@ -24592,6 +24650,9 @@
             <w:pPr>
               <w:jc w:val="both"/>
             </w:pPr>
+            <w:r>
+              <w:t> </w:t>
+            </w:r>
           </w:p>
         </w:tc>
         <w:tc>
@@ -24608,149 +24669,150 @@
           <w:p>
             <w:pPr>
               <w:jc w:val="both"/>
+            </w:pPr>
+          </w:p>
+        </w:tc>
+        <w:tc>
+          <w:tcPr>
+            <w:tcW w:w="234" w:type="pct"/>
+            <w:tcBorders>
+              <w:top w:val="single" w:sz="4" w:space="0" w:color="auto"/>
+              <w:left w:val="single" w:sz="4" w:space="0" w:color="auto"/>
+              <w:bottom w:val="single" w:sz="4" w:space="0" w:color="auto"/>
+              <w:right w:val="single" w:sz="4" w:space="0" w:color="auto"/>
+            </w:tcBorders>
+            <w:vAlign w:val="center"/>
+          </w:tcPr>
+          <w:p>
+            <w:pPr>
+              <w:jc w:val="center"/>
+            </w:pPr>
+            <w:r>
+              <w:t>2</w:t>
+            </w:r>
+          </w:p>
+        </w:tc>
+        <w:tc>
+          <w:tcPr>
+            <w:tcW w:w="188" w:type="pct"/>
+            <w:tcBorders>
+              <w:top w:val="single" w:sz="4" w:space="0" w:color="auto"/>
+              <w:left w:val="single" w:sz="4" w:space="0" w:color="auto"/>
+              <w:bottom w:val="single" w:sz="4" w:space="0" w:color="auto"/>
+              <w:right w:val="single" w:sz="4" w:space="0" w:color="auto"/>
+            </w:tcBorders>
+            <w:vAlign w:val="center"/>
+          </w:tcPr>
+          <w:p>
+            <w:pPr>
+              <w:jc w:val="center"/>
+            </w:pPr>
+            <w:r>
+              <w:t> </w:t>
+            </w:r>
+          </w:p>
+        </w:tc>
+        <w:tc>
+          <w:tcPr>
+            <w:tcW w:w="566" w:type="pct"/>
+            <w:tcBorders>
+              <w:top w:val="single" w:sz="4" w:space="0" w:color="auto"/>
+              <w:left w:val="single" w:sz="4" w:space="0" w:color="auto"/>
+              <w:bottom w:val="single" w:sz="4" w:space="0" w:color="auto"/>
+              <w:right w:val="single" w:sz="4" w:space="0" w:color="auto"/>
+            </w:tcBorders>
+            <w:vAlign w:val="center"/>
+          </w:tcPr>
+          <w:p>
+            <w:pPr>
+              <w:jc w:val="right"/>
+            </w:pPr>
+            <w:r>
+              <w:t>Лекція №</w:t>
+            </w:r>
+          </w:p>
+        </w:tc>
+        <w:tc>
+          <w:tcPr>
+            <w:tcW w:w="141" w:type="pct"/>
+            <w:tcBorders>
+              <w:top w:val="single" w:sz="4" w:space="0" w:color="auto"/>
+              <w:left w:val="single" w:sz="4" w:space="0" w:color="auto"/>
+              <w:bottom w:val="single" w:sz="4" w:space="0" w:color="auto"/>
+              <w:right w:val="single" w:sz="4" w:space="0" w:color="auto"/>
+            </w:tcBorders>
+            <w:vAlign w:val="center"/>
+          </w:tcPr>
+          <w:p>
+            <w:pPr>
+              <w:jc w:val="center"/>
+            </w:pPr>
+            <w:r>
+              <w:t>9</w:t>
+            </w:r>
+          </w:p>
+        </w:tc>
+        <w:tc>
+          <w:tcPr>
+            <w:tcW w:w="504" w:type="pct"/>
+            <w:tcBorders>
+              <w:top w:val="single" w:sz="4" w:space="0" w:color="auto"/>
+              <w:left w:val="single" w:sz="4" w:space="0" w:color="auto"/>
+              <w:bottom w:val="single" w:sz="4" w:space="0" w:color="auto"/>
+              <w:right w:val="single" w:sz="4" w:space="0" w:color="auto"/>
+            </w:tcBorders>
+            <w:vAlign w:val="center"/>
+          </w:tcPr>
+          <w:p>
+            <w:pPr>
+              <w:jc w:val="center"/>
+            </w:pPr>
+            <w:r>
+              <w:t>Конспект</w:t>
+            </w:r>
+          </w:p>
+        </w:tc>
+        <w:tc>
+          <w:tcPr>
+            <w:tcW w:w="461" w:type="pct"/>
+            <w:tcBorders>
+              <w:top w:val="single" w:sz="4" w:space="0" w:color="auto"/>
+              <w:left w:val="single" w:sz="4" w:space="0" w:color="auto"/>
+              <w:bottom w:val="single" w:sz="4" w:space="0" w:color="auto"/>
+              <w:right w:val="single" w:sz="4" w:space="0" w:color="auto"/>
+            </w:tcBorders>
+            <w:vAlign w:val="center"/>
+          </w:tcPr>
+          <w:p>
+            <w:pPr>
+              <w:jc w:val="center"/>
+            </w:pPr>
+            <w:r>
+              <w:t>МК1</w:t>
+            </w:r>
+          </w:p>
+        </w:tc>
+        <w:tc>
+          <w:tcPr>
+            <w:tcW w:w="644" w:type="pct"/>
+            <w:tcBorders>
+              <w:top w:val="single" w:sz="4" w:space="0" w:color="auto"/>
+              <w:left w:val="single" w:sz="4" w:space="0" w:color="auto"/>
+              <w:bottom w:val="single" w:sz="4" w:space="0" w:color="auto"/>
+              <w:right w:val="single" w:sz="4" w:space="0" w:color="auto"/>
+            </w:tcBorders>
+            <w:vAlign w:val="center"/>
+          </w:tcPr>
+          <w:p>
+            <w:pPr>
+              <w:jc w:val="center"/>
+            </w:pPr>
+            <w:r>
               <w:rPr>
                 <w:lang w:val="en-US"/>
               </w:rPr>
-            </w:pPr>
-            <w:r>
-              <w:t xml:space="preserve">Робота з файлами через </w:t>
-            </w:r>
-            <w:proofErr w:type="spellStart"/>
-            <w:r>
-              <w:rPr>
-                <w:lang w:val="en-US"/>
-              </w:rPr>
-              <w:t>WinAPI</w:t>
-            </w:r>
-            <w:proofErr w:type="spellEnd"/>
-          </w:p>
-        </w:tc>
-        <w:tc>
-          <w:tcPr>
-            <w:tcW w:w="234" w:type="pct"/>
-            <w:tcBorders>
-              <w:top w:val="single" w:sz="4" w:space="0" w:color="auto"/>
-              <w:left w:val="single" w:sz="4" w:space="0" w:color="auto"/>
-              <w:bottom w:val="single" w:sz="4" w:space="0" w:color="auto"/>
-              <w:right w:val="single" w:sz="4" w:space="0" w:color="auto"/>
-            </w:tcBorders>
-            <w:vAlign w:val="center"/>
-          </w:tcPr>
-          <w:p>
-            <w:pPr>
-              <w:jc w:val="center"/>
-            </w:pPr>
-          </w:p>
-        </w:tc>
-        <w:tc>
-          <w:tcPr>
-            <w:tcW w:w="188" w:type="pct"/>
-            <w:tcBorders>
-              <w:top w:val="single" w:sz="4" w:space="0" w:color="auto"/>
-              <w:left w:val="single" w:sz="4" w:space="0" w:color="auto"/>
-              <w:bottom w:val="single" w:sz="4" w:space="0" w:color="auto"/>
-              <w:right w:val="single" w:sz="4" w:space="0" w:color="auto"/>
-            </w:tcBorders>
-            <w:vAlign w:val="center"/>
-          </w:tcPr>
-          <w:p>
-            <w:pPr>
-              <w:jc w:val="center"/>
-            </w:pPr>
-          </w:p>
-        </w:tc>
-        <w:tc>
-          <w:tcPr>
-            <w:tcW w:w="566" w:type="pct"/>
-            <w:tcBorders>
-              <w:top w:val="single" w:sz="4" w:space="0" w:color="auto"/>
-              <w:left w:val="single" w:sz="4" w:space="0" w:color="auto"/>
-              <w:bottom w:val="single" w:sz="4" w:space="0" w:color="auto"/>
-              <w:right w:val="single" w:sz="4" w:space="0" w:color="auto"/>
-            </w:tcBorders>
-            <w:vAlign w:val="center"/>
-          </w:tcPr>
-          <w:p>
-            <w:pPr>
-              <w:jc w:val="right"/>
-            </w:pPr>
-            <w:r>
-              <w:t>Лекція №</w:t>
-            </w:r>
-          </w:p>
-        </w:tc>
-        <w:tc>
-          <w:tcPr>
-            <w:tcW w:w="141" w:type="pct"/>
-            <w:tcBorders>
-              <w:top w:val="single" w:sz="4" w:space="0" w:color="auto"/>
-              <w:left w:val="single" w:sz="4" w:space="0" w:color="auto"/>
-              <w:bottom w:val="single" w:sz="4" w:space="0" w:color="auto"/>
-              <w:right w:val="single" w:sz="4" w:space="0" w:color="auto"/>
-            </w:tcBorders>
-            <w:vAlign w:val="center"/>
-          </w:tcPr>
-          <w:p>
-            <w:pPr>
-              <w:jc w:val="center"/>
-            </w:pPr>
-            <w:r>
-              <w:t>25</w:t>
-            </w:r>
-          </w:p>
-        </w:tc>
-        <w:tc>
-          <w:tcPr>
-            <w:tcW w:w="504" w:type="pct"/>
-            <w:tcBorders>
-              <w:top w:val="single" w:sz="4" w:space="0" w:color="auto"/>
-              <w:left w:val="single" w:sz="4" w:space="0" w:color="auto"/>
-              <w:bottom w:val="single" w:sz="4" w:space="0" w:color="auto"/>
-              <w:right w:val="single" w:sz="4" w:space="0" w:color="auto"/>
-            </w:tcBorders>
-            <w:vAlign w:val="center"/>
-          </w:tcPr>
-          <w:p>
-            <w:pPr>
-              <w:jc w:val="center"/>
-            </w:pPr>
-          </w:p>
-        </w:tc>
-        <w:tc>
-          <w:tcPr>
-            <w:tcW w:w="461" w:type="pct"/>
-            <w:tcBorders>
-              <w:top w:val="single" w:sz="4" w:space="0" w:color="auto"/>
-              <w:left w:val="single" w:sz="4" w:space="0" w:color="auto"/>
-              <w:bottom w:val="single" w:sz="4" w:space="0" w:color="auto"/>
-              <w:right w:val="single" w:sz="4" w:space="0" w:color="auto"/>
-            </w:tcBorders>
-            <w:vAlign w:val="center"/>
-          </w:tcPr>
-          <w:p>
-            <w:pPr>
-              <w:jc w:val="center"/>
-            </w:pPr>
-          </w:p>
-        </w:tc>
-        <w:tc>
-          <w:tcPr>
-            <w:tcW w:w="644" w:type="pct"/>
-            <w:tcBorders>
-              <w:top w:val="single" w:sz="4" w:space="0" w:color="auto"/>
-              <w:left w:val="single" w:sz="4" w:space="0" w:color="auto"/>
-              <w:bottom w:val="single" w:sz="4" w:space="0" w:color="auto"/>
-              <w:right w:val="single" w:sz="4" w:space="0" w:color="auto"/>
-            </w:tcBorders>
-            <w:vAlign w:val="center"/>
-          </w:tcPr>
-          <w:p>
-            <w:pPr>
-              <w:jc w:val="center"/>
-              <w:rPr>
-                <w:lang w:val="en-US"/>
-              </w:rPr>
-            </w:pPr>
+              <w:t>[1-3]</w:t>
+            </w:r>
           </w:p>
         </w:tc>
       </w:tr>
@@ -24801,20 +24863,8 @@
           <w:p>
             <w:pPr>
               <w:jc w:val="both"/>
-              <w:rPr>
-                <w:b/>
-                <w:bCs/>
-                <w:i/>
-                <w:iCs/>
-              </w:rPr>
-            </w:pPr>
-            <w:r>
-              <w:rPr>
-                <w:b/>
-                <w:bCs/>
-                <w:i/>
-                <w:iCs/>
-              </w:rPr>
+            </w:pPr>
+            <w:r>
               <w:t> </w:t>
             </w:r>
           </w:p>
@@ -24852,32 +24902,32 @@
               <w:jc w:val="center"/>
             </w:pPr>
             <w:r>
+              <w:t>2</w:t>
+            </w:r>
+          </w:p>
+        </w:tc>
+        <w:tc>
+          <w:tcPr>
+            <w:tcW w:w="188" w:type="pct"/>
+            <w:tcBorders>
+              <w:top w:val="single" w:sz="4" w:space="0" w:color="auto"/>
+              <w:left w:val="single" w:sz="4" w:space="0" w:color="auto"/>
+              <w:bottom w:val="single" w:sz="4" w:space="0" w:color="auto"/>
+              <w:right w:val="single" w:sz="4" w:space="0" w:color="auto"/>
+            </w:tcBorders>
+            <w:vAlign w:val="center"/>
+          </w:tcPr>
+          <w:p>
+            <w:pPr>
+              <w:jc w:val="center"/>
+            </w:pPr>
+            <w:r>
               <w:t> </w:t>
             </w:r>
           </w:p>
         </w:tc>
         <w:tc>
           <w:tcPr>
-            <w:tcW w:w="188" w:type="pct"/>
-            <w:tcBorders>
-              <w:top w:val="single" w:sz="4" w:space="0" w:color="auto"/>
-              <w:left w:val="single" w:sz="4" w:space="0" w:color="auto"/>
-              <w:bottom w:val="single" w:sz="4" w:space="0" w:color="auto"/>
-              <w:right w:val="single" w:sz="4" w:space="0" w:color="auto"/>
-            </w:tcBorders>
-            <w:vAlign w:val="center"/>
-          </w:tcPr>
-          <w:p>
-            <w:pPr>
-              <w:jc w:val="center"/>
-            </w:pPr>
-            <w:r>
-              <w:t>2</w:t>
-            </w:r>
-          </w:p>
-        </w:tc>
-        <w:tc>
-          <w:tcPr>
             <w:tcW w:w="566" w:type="pct"/>
             <w:tcBorders>
               <w:top w:val="single" w:sz="4" w:space="0" w:color="auto"/>
@@ -24892,7 +24942,7 @@
               <w:jc w:val="right"/>
             </w:pPr>
             <w:r>
-              <w:t>СР №</w:t>
+              <w:t>Лабораторна №</w:t>
             </w:r>
           </w:p>
         </w:tc>
@@ -24912,7 +24962,10 @@
               <w:jc w:val="center"/>
             </w:pPr>
             <w:r>
-              <w:t>10</w:t>
+              <w:rPr>
+                <w:lang w:val="en-US"/>
+              </w:rPr>
+              <w:t>12</w:t>
             </w:r>
           </w:p>
         </w:tc>
@@ -24932,7 +24985,7 @@
               <w:jc w:val="center"/>
             </w:pPr>
             <w:r>
-              <w:t>Реферативний конспект</w:t>
+              <w:t>Звіт</w:t>
             </w:r>
           </w:p>
         </w:tc>
@@ -24975,3669 +25028,7 @@
               <w:rPr>
                 <w:lang w:val="en-US"/>
               </w:rPr>
-              <w:t>[1,4]</w:t>
-            </w:r>
-          </w:p>
-        </w:tc>
-      </w:tr>
-      <w:tr>
-        <w:trPr>
-          <w:cantSplit/>
-          <w:trHeight w:val="418"/>
-        </w:trPr>
-        <w:tc>
-          <w:tcPr>
-            <w:tcW w:w="279" w:type="pct"/>
-            <w:tcBorders>
-              <w:top w:val="single" w:sz="4" w:space="0" w:color="auto"/>
-              <w:left w:val="single" w:sz="4" w:space="0" w:color="auto"/>
-              <w:bottom w:val="single" w:sz="4" w:space="0" w:color="auto"/>
-              <w:right w:val="single" w:sz="4" w:space="0" w:color="auto"/>
-            </w:tcBorders>
-            <w:vAlign w:val="center"/>
-          </w:tcPr>
-          <w:p>
-            <w:pPr>
-              <w:widowControl w:val="0"/>
-              <w:numPr>
-                <w:ilvl w:val="0"/>
-                <w:numId w:val="43"/>
-              </w:numPr>
-              <w:spacing w:line="260" w:lineRule="auto"/>
-              <w:jc w:val="both"/>
-              <w:rPr>
-                <w:iCs/>
-                <w:sz w:val="24"/>
-                <w:szCs w:val="24"/>
-              </w:rPr>
-            </w:pPr>
-          </w:p>
-        </w:tc>
-        <w:tc>
-          <w:tcPr>
-            <w:tcW w:w="174" w:type="pct"/>
-            <w:tcBorders>
-              <w:top w:val="single" w:sz="4" w:space="0" w:color="auto"/>
-              <w:left w:val="single" w:sz="4" w:space="0" w:color="auto"/>
-              <w:bottom w:val="single" w:sz="4" w:space="0" w:color="auto"/>
-              <w:right w:val="single" w:sz="4" w:space="0" w:color="auto"/>
-            </w:tcBorders>
-            <w:vAlign w:val="center"/>
-          </w:tcPr>
-          <w:p>
-            <w:pPr>
-              <w:jc w:val="both"/>
-            </w:pPr>
-            <w:r>
-              <w:t> </w:t>
-            </w:r>
-          </w:p>
-        </w:tc>
-        <w:tc>
-          <w:tcPr>
-            <w:tcW w:w="1809" w:type="pct"/>
-            <w:tcBorders>
-              <w:top w:val="single" w:sz="4" w:space="0" w:color="auto"/>
-              <w:left w:val="single" w:sz="4" w:space="0" w:color="auto"/>
-              <w:bottom w:val="single" w:sz="4" w:space="0" w:color="auto"/>
-              <w:right w:val="single" w:sz="4" w:space="0" w:color="auto"/>
-            </w:tcBorders>
-            <w:vAlign w:val="center"/>
-          </w:tcPr>
-          <w:p>
-            <w:pPr>
-              <w:jc w:val="both"/>
-            </w:pPr>
-          </w:p>
-        </w:tc>
-        <w:tc>
-          <w:tcPr>
-            <w:tcW w:w="234" w:type="pct"/>
-            <w:tcBorders>
-              <w:top w:val="single" w:sz="4" w:space="0" w:color="auto"/>
-              <w:left w:val="single" w:sz="4" w:space="0" w:color="auto"/>
-              <w:bottom w:val="single" w:sz="4" w:space="0" w:color="auto"/>
-              <w:right w:val="single" w:sz="4" w:space="0" w:color="auto"/>
-            </w:tcBorders>
-            <w:vAlign w:val="center"/>
-          </w:tcPr>
-          <w:p>
-            <w:pPr>
-              <w:jc w:val="center"/>
-            </w:pPr>
-            <w:r>
-              <w:t>2</w:t>
-            </w:r>
-          </w:p>
-        </w:tc>
-        <w:tc>
-          <w:tcPr>
-            <w:tcW w:w="188" w:type="pct"/>
-            <w:tcBorders>
-              <w:top w:val="single" w:sz="4" w:space="0" w:color="auto"/>
-              <w:left w:val="single" w:sz="4" w:space="0" w:color="auto"/>
-              <w:bottom w:val="single" w:sz="4" w:space="0" w:color="auto"/>
-              <w:right w:val="single" w:sz="4" w:space="0" w:color="auto"/>
-            </w:tcBorders>
-            <w:vAlign w:val="center"/>
-          </w:tcPr>
-          <w:p>
-            <w:pPr>
-              <w:jc w:val="center"/>
-            </w:pPr>
-            <w:r>
-              <w:t> </w:t>
-            </w:r>
-          </w:p>
-        </w:tc>
-        <w:tc>
-          <w:tcPr>
-            <w:tcW w:w="566" w:type="pct"/>
-            <w:tcBorders>
-              <w:top w:val="single" w:sz="4" w:space="0" w:color="auto"/>
-              <w:left w:val="single" w:sz="4" w:space="0" w:color="auto"/>
-              <w:bottom w:val="single" w:sz="4" w:space="0" w:color="auto"/>
-              <w:right w:val="single" w:sz="4" w:space="0" w:color="auto"/>
-            </w:tcBorders>
-            <w:vAlign w:val="center"/>
-          </w:tcPr>
-          <w:p>
-            <w:pPr>
-              <w:jc w:val="right"/>
-            </w:pPr>
-            <w:r>
-              <w:t>Лабораторна №</w:t>
-            </w:r>
-          </w:p>
-        </w:tc>
-        <w:tc>
-          <w:tcPr>
-            <w:tcW w:w="141" w:type="pct"/>
-            <w:tcBorders>
-              <w:top w:val="single" w:sz="4" w:space="0" w:color="auto"/>
-              <w:left w:val="single" w:sz="4" w:space="0" w:color="auto"/>
-              <w:bottom w:val="single" w:sz="4" w:space="0" w:color="auto"/>
-              <w:right w:val="single" w:sz="4" w:space="0" w:color="auto"/>
-            </w:tcBorders>
-            <w:vAlign w:val="center"/>
-          </w:tcPr>
-          <w:p>
-            <w:pPr>
-              <w:jc w:val="center"/>
-            </w:pPr>
-            <w:r>
-              <w:rPr>
-                <w:lang w:val="en-US"/>
-              </w:rPr>
-              <w:t>13</w:t>
-            </w:r>
-          </w:p>
-        </w:tc>
-        <w:tc>
-          <w:tcPr>
-            <w:tcW w:w="504" w:type="pct"/>
-            <w:tcBorders>
-              <w:top w:val="single" w:sz="4" w:space="0" w:color="auto"/>
-              <w:left w:val="single" w:sz="4" w:space="0" w:color="auto"/>
-              <w:bottom w:val="single" w:sz="4" w:space="0" w:color="auto"/>
-              <w:right w:val="single" w:sz="4" w:space="0" w:color="auto"/>
-            </w:tcBorders>
-            <w:vAlign w:val="center"/>
-          </w:tcPr>
-          <w:p>
-            <w:pPr>
-              <w:jc w:val="center"/>
-            </w:pPr>
-            <w:r>
-              <w:t>Звіт</w:t>
-            </w:r>
-          </w:p>
-        </w:tc>
-        <w:tc>
-          <w:tcPr>
-            <w:tcW w:w="461" w:type="pct"/>
-            <w:tcBorders>
-              <w:top w:val="single" w:sz="4" w:space="0" w:color="auto"/>
-              <w:left w:val="single" w:sz="4" w:space="0" w:color="auto"/>
-              <w:bottom w:val="single" w:sz="4" w:space="0" w:color="auto"/>
-              <w:right w:val="single" w:sz="4" w:space="0" w:color="auto"/>
-            </w:tcBorders>
-            <w:vAlign w:val="center"/>
-          </w:tcPr>
-          <w:p>
-            <w:pPr>
-              <w:jc w:val="center"/>
-            </w:pPr>
-            <w:r>
-              <w:t>Поточний</w:t>
-            </w:r>
-          </w:p>
-        </w:tc>
-        <w:tc>
-          <w:tcPr>
-            <w:tcW w:w="644" w:type="pct"/>
-            <w:tcBorders>
-              <w:top w:val="single" w:sz="4" w:space="0" w:color="auto"/>
-              <w:left w:val="single" w:sz="4" w:space="0" w:color="auto"/>
-              <w:bottom w:val="single" w:sz="4" w:space="0" w:color="auto"/>
-              <w:right w:val="single" w:sz="4" w:space="0" w:color="auto"/>
-            </w:tcBorders>
-            <w:vAlign w:val="center"/>
-          </w:tcPr>
-          <w:p>
-            <w:pPr>
-              <w:jc w:val="center"/>
-            </w:pPr>
-            <w:r>
-              <w:rPr>
-                <w:lang w:val="en-US"/>
-              </w:rPr>
-              <w:t>[4]</w:t>
-            </w:r>
-          </w:p>
-        </w:tc>
-      </w:tr>
-      <w:tr>
-        <w:trPr>
-          <w:cantSplit/>
-          <w:trHeight w:val="418"/>
-        </w:trPr>
-        <w:tc>
-          <w:tcPr>
-            <w:tcW w:w="279" w:type="pct"/>
-            <w:tcBorders>
-              <w:top w:val="single" w:sz="4" w:space="0" w:color="auto"/>
-              <w:left w:val="single" w:sz="4" w:space="0" w:color="auto"/>
-              <w:bottom w:val="single" w:sz="4" w:space="0" w:color="auto"/>
-              <w:right w:val="single" w:sz="4" w:space="0" w:color="auto"/>
-            </w:tcBorders>
-            <w:vAlign w:val="center"/>
-          </w:tcPr>
-          <w:p>
-            <w:pPr>
-              <w:widowControl w:val="0"/>
-              <w:numPr>
-                <w:ilvl w:val="0"/>
-                <w:numId w:val="43"/>
-              </w:numPr>
-              <w:spacing w:line="260" w:lineRule="auto"/>
-              <w:jc w:val="both"/>
-              <w:rPr>
-                <w:iCs/>
-                <w:sz w:val="24"/>
-                <w:szCs w:val="24"/>
-              </w:rPr>
-            </w:pPr>
-          </w:p>
-        </w:tc>
-        <w:tc>
-          <w:tcPr>
-            <w:tcW w:w="174" w:type="pct"/>
-            <w:tcBorders>
-              <w:top w:val="single" w:sz="4" w:space="0" w:color="auto"/>
-              <w:left w:val="single" w:sz="4" w:space="0" w:color="auto"/>
-              <w:bottom w:val="single" w:sz="4" w:space="0" w:color="auto"/>
-              <w:right w:val="single" w:sz="4" w:space="0" w:color="auto"/>
-            </w:tcBorders>
-            <w:vAlign w:val="center"/>
-          </w:tcPr>
-          <w:p>
-            <w:pPr>
-              <w:jc w:val="both"/>
-            </w:pPr>
-            <w:r>
-              <w:t> </w:t>
-            </w:r>
-          </w:p>
-        </w:tc>
-        <w:tc>
-          <w:tcPr>
-            <w:tcW w:w="1809" w:type="pct"/>
-            <w:tcBorders>
-              <w:top w:val="single" w:sz="4" w:space="0" w:color="auto"/>
-              <w:left w:val="single" w:sz="4" w:space="0" w:color="auto"/>
-              <w:bottom w:val="single" w:sz="4" w:space="0" w:color="auto"/>
-              <w:right w:val="single" w:sz="4" w:space="0" w:color="auto"/>
-            </w:tcBorders>
-            <w:vAlign w:val="center"/>
-          </w:tcPr>
-          <w:p>
-            <w:pPr>
-              <w:jc w:val="both"/>
-            </w:pPr>
-          </w:p>
-        </w:tc>
-        <w:tc>
-          <w:tcPr>
-            <w:tcW w:w="234" w:type="pct"/>
-            <w:tcBorders>
-              <w:top w:val="single" w:sz="4" w:space="0" w:color="auto"/>
-              <w:left w:val="single" w:sz="4" w:space="0" w:color="auto"/>
-              <w:bottom w:val="single" w:sz="4" w:space="0" w:color="auto"/>
-              <w:right w:val="single" w:sz="4" w:space="0" w:color="auto"/>
-            </w:tcBorders>
-            <w:vAlign w:val="center"/>
-          </w:tcPr>
-          <w:p>
-            <w:pPr>
-              <w:jc w:val="center"/>
-            </w:pPr>
-            <w:r>
-              <w:t> </w:t>
-            </w:r>
-          </w:p>
-        </w:tc>
-        <w:tc>
-          <w:tcPr>
-            <w:tcW w:w="188" w:type="pct"/>
-            <w:tcBorders>
-              <w:top w:val="single" w:sz="4" w:space="0" w:color="auto"/>
-              <w:left w:val="single" w:sz="4" w:space="0" w:color="auto"/>
-              <w:bottom w:val="single" w:sz="4" w:space="0" w:color="auto"/>
-              <w:right w:val="single" w:sz="4" w:space="0" w:color="auto"/>
-            </w:tcBorders>
-            <w:vAlign w:val="center"/>
-          </w:tcPr>
-          <w:p>
-            <w:pPr>
-              <w:jc w:val="center"/>
-            </w:pPr>
-            <w:r>
-              <w:t>2</w:t>
-            </w:r>
-          </w:p>
-        </w:tc>
-        <w:tc>
-          <w:tcPr>
-            <w:tcW w:w="566" w:type="pct"/>
-            <w:tcBorders>
-              <w:top w:val="single" w:sz="4" w:space="0" w:color="auto"/>
-              <w:left w:val="single" w:sz="4" w:space="0" w:color="auto"/>
-              <w:bottom w:val="single" w:sz="4" w:space="0" w:color="auto"/>
-              <w:right w:val="single" w:sz="4" w:space="0" w:color="auto"/>
-            </w:tcBorders>
-            <w:vAlign w:val="center"/>
-          </w:tcPr>
-          <w:p>
-            <w:pPr>
-              <w:jc w:val="right"/>
-            </w:pPr>
-            <w:r>
-              <w:t>СР №</w:t>
-            </w:r>
-          </w:p>
-        </w:tc>
-        <w:tc>
-          <w:tcPr>
-            <w:tcW w:w="141" w:type="pct"/>
-            <w:tcBorders>
-              <w:top w:val="single" w:sz="4" w:space="0" w:color="auto"/>
-              <w:left w:val="single" w:sz="4" w:space="0" w:color="auto"/>
-              <w:bottom w:val="single" w:sz="4" w:space="0" w:color="auto"/>
-              <w:right w:val="single" w:sz="4" w:space="0" w:color="auto"/>
-            </w:tcBorders>
-            <w:vAlign w:val="center"/>
-          </w:tcPr>
-          <w:p>
-            <w:pPr>
-              <w:jc w:val="center"/>
-            </w:pPr>
-            <w:r>
-              <w:t>11 </w:t>
-            </w:r>
-          </w:p>
-        </w:tc>
-        <w:tc>
-          <w:tcPr>
-            <w:tcW w:w="504" w:type="pct"/>
-            <w:tcBorders>
-              <w:top w:val="single" w:sz="4" w:space="0" w:color="auto"/>
-              <w:left w:val="single" w:sz="4" w:space="0" w:color="auto"/>
-              <w:bottom w:val="single" w:sz="4" w:space="0" w:color="auto"/>
-              <w:right w:val="single" w:sz="4" w:space="0" w:color="auto"/>
-            </w:tcBorders>
-            <w:vAlign w:val="center"/>
-          </w:tcPr>
-          <w:p>
-            <w:pPr>
-              <w:jc w:val="center"/>
-            </w:pPr>
-            <w:r>
-              <w:t>Реферативний конспект</w:t>
-            </w:r>
-          </w:p>
-        </w:tc>
-        <w:tc>
-          <w:tcPr>
-            <w:tcW w:w="461" w:type="pct"/>
-            <w:tcBorders>
-              <w:top w:val="single" w:sz="4" w:space="0" w:color="auto"/>
-              <w:left w:val="single" w:sz="4" w:space="0" w:color="auto"/>
-              <w:bottom w:val="single" w:sz="4" w:space="0" w:color="auto"/>
-              <w:right w:val="single" w:sz="4" w:space="0" w:color="auto"/>
-            </w:tcBorders>
-            <w:vAlign w:val="center"/>
-          </w:tcPr>
-          <w:p>
-            <w:pPr>
-              <w:jc w:val="center"/>
-            </w:pPr>
-            <w:r>
-              <w:t>Поточний</w:t>
-            </w:r>
-          </w:p>
-        </w:tc>
-        <w:tc>
-          <w:tcPr>
-            <w:tcW w:w="644" w:type="pct"/>
-            <w:tcBorders>
-              <w:top w:val="single" w:sz="4" w:space="0" w:color="auto"/>
-              <w:left w:val="single" w:sz="4" w:space="0" w:color="auto"/>
-              <w:bottom w:val="single" w:sz="4" w:space="0" w:color="auto"/>
-              <w:right w:val="single" w:sz="4" w:space="0" w:color="auto"/>
-            </w:tcBorders>
-            <w:vAlign w:val="center"/>
-          </w:tcPr>
-          <w:p>
-            <w:pPr>
-              <w:jc w:val="center"/>
-            </w:pPr>
-            <w:r>
-              <w:rPr>
-                <w:lang w:val="en-US"/>
-              </w:rPr>
-              <w:t>[1,4]</w:t>
-            </w:r>
-          </w:p>
-        </w:tc>
-      </w:tr>
-      <w:tr>
-        <w:trPr>
-          <w:cantSplit/>
-          <w:trHeight w:val="707"/>
-        </w:trPr>
-        <w:tc>
-          <w:tcPr>
-            <w:tcW w:w="279" w:type="pct"/>
-            <w:tcBorders>
-              <w:top w:val="single" w:sz="4" w:space="0" w:color="auto"/>
-              <w:left w:val="single" w:sz="4" w:space="0" w:color="auto"/>
-              <w:bottom w:val="single" w:sz="4" w:space="0" w:color="auto"/>
-              <w:right w:val="single" w:sz="4" w:space="0" w:color="auto"/>
-            </w:tcBorders>
-            <w:vAlign w:val="center"/>
-          </w:tcPr>
-          <w:p>
-            <w:pPr>
-              <w:widowControl w:val="0"/>
-              <w:numPr>
-                <w:ilvl w:val="0"/>
-                <w:numId w:val="43"/>
-              </w:numPr>
-              <w:spacing w:line="260" w:lineRule="auto"/>
-              <w:jc w:val="both"/>
-              <w:rPr>
-                <w:iCs/>
-                <w:sz w:val="24"/>
-                <w:szCs w:val="24"/>
-              </w:rPr>
-            </w:pPr>
-          </w:p>
-        </w:tc>
-        <w:tc>
-          <w:tcPr>
-            <w:tcW w:w="174" w:type="pct"/>
-            <w:tcBorders>
-              <w:top w:val="single" w:sz="4" w:space="0" w:color="auto"/>
-              <w:left w:val="single" w:sz="4" w:space="0" w:color="auto"/>
-              <w:bottom w:val="single" w:sz="4" w:space="0" w:color="auto"/>
-              <w:right w:val="single" w:sz="4" w:space="0" w:color="auto"/>
-            </w:tcBorders>
-            <w:vAlign w:val="center"/>
-          </w:tcPr>
-          <w:p>
-            <w:pPr>
-              <w:jc w:val="both"/>
-            </w:pPr>
-            <w:r>
-              <w:t> </w:t>
-            </w:r>
-          </w:p>
-        </w:tc>
-        <w:tc>
-          <w:tcPr>
-            <w:tcW w:w="1809" w:type="pct"/>
-            <w:tcBorders>
-              <w:top w:val="single" w:sz="4" w:space="0" w:color="auto"/>
-              <w:left w:val="single" w:sz="4" w:space="0" w:color="auto"/>
-              <w:bottom w:val="single" w:sz="4" w:space="0" w:color="auto"/>
-              <w:right w:val="single" w:sz="4" w:space="0" w:color="auto"/>
-            </w:tcBorders>
-            <w:vAlign w:val="center"/>
-          </w:tcPr>
-          <w:p>
-            <w:pPr>
-              <w:jc w:val="both"/>
-            </w:pPr>
-          </w:p>
-        </w:tc>
-        <w:tc>
-          <w:tcPr>
-            <w:tcW w:w="234" w:type="pct"/>
-            <w:tcBorders>
-              <w:top w:val="single" w:sz="4" w:space="0" w:color="auto"/>
-              <w:left w:val="single" w:sz="4" w:space="0" w:color="auto"/>
-              <w:bottom w:val="single" w:sz="4" w:space="0" w:color="auto"/>
-              <w:right w:val="single" w:sz="4" w:space="0" w:color="auto"/>
-            </w:tcBorders>
-            <w:vAlign w:val="center"/>
-          </w:tcPr>
-          <w:p>
-            <w:pPr>
-              <w:jc w:val="center"/>
-            </w:pPr>
-            <w:r>
-              <w:t>2</w:t>
-            </w:r>
-          </w:p>
-        </w:tc>
-        <w:tc>
-          <w:tcPr>
-            <w:tcW w:w="188" w:type="pct"/>
-            <w:tcBorders>
-              <w:top w:val="single" w:sz="4" w:space="0" w:color="auto"/>
-              <w:left w:val="single" w:sz="4" w:space="0" w:color="auto"/>
-              <w:bottom w:val="single" w:sz="4" w:space="0" w:color="auto"/>
-              <w:right w:val="single" w:sz="4" w:space="0" w:color="auto"/>
-            </w:tcBorders>
-            <w:vAlign w:val="center"/>
-          </w:tcPr>
-          <w:p>
-            <w:pPr>
-              <w:jc w:val="center"/>
-            </w:pPr>
-            <w:r>
-              <w:t> </w:t>
-            </w:r>
-          </w:p>
-        </w:tc>
-        <w:tc>
-          <w:tcPr>
-            <w:tcW w:w="566" w:type="pct"/>
-            <w:tcBorders>
-              <w:top w:val="single" w:sz="4" w:space="0" w:color="auto"/>
-              <w:left w:val="single" w:sz="4" w:space="0" w:color="auto"/>
-              <w:bottom w:val="single" w:sz="4" w:space="0" w:color="auto"/>
-              <w:right w:val="single" w:sz="4" w:space="0" w:color="auto"/>
-            </w:tcBorders>
-            <w:vAlign w:val="center"/>
-          </w:tcPr>
-          <w:p>
-            <w:pPr>
-              <w:jc w:val="right"/>
-            </w:pPr>
-            <w:r>
-              <w:t>Лабораторна №</w:t>
-            </w:r>
-          </w:p>
-        </w:tc>
-        <w:tc>
-          <w:tcPr>
-            <w:tcW w:w="141" w:type="pct"/>
-            <w:tcBorders>
-              <w:top w:val="single" w:sz="4" w:space="0" w:color="auto"/>
-              <w:left w:val="single" w:sz="4" w:space="0" w:color="auto"/>
-              <w:bottom w:val="single" w:sz="4" w:space="0" w:color="auto"/>
-              <w:right w:val="single" w:sz="4" w:space="0" w:color="auto"/>
-            </w:tcBorders>
-            <w:vAlign w:val="center"/>
-          </w:tcPr>
-          <w:p>
-            <w:pPr>
-              <w:jc w:val="center"/>
-            </w:pPr>
-            <w:r>
-              <w:rPr>
-                <w:lang w:val="en-US"/>
-              </w:rPr>
-              <w:t>14</w:t>
-            </w:r>
-          </w:p>
-        </w:tc>
-        <w:tc>
-          <w:tcPr>
-            <w:tcW w:w="504" w:type="pct"/>
-            <w:tcBorders>
-              <w:top w:val="single" w:sz="4" w:space="0" w:color="auto"/>
-              <w:left w:val="single" w:sz="4" w:space="0" w:color="auto"/>
-              <w:bottom w:val="single" w:sz="4" w:space="0" w:color="auto"/>
-              <w:right w:val="single" w:sz="4" w:space="0" w:color="auto"/>
-            </w:tcBorders>
-            <w:vAlign w:val="center"/>
-          </w:tcPr>
-          <w:p>
-            <w:pPr>
-              <w:jc w:val="center"/>
-            </w:pPr>
-            <w:r>
-              <w:t>Звіт</w:t>
-            </w:r>
-          </w:p>
-        </w:tc>
-        <w:tc>
-          <w:tcPr>
-            <w:tcW w:w="461" w:type="pct"/>
-            <w:tcBorders>
-              <w:top w:val="single" w:sz="4" w:space="0" w:color="auto"/>
-              <w:left w:val="single" w:sz="4" w:space="0" w:color="auto"/>
-              <w:bottom w:val="single" w:sz="4" w:space="0" w:color="auto"/>
-              <w:right w:val="single" w:sz="4" w:space="0" w:color="auto"/>
-            </w:tcBorders>
-            <w:vAlign w:val="center"/>
-          </w:tcPr>
-          <w:p>
-            <w:pPr>
-              <w:jc w:val="center"/>
-            </w:pPr>
-            <w:r>
-              <w:t>Поточний</w:t>
-            </w:r>
-          </w:p>
-        </w:tc>
-        <w:tc>
-          <w:tcPr>
-            <w:tcW w:w="644" w:type="pct"/>
-            <w:tcBorders>
-              <w:top w:val="single" w:sz="4" w:space="0" w:color="auto"/>
-              <w:left w:val="single" w:sz="4" w:space="0" w:color="auto"/>
-              <w:bottom w:val="single" w:sz="4" w:space="0" w:color="auto"/>
-              <w:right w:val="single" w:sz="4" w:space="0" w:color="auto"/>
-            </w:tcBorders>
-            <w:vAlign w:val="center"/>
-          </w:tcPr>
-          <w:p>
-            <w:pPr>
-              <w:jc w:val="center"/>
-            </w:pPr>
-            <w:r>
-              <w:rPr>
-                <w:lang w:val="en-US"/>
-              </w:rPr>
-              <w:t>[4]</w:t>
-            </w:r>
-          </w:p>
-        </w:tc>
-      </w:tr>
-      <w:tr>
-        <w:trPr>
-          <w:cantSplit/>
-          <w:trHeight w:val="418"/>
-        </w:trPr>
-        <w:tc>
-          <w:tcPr>
-            <w:tcW w:w="279" w:type="pct"/>
-            <w:tcBorders>
-              <w:top w:val="single" w:sz="4" w:space="0" w:color="auto"/>
-              <w:left w:val="single" w:sz="4" w:space="0" w:color="auto"/>
-              <w:bottom w:val="single" w:sz="4" w:space="0" w:color="auto"/>
-              <w:right w:val="single" w:sz="4" w:space="0" w:color="auto"/>
-            </w:tcBorders>
-            <w:vAlign w:val="center"/>
-          </w:tcPr>
-          <w:p>
-            <w:pPr>
-              <w:widowControl w:val="0"/>
-              <w:numPr>
-                <w:ilvl w:val="0"/>
-                <w:numId w:val="43"/>
-              </w:numPr>
-              <w:spacing w:line="260" w:lineRule="auto"/>
-              <w:jc w:val="both"/>
-              <w:rPr>
-                <w:iCs/>
-                <w:sz w:val="24"/>
-                <w:szCs w:val="24"/>
-              </w:rPr>
-            </w:pPr>
-          </w:p>
-        </w:tc>
-        <w:tc>
-          <w:tcPr>
-            <w:tcW w:w="174" w:type="pct"/>
-            <w:tcBorders>
-              <w:top w:val="single" w:sz="4" w:space="0" w:color="auto"/>
-              <w:left w:val="single" w:sz="4" w:space="0" w:color="auto"/>
-              <w:bottom w:val="single" w:sz="4" w:space="0" w:color="auto"/>
-              <w:right w:val="single" w:sz="4" w:space="0" w:color="auto"/>
-            </w:tcBorders>
-            <w:vAlign w:val="center"/>
-          </w:tcPr>
-          <w:p>
-            <w:pPr>
-              <w:jc w:val="both"/>
-            </w:pPr>
-            <w:r>
-              <w:t> </w:t>
-            </w:r>
-          </w:p>
-        </w:tc>
-        <w:tc>
-          <w:tcPr>
-            <w:tcW w:w="1809" w:type="pct"/>
-            <w:tcBorders>
-              <w:top w:val="single" w:sz="4" w:space="0" w:color="auto"/>
-              <w:left w:val="single" w:sz="4" w:space="0" w:color="auto"/>
-              <w:bottom w:val="single" w:sz="4" w:space="0" w:color="auto"/>
-              <w:right w:val="single" w:sz="4" w:space="0" w:color="auto"/>
-            </w:tcBorders>
-            <w:vAlign w:val="center"/>
-          </w:tcPr>
-          <w:p>
-            <w:pPr>
-              <w:jc w:val="both"/>
-            </w:pPr>
-          </w:p>
-        </w:tc>
-        <w:tc>
-          <w:tcPr>
-            <w:tcW w:w="234" w:type="pct"/>
-            <w:tcBorders>
-              <w:top w:val="single" w:sz="4" w:space="0" w:color="auto"/>
-              <w:left w:val="single" w:sz="4" w:space="0" w:color="auto"/>
-              <w:bottom w:val="single" w:sz="4" w:space="0" w:color="auto"/>
-              <w:right w:val="single" w:sz="4" w:space="0" w:color="auto"/>
-            </w:tcBorders>
-            <w:vAlign w:val="center"/>
-          </w:tcPr>
-          <w:p>
-            <w:pPr>
-              <w:jc w:val="center"/>
-            </w:pPr>
-            <w:r>
-              <w:t>2</w:t>
-            </w:r>
-          </w:p>
-        </w:tc>
-        <w:tc>
-          <w:tcPr>
-            <w:tcW w:w="188" w:type="pct"/>
-            <w:tcBorders>
-              <w:top w:val="single" w:sz="4" w:space="0" w:color="auto"/>
-              <w:left w:val="single" w:sz="4" w:space="0" w:color="auto"/>
-              <w:bottom w:val="single" w:sz="4" w:space="0" w:color="auto"/>
-              <w:right w:val="single" w:sz="4" w:space="0" w:color="auto"/>
-            </w:tcBorders>
-            <w:vAlign w:val="center"/>
-          </w:tcPr>
-          <w:p>
-            <w:pPr>
-              <w:jc w:val="center"/>
-            </w:pPr>
-            <w:r>
-              <w:t> </w:t>
-            </w:r>
-          </w:p>
-        </w:tc>
-        <w:tc>
-          <w:tcPr>
-            <w:tcW w:w="566" w:type="pct"/>
-            <w:tcBorders>
-              <w:top w:val="single" w:sz="4" w:space="0" w:color="auto"/>
-              <w:left w:val="single" w:sz="4" w:space="0" w:color="auto"/>
-              <w:bottom w:val="single" w:sz="4" w:space="0" w:color="auto"/>
-              <w:right w:val="single" w:sz="4" w:space="0" w:color="auto"/>
-            </w:tcBorders>
-            <w:vAlign w:val="center"/>
-          </w:tcPr>
-          <w:p>
-            <w:pPr>
-              <w:jc w:val="right"/>
-            </w:pPr>
-            <w:r>
-              <w:t>Лабораторна №</w:t>
-            </w:r>
-          </w:p>
-        </w:tc>
-        <w:tc>
-          <w:tcPr>
-            <w:tcW w:w="141" w:type="pct"/>
-            <w:tcBorders>
-              <w:top w:val="single" w:sz="4" w:space="0" w:color="auto"/>
-              <w:left w:val="single" w:sz="4" w:space="0" w:color="auto"/>
-              <w:bottom w:val="single" w:sz="4" w:space="0" w:color="auto"/>
-              <w:right w:val="single" w:sz="4" w:space="0" w:color="auto"/>
-            </w:tcBorders>
-            <w:vAlign w:val="center"/>
-          </w:tcPr>
-          <w:p>
-            <w:pPr>
-              <w:jc w:val="center"/>
-            </w:pPr>
-            <w:r>
-              <w:rPr>
-                <w:lang w:val="en-US"/>
-              </w:rPr>
-              <w:t>15</w:t>
-            </w:r>
-          </w:p>
-        </w:tc>
-        <w:tc>
-          <w:tcPr>
-            <w:tcW w:w="504" w:type="pct"/>
-            <w:tcBorders>
-              <w:top w:val="single" w:sz="4" w:space="0" w:color="auto"/>
-              <w:left w:val="single" w:sz="4" w:space="0" w:color="auto"/>
-              <w:bottom w:val="single" w:sz="4" w:space="0" w:color="auto"/>
-              <w:right w:val="single" w:sz="4" w:space="0" w:color="auto"/>
-            </w:tcBorders>
-            <w:vAlign w:val="center"/>
-          </w:tcPr>
-          <w:p>
-            <w:pPr>
-              <w:jc w:val="center"/>
-            </w:pPr>
-            <w:r>
-              <w:t>Звіт</w:t>
-            </w:r>
-          </w:p>
-        </w:tc>
-        <w:tc>
-          <w:tcPr>
-            <w:tcW w:w="461" w:type="pct"/>
-            <w:tcBorders>
-              <w:top w:val="single" w:sz="4" w:space="0" w:color="auto"/>
-              <w:left w:val="single" w:sz="4" w:space="0" w:color="auto"/>
-              <w:bottom w:val="single" w:sz="4" w:space="0" w:color="auto"/>
-              <w:right w:val="single" w:sz="4" w:space="0" w:color="auto"/>
-            </w:tcBorders>
-            <w:vAlign w:val="center"/>
-          </w:tcPr>
-          <w:p>
-            <w:pPr>
-              <w:jc w:val="center"/>
-            </w:pPr>
-            <w:r>
-              <w:t>Поточний</w:t>
-            </w:r>
-          </w:p>
-        </w:tc>
-        <w:tc>
-          <w:tcPr>
-            <w:tcW w:w="644" w:type="pct"/>
-            <w:tcBorders>
-              <w:top w:val="single" w:sz="4" w:space="0" w:color="auto"/>
-              <w:left w:val="single" w:sz="4" w:space="0" w:color="auto"/>
-              <w:bottom w:val="single" w:sz="4" w:space="0" w:color="auto"/>
-              <w:right w:val="single" w:sz="4" w:space="0" w:color="auto"/>
-            </w:tcBorders>
-            <w:vAlign w:val="center"/>
-          </w:tcPr>
-          <w:p>
-            <w:pPr>
-              <w:jc w:val="center"/>
-            </w:pPr>
-            <w:r>
-              <w:rPr>
-                <w:lang w:val="en-US"/>
-              </w:rPr>
-              <w:t>[4]</w:t>
-            </w:r>
-          </w:p>
-        </w:tc>
-      </w:tr>
-      <w:tr>
-        <w:trPr>
-          <w:cantSplit/>
-          <w:trHeight w:val="418"/>
-        </w:trPr>
-        <w:tc>
-          <w:tcPr>
-            <w:tcW w:w="279" w:type="pct"/>
-            <w:tcBorders>
-              <w:top w:val="single" w:sz="4" w:space="0" w:color="auto"/>
-              <w:left w:val="single" w:sz="4" w:space="0" w:color="auto"/>
-              <w:bottom w:val="single" w:sz="4" w:space="0" w:color="auto"/>
-              <w:right w:val="single" w:sz="4" w:space="0" w:color="auto"/>
-            </w:tcBorders>
-            <w:vAlign w:val="center"/>
-          </w:tcPr>
-          <w:p>
-            <w:pPr>
-              <w:widowControl w:val="0"/>
-              <w:numPr>
-                <w:ilvl w:val="0"/>
-                <w:numId w:val="43"/>
-              </w:numPr>
-              <w:spacing w:line="260" w:lineRule="auto"/>
-              <w:jc w:val="both"/>
-              <w:rPr>
-                <w:iCs/>
-                <w:sz w:val="24"/>
-                <w:szCs w:val="24"/>
-              </w:rPr>
-            </w:pPr>
-          </w:p>
-        </w:tc>
-        <w:tc>
-          <w:tcPr>
-            <w:tcW w:w="174" w:type="pct"/>
-            <w:tcBorders>
-              <w:top w:val="single" w:sz="4" w:space="0" w:color="auto"/>
-              <w:left w:val="single" w:sz="4" w:space="0" w:color="auto"/>
-              <w:bottom w:val="single" w:sz="4" w:space="0" w:color="auto"/>
-              <w:right w:val="single" w:sz="4" w:space="0" w:color="auto"/>
-            </w:tcBorders>
-            <w:vAlign w:val="center"/>
-          </w:tcPr>
-          <w:p>
-            <w:pPr>
-              <w:jc w:val="both"/>
-            </w:pPr>
-            <w:r>
-              <w:t> </w:t>
-            </w:r>
-          </w:p>
-        </w:tc>
-        <w:tc>
-          <w:tcPr>
-            <w:tcW w:w="1809" w:type="pct"/>
-            <w:tcBorders>
-              <w:top w:val="single" w:sz="4" w:space="0" w:color="auto"/>
-              <w:left w:val="single" w:sz="4" w:space="0" w:color="auto"/>
-              <w:bottom w:val="single" w:sz="4" w:space="0" w:color="auto"/>
-              <w:right w:val="single" w:sz="4" w:space="0" w:color="auto"/>
-            </w:tcBorders>
-            <w:vAlign w:val="center"/>
-          </w:tcPr>
-          <w:p>
-            <w:pPr>
-              <w:jc w:val="both"/>
-            </w:pPr>
-          </w:p>
-        </w:tc>
-        <w:tc>
-          <w:tcPr>
-            <w:tcW w:w="234" w:type="pct"/>
-            <w:tcBorders>
-              <w:top w:val="single" w:sz="4" w:space="0" w:color="auto"/>
-              <w:left w:val="single" w:sz="4" w:space="0" w:color="auto"/>
-              <w:bottom w:val="single" w:sz="4" w:space="0" w:color="auto"/>
-              <w:right w:val="single" w:sz="4" w:space="0" w:color="auto"/>
-            </w:tcBorders>
-            <w:vAlign w:val="center"/>
-          </w:tcPr>
-          <w:p>
-            <w:pPr>
-              <w:jc w:val="center"/>
-            </w:pPr>
-            <w:r>
-              <w:t> </w:t>
-            </w:r>
-          </w:p>
-        </w:tc>
-        <w:tc>
-          <w:tcPr>
-            <w:tcW w:w="188" w:type="pct"/>
-            <w:tcBorders>
-              <w:top w:val="single" w:sz="4" w:space="0" w:color="auto"/>
-              <w:left w:val="single" w:sz="4" w:space="0" w:color="auto"/>
-              <w:bottom w:val="single" w:sz="4" w:space="0" w:color="auto"/>
-              <w:right w:val="single" w:sz="4" w:space="0" w:color="auto"/>
-            </w:tcBorders>
-            <w:vAlign w:val="center"/>
-          </w:tcPr>
-          <w:p>
-            <w:pPr>
-              <w:jc w:val="center"/>
-            </w:pPr>
-            <w:r>
-              <w:t>2</w:t>
-            </w:r>
-          </w:p>
-        </w:tc>
-        <w:tc>
-          <w:tcPr>
-            <w:tcW w:w="566" w:type="pct"/>
-            <w:tcBorders>
-              <w:top w:val="single" w:sz="4" w:space="0" w:color="auto"/>
-              <w:left w:val="single" w:sz="4" w:space="0" w:color="auto"/>
-              <w:bottom w:val="single" w:sz="4" w:space="0" w:color="auto"/>
-              <w:right w:val="single" w:sz="4" w:space="0" w:color="auto"/>
-            </w:tcBorders>
-            <w:vAlign w:val="center"/>
-          </w:tcPr>
-          <w:p>
-            <w:pPr>
-              <w:jc w:val="right"/>
-            </w:pPr>
-            <w:r>
-              <w:t>СР №</w:t>
-            </w:r>
-          </w:p>
-        </w:tc>
-        <w:tc>
-          <w:tcPr>
-            <w:tcW w:w="141" w:type="pct"/>
-            <w:tcBorders>
-              <w:top w:val="single" w:sz="4" w:space="0" w:color="auto"/>
-              <w:left w:val="single" w:sz="4" w:space="0" w:color="auto"/>
-              <w:bottom w:val="single" w:sz="4" w:space="0" w:color="auto"/>
-              <w:right w:val="single" w:sz="4" w:space="0" w:color="auto"/>
-            </w:tcBorders>
-            <w:vAlign w:val="center"/>
-          </w:tcPr>
-          <w:p>
-            <w:pPr>
-              <w:jc w:val="center"/>
-            </w:pPr>
-            <w:r>
-              <w:t>12</w:t>
-            </w:r>
-          </w:p>
-        </w:tc>
-        <w:tc>
-          <w:tcPr>
-            <w:tcW w:w="504" w:type="pct"/>
-            <w:tcBorders>
-              <w:top w:val="single" w:sz="4" w:space="0" w:color="auto"/>
-              <w:left w:val="single" w:sz="4" w:space="0" w:color="auto"/>
-              <w:bottom w:val="single" w:sz="4" w:space="0" w:color="auto"/>
-              <w:right w:val="single" w:sz="4" w:space="0" w:color="auto"/>
-            </w:tcBorders>
-            <w:vAlign w:val="center"/>
-          </w:tcPr>
-          <w:p>
-            <w:pPr>
-              <w:jc w:val="center"/>
-            </w:pPr>
-            <w:r>
-              <w:t>Реферативний конспект</w:t>
-            </w:r>
-          </w:p>
-        </w:tc>
-        <w:tc>
-          <w:tcPr>
-            <w:tcW w:w="461" w:type="pct"/>
-            <w:tcBorders>
-              <w:top w:val="single" w:sz="4" w:space="0" w:color="auto"/>
-              <w:left w:val="single" w:sz="4" w:space="0" w:color="auto"/>
-              <w:bottom w:val="single" w:sz="4" w:space="0" w:color="auto"/>
-              <w:right w:val="single" w:sz="4" w:space="0" w:color="auto"/>
-            </w:tcBorders>
-            <w:vAlign w:val="center"/>
-          </w:tcPr>
-          <w:p>
-            <w:pPr>
-              <w:jc w:val="center"/>
-            </w:pPr>
-            <w:r>
-              <w:t>Поточний</w:t>
-            </w:r>
-          </w:p>
-        </w:tc>
-        <w:tc>
-          <w:tcPr>
-            <w:tcW w:w="644" w:type="pct"/>
-            <w:tcBorders>
-              <w:top w:val="single" w:sz="4" w:space="0" w:color="auto"/>
-              <w:left w:val="single" w:sz="4" w:space="0" w:color="auto"/>
-              <w:bottom w:val="single" w:sz="4" w:space="0" w:color="auto"/>
-              <w:right w:val="single" w:sz="4" w:space="0" w:color="auto"/>
-            </w:tcBorders>
-            <w:vAlign w:val="center"/>
-          </w:tcPr>
-          <w:p>
-            <w:pPr>
-              <w:jc w:val="center"/>
-            </w:pPr>
-            <w:r>
-              <w:rPr>
-                <w:lang w:val="en-US"/>
-              </w:rPr>
-              <w:t>[1,2,4]</w:t>
-            </w:r>
-          </w:p>
-        </w:tc>
-      </w:tr>
-      <w:tr>
-        <w:trPr>
-          <w:cantSplit/>
-          <w:trHeight w:val="418"/>
-        </w:trPr>
-        <w:tc>
-          <w:tcPr>
-            <w:tcW w:w="279" w:type="pct"/>
-            <w:tcBorders>
-              <w:top w:val="single" w:sz="4" w:space="0" w:color="auto"/>
-              <w:left w:val="single" w:sz="4" w:space="0" w:color="auto"/>
-              <w:bottom w:val="single" w:sz="4" w:space="0" w:color="auto"/>
-              <w:right w:val="single" w:sz="4" w:space="0" w:color="auto"/>
-            </w:tcBorders>
-            <w:vAlign w:val="center"/>
-          </w:tcPr>
-          <w:p>
-            <w:pPr>
-              <w:widowControl w:val="0"/>
-              <w:numPr>
-                <w:ilvl w:val="0"/>
-                <w:numId w:val="43"/>
-              </w:numPr>
-              <w:spacing w:line="260" w:lineRule="auto"/>
-              <w:jc w:val="both"/>
-              <w:rPr>
-                <w:iCs/>
-                <w:sz w:val="24"/>
-                <w:szCs w:val="24"/>
-              </w:rPr>
-            </w:pPr>
-          </w:p>
-        </w:tc>
-        <w:tc>
-          <w:tcPr>
-            <w:tcW w:w="174" w:type="pct"/>
-            <w:tcBorders>
-              <w:top w:val="single" w:sz="4" w:space="0" w:color="auto"/>
-              <w:left w:val="single" w:sz="4" w:space="0" w:color="auto"/>
-              <w:bottom w:val="single" w:sz="4" w:space="0" w:color="auto"/>
-              <w:right w:val="single" w:sz="4" w:space="0" w:color="auto"/>
-            </w:tcBorders>
-            <w:vAlign w:val="center"/>
-          </w:tcPr>
-          <w:p>
-            <w:pPr>
-              <w:jc w:val="both"/>
-            </w:pPr>
-            <w:r>
-              <w:t> </w:t>
-            </w:r>
-          </w:p>
-        </w:tc>
-        <w:tc>
-          <w:tcPr>
-            <w:tcW w:w="1809" w:type="pct"/>
-            <w:tcBorders>
-              <w:top w:val="single" w:sz="4" w:space="0" w:color="auto"/>
-              <w:left w:val="single" w:sz="4" w:space="0" w:color="auto"/>
-              <w:bottom w:val="single" w:sz="4" w:space="0" w:color="auto"/>
-              <w:right w:val="single" w:sz="4" w:space="0" w:color="auto"/>
-            </w:tcBorders>
-            <w:vAlign w:val="center"/>
-          </w:tcPr>
-          <w:p>
-            <w:pPr>
-              <w:jc w:val="both"/>
-            </w:pPr>
-          </w:p>
-        </w:tc>
-        <w:tc>
-          <w:tcPr>
-            <w:tcW w:w="234" w:type="pct"/>
-            <w:tcBorders>
-              <w:top w:val="single" w:sz="4" w:space="0" w:color="auto"/>
-              <w:left w:val="single" w:sz="4" w:space="0" w:color="auto"/>
-              <w:bottom w:val="single" w:sz="4" w:space="0" w:color="auto"/>
-              <w:right w:val="single" w:sz="4" w:space="0" w:color="auto"/>
-            </w:tcBorders>
-            <w:vAlign w:val="center"/>
-          </w:tcPr>
-          <w:p>
-            <w:pPr>
-              <w:jc w:val="center"/>
-            </w:pPr>
-            <w:r>
-              <w:t> </w:t>
-            </w:r>
-          </w:p>
-        </w:tc>
-        <w:tc>
-          <w:tcPr>
-            <w:tcW w:w="188" w:type="pct"/>
-            <w:tcBorders>
-              <w:top w:val="single" w:sz="4" w:space="0" w:color="auto"/>
-              <w:left w:val="single" w:sz="4" w:space="0" w:color="auto"/>
-              <w:bottom w:val="single" w:sz="4" w:space="0" w:color="auto"/>
-              <w:right w:val="single" w:sz="4" w:space="0" w:color="auto"/>
-            </w:tcBorders>
-            <w:vAlign w:val="center"/>
-          </w:tcPr>
-          <w:p>
-            <w:pPr>
-              <w:jc w:val="center"/>
-            </w:pPr>
-            <w:r>
-              <w:t>2</w:t>
-            </w:r>
-          </w:p>
-        </w:tc>
-        <w:tc>
-          <w:tcPr>
-            <w:tcW w:w="566" w:type="pct"/>
-            <w:tcBorders>
-              <w:top w:val="single" w:sz="4" w:space="0" w:color="auto"/>
-              <w:left w:val="single" w:sz="4" w:space="0" w:color="auto"/>
-              <w:bottom w:val="single" w:sz="4" w:space="0" w:color="auto"/>
-              <w:right w:val="single" w:sz="4" w:space="0" w:color="auto"/>
-            </w:tcBorders>
-            <w:vAlign w:val="center"/>
-          </w:tcPr>
-          <w:p>
-            <w:pPr>
-              <w:jc w:val="right"/>
-            </w:pPr>
-            <w:r>
-              <w:t>СР №</w:t>
-            </w:r>
-          </w:p>
-        </w:tc>
-        <w:tc>
-          <w:tcPr>
-            <w:tcW w:w="141" w:type="pct"/>
-            <w:tcBorders>
-              <w:top w:val="single" w:sz="4" w:space="0" w:color="auto"/>
-              <w:left w:val="single" w:sz="4" w:space="0" w:color="auto"/>
-              <w:bottom w:val="single" w:sz="4" w:space="0" w:color="auto"/>
-              <w:right w:val="single" w:sz="4" w:space="0" w:color="auto"/>
-            </w:tcBorders>
-            <w:vAlign w:val="center"/>
-          </w:tcPr>
-          <w:p>
-            <w:pPr>
-              <w:jc w:val="center"/>
-            </w:pPr>
-            <w:r>
-              <w:t>13</w:t>
-            </w:r>
-          </w:p>
-        </w:tc>
-        <w:tc>
-          <w:tcPr>
-            <w:tcW w:w="504" w:type="pct"/>
-            <w:tcBorders>
-              <w:top w:val="single" w:sz="4" w:space="0" w:color="auto"/>
-              <w:left w:val="single" w:sz="4" w:space="0" w:color="auto"/>
-              <w:bottom w:val="single" w:sz="4" w:space="0" w:color="auto"/>
-              <w:right w:val="single" w:sz="4" w:space="0" w:color="auto"/>
-            </w:tcBorders>
-            <w:vAlign w:val="center"/>
-          </w:tcPr>
-          <w:p>
-            <w:pPr>
-              <w:jc w:val="center"/>
-            </w:pPr>
-            <w:r>
-              <w:t>Реферативний конспект</w:t>
-            </w:r>
-          </w:p>
-        </w:tc>
-        <w:tc>
-          <w:tcPr>
-            <w:tcW w:w="461" w:type="pct"/>
-            <w:tcBorders>
-              <w:top w:val="single" w:sz="4" w:space="0" w:color="auto"/>
-              <w:left w:val="single" w:sz="4" w:space="0" w:color="auto"/>
-              <w:bottom w:val="single" w:sz="4" w:space="0" w:color="auto"/>
-              <w:right w:val="single" w:sz="4" w:space="0" w:color="auto"/>
-            </w:tcBorders>
-            <w:vAlign w:val="center"/>
-          </w:tcPr>
-          <w:p>
-            <w:pPr>
-              <w:jc w:val="center"/>
-            </w:pPr>
-            <w:r>
-              <w:t>Поточний</w:t>
-            </w:r>
-          </w:p>
-        </w:tc>
-        <w:tc>
-          <w:tcPr>
-            <w:tcW w:w="644" w:type="pct"/>
-            <w:tcBorders>
-              <w:top w:val="single" w:sz="4" w:space="0" w:color="auto"/>
-              <w:left w:val="single" w:sz="4" w:space="0" w:color="auto"/>
-              <w:bottom w:val="single" w:sz="4" w:space="0" w:color="auto"/>
-              <w:right w:val="single" w:sz="4" w:space="0" w:color="auto"/>
-            </w:tcBorders>
-            <w:vAlign w:val="center"/>
-          </w:tcPr>
-          <w:p>
-            <w:pPr>
-              <w:jc w:val="center"/>
-            </w:pPr>
-            <w:r>
-              <w:rPr>
-                <w:lang w:val="en-US"/>
-              </w:rPr>
-              <w:t>[5,6,10]</w:t>
-            </w:r>
-          </w:p>
-        </w:tc>
-      </w:tr>
-      <w:tr>
-        <w:trPr>
-          <w:cantSplit/>
-          <w:trHeight w:val="480"/>
-        </w:trPr>
-        <w:tc>
-          <w:tcPr>
-            <w:tcW w:w="279" w:type="pct"/>
-            <w:tcBorders>
-              <w:left w:val="single" w:sz="4" w:space="0" w:color="auto"/>
-              <w:bottom w:val="single" w:sz="4" w:space="0" w:color="auto"/>
-              <w:right w:val="single" w:sz="4" w:space="0" w:color="auto"/>
-            </w:tcBorders>
-            <w:vAlign w:val="center"/>
-          </w:tcPr>
-          <w:p>
-            <w:pPr>
-              <w:widowControl w:val="0"/>
-              <w:numPr>
-                <w:ilvl w:val="0"/>
-                <w:numId w:val="43"/>
-              </w:numPr>
-              <w:spacing w:line="260" w:lineRule="auto"/>
-              <w:jc w:val="both"/>
-              <w:rPr>
-                <w:iCs/>
-                <w:sz w:val="24"/>
-                <w:szCs w:val="24"/>
-              </w:rPr>
-            </w:pPr>
-          </w:p>
-        </w:tc>
-        <w:tc>
-          <w:tcPr>
-            <w:tcW w:w="174" w:type="pct"/>
-            <w:tcBorders>
-              <w:left w:val="single" w:sz="4" w:space="0" w:color="auto"/>
-              <w:bottom w:val="single" w:sz="4" w:space="0" w:color="auto"/>
-              <w:right w:val="single" w:sz="4" w:space="0" w:color="auto"/>
-            </w:tcBorders>
-            <w:vAlign w:val="center"/>
-          </w:tcPr>
-          <w:p>
-            <w:pPr>
-              <w:jc w:val="both"/>
-            </w:pPr>
-            <w:r>
-              <w:t> </w:t>
-            </w:r>
-          </w:p>
-        </w:tc>
-        <w:tc>
-          <w:tcPr>
-            <w:tcW w:w="1809" w:type="pct"/>
-            <w:tcBorders>
-              <w:left w:val="single" w:sz="4" w:space="0" w:color="auto"/>
-              <w:bottom w:val="single" w:sz="4" w:space="0" w:color="auto"/>
-              <w:right w:val="single" w:sz="4" w:space="0" w:color="auto"/>
-            </w:tcBorders>
-            <w:vAlign w:val="center"/>
-          </w:tcPr>
-          <w:p>
-            <w:pPr>
-              <w:jc w:val="both"/>
-            </w:pPr>
-          </w:p>
-        </w:tc>
-        <w:tc>
-          <w:tcPr>
-            <w:tcW w:w="234" w:type="pct"/>
-            <w:tcBorders>
-              <w:left w:val="single" w:sz="4" w:space="0" w:color="auto"/>
-              <w:bottom w:val="single" w:sz="4" w:space="0" w:color="auto"/>
-              <w:right w:val="single" w:sz="4" w:space="0" w:color="auto"/>
-            </w:tcBorders>
-            <w:vAlign w:val="center"/>
-          </w:tcPr>
-          <w:p>
-            <w:pPr>
-              <w:jc w:val="center"/>
-            </w:pPr>
-            <w:r>
-              <w:t>2</w:t>
-            </w:r>
-          </w:p>
-        </w:tc>
-        <w:tc>
-          <w:tcPr>
-            <w:tcW w:w="188" w:type="pct"/>
-            <w:tcBorders>
-              <w:left w:val="single" w:sz="4" w:space="0" w:color="auto"/>
-              <w:bottom w:val="single" w:sz="4" w:space="0" w:color="auto"/>
-              <w:right w:val="single" w:sz="4" w:space="0" w:color="auto"/>
-            </w:tcBorders>
-            <w:vAlign w:val="center"/>
-          </w:tcPr>
-          <w:p>
-            <w:pPr>
-              <w:jc w:val="center"/>
-            </w:pPr>
-            <w:r>
-              <w:t> </w:t>
-            </w:r>
-          </w:p>
-        </w:tc>
-        <w:tc>
-          <w:tcPr>
-            <w:tcW w:w="566" w:type="pct"/>
-            <w:tcBorders>
-              <w:left w:val="single" w:sz="4" w:space="0" w:color="auto"/>
-              <w:bottom w:val="single" w:sz="4" w:space="0" w:color="auto"/>
-              <w:right w:val="single" w:sz="4" w:space="0" w:color="auto"/>
-            </w:tcBorders>
-            <w:vAlign w:val="center"/>
-          </w:tcPr>
-          <w:p>
-            <w:pPr>
-              <w:jc w:val="right"/>
-            </w:pPr>
-            <w:r>
-              <w:t>Лабораторна №</w:t>
-            </w:r>
-          </w:p>
-        </w:tc>
-        <w:tc>
-          <w:tcPr>
-            <w:tcW w:w="141" w:type="pct"/>
-            <w:tcBorders>
-              <w:left w:val="single" w:sz="4" w:space="0" w:color="auto"/>
-              <w:bottom w:val="single" w:sz="4" w:space="0" w:color="auto"/>
-              <w:right w:val="single" w:sz="4" w:space="0" w:color="auto"/>
-            </w:tcBorders>
-            <w:vAlign w:val="center"/>
-          </w:tcPr>
-          <w:p>
-            <w:pPr>
-              <w:jc w:val="center"/>
-            </w:pPr>
-            <w:r>
-              <w:rPr>
-                <w:lang w:val="en-US"/>
-              </w:rPr>
-              <w:t>16</w:t>
-            </w:r>
-          </w:p>
-        </w:tc>
-        <w:tc>
-          <w:tcPr>
-            <w:tcW w:w="504" w:type="pct"/>
-            <w:tcBorders>
-              <w:left w:val="single" w:sz="4" w:space="0" w:color="auto"/>
-              <w:bottom w:val="single" w:sz="4" w:space="0" w:color="auto"/>
-              <w:right w:val="single" w:sz="4" w:space="0" w:color="auto"/>
-            </w:tcBorders>
-            <w:vAlign w:val="center"/>
-          </w:tcPr>
-          <w:p>
-            <w:pPr>
-              <w:jc w:val="center"/>
-            </w:pPr>
-            <w:r>
-              <w:t>Звіт</w:t>
-            </w:r>
-          </w:p>
-        </w:tc>
-        <w:tc>
-          <w:tcPr>
-            <w:tcW w:w="461" w:type="pct"/>
-            <w:tcBorders>
-              <w:left w:val="single" w:sz="4" w:space="0" w:color="auto"/>
-              <w:bottom w:val="single" w:sz="4" w:space="0" w:color="auto"/>
-              <w:right w:val="single" w:sz="4" w:space="0" w:color="auto"/>
-            </w:tcBorders>
-            <w:vAlign w:val="center"/>
-          </w:tcPr>
-          <w:p>
-            <w:pPr>
-              <w:jc w:val="center"/>
-            </w:pPr>
-            <w:r>
-              <w:t>Поточний</w:t>
-            </w:r>
-          </w:p>
-        </w:tc>
-        <w:tc>
-          <w:tcPr>
-            <w:tcW w:w="644" w:type="pct"/>
-            <w:tcBorders>
-              <w:left w:val="single" w:sz="4" w:space="0" w:color="auto"/>
-              <w:bottom w:val="single" w:sz="4" w:space="0" w:color="auto"/>
-              <w:right w:val="single" w:sz="4" w:space="0" w:color="auto"/>
-            </w:tcBorders>
-            <w:vAlign w:val="center"/>
-          </w:tcPr>
-          <w:p>
-            <w:pPr>
-              <w:jc w:val="center"/>
-            </w:pPr>
-            <w:r>
-              <w:rPr>
-                <w:lang w:val="en-US"/>
-              </w:rPr>
-              <w:t>[1,4]</w:t>
-            </w:r>
-          </w:p>
-        </w:tc>
-      </w:tr>
-      <w:tr>
-        <w:trPr>
-          <w:cantSplit/>
-          <w:trHeight w:val="418"/>
-        </w:trPr>
-        <w:tc>
-          <w:tcPr>
-            <w:tcW w:w="279" w:type="pct"/>
-            <w:tcBorders>
-              <w:top w:val="single" w:sz="4" w:space="0" w:color="auto"/>
-              <w:left w:val="single" w:sz="4" w:space="0" w:color="auto"/>
-              <w:bottom w:val="single" w:sz="4" w:space="0" w:color="auto"/>
-              <w:right w:val="single" w:sz="4" w:space="0" w:color="auto"/>
-            </w:tcBorders>
-            <w:vAlign w:val="center"/>
-          </w:tcPr>
-          <w:p>
-            <w:pPr>
-              <w:widowControl w:val="0"/>
-              <w:numPr>
-                <w:ilvl w:val="0"/>
-                <w:numId w:val="43"/>
-              </w:numPr>
-              <w:spacing w:line="260" w:lineRule="auto"/>
-              <w:jc w:val="both"/>
-              <w:rPr>
-                <w:iCs/>
-                <w:sz w:val="24"/>
-                <w:szCs w:val="24"/>
-              </w:rPr>
-            </w:pPr>
-          </w:p>
-        </w:tc>
-        <w:tc>
-          <w:tcPr>
-            <w:tcW w:w="174" w:type="pct"/>
-            <w:tcBorders>
-              <w:top w:val="single" w:sz="4" w:space="0" w:color="auto"/>
-              <w:left w:val="single" w:sz="4" w:space="0" w:color="auto"/>
-              <w:bottom w:val="single" w:sz="4" w:space="0" w:color="auto"/>
-              <w:right w:val="single" w:sz="4" w:space="0" w:color="auto"/>
-            </w:tcBorders>
-            <w:vAlign w:val="center"/>
-          </w:tcPr>
-          <w:p>
-            <w:pPr>
-              <w:jc w:val="both"/>
-            </w:pPr>
-            <w:r>
-              <w:t> </w:t>
-            </w:r>
-          </w:p>
-        </w:tc>
-        <w:tc>
-          <w:tcPr>
-            <w:tcW w:w="1809" w:type="pct"/>
-            <w:tcBorders>
-              <w:top w:val="single" w:sz="4" w:space="0" w:color="auto"/>
-              <w:left w:val="single" w:sz="4" w:space="0" w:color="auto"/>
-              <w:bottom w:val="single" w:sz="4" w:space="0" w:color="auto"/>
-              <w:right w:val="single" w:sz="4" w:space="0" w:color="auto"/>
-            </w:tcBorders>
-            <w:vAlign w:val="center"/>
-          </w:tcPr>
-          <w:p>
-            <w:pPr>
-              <w:jc w:val="both"/>
-            </w:pPr>
-          </w:p>
-        </w:tc>
-        <w:tc>
-          <w:tcPr>
-            <w:tcW w:w="234" w:type="pct"/>
-            <w:tcBorders>
-              <w:top w:val="single" w:sz="4" w:space="0" w:color="auto"/>
-              <w:left w:val="single" w:sz="4" w:space="0" w:color="auto"/>
-              <w:bottom w:val="single" w:sz="4" w:space="0" w:color="auto"/>
-              <w:right w:val="single" w:sz="4" w:space="0" w:color="auto"/>
-            </w:tcBorders>
-            <w:vAlign w:val="center"/>
-          </w:tcPr>
-          <w:p>
-            <w:pPr>
-              <w:jc w:val="center"/>
-            </w:pPr>
-            <w:r>
-              <w:t>2</w:t>
-            </w:r>
-          </w:p>
-        </w:tc>
-        <w:tc>
-          <w:tcPr>
-            <w:tcW w:w="188" w:type="pct"/>
-            <w:tcBorders>
-              <w:top w:val="single" w:sz="4" w:space="0" w:color="auto"/>
-              <w:left w:val="single" w:sz="4" w:space="0" w:color="auto"/>
-              <w:bottom w:val="single" w:sz="4" w:space="0" w:color="auto"/>
-              <w:right w:val="single" w:sz="4" w:space="0" w:color="auto"/>
-            </w:tcBorders>
-            <w:vAlign w:val="center"/>
-          </w:tcPr>
-          <w:p>
-            <w:pPr>
-              <w:jc w:val="center"/>
-            </w:pPr>
-            <w:r>
-              <w:t> </w:t>
-            </w:r>
-          </w:p>
-        </w:tc>
-        <w:tc>
-          <w:tcPr>
-            <w:tcW w:w="566" w:type="pct"/>
-            <w:tcBorders>
-              <w:top w:val="single" w:sz="4" w:space="0" w:color="auto"/>
-              <w:left w:val="single" w:sz="4" w:space="0" w:color="auto"/>
-              <w:bottom w:val="single" w:sz="4" w:space="0" w:color="auto"/>
-              <w:right w:val="single" w:sz="4" w:space="0" w:color="auto"/>
-            </w:tcBorders>
-            <w:vAlign w:val="center"/>
-          </w:tcPr>
-          <w:p>
-            <w:pPr>
-              <w:jc w:val="right"/>
-            </w:pPr>
-            <w:r>
-              <w:t>Лабораторна №</w:t>
-            </w:r>
-          </w:p>
-        </w:tc>
-        <w:tc>
-          <w:tcPr>
-            <w:tcW w:w="141" w:type="pct"/>
-            <w:tcBorders>
-              <w:top w:val="single" w:sz="4" w:space="0" w:color="auto"/>
-              <w:left w:val="single" w:sz="4" w:space="0" w:color="auto"/>
-              <w:bottom w:val="single" w:sz="4" w:space="0" w:color="auto"/>
-              <w:right w:val="single" w:sz="4" w:space="0" w:color="auto"/>
-            </w:tcBorders>
-            <w:vAlign w:val="center"/>
-          </w:tcPr>
-          <w:p>
-            <w:pPr>
-              <w:jc w:val="center"/>
-            </w:pPr>
-            <w:r>
-              <w:rPr>
-                <w:lang w:val="en-US"/>
-              </w:rPr>
-              <w:t>17</w:t>
-            </w:r>
-          </w:p>
-        </w:tc>
-        <w:tc>
-          <w:tcPr>
-            <w:tcW w:w="504" w:type="pct"/>
-            <w:tcBorders>
-              <w:top w:val="single" w:sz="4" w:space="0" w:color="auto"/>
-              <w:left w:val="single" w:sz="4" w:space="0" w:color="auto"/>
-              <w:bottom w:val="single" w:sz="4" w:space="0" w:color="auto"/>
-              <w:right w:val="single" w:sz="4" w:space="0" w:color="auto"/>
-            </w:tcBorders>
-            <w:vAlign w:val="center"/>
-          </w:tcPr>
-          <w:p>
-            <w:pPr>
-              <w:jc w:val="center"/>
-            </w:pPr>
-            <w:r>
-              <w:t>Звіт</w:t>
-            </w:r>
-          </w:p>
-        </w:tc>
-        <w:tc>
-          <w:tcPr>
-            <w:tcW w:w="461" w:type="pct"/>
-            <w:tcBorders>
-              <w:top w:val="single" w:sz="4" w:space="0" w:color="auto"/>
-              <w:left w:val="single" w:sz="4" w:space="0" w:color="auto"/>
-              <w:bottom w:val="single" w:sz="4" w:space="0" w:color="auto"/>
-              <w:right w:val="single" w:sz="4" w:space="0" w:color="auto"/>
-            </w:tcBorders>
-            <w:vAlign w:val="center"/>
-          </w:tcPr>
-          <w:p>
-            <w:pPr>
-              <w:jc w:val="center"/>
-            </w:pPr>
-            <w:r>
-              <w:t>Поточний</w:t>
-            </w:r>
-          </w:p>
-        </w:tc>
-        <w:tc>
-          <w:tcPr>
-            <w:tcW w:w="644" w:type="pct"/>
-            <w:tcBorders>
-              <w:top w:val="single" w:sz="4" w:space="0" w:color="auto"/>
-              <w:left w:val="single" w:sz="4" w:space="0" w:color="auto"/>
-              <w:bottom w:val="single" w:sz="4" w:space="0" w:color="auto"/>
-              <w:right w:val="single" w:sz="4" w:space="0" w:color="auto"/>
-            </w:tcBorders>
-            <w:vAlign w:val="center"/>
-          </w:tcPr>
-          <w:p>
-            <w:pPr>
-              <w:jc w:val="center"/>
-            </w:pPr>
-            <w:r>
-              <w:rPr>
-                <w:lang w:val="en-US"/>
-              </w:rPr>
-              <w:t>[1,4]</w:t>
-            </w:r>
-          </w:p>
-        </w:tc>
-      </w:tr>
-      <w:tr>
-        <w:trPr>
-          <w:cantSplit/>
-          <w:trHeight w:val="418"/>
-        </w:trPr>
-        <w:tc>
-          <w:tcPr>
-            <w:tcW w:w="279" w:type="pct"/>
-            <w:tcBorders>
-              <w:top w:val="single" w:sz="4" w:space="0" w:color="auto"/>
-              <w:left w:val="single" w:sz="4" w:space="0" w:color="auto"/>
-              <w:bottom w:val="single" w:sz="4" w:space="0" w:color="auto"/>
-              <w:right w:val="single" w:sz="4" w:space="0" w:color="auto"/>
-            </w:tcBorders>
-            <w:vAlign w:val="center"/>
-          </w:tcPr>
-          <w:p>
-            <w:pPr>
-              <w:widowControl w:val="0"/>
-              <w:numPr>
-                <w:ilvl w:val="0"/>
-                <w:numId w:val="43"/>
-              </w:numPr>
-              <w:spacing w:line="260" w:lineRule="auto"/>
-              <w:jc w:val="both"/>
-              <w:rPr>
-                <w:iCs/>
-                <w:sz w:val="24"/>
-                <w:szCs w:val="24"/>
-              </w:rPr>
-            </w:pPr>
-          </w:p>
-        </w:tc>
-        <w:tc>
-          <w:tcPr>
-            <w:tcW w:w="174" w:type="pct"/>
-            <w:tcBorders>
-              <w:top w:val="single" w:sz="4" w:space="0" w:color="auto"/>
-              <w:left w:val="single" w:sz="4" w:space="0" w:color="auto"/>
-              <w:bottom w:val="single" w:sz="4" w:space="0" w:color="auto"/>
-              <w:right w:val="single" w:sz="4" w:space="0" w:color="auto"/>
-            </w:tcBorders>
-            <w:vAlign w:val="center"/>
-          </w:tcPr>
-          <w:p>
-            <w:pPr>
-              <w:jc w:val="both"/>
-            </w:pPr>
-            <w:r>
-              <w:t> </w:t>
-            </w:r>
-          </w:p>
-        </w:tc>
-        <w:tc>
-          <w:tcPr>
-            <w:tcW w:w="1809" w:type="pct"/>
-            <w:tcBorders>
-              <w:top w:val="single" w:sz="4" w:space="0" w:color="auto"/>
-              <w:left w:val="single" w:sz="4" w:space="0" w:color="auto"/>
-              <w:bottom w:val="single" w:sz="4" w:space="0" w:color="auto"/>
-              <w:right w:val="single" w:sz="4" w:space="0" w:color="auto"/>
-            </w:tcBorders>
-            <w:vAlign w:val="center"/>
-          </w:tcPr>
-          <w:p>
-            <w:pPr>
-              <w:jc w:val="both"/>
-            </w:pPr>
-          </w:p>
-        </w:tc>
-        <w:tc>
-          <w:tcPr>
-            <w:tcW w:w="234" w:type="pct"/>
-            <w:tcBorders>
-              <w:top w:val="single" w:sz="4" w:space="0" w:color="auto"/>
-              <w:left w:val="single" w:sz="4" w:space="0" w:color="auto"/>
-              <w:bottom w:val="single" w:sz="4" w:space="0" w:color="auto"/>
-              <w:right w:val="single" w:sz="4" w:space="0" w:color="auto"/>
-            </w:tcBorders>
-            <w:vAlign w:val="center"/>
-          </w:tcPr>
-          <w:p>
-            <w:pPr>
-              <w:jc w:val="center"/>
-            </w:pPr>
-            <w:r>
-              <w:t>2</w:t>
-            </w:r>
-          </w:p>
-        </w:tc>
-        <w:tc>
-          <w:tcPr>
-            <w:tcW w:w="188" w:type="pct"/>
-            <w:tcBorders>
-              <w:top w:val="single" w:sz="4" w:space="0" w:color="auto"/>
-              <w:left w:val="single" w:sz="4" w:space="0" w:color="auto"/>
-              <w:bottom w:val="single" w:sz="4" w:space="0" w:color="auto"/>
-              <w:right w:val="single" w:sz="4" w:space="0" w:color="auto"/>
-            </w:tcBorders>
-            <w:vAlign w:val="center"/>
-          </w:tcPr>
-          <w:p>
-            <w:pPr>
-              <w:jc w:val="center"/>
-            </w:pPr>
-            <w:r>
-              <w:t> </w:t>
-            </w:r>
-          </w:p>
-        </w:tc>
-        <w:tc>
-          <w:tcPr>
-            <w:tcW w:w="566" w:type="pct"/>
-            <w:tcBorders>
-              <w:top w:val="single" w:sz="4" w:space="0" w:color="auto"/>
-              <w:left w:val="single" w:sz="4" w:space="0" w:color="auto"/>
-              <w:bottom w:val="single" w:sz="4" w:space="0" w:color="auto"/>
-              <w:right w:val="single" w:sz="4" w:space="0" w:color="auto"/>
-            </w:tcBorders>
-            <w:vAlign w:val="center"/>
-          </w:tcPr>
-          <w:p>
-            <w:pPr>
-              <w:jc w:val="right"/>
-            </w:pPr>
-            <w:r>
-              <w:t>Лабораторна №</w:t>
-            </w:r>
-          </w:p>
-        </w:tc>
-        <w:tc>
-          <w:tcPr>
-            <w:tcW w:w="141" w:type="pct"/>
-            <w:tcBorders>
-              <w:top w:val="single" w:sz="4" w:space="0" w:color="auto"/>
-              <w:left w:val="single" w:sz="4" w:space="0" w:color="auto"/>
-              <w:bottom w:val="single" w:sz="4" w:space="0" w:color="auto"/>
-              <w:right w:val="single" w:sz="4" w:space="0" w:color="auto"/>
-            </w:tcBorders>
-            <w:vAlign w:val="center"/>
-          </w:tcPr>
-          <w:p>
-            <w:pPr>
-              <w:jc w:val="center"/>
-            </w:pPr>
-            <w:r>
-              <w:rPr>
-                <w:lang w:val="en-US"/>
-              </w:rPr>
-              <w:t>18</w:t>
-            </w:r>
-          </w:p>
-        </w:tc>
-        <w:tc>
-          <w:tcPr>
-            <w:tcW w:w="504" w:type="pct"/>
-            <w:tcBorders>
-              <w:top w:val="single" w:sz="4" w:space="0" w:color="auto"/>
-              <w:left w:val="single" w:sz="4" w:space="0" w:color="auto"/>
-              <w:bottom w:val="single" w:sz="4" w:space="0" w:color="auto"/>
-              <w:right w:val="single" w:sz="4" w:space="0" w:color="auto"/>
-            </w:tcBorders>
-            <w:vAlign w:val="center"/>
-          </w:tcPr>
-          <w:p>
-            <w:pPr>
-              <w:jc w:val="center"/>
-            </w:pPr>
-            <w:r>
-              <w:t>Звіт</w:t>
-            </w:r>
-          </w:p>
-        </w:tc>
-        <w:tc>
-          <w:tcPr>
-            <w:tcW w:w="461" w:type="pct"/>
-            <w:tcBorders>
-              <w:top w:val="single" w:sz="4" w:space="0" w:color="auto"/>
-              <w:left w:val="single" w:sz="4" w:space="0" w:color="auto"/>
-              <w:bottom w:val="single" w:sz="4" w:space="0" w:color="auto"/>
-              <w:right w:val="single" w:sz="4" w:space="0" w:color="auto"/>
-            </w:tcBorders>
-            <w:vAlign w:val="center"/>
-          </w:tcPr>
-          <w:p>
-            <w:pPr>
-              <w:jc w:val="center"/>
-            </w:pPr>
-            <w:r>
-              <w:t>Поточний</w:t>
-            </w:r>
-          </w:p>
-        </w:tc>
-        <w:tc>
-          <w:tcPr>
-            <w:tcW w:w="644" w:type="pct"/>
-            <w:tcBorders>
-              <w:top w:val="single" w:sz="4" w:space="0" w:color="auto"/>
-              <w:left w:val="single" w:sz="4" w:space="0" w:color="auto"/>
-              <w:bottom w:val="single" w:sz="4" w:space="0" w:color="auto"/>
-              <w:right w:val="single" w:sz="4" w:space="0" w:color="auto"/>
-            </w:tcBorders>
-            <w:vAlign w:val="center"/>
-          </w:tcPr>
-          <w:p>
-            <w:pPr>
-              <w:jc w:val="center"/>
-            </w:pPr>
-            <w:r>
-              <w:rPr>
-                <w:lang w:val="en-US"/>
-              </w:rPr>
-              <w:t>[4]</w:t>
-            </w:r>
-          </w:p>
-        </w:tc>
-      </w:tr>
-      <w:tr>
-        <w:trPr>
-          <w:cantSplit/>
-          <w:trHeight w:val="418"/>
-        </w:trPr>
-        <w:tc>
-          <w:tcPr>
-            <w:tcW w:w="279" w:type="pct"/>
-            <w:tcBorders>
-              <w:top w:val="single" w:sz="4" w:space="0" w:color="auto"/>
-              <w:left w:val="single" w:sz="4" w:space="0" w:color="auto"/>
-              <w:bottom w:val="single" w:sz="4" w:space="0" w:color="auto"/>
-              <w:right w:val="single" w:sz="4" w:space="0" w:color="auto"/>
-            </w:tcBorders>
-            <w:vAlign w:val="center"/>
-          </w:tcPr>
-          <w:p>
-            <w:pPr>
-              <w:widowControl w:val="0"/>
-              <w:numPr>
-                <w:ilvl w:val="0"/>
-                <w:numId w:val="43"/>
-              </w:numPr>
-              <w:spacing w:line="260" w:lineRule="auto"/>
-              <w:jc w:val="both"/>
-              <w:rPr>
-                <w:iCs/>
-                <w:sz w:val="24"/>
-                <w:szCs w:val="24"/>
-              </w:rPr>
-            </w:pPr>
-          </w:p>
-        </w:tc>
-        <w:tc>
-          <w:tcPr>
-            <w:tcW w:w="174" w:type="pct"/>
-            <w:tcBorders>
-              <w:top w:val="single" w:sz="4" w:space="0" w:color="auto"/>
-              <w:left w:val="single" w:sz="4" w:space="0" w:color="auto"/>
-              <w:bottom w:val="single" w:sz="4" w:space="0" w:color="auto"/>
-              <w:right w:val="single" w:sz="4" w:space="0" w:color="auto"/>
-            </w:tcBorders>
-            <w:vAlign w:val="center"/>
-          </w:tcPr>
-          <w:p>
-            <w:pPr>
-              <w:jc w:val="both"/>
-            </w:pPr>
-            <w:r>
-              <w:t> </w:t>
-            </w:r>
-          </w:p>
-        </w:tc>
-        <w:tc>
-          <w:tcPr>
-            <w:tcW w:w="1809" w:type="pct"/>
-            <w:tcBorders>
-              <w:top w:val="single" w:sz="4" w:space="0" w:color="auto"/>
-              <w:left w:val="single" w:sz="4" w:space="0" w:color="auto"/>
-              <w:bottom w:val="single" w:sz="4" w:space="0" w:color="auto"/>
-              <w:right w:val="single" w:sz="4" w:space="0" w:color="auto"/>
-            </w:tcBorders>
-            <w:vAlign w:val="center"/>
-          </w:tcPr>
-          <w:p>
-            <w:pPr>
-              <w:jc w:val="both"/>
-            </w:pPr>
-          </w:p>
-        </w:tc>
-        <w:tc>
-          <w:tcPr>
-            <w:tcW w:w="234" w:type="pct"/>
-            <w:tcBorders>
-              <w:top w:val="single" w:sz="4" w:space="0" w:color="auto"/>
-              <w:left w:val="single" w:sz="4" w:space="0" w:color="auto"/>
-              <w:bottom w:val="single" w:sz="4" w:space="0" w:color="auto"/>
-              <w:right w:val="single" w:sz="4" w:space="0" w:color="auto"/>
-            </w:tcBorders>
-            <w:vAlign w:val="center"/>
-          </w:tcPr>
-          <w:p>
-            <w:pPr>
-              <w:jc w:val="center"/>
-            </w:pPr>
-            <w:r>
-              <w:t> </w:t>
-            </w:r>
-          </w:p>
-        </w:tc>
-        <w:tc>
-          <w:tcPr>
-            <w:tcW w:w="188" w:type="pct"/>
-            <w:tcBorders>
-              <w:top w:val="single" w:sz="4" w:space="0" w:color="auto"/>
-              <w:left w:val="single" w:sz="4" w:space="0" w:color="auto"/>
-              <w:bottom w:val="single" w:sz="4" w:space="0" w:color="auto"/>
-              <w:right w:val="single" w:sz="4" w:space="0" w:color="auto"/>
-            </w:tcBorders>
-            <w:vAlign w:val="center"/>
-          </w:tcPr>
-          <w:p>
-            <w:pPr>
-              <w:jc w:val="center"/>
-            </w:pPr>
-            <w:r>
-              <w:t>2</w:t>
-            </w:r>
-          </w:p>
-        </w:tc>
-        <w:tc>
-          <w:tcPr>
-            <w:tcW w:w="566" w:type="pct"/>
-            <w:tcBorders>
-              <w:top w:val="single" w:sz="4" w:space="0" w:color="auto"/>
-              <w:left w:val="single" w:sz="4" w:space="0" w:color="auto"/>
-              <w:bottom w:val="single" w:sz="4" w:space="0" w:color="auto"/>
-              <w:right w:val="single" w:sz="4" w:space="0" w:color="auto"/>
-            </w:tcBorders>
-            <w:vAlign w:val="center"/>
-          </w:tcPr>
-          <w:p>
-            <w:pPr>
-              <w:jc w:val="right"/>
-            </w:pPr>
-            <w:r>
-              <w:t>СР №</w:t>
-            </w:r>
-          </w:p>
-        </w:tc>
-        <w:tc>
-          <w:tcPr>
-            <w:tcW w:w="141" w:type="pct"/>
-            <w:tcBorders>
-              <w:top w:val="single" w:sz="4" w:space="0" w:color="auto"/>
-              <w:left w:val="single" w:sz="4" w:space="0" w:color="auto"/>
-              <w:bottom w:val="single" w:sz="4" w:space="0" w:color="auto"/>
-              <w:right w:val="single" w:sz="4" w:space="0" w:color="auto"/>
-            </w:tcBorders>
-            <w:vAlign w:val="center"/>
-          </w:tcPr>
-          <w:p>
-            <w:pPr>
-              <w:jc w:val="center"/>
-            </w:pPr>
-            <w:r>
-              <w:t>14</w:t>
-            </w:r>
-          </w:p>
-        </w:tc>
-        <w:tc>
-          <w:tcPr>
-            <w:tcW w:w="504" w:type="pct"/>
-            <w:tcBorders>
-              <w:top w:val="single" w:sz="4" w:space="0" w:color="auto"/>
-              <w:left w:val="single" w:sz="4" w:space="0" w:color="auto"/>
-              <w:bottom w:val="single" w:sz="4" w:space="0" w:color="auto"/>
-              <w:right w:val="single" w:sz="4" w:space="0" w:color="auto"/>
-            </w:tcBorders>
-            <w:vAlign w:val="center"/>
-          </w:tcPr>
-          <w:p>
-            <w:pPr>
-              <w:jc w:val="center"/>
-            </w:pPr>
-            <w:r>
-              <w:t>Реферативний конспект</w:t>
-            </w:r>
-          </w:p>
-        </w:tc>
-        <w:tc>
-          <w:tcPr>
-            <w:tcW w:w="461" w:type="pct"/>
-            <w:tcBorders>
-              <w:top w:val="single" w:sz="4" w:space="0" w:color="auto"/>
-              <w:left w:val="single" w:sz="4" w:space="0" w:color="auto"/>
-              <w:bottom w:val="single" w:sz="4" w:space="0" w:color="auto"/>
-              <w:right w:val="single" w:sz="4" w:space="0" w:color="auto"/>
-            </w:tcBorders>
-            <w:vAlign w:val="center"/>
-          </w:tcPr>
-          <w:p>
-            <w:pPr>
-              <w:jc w:val="center"/>
-            </w:pPr>
-            <w:r>
-              <w:t>Поточний</w:t>
-            </w:r>
-          </w:p>
-        </w:tc>
-        <w:tc>
-          <w:tcPr>
-            <w:tcW w:w="644" w:type="pct"/>
-            <w:tcBorders>
-              <w:top w:val="single" w:sz="4" w:space="0" w:color="auto"/>
-              <w:left w:val="single" w:sz="4" w:space="0" w:color="auto"/>
-              <w:bottom w:val="single" w:sz="4" w:space="0" w:color="auto"/>
-              <w:right w:val="single" w:sz="4" w:space="0" w:color="auto"/>
-            </w:tcBorders>
-            <w:vAlign w:val="center"/>
-          </w:tcPr>
-          <w:p>
-            <w:pPr>
-              <w:jc w:val="center"/>
-            </w:pPr>
-            <w:r>
-              <w:rPr>
-                <w:lang w:val="en-US"/>
-              </w:rPr>
-              <w:t>[5,6,10]</w:t>
-            </w:r>
-          </w:p>
-        </w:tc>
-      </w:tr>
-      <w:tr>
-        <w:trPr>
-          <w:cantSplit/>
-          <w:trHeight w:val="418"/>
-        </w:trPr>
-        <w:tc>
-          <w:tcPr>
-            <w:tcW w:w="279" w:type="pct"/>
-            <w:tcBorders>
-              <w:top w:val="single" w:sz="4" w:space="0" w:color="auto"/>
-              <w:left w:val="single" w:sz="4" w:space="0" w:color="auto"/>
-              <w:bottom w:val="single" w:sz="4" w:space="0" w:color="auto"/>
-              <w:right w:val="single" w:sz="4" w:space="0" w:color="auto"/>
-            </w:tcBorders>
-            <w:vAlign w:val="center"/>
-          </w:tcPr>
-          <w:p>
-            <w:pPr>
-              <w:widowControl w:val="0"/>
-              <w:numPr>
-                <w:ilvl w:val="0"/>
-                <w:numId w:val="43"/>
-              </w:numPr>
-              <w:spacing w:line="260" w:lineRule="auto"/>
-              <w:jc w:val="both"/>
-              <w:rPr>
-                <w:iCs/>
-                <w:sz w:val="24"/>
-                <w:szCs w:val="24"/>
-              </w:rPr>
-            </w:pPr>
-          </w:p>
-        </w:tc>
-        <w:tc>
-          <w:tcPr>
-            <w:tcW w:w="174" w:type="pct"/>
-            <w:tcBorders>
-              <w:top w:val="single" w:sz="4" w:space="0" w:color="auto"/>
-              <w:left w:val="single" w:sz="4" w:space="0" w:color="auto"/>
-              <w:bottom w:val="single" w:sz="4" w:space="0" w:color="auto"/>
-              <w:right w:val="single" w:sz="4" w:space="0" w:color="auto"/>
-            </w:tcBorders>
-            <w:vAlign w:val="center"/>
-          </w:tcPr>
-          <w:p>
-            <w:pPr>
-              <w:jc w:val="both"/>
-            </w:pPr>
-            <w:r>
-              <w:t> </w:t>
-            </w:r>
-          </w:p>
-        </w:tc>
-        <w:tc>
-          <w:tcPr>
-            <w:tcW w:w="1809" w:type="pct"/>
-            <w:tcBorders>
-              <w:top w:val="single" w:sz="4" w:space="0" w:color="auto"/>
-              <w:left w:val="single" w:sz="4" w:space="0" w:color="auto"/>
-              <w:bottom w:val="single" w:sz="4" w:space="0" w:color="auto"/>
-              <w:right w:val="single" w:sz="4" w:space="0" w:color="auto"/>
-            </w:tcBorders>
-            <w:vAlign w:val="center"/>
-          </w:tcPr>
-          <w:p>
-            <w:pPr>
-              <w:jc w:val="both"/>
-            </w:pPr>
-          </w:p>
-        </w:tc>
-        <w:tc>
-          <w:tcPr>
-            <w:tcW w:w="234" w:type="pct"/>
-            <w:tcBorders>
-              <w:top w:val="single" w:sz="4" w:space="0" w:color="auto"/>
-              <w:left w:val="single" w:sz="4" w:space="0" w:color="auto"/>
-              <w:bottom w:val="single" w:sz="4" w:space="0" w:color="auto"/>
-              <w:right w:val="single" w:sz="4" w:space="0" w:color="auto"/>
-            </w:tcBorders>
-            <w:vAlign w:val="center"/>
-          </w:tcPr>
-          <w:p>
-            <w:pPr>
-              <w:jc w:val="center"/>
-            </w:pPr>
-            <w:r>
-              <w:t>2</w:t>
-            </w:r>
-          </w:p>
-        </w:tc>
-        <w:tc>
-          <w:tcPr>
-            <w:tcW w:w="188" w:type="pct"/>
-            <w:tcBorders>
-              <w:top w:val="single" w:sz="4" w:space="0" w:color="auto"/>
-              <w:left w:val="single" w:sz="4" w:space="0" w:color="auto"/>
-              <w:bottom w:val="single" w:sz="4" w:space="0" w:color="auto"/>
-              <w:right w:val="single" w:sz="4" w:space="0" w:color="auto"/>
-            </w:tcBorders>
-            <w:vAlign w:val="center"/>
-          </w:tcPr>
-          <w:p>
-            <w:pPr>
-              <w:jc w:val="center"/>
-            </w:pPr>
-            <w:r>
-              <w:t> </w:t>
-            </w:r>
-          </w:p>
-        </w:tc>
-        <w:tc>
-          <w:tcPr>
-            <w:tcW w:w="566" w:type="pct"/>
-            <w:tcBorders>
-              <w:top w:val="single" w:sz="4" w:space="0" w:color="auto"/>
-              <w:left w:val="single" w:sz="4" w:space="0" w:color="auto"/>
-              <w:bottom w:val="single" w:sz="4" w:space="0" w:color="auto"/>
-              <w:right w:val="single" w:sz="4" w:space="0" w:color="auto"/>
-            </w:tcBorders>
-            <w:vAlign w:val="center"/>
-          </w:tcPr>
-          <w:p>
-            <w:pPr>
-              <w:jc w:val="right"/>
-            </w:pPr>
-            <w:r>
-              <w:t>Лекція №</w:t>
-            </w:r>
-          </w:p>
-        </w:tc>
-        <w:tc>
-          <w:tcPr>
-            <w:tcW w:w="141" w:type="pct"/>
-            <w:tcBorders>
-              <w:top w:val="single" w:sz="4" w:space="0" w:color="auto"/>
-              <w:left w:val="single" w:sz="4" w:space="0" w:color="auto"/>
-              <w:bottom w:val="single" w:sz="4" w:space="0" w:color="auto"/>
-              <w:right w:val="single" w:sz="4" w:space="0" w:color="auto"/>
-            </w:tcBorders>
-            <w:vAlign w:val="center"/>
-          </w:tcPr>
-          <w:p>
-            <w:pPr>
-              <w:jc w:val="center"/>
-            </w:pPr>
-            <w:r>
-              <w:t>15</w:t>
-            </w:r>
-          </w:p>
-        </w:tc>
-        <w:tc>
-          <w:tcPr>
-            <w:tcW w:w="504" w:type="pct"/>
-            <w:tcBorders>
-              <w:top w:val="single" w:sz="4" w:space="0" w:color="auto"/>
-              <w:left w:val="single" w:sz="4" w:space="0" w:color="auto"/>
-              <w:bottom w:val="single" w:sz="4" w:space="0" w:color="auto"/>
-              <w:right w:val="single" w:sz="4" w:space="0" w:color="auto"/>
-            </w:tcBorders>
-            <w:vAlign w:val="center"/>
-          </w:tcPr>
-          <w:p>
-            <w:pPr>
-              <w:jc w:val="center"/>
-            </w:pPr>
-            <w:r>
-              <w:t>Конспект</w:t>
-            </w:r>
-          </w:p>
-        </w:tc>
-        <w:tc>
-          <w:tcPr>
-            <w:tcW w:w="461" w:type="pct"/>
-            <w:tcBorders>
-              <w:top w:val="single" w:sz="4" w:space="0" w:color="auto"/>
-              <w:left w:val="single" w:sz="4" w:space="0" w:color="auto"/>
-              <w:bottom w:val="single" w:sz="4" w:space="0" w:color="auto"/>
-              <w:right w:val="single" w:sz="4" w:space="0" w:color="auto"/>
-            </w:tcBorders>
-            <w:vAlign w:val="center"/>
-          </w:tcPr>
-          <w:p>
-            <w:pPr>
-              <w:jc w:val="center"/>
-            </w:pPr>
-            <w:r>
-              <w:t>Поточний</w:t>
-            </w:r>
-          </w:p>
-        </w:tc>
-        <w:tc>
-          <w:tcPr>
-            <w:tcW w:w="644" w:type="pct"/>
-            <w:tcBorders>
-              <w:top w:val="single" w:sz="4" w:space="0" w:color="auto"/>
-              <w:left w:val="single" w:sz="4" w:space="0" w:color="auto"/>
-              <w:bottom w:val="single" w:sz="4" w:space="0" w:color="auto"/>
-              <w:right w:val="single" w:sz="4" w:space="0" w:color="auto"/>
-            </w:tcBorders>
-            <w:vAlign w:val="center"/>
-          </w:tcPr>
-          <w:p>
-            <w:pPr>
-              <w:jc w:val="center"/>
-            </w:pPr>
-            <w:r>
-              <w:rPr>
-                <w:lang w:val="en-US"/>
-              </w:rPr>
-              <w:t>[5-10]</w:t>
-            </w:r>
-          </w:p>
-        </w:tc>
-      </w:tr>
-      <w:tr>
-        <w:trPr>
-          <w:cantSplit/>
-          <w:trHeight w:val="418"/>
-        </w:trPr>
-        <w:tc>
-          <w:tcPr>
-            <w:tcW w:w="279" w:type="pct"/>
-            <w:tcBorders>
-              <w:top w:val="single" w:sz="4" w:space="0" w:color="auto"/>
-              <w:left w:val="single" w:sz="4" w:space="0" w:color="auto"/>
-              <w:bottom w:val="single" w:sz="4" w:space="0" w:color="auto"/>
-              <w:right w:val="single" w:sz="4" w:space="0" w:color="auto"/>
-            </w:tcBorders>
-            <w:vAlign w:val="center"/>
-          </w:tcPr>
-          <w:p>
-            <w:pPr>
-              <w:widowControl w:val="0"/>
-              <w:numPr>
-                <w:ilvl w:val="0"/>
-                <w:numId w:val="43"/>
-              </w:numPr>
-              <w:spacing w:line="260" w:lineRule="auto"/>
-              <w:jc w:val="both"/>
-              <w:rPr>
-                <w:iCs/>
-                <w:sz w:val="24"/>
-                <w:szCs w:val="24"/>
-              </w:rPr>
-            </w:pPr>
-          </w:p>
-        </w:tc>
-        <w:tc>
-          <w:tcPr>
-            <w:tcW w:w="174" w:type="pct"/>
-            <w:tcBorders>
-              <w:top w:val="single" w:sz="4" w:space="0" w:color="auto"/>
-              <w:left w:val="single" w:sz="4" w:space="0" w:color="auto"/>
-              <w:bottom w:val="single" w:sz="4" w:space="0" w:color="auto"/>
-              <w:right w:val="single" w:sz="4" w:space="0" w:color="auto"/>
-            </w:tcBorders>
-            <w:vAlign w:val="center"/>
-          </w:tcPr>
-          <w:p>
-            <w:pPr>
-              <w:jc w:val="both"/>
-            </w:pPr>
-            <w:r>
-              <w:t> </w:t>
-            </w:r>
-          </w:p>
-        </w:tc>
-        <w:tc>
-          <w:tcPr>
-            <w:tcW w:w="1809" w:type="pct"/>
-            <w:tcBorders>
-              <w:top w:val="single" w:sz="4" w:space="0" w:color="auto"/>
-              <w:left w:val="single" w:sz="4" w:space="0" w:color="auto"/>
-              <w:bottom w:val="single" w:sz="4" w:space="0" w:color="auto"/>
-              <w:right w:val="single" w:sz="4" w:space="0" w:color="auto"/>
-            </w:tcBorders>
-            <w:vAlign w:val="center"/>
-          </w:tcPr>
-          <w:p>
-            <w:pPr>
-              <w:jc w:val="both"/>
-            </w:pPr>
-          </w:p>
-        </w:tc>
-        <w:tc>
-          <w:tcPr>
-            <w:tcW w:w="234" w:type="pct"/>
-            <w:tcBorders>
-              <w:top w:val="single" w:sz="4" w:space="0" w:color="auto"/>
-              <w:left w:val="single" w:sz="4" w:space="0" w:color="auto"/>
-              <w:bottom w:val="single" w:sz="4" w:space="0" w:color="auto"/>
-              <w:right w:val="single" w:sz="4" w:space="0" w:color="auto"/>
-            </w:tcBorders>
-            <w:vAlign w:val="center"/>
-          </w:tcPr>
-          <w:p>
-            <w:pPr>
-              <w:jc w:val="center"/>
-            </w:pPr>
-            <w:r>
-              <w:t>2</w:t>
-            </w:r>
-          </w:p>
-        </w:tc>
-        <w:tc>
-          <w:tcPr>
-            <w:tcW w:w="188" w:type="pct"/>
-            <w:tcBorders>
-              <w:top w:val="single" w:sz="4" w:space="0" w:color="auto"/>
-              <w:left w:val="single" w:sz="4" w:space="0" w:color="auto"/>
-              <w:bottom w:val="single" w:sz="4" w:space="0" w:color="auto"/>
-              <w:right w:val="single" w:sz="4" w:space="0" w:color="auto"/>
-            </w:tcBorders>
-            <w:vAlign w:val="center"/>
-          </w:tcPr>
-          <w:p>
-            <w:pPr>
-              <w:jc w:val="center"/>
-            </w:pPr>
-            <w:r>
-              <w:t> </w:t>
-            </w:r>
-          </w:p>
-        </w:tc>
-        <w:tc>
-          <w:tcPr>
-            <w:tcW w:w="566" w:type="pct"/>
-            <w:tcBorders>
-              <w:top w:val="single" w:sz="4" w:space="0" w:color="auto"/>
-              <w:left w:val="single" w:sz="4" w:space="0" w:color="auto"/>
-              <w:bottom w:val="single" w:sz="4" w:space="0" w:color="auto"/>
-              <w:right w:val="single" w:sz="4" w:space="0" w:color="auto"/>
-            </w:tcBorders>
-            <w:vAlign w:val="center"/>
-          </w:tcPr>
-          <w:p>
-            <w:pPr>
-              <w:jc w:val="right"/>
-            </w:pPr>
-            <w:r>
-              <w:t>Лабораторна №</w:t>
-            </w:r>
-          </w:p>
-        </w:tc>
-        <w:tc>
-          <w:tcPr>
-            <w:tcW w:w="141" w:type="pct"/>
-            <w:tcBorders>
-              <w:top w:val="single" w:sz="4" w:space="0" w:color="auto"/>
-              <w:left w:val="single" w:sz="4" w:space="0" w:color="auto"/>
-              <w:bottom w:val="single" w:sz="4" w:space="0" w:color="auto"/>
-              <w:right w:val="single" w:sz="4" w:space="0" w:color="auto"/>
-            </w:tcBorders>
-            <w:vAlign w:val="center"/>
-          </w:tcPr>
-          <w:p>
-            <w:pPr>
-              <w:jc w:val="center"/>
-            </w:pPr>
-            <w:r>
-              <w:rPr>
-                <w:lang w:val="en-US"/>
-              </w:rPr>
-              <w:t>19</w:t>
-            </w:r>
-          </w:p>
-        </w:tc>
-        <w:tc>
-          <w:tcPr>
-            <w:tcW w:w="504" w:type="pct"/>
-            <w:tcBorders>
-              <w:top w:val="single" w:sz="4" w:space="0" w:color="auto"/>
-              <w:left w:val="single" w:sz="4" w:space="0" w:color="auto"/>
-              <w:bottom w:val="single" w:sz="4" w:space="0" w:color="auto"/>
-              <w:right w:val="single" w:sz="4" w:space="0" w:color="auto"/>
-            </w:tcBorders>
-            <w:vAlign w:val="center"/>
-          </w:tcPr>
-          <w:p>
-            <w:pPr>
-              <w:jc w:val="center"/>
-            </w:pPr>
-            <w:r>
-              <w:t>Звіт</w:t>
-            </w:r>
-          </w:p>
-        </w:tc>
-        <w:tc>
-          <w:tcPr>
-            <w:tcW w:w="461" w:type="pct"/>
-            <w:tcBorders>
-              <w:top w:val="single" w:sz="4" w:space="0" w:color="auto"/>
-              <w:left w:val="single" w:sz="4" w:space="0" w:color="auto"/>
-              <w:bottom w:val="single" w:sz="4" w:space="0" w:color="auto"/>
-              <w:right w:val="single" w:sz="4" w:space="0" w:color="auto"/>
-            </w:tcBorders>
-            <w:vAlign w:val="center"/>
-          </w:tcPr>
-          <w:p>
-            <w:pPr>
-              <w:jc w:val="center"/>
-            </w:pPr>
-            <w:r>
-              <w:t>Поточний</w:t>
-            </w:r>
-          </w:p>
-        </w:tc>
-        <w:tc>
-          <w:tcPr>
-            <w:tcW w:w="644" w:type="pct"/>
-            <w:tcBorders>
-              <w:top w:val="single" w:sz="4" w:space="0" w:color="auto"/>
-              <w:left w:val="single" w:sz="4" w:space="0" w:color="auto"/>
-              <w:bottom w:val="single" w:sz="4" w:space="0" w:color="auto"/>
-              <w:right w:val="single" w:sz="4" w:space="0" w:color="auto"/>
-            </w:tcBorders>
-            <w:vAlign w:val="center"/>
-          </w:tcPr>
-          <w:p>
-            <w:pPr>
-              <w:jc w:val="center"/>
-            </w:pPr>
-            <w:r>
-              <w:rPr>
-                <w:lang w:val="en-US"/>
-              </w:rPr>
-              <w:t>[4]</w:t>
-            </w:r>
-          </w:p>
-        </w:tc>
-      </w:tr>
-      <w:tr>
-        <w:trPr>
-          <w:cantSplit/>
-          <w:trHeight w:val="418"/>
-        </w:trPr>
-        <w:tc>
-          <w:tcPr>
-            <w:tcW w:w="279" w:type="pct"/>
-            <w:tcBorders>
-              <w:top w:val="single" w:sz="4" w:space="0" w:color="auto"/>
-              <w:left w:val="single" w:sz="4" w:space="0" w:color="auto"/>
-              <w:bottom w:val="single" w:sz="4" w:space="0" w:color="auto"/>
-              <w:right w:val="single" w:sz="4" w:space="0" w:color="auto"/>
-            </w:tcBorders>
-            <w:vAlign w:val="center"/>
-          </w:tcPr>
-          <w:p>
-            <w:pPr>
-              <w:widowControl w:val="0"/>
-              <w:numPr>
-                <w:ilvl w:val="0"/>
-                <w:numId w:val="43"/>
-              </w:numPr>
-              <w:spacing w:line="260" w:lineRule="auto"/>
-              <w:jc w:val="both"/>
-              <w:rPr>
-                <w:iCs/>
-                <w:sz w:val="24"/>
-                <w:szCs w:val="24"/>
-              </w:rPr>
-            </w:pPr>
-          </w:p>
-        </w:tc>
-        <w:tc>
-          <w:tcPr>
-            <w:tcW w:w="174" w:type="pct"/>
-            <w:tcBorders>
-              <w:top w:val="single" w:sz="4" w:space="0" w:color="auto"/>
-              <w:left w:val="single" w:sz="4" w:space="0" w:color="auto"/>
-              <w:bottom w:val="single" w:sz="4" w:space="0" w:color="auto"/>
-              <w:right w:val="single" w:sz="4" w:space="0" w:color="auto"/>
-            </w:tcBorders>
-            <w:vAlign w:val="center"/>
-          </w:tcPr>
-          <w:p>
-            <w:pPr>
-              <w:jc w:val="both"/>
-            </w:pPr>
-            <w:r>
-              <w:t> </w:t>
-            </w:r>
-          </w:p>
-        </w:tc>
-        <w:tc>
-          <w:tcPr>
-            <w:tcW w:w="1809" w:type="pct"/>
-            <w:tcBorders>
-              <w:top w:val="single" w:sz="4" w:space="0" w:color="auto"/>
-              <w:left w:val="single" w:sz="4" w:space="0" w:color="auto"/>
-              <w:bottom w:val="single" w:sz="4" w:space="0" w:color="auto"/>
-              <w:right w:val="single" w:sz="4" w:space="0" w:color="auto"/>
-            </w:tcBorders>
-            <w:vAlign w:val="center"/>
-          </w:tcPr>
-          <w:p>
-            <w:pPr>
-              <w:jc w:val="both"/>
-            </w:pPr>
-          </w:p>
-        </w:tc>
-        <w:tc>
-          <w:tcPr>
-            <w:tcW w:w="234" w:type="pct"/>
-            <w:tcBorders>
-              <w:top w:val="single" w:sz="4" w:space="0" w:color="auto"/>
-              <w:left w:val="single" w:sz="4" w:space="0" w:color="auto"/>
-              <w:bottom w:val="single" w:sz="4" w:space="0" w:color="auto"/>
-              <w:right w:val="single" w:sz="4" w:space="0" w:color="auto"/>
-            </w:tcBorders>
-            <w:vAlign w:val="center"/>
-          </w:tcPr>
-          <w:p>
-            <w:pPr>
-              <w:jc w:val="center"/>
-            </w:pPr>
-            <w:r>
-              <w:t>2</w:t>
-            </w:r>
-          </w:p>
-        </w:tc>
-        <w:tc>
-          <w:tcPr>
-            <w:tcW w:w="188" w:type="pct"/>
-            <w:tcBorders>
-              <w:top w:val="single" w:sz="4" w:space="0" w:color="auto"/>
-              <w:left w:val="single" w:sz="4" w:space="0" w:color="auto"/>
-              <w:bottom w:val="single" w:sz="4" w:space="0" w:color="auto"/>
-              <w:right w:val="single" w:sz="4" w:space="0" w:color="auto"/>
-            </w:tcBorders>
-            <w:vAlign w:val="center"/>
-          </w:tcPr>
-          <w:p>
-            <w:pPr>
-              <w:jc w:val="center"/>
-            </w:pPr>
-            <w:r>
-              <w:t> </w:t>
-            </w:r>
-          </w:p>
-        </w:tc>
-        <w:tc>
-          <w:tcPr>
-            <w:tcW w:w="566" w:type="pct"/>
-            <w:tcBorders>
-              <w:top w:val="single" w:sz="4" w:space="0" w:color="auto"/>
-              <w:left w:val="single" w:sz="4" w:space="0" w:color="auto"/>
-              <w:bottom w:val="single" w:sz="4" w:space="0" w:color="auto"/>
-              <w:right w:val="single" w:sz="4" w:space="0" w:color="auto"/>
-            </w:tcBorders>
-            <w:vAlign w:val="center"/>
-          </w:tcPr>
-          <w:p>
-            <w:pPr>
-              <w:jc w:val="right"/>
-            </w:pPr>
-            <w:r>
-              <w:t>Лабораторна №</w:t>
-            </w:r>
-          </w:p>
-        </w:tc>
-        <w:tc>
-          <w:tcPr>
-            <w:tcW w:w="141" w:type="pct"/>
-            <w:tcBorders>
-              <w:top w:val="single" w:sz="4" w:space="0" w:color="auto"/>
-              <w:left w:val="single" w:sz="4" w:space="0" w:color="auto"/>
-              <w:bottom w:val="single" w:sz="4" w:space="0" w:color="auto"/>
-              <w:right w:val="single" w:sz="4" w:space="0" w:color="auto"/>
-            </w:tcBorders>
-            <w:vAlign w:val="center"/>
-          </w:tcPr>
-          <w:p>
-            <w:pPr>
-              <w:jc w:val="center"/>
-            </w:pPr>
-            <w:r>
-              <w:rPr>
-                <w:lang w:val="en-US"/>
-              </w:rPr>
-              <w:t>20</w:t>
-            </w:r>
-          </w:p>
-        </w:tc>
-        <w:tc>
-          <w:tcPr>
-            <w:tcW w:w="504" w:type="pct"/>
-            <w:tcBorders>
-              <w:top w:val="single" w:sz="4" w:space="0" w:color="auto"/>
-              <w:left w:val="single" w:sz="4" w:space="0" w:color="auto"/>
-              <w:bottom w:val="single" w:sz="4" w:space="0" w:color="auto"/>
-              <w:right w:val="single" w:sz="4" w:space="0" w:color="auto"/>
-            </w:tcBorders>
-            <w:vAlign w:val="center"/>
-          </w:tcPr>
-          <w:p>
-            <w:pPr>
-              <w:jc w:val="center"/>
-            </w:pPr>
-            <w:r>
-              <w:t>Звіт</w:t>
-            </w:r>
-          </w:p>
-        </w:tc>
-        <w:tc>
-          <w:tcPr>
-            <w:tcW w:w="461" w:type="pct"/>
-            <w:tcBorders>
-              <w:top w:val="single" w:sz="4" w:space="0" w:color="auto"/>
-              <w:left w:val="single" w:sz="4" w:space="0" w:color="auto"/>
-              <w:bottom w:val="single" w:sz="4" w:space="0" w:color="auto"/>
-              <w:right w:val="single" w:sz="4" w:space="0" w:color="auto"/>
-            </w:tcBorders>
-            <w:vAlign w:val="center"/>
-          </w:tcPr>
-          <w:p>
-            <w:pPr>
-              <w:jc w:val="center"/>
-            </w:pPr>
-            <w:r>
-              <w:t>Поточний</w:t>
-            </w:r>
-          </w:p>
-        </w:tc>
-        <w:tc>
-          <w:tcPr>
-            <w:tcW w:w="644" w:type="pct"/>
-            <w:tcBorders>
-              <w:top w:val="single" w:sz="4" w:space="0" w:color="auto"/>
-              <w:left w:val="single" w:sz="4" w:space="0" w:color="auto"/>
-              <w:bottom w:val="single" w:sz="4" w:space="0" w:color="auto"/>
-              <w:right w:val="single" w:sz="4" w:space="0" w:color="auto"/>
-            </w:tcBorders>
-            <w:vAlign w:val="center"/>
-          </w:tcPr>
-          <w:p>
-            <w:pPr>
-              <w:jc w:val="center"/>
-            </w:pPr>
-            <w:r>
-              <w:rPr>
-                <w:lang w:val="en-US"/>
-              </w:rPr>
-              <w:t>[4]</w:t>
-            </w:r>
-          </w:p>
-        </w:tc>
-      </w:tr>
-      <w:tr>
-        <w:trPr>
-          <w:cantSplit/>
-          <w:trHeight w:val="418"/>
-        </w:trPr>
-        <w:tc>
-          <w:tcPr>
-            <w:tcW w:w="279" w:type="pct"/>
-            <w:tcBorders>
-              <w:top w:val="single" w:sz="4" w:space="0" w:color="auto"/>
-              <w:left w:val="single" w:sz="4" w:space="0" w:color="auto"/>
-              <w:bottom w:val="single" w:sz="4" w:space="0" w:color="auto"/>
-              <w:right w:val="single" w:sz="4" w:space="0" w:color="auto"/>
-            </w:tcBorders>
-            <w:vAlign w:val="center"/>
-          </w:tcPr>
-          <w:p>
-            <w:pPr>
-              <w:widowControl w:val="0"/>
-              <w:numPr>
-                <w:ilvl w:val="0"/>
-                <w:numId w:val="43"/>
-              </w:numPr>
-              <w:spacing w:line="260" w:lineRule="auto"/>
-              <w:jc w:val="both"/>
-              <w:rPr>
-                <w:iCs/>
-                <w:sz w:val="24"/>
-                <w:szCs w:val="24"/>
-              </w:rPr>
-            </w:pPr>
-          </w:p>
-        </w:tc>
-        <w:tc>
-          <w:tcPr>
-            <w:tcW w:w="174" w:type="pct"/>
-            <w:tcBorders>
-              <w:top w:val="single" w:sz="4" w:space="0" w:color="auto"/>
-              <w:left w:val="single" w:sz="4" w:space="0" w:color="auto"/>
-              <w:bottom w:val="single" w:sz="4" w:space="0" w:color="auto"/>
-              <w:right w:val="single" w:sz="4" w:space="0" w:color="auto"/>
-            </w:tcBorders>
-            <w:vAlign w:val="center"/>
-          </w:tcPr>
-          <w:p>
-            <w:pPr>
-              <w:jc w:val="both"/>
-            </w:pPr>
-            <w:r>
-              <w:rPr>
-                <w:bCs/>
-                <w:iCs/>
-              </w:rPr>
-              <w:t> </w:t>
-            </w:r>
-          </w:p>
-        </w:tc>
-        <w:tc>
-          <w:tcPr>
-            <w:tcW w:w="1809" w:type="pct"/>
-            <w:tcBorders>
-              <w:top w:val="single" w:sz="4" w:space="0" w:color="auto"/>
-              <w:left w:val="single" w:sz="4" w:space="0" w:color="auto"/>
-              <w:bottom w:val="single" w:sz="4" w:space="0" w:color="auto"/>
-              <w:right w:val="single" w:sz="4" w:space="0" w:color="auto"/>
-            </w:tcBorders>
-            <w:vAlign w:val="center"/>
-          </w:tcPr>
-          <w:p>
-            <w:pPr>
-              <w:jc w:val="both"/>
-            </w:pPr>
-          </w:p>
-        </w:tc>
-        <w:tc>
-          <w:tcPr>
-            <w:tcW w:w="234" w:type="pct"/>
-            <w:tcBorders>
-              <w:top w:val="single" w:sz="4" w:space="0" w:color="auto"/>
-              <w:left w:val="single" w:sz="4" w:space="0" w:color="auto"/>
-              <w:bottom w:val="single" w:sz="4" w:space="0" w:color="auto"/>
-              <w:right w:val="single" w:sz="4" w:space="0" w:color="auto"/>
-            </w:tcBorders>
-            <w:vAlign w:val="center"/>
-          </w:tcPr>
-          <w:p>
-            <w:pPr>
-              <w:jc w:val="center"/>
-            </w:pPr>
-            <w:r>
-              <w:t>2</w:t>
-            </w:r>
-          </w:p>
-        </w:tc>
-        <w:tc>
-          <w:tcPr>
-            <w:tcW w:w="188" w:type="pct"/>
-            <w:tcBorders>
-              <w:top w:val="single" w:sz="4" w:space="0" w:color="auto"/>
-              <w:left w:val="single" w:sz="4" w:space="0" w:color="auto"/>
-              <w:bottom w:val="single" w:sz="4" w:space="0" w:color="auto"/>
-              <w:right w:val="single" w:sz="4" w:space="0" w:color="auto"/>
-            </w:tcBorders>
-            <w:vAlign w:val="center"/>
-          </w:tcPr>
-          <w:p>
-            <w:pPr>
-              <w:jc w:val="center"/>
-            </w:pPr>
-            <w:r>
-              <w:t> </w:t>
-            </w:r>
-          </w:p>
-        </w:tc>
-        <w:tc>
-          <w:tcPr>
-            <w:tcW w:w="566" w:type="pct"/>
-            <w:tcBorders>
-              <w:top w:val="single" w:sz="4" w:space="0" w:color="auto"/>
-              <w:left w:val="single" w:sz="4" w:space="0" w:color="auto"/>
-              <w:bottom w:val="single" w:sz="4" w:space="0" w:color="auto"/>
-              <w:right w:val="single" w:sz="4" w:space="0" w:color="auto"/>
-            </w:tcBorders>
-            <w:vAlign w:val="center"/>
-          </w:tcPr>
-          <w:p>
-            <w:pPr>
-              <w:jc w:val="right"/>
-            </w:pPr>
-            <w:r>
-              <w:t>Лабораторна №</w:t>
-            </w:r>
-          </w:p>
-        </w:tc>
-        <w:tc>
-          <w:tcPr>
-            <w:tcW w:w="141" w:type="pct"/>
-            <w:tcBorders>
-              <w:top w:val="single" w:sz="4" w:space="0" w:color="auto"/>
-              <w:left w:val="single" w:sz="4" w:space="0" w:color="auto"/>
-              <w:bottom w:val="single" w:sz="4" w:space="0" w:color="auto"/>
-              <w:right w:val="single" w:sz="4" w:space="0" w:color="auto"/>
-            </w:tcBorders>
-            <w:vAlign w:val="center"/>
-          </w:tcPr>
-          <w:p>
-            <w:pPr>
-              <w:jc w:val="center"/>
-            </w:pPr>
-            <w:r>
-              <w:rPr>
-                <w:lang w:val="en-US"/>
-              </w:rPr>
-              <w:t>21</w:t>
-            </w:r>
-          </w:p>
-        </w:tc>
-        <w:tc>
-          <w:tcPr>
-            <w:tcW w:w="504" w:type="pct"/>
-            <w:tcBorders>
-              <w:top w:val="single" w:sz="4" w:space="0" w:color="auto"/>
-              <w:left w:val="single" w:sz="4" w:space="0" w:color="auto"/>
-              <w:bottom w:val="single" w:sz="4" w:space="0" w:color="auto"/>
-              <w:right w:val="single" w:sz="4" w:space="0" w:color="auto"/>
-            </w:tcBorders>
-            <w:vAlign w:val="center"/>
-          </w:tcPr>
-          <w:p>
-            <w:pPr>
-              <w:jc w:val="center"/>
-            </w:pPr>
-            <w:r>
-              <w:t>Звіт</w:t>
-            </w:r>
-          </w:p>
-        </w:tc>
-        <w:tc>
-          <w:tcPr>
-            <w:tcW w:w="461" w:type="pct"/>
-            <w:tcBorders>
-              <w:top w:val="single" w:sz="4" w:space="0" w:color="auto"/>
-              <w:left w:val="single" w:sz="4" w:space="0" w:color="auto"/>
-              <w:bottom w:val="single" w:sz="4" w:space="0" w:color="auto"/>
-              <w:right w:val="single" w:sz="4" w:space="0" w:color="auto"/>
-            </w:tcBorders>
-            <w:vAlign w:val="center"/>
-          </w:tcPr>
-          <w:p>
-            <w:pPr>
-              <w:jc w:val="center"/>
-            </w:pPr>
-            <w:r>
-              <w:t>Поточний</w:t>
-            </w:r>
-          </w:p>
-        </w:tc>
-        <w:tc>
-          <w:tcPr>
-            <w:tcW w:w="644" w:type="pct"/>
-            <w:tcBorders>
-              <w:top w:val="single" w:sz="4" w:space="0" w:color="auto"/>
-              <w:left w:val="single" w:sz="4" w:space="0" w:color="auto"/>
-              <w:bottom w:val="single" w:sz="4" w:space="0" w:color="auto"/>
-              <w:right w:val="single" w:sz="4" w:space="0" w:color="auto"/>
-            </w:tcBorders>
-            <w:vAlign w:val="center"/>
-          </w:tcPr>
-          <w:p>
-            <w:pPr>
-              <w:jc w:val="center"/>
-            </w:pPr>
-            <w:r>
-              <w:rPr>
-                <w:lang w:val="en-US"/>
-              </w:rPr>
-              <w:t>[5-10]</w:t>
-            </w:r>
-          </w:p>
-        </w:tc>
-      </w:tr>
-      <w:tr>
-        <w:trPr>
-          <w:cantSplit/>
-          <w:trHeight w:val="418"/>
-        </w:trPr>
-        <w:tc>
-          <w:tcPr>
-            <w:tcW w:w="279" w:type="pct"/>
-            <w:tcBorders>
-              <w:top w:val="single" w:sz="4" w:space="0" w:color="auto"/>
-              <w:left w:val="single" w:sz="4" w:space="0" w:color="auto"/>
-              <w:bottom w:val="single" w:sz="4" w:space="0" w:color="auto"/>
-              <w:right w:val="single" w:sz="4" w:space="0" w:color="auto"/>
-            </w:tcBorders>
-            <w:vAlign w:val="center"/>
-          </w:tcPr>
-          <w:p>
-            <w:pPr>
-              <w:widowControl w:val="0"/>
-              <w:numPr>
-                <w:ilvl w:val="0"/>
-                <w:numId w:val="43"/>
-              </w:numPr>
-              <w:spacing w:line="260" w:lineRule="auto"/>
-              <w:jc w:val="both"/>
-              <w:rPr>
-                <w:iCs/>
-                <w:sz w:val="24"/>
-                <w:szCs w:val="24"/>
-              </w:rPr>
-            </w:pPr>
-          </w:p>
-        </w:tc>
-        <w:tc>
-          <w:tcPr>
-            <w:tcW w:w="174" w:type="pct"/>
-            <w:tcBorders>
-              <w:top w:val="single" w:sz="4" w:space="0" w:color="auto"/>
-              <w:left w:val="single" w:sz="4" w:space="0" w:color="auto"/>
-              <w:bottom w:val="single" w:sz="4" w:space="0" w:color="auto"/>
-              <w:right w:val="single" w:sz="4" w:space="0" w:color="auto"/>
-            </w:tcBorders>
-            <w:vAlign w:val="center"/>
-          </w:tcPr>
-          <w:p>
-            <w:pPr>
-              <w:jc w:val="both"/>
-            </w:pPr>
-            <w:r>
-              <w:t> </w:t>
-            </w:r>
-          </w:p>
-        </w:tc>
-        <w:tc>
-          <w:tcPr>
-            <w:tcW w:w="1809" w:type="pct"/>
-            <w:tcBorders>
-              <w:top w:val="single" w:sz="4" w:space="0" w:color="auto"/>
-              <w:left w:val="single" w:sz="4" w:space="0" w:color="auto"/>
-              <w:bottom w:val="single" w:sz="4" w:space="0" w:color="auto"/>
-              <w:right w:val="single" w:sz="4" w:space="0" w:color="auto"/>
-            </w:tcBorders>
-            <w:vAlign w:val="center"/>
-          </w:tcPr>
-          <w:p>
-            <w:pPr>
-              <w:jc w:val="both"/>
-            </w:pPr>
-          </w:p>
-        </w:tc>
-        <w:tc>
-          <w:tcPr>
-            <w:tcW w:w="234" w:type="pct"/>
-            <w:tcBorders>
-              <w:top w:val="single" w:sz="4" w:space="0" w:color="auto"/>
-              <w:left w:val="single" w:sz="4" w:space="0" w:color="auto"/>
-              <w:bottom w:val="single" w:sz="4" w:space="0" w:color="auto"/>
-              <w:right w:val="single" w:sz="4" w:space="0" w:color="auto"/>
-            </w:tcBorders>
-            <w:vAlign w:val="center"/>
-          </w:tcPr>
-          <w:p>
-            <w:pPr>
-              <w:jc w:val="center"/>
-            </w:pPr>
-            <w:r>
-              <w:t> </w:t>
-            </w:r>
-          </w:p>
-        </w:tc>
-        <w:tc>
-          <w:tcPr>
-            <w:tcW w:w="188" w:type="pct"/>
-            <w:tcBorders>
-              <w:top w:val="single" w:sz="4" w:space="0" w:color="auto"/>
-              <w:left w:val="single" w:sz="4" w:space="0" w:color="auto"/>
-              <w:bottom w:val="single" w:sz="4" w:space="0" w:color="auto"/>
-              <w:right w:val="single" w:sz="4" w:space="0" w:color="auto"/>
-            </w:tcBorders>
-            <w:vAlign w:val="center"/>
-          </w:tcPr>
-          <w:p>
-            <w:pPr>
-              <w:jc w:val="center"/>
-            </w:pPr>
-            <w:r>
-              <w:t>2</w:t>
-            </w:r>
-          </w:p>
-        </w:tc>
-        <w:tc>
-          <w:tcPr>
-            <w:tcW w:w="566" w:type="pct"/>
-            <w:tcBorders>
-              <w:top w:val="single" w:sz="4" w:space="0" w:color="auto"/>
-              <w:left w:val="single" w:sz="4" w:space="0" w:color="auto"/>
-              <w:bottom w:val="single" w:sz="4" w:space="0" w:color="auto"/>
-              <w:right w:val="single" w:sz="4" w:space="0" w:color="auto"/>
-            </w:tcBorders>
-            <w:vAlign w:val="center"/>
-          </w:tcPr>
-          <w:p>
-            <w:pPr>
-              <w:jc w:val="right"/>
-            </w:pPr>
-            <w:r>
-              <w:t>СР №</w:t>
-            </w:r>
-          </w:p>
-        </w:tc>
-        <w:tc>
-          <w:tcPr>
-            <w:tcW w:w="141" w:type="pct"/>
-            <w:tcBorders>
-              <w:top w:val="single" w:sz="4" w:space="0" w:color="auto"/>
-              <w:left w:val="single" w:sz="4" w:space="0" w:color="auto"/>
-              <w:bottom w:val="single" w:sz="4" w:space="0" w:color="auto"/>
-              <w:right w:val="single" w:sz="4" w:space="0" w:color="auto"/>
-            </w:tcBorders>
-            <w:vAlign w:val="center"/>
-          </w:tcPr>
-          <w:p>
-            <w:pPr>
-              <w:jc w:val="center"/>
-            </w:pPr>
-            <w:r>
-              <w:t>15</w:t>
-            </w:r>
-          </w:p>
-        </w:tc>
-        <w:tc>
-          <w:tcPr>
-            <w:tcW w:w="504" w:type="pct"/>
-            <w:tcBorders>
-              <w:top w:val="single" w:sz="4" w:space="0" w:color="auto"/>
-              <w:left w:val="single" w:sz="4" w:space="0" w:color="auto"/>
-              <w:bottom w:val="single" w:sz="4" w:space="0" w:color="auto"/>
-              <w:right w:val="single" w:sz="4" w:space="0" w:color="auto"/>
-            </w:tcBorders>
-            <w:vAlign w:val="center"/>
-          </w:tcPr>
-          <w:p>
-            <w:pPr>
-              <w:jc w:val="center"/>
-            </w:pPr>
-            <w:r>
-              <w:t>Реферативний конспект</w:t>
-            </w:r>
-          </w:p>
-        </w:tc>
-        <w:tc>
-          <w:tcPr>
-            <w:tcW w:w="461" w:type="pct"/>
-            <w:tcBorders>
-              <w:top w:val="single" w:sz="4" w:space="0" w:color="auto"/>
-              <w:left w:val="single" w:sz="4" w:space="0" w:color="auto"/>
-              <w:bottom w:val="single" w:sz="4" w:space="0" w:color="auto"/>
-              <w:right w:val="single" w:sz="4" w:space="0" w:color="auto"/>
-            </w:tcBorders>
-            <w:vAlign w:val="center"/>
-          </w:tcPr>
-          <w:p>
-            <w:pPr>
-              <w:jc w:val="center"/>
-            </w:pPr>
-            <w:r>
-              <w:t>Поточний</w:t>
-            </w:r>
-          </w:p>
-        </w:tc>
-        <w:tc>
-          <w:tcPr>
-            <w:tcW w:w="644" w:type="pct"/>
-            <w:tcBorders>
-              <w:top w:val="single" w:sz="4" w:space="0" w:color="auto"/>
-              <w:left w:val="single" w:sz="4" w:space="0" w:color="auto"/>
-              <w:bottom w:val="single" w:sz="4" w:space="0" w:color="auto"/>
-              <w:right w:val="single" w:sz="4" w:space="0" w:color="auto"/>
-            </w:tcBorders>
-            <w:vAlign w:val="center"/>
-          </w:tcPr>
-          <w:p>
-            <w:pPr>
-              <w:jc w:val="center"/>
-            </w:pPr>
-            <w:r>
-              <w:rPr>
-                <w:lang w:val="en-US"/>
-              </w:rPr>
-              <w:t>[5-10]</w:t>
-            </w:r>
-          </w:p>
-        </w:tc>
-      </w:tr>
-      <w:tr>
-        <w:trPr>
-          <w:cantSplit/>
-          <w:trHeight w:val="418"/>
-        </w:trPr>
-        <w:tc>
-          <w:tcPr>
-            <w:tcW w:w="279" w:type="pct"/>
-            <w:tcBorders>
-              <w:top w:val="single" w:sz="4" w:space="0" w:color="auto"/>
-              <w:left w:val="single" w:sz="4" w:space="0" w:color="auto"/>
-              <w:bottom w:val="single" w:sz="4" w:space="0" w:color="auto"/>
-              <w:right w:val="single" w:sz="4" w:space="0" w:color="auto"/>
-            </w:tcBorders>
-            <w:vAlign w:val="center"/>
-          </w:tcPr>
-          <w:p>
-            <w:pPr>
-              <w:widowControl w:val="0"/>
-              <w:numPr>
-                <w:ilvl w:val="0"/>
-                <w:numId w:val="43"/>
-              </w:numPr>
-              <w:spacing w:line="260" w:lineRule="auto"/>
-              <w:jc w:val="both"/>
-              <w:rPr>
-                <w:iCs/>
-                <w:sz w:val="24"/>
-                <w:szCs w:val="24"/>
-              </w:rPr>
-            </w:pPr>
-          </w:p>
-        </w:tc>
-        <w:tc>
-          <w:tcPr>
-            <w:tcW w:w="174" w:type="pct"/>
-            <w:tcBorders>
-              <w:top w:val="single" w:sz="4" w:space="0" w:color="auto"/>
-              <w:left w:val="single" w:sz="4" w:space="0" w:color="auto"/>
-              <w:bottom w:val="single" w:sz="4" w:space="0" w:color="auto"/>
-              <w:right w:val="single" w:sz="4" w:space="0" w:color="auto"/>
-            </w:tcBorders>
-            <w:vAlign w:val="center"/>
-          </w:tcPr>
-          <w:p>
-            <w:pPr>
-              <w:jc w:val="both"/>
-            </w:pPr>
-            <w:r>
-              <w:t> </w:t>
-            </w:r>
-          </w:p>
-        </w:tc>
-        <w:tc>
-          <w:tcPr>
-            <w:tcW w:w="1809" w:type="pct"/>
-            <w:tcBorders>
-              <w:top w:val="single" w:sz="4" w:space="0" w:color="auto"/>
-              <w:left w:val="single" w:sz="4" w:space="0" w:color="auto"/>
-              <w:bottom w:val="single" w:sz="4" w:space="0" w:color="auto"/>
-              <w:right w:val="single" w:sz="4" w:space="0" w:color="auto"/>
-            </w:tcBorders>
-            <w:vAlign w:val="center"/>
-          </w:tcPr>
-          <w:p>
-            <w:pPr>
-              <w:jc w:val="both"/>
-            </w:pPr>
-          </w:p>
-        </w:tc>
-        <w:tc>
-          <w:tcPr>
-            <w:tcW w:w="234" w:type="pct"/>
-            <w:tcBorders>
-              <w:top w:val="single" w:sz="4" w:space="0" w:color="auto"/>
-              <w:left w:val="single" w:sz="4" w:space="0" w:color="auto"/>
-              <w:bottom w:val="single" w:sz="4" w:space="0" w:color="auto"/>
-              <w:right w:val="single" w:sz="4" w:space="0" w:color="auto"/>
-            </w:tcBorders>
-            <w:vAlign w:val="center"/>
-          </w:tcPr>
-          <w:p>
-            <w:pPr>
-              <w:jc w:val="center"/>
-            </w:pPr>
-            <w:r>
-              <w:t> </w:t>
-            </w:r>
-          </w:p>
-        </w:tc>
-        <w:tc>
-          <w:tcPr>
-            <w:tcW w:w="188" w:type="pct"/>
-            <w:tcBorders>
-              <w:top w:val="single" w:sz="4" w:space="0" w:color="auto"/>
-              <w:left w:val="single" w:sz="4" w:space="0" w:color="auto"/>
-              <w:bottom w:val="single" w:sz="4" w:space="0" w:color="auto"/>
-              <w:right w:val="single" w:sz="4" w:space="0" w:color="auto"/>
-            </w:tcBorders>
-            <w:vAlign w:val="center"/>
-          </w:tcPr>
-          <w:p>
-            <w:pPr>
-              <w:jc w:val="center"/>
-            </w:pPr>
-            <w:r>
-              <w:t>2</w:t>
-            </w:r>
-          </w:p>
-        </w:tc>
-        <w:tc>
-          <w:tcPr>
-            <w:tcW w:w="566" w:type="pct"/>
-            <w:tcBorders>
-              <w:top w:val="single" w:sz="4" w:space="0" w:color="auto"/>
-              <w:left w:val="single" w:sz="4" w:space="0" w:color="auto"/>
-              <w:bottom w:val="single" w:sz="4" w:space="0" w:color="auto"/>
-              <w:right w:val="single" w:sz="4" w:space="0" w:color="auto"/>
-            </w:tcBorders>
-            <w:vAlign w:val="center"/>
-          </w:tcPr>
-          <w:p>
-            <w:pPr>
-              <w:jc w:val="right"/>
-            </w:pPr>
-            <w:r>
-              <w:t>СР №</w:t>
-            </w:r>
-          </w:p>
-        </w:tc>
-        <w:tc>
-          <w:tcPr>
-            <w:tcW w:w="141" w:type="pct"/>
-            <w:tcBorders>
-              <w:top w:val="single" w:sz="4" w:space="0" w:color="auto"/>
-              <w:left w:val="single" w:sz="4" w:space="0" w:color="auto"/>
-              <w:bottom w:val="single" w:sz="4" w:space="0" w:color="auto"/>
-              <w:right w:val="single" w:sz="4" w:space="0" w:color="auto"/>
-            </w:tcBorders>
-            <w:vAlign w:val="center"/>
-          </w:tcPr>
-          <w:p>
-            <w:pPr>
-              <w:jc w:val="center"/>
-            </w:pPr>
-            <w:r>
-              <w:t>16</w:t>
-            </w:r>
-          </w:p>
-        </w:tc>
-        <w:tc>
-          <w:tcPr>
-            <w:tcW w:w="504" w:type="pct"/>
-            <w:tcBorders>
-              <w:top w:val="single" w:sz="4" w:space="0" w:color="auto"/>
-              <w:left w:val="single" w:sz="4" w:space="0" w:color="auto"/>
-              <w:bottom w:val="single" w:sz="4" w:space="0" w:color="auto"/>
-              <w:right w:val="single" w:sz="4" w:space="0" w:color="auto"/>
-            </w:tcBorders>
-            <w:vAlign w:val="center"/>
-          </w:tcPr>
-          <w:p>
-            <w:pPr>
-              <w:jc w:val="center"/>
-            </w:pPr>
-            <w:r>
-              <w:t>Реферативний конспект</w:t>
-            </w:r>
-          </w:p>
-        </w:tc>
-        <w:tc>
-          <w:tcPr>
-            <w:tcW w:w="461" w:type="pct"/>
-            <w:tcBorders>
-              <w:top w:val="single" w:sz="4" w:space="0" w:color="auto"/>
-              <w:left w:val="single" w:sz="4" w:space="0" w:color="auto"/>
-              <w:bottom w:val="single" w:sz="4" w:space="0" w:color="auto"/>
-              <w:right w:val="single" w:sz="4" w:space="0" w:color="auto"/>
-            </w:tcBorders>
-            <w:vAlign w:val="center"/>
-          </w:tcPr>
-          <w:p>
-            <w:pPr>
-              <w:jc w:val="center"/>
-            </w:pPr>
-            <w:r>
-              <w:t>Поточний</w:t>
-            </w:r>
-          </w:p>
-        </w:tc>
-        <w:tc>
-          <w:tcPr>
-            <w:tcW w:w="644" w:type="pct"/>
-            <w:tcBorders>
-              <w:top w:val="single" w:sz="4" w:space="0" w:color="auto"/>
-              <w:left w:val="single" w:sz="4" w:space="0" w:color="auto"/>
-              <w:bottom w:val="single" w:sz="4" w:space="0" w:color="auto"/>
-              <w:right w:val="single" w:sz="4" w:space="0" w:color="auto"/>
-            </w:tcBorders>
-            <w:vAlign w:val="center"/>
-          </w:tcPr>
-          <w:p>
-            <w:pPr>
-              <w:jc w:val="center"/>
-            </w:pPr>
-            <w:r>
-              <w:rPr>
-                <w:lang w:val="en-US"/>
-              </w:rPr>
-              <w:t>[3,5,6]</w:t>
-            </w:r>
-          </w:p>
-        </w:tc>
-      </w:tr>
-      <w:tr>
-        <w:trPr>
-          <w:cantSplit/>
-          <w:trHeight w:val="418"/>
-        </w:trPr>
-        <w:tc>
-          <w:tcPr>
-            <w:tcW w:w="279" w:type="pct"/>
-            <w:tcBorders>
-              <w:top w:val="single" w:sz="4" w:space="0" w:color="auto"/>
-              <w:left w:val="single" w:sz="4" w:space="0" w:color="auto"/>
-              <w:bottom w:val="single" w:sz="4" w:space="0" w:color="auto"/>
-              <w:right w:val="single" w:sz="4" w:space="0" w:color="auto"/>
-            </w:tcBorders>
-            <w:vAlign w:val="center"/>
-          </w:tcPr>
-          <w:p>
-            <w:pPr>
-              <w:widowControl w:val="0"/>
-              <w:numPr>
-                <w:ilvl w:val="0"/>
-                <w:numId w:val="43"/>
-              </w:numPr>
-              <w:spacing w:line="260" w:lineRule="auto"/>
-              <w:jc w:val="both"/>
-              <w:rPr>
-                <w:iCs/>
-                <w:sz w:val="24"/>
-                <w:szCs w:val="24"/>
-              </w:rPr>
-            </w:pPr>
-          </w:p>
-        </w:tc>
-        <w:tc>
-          <w:tcPr>
-            <w:tcW w:w="174" w:type="pct"/>
-            <w:tcBorders>
-              <w:top w:val="single" w:sz="4" w:space="0" w:color="auto"/>
-              <w:left w:val="single" w:sz="4" w:space="0" w:color="auto"/>
-              <w:bottom w:val="single" w:sz="4" w:space="0" w:color="auto"/>
-              <w:right w:val="single" w:sz="4" w:space="0" w:color="auto"/>
-            </w:tcBorders>
-            <w:vAlign w:val="center"/>
-          </w:tcPr>
-          <w:p>
-            <w:pPr>
-              <w:jc w:val="both"/>
-            </w:pPr>
-            <w:r>
-              <w:t> </w:t>
-            </w:r>
-          </w:p>
-        </w:tc>
-        <w:tc>
-          <w:tcPr>
-            <w:tcW w:w="1809" w:type="pct"/>
-            <w:tcBorders>
-              <w:top w:val="single" w:sz="4" w:space="0" w:color="auto"/>
-              <w:left w:val="single" w:sz="4" w:space="0" w:color="auto"/>
-              <w:bottom w:val="single" w:sz="4" w:space="0" w:color="auto"/>
-              <w:right w:val="single" w:sz="4" w:space="0" w:color="auto"/>
-            </w:tcBorders>
-            <w:vAlign w:val="center"/>
-          </w:tcPr>
-          <w:p>
-            <w:pPr>
-              <w:jc w:val="both"/>
-            </w:pPr>
-          </w:p>
-        </w:tc>
-        <w:tc>
-          <w:tcPr>
-            <w:tcW w:w="234" w:type="pct"/>
-            <w:tcBorders>
-              <w:top w:val="single" w:sz="4" w:space="0" w:color="auto"/>
-              <w:left w:val="single" w:sz="4" w:space="0" w:color="auto"/>
-              <w:bottom w:val="single" w:sz="4" w:space="0" w:color="auto"/>
-              <w:right w:val="single" w:sz="4" w:space="0" w:color="auto"/>
-            </w:tcBorders>
-            <w:vAlign w:val="center"/>
-          </w:tcPr>
-          <w:p>
-            <w:pPr>
-              <w:jc w:val="center"/>
-            </w:pPr>
-            <w:r>
-              <w:t>2</w:t>
-            </w:r>
-          </w:p>
-        </w:tc>
-        <w:tc>
-          <w:tcPr>
-            <w:tcW w:w="188" w:type="pct"/>
-            <w:tcBorders>
-              <w:top w:val="single" w:sz="4" w:space="0" w:color="auto"/>
-              <w:left w:val="single" w:sz="4" w:space="0" w:color="auto"/>
-              <w:bottom w:val="single" w:sz="4" w:space="0" w:color="auto"/>
-              <w:right w:val="single" w:sz="4" w:space="0" w:color="auto"/>
-            </w:tcBorders>
-            <w:vAlign w:val="center"/>
-          </w:tcPr>
-          <w:p>
-            <w:pPr>
-              <w:jc w:val="center"/>
-            </w:pPr>
-            <w:r>
-              <w:t> </w:t>
-            </w:r>
-          </w:p>
-        </w:tc>
-        <w:tc>
-          <w:tcPr>
-            <w:tcW w:w="566" w:type="pct"/>
-            <w:tcBorders>
-              <w:top w:val="single" w:sz="4" w:space="0" w:color="auto"/>
-              <w:left w:val="single" w:sz="4" w:space="0" w:color="auto"/>
-              <w:bottom w:val="single" w:sz="4" w:space="0" w:color="auto"/>
-              <w:right w:val="single" w:sz="4" w:space="0" w:color="auto"/>
-            </w:tcBorders>
-            <w:vAlign w:val="center"/>
-          </w:tcPr>
-          <w:p>
-            <w:pPr>
-              <w:jc w:val="right"/>
-            </w:pPr>
-            <w:r>
-              <w:t>Лабораторна №</w:t>
-            </w:r>
-          </w:p>
-        </w:tc>
-        <w:tc>
-          <w:tcPr>
-            <w:tcW w:w="141" w:type="pct"/>
-            <w:tcBorders>
-              <w:top w:val="single" w:sz="4" w:space="0" w:color="auto"/>
-              <w:left w:val="single" w:sz="4" w:space="0" w:color="auto"/>
-              <w:bottom w:val="single" w:sz="4" w:space="0" w:color="auto"/>
-              <w:right w:val="single" w:sz="4" w:space="0" w:color="auto"/>
-            </w:tcBorders>
-            <w:vAlign w:val="center"/>
-          </w:tcPr>
-          <w:p>
-            <w:pPr>
-              <w:jc w:val="center"/>
-            </w:pPr>
-            <w:r>
-              <w:rPr>
-                <w:lang w:val="en-US"/>
-              </w:rPr>
-              <w:t>22</w:t>
-            </w:r>
-          </w:p>
-        </w:tc>
-        <w:tc>
-          <w:tcPr>
-            <w:tcW w:w="504" w:type="pct"/>
-            <w:tcBorders>
-              <w:top w:val="single" w:sz="4" w:space="0" w:color="auto"/>
-              <w:left w:val="single" w:sz="4" w:space="0" w:color="auto"/>
-              <w:bottom w:val="single" w:sz="4" w:space="0" w:color="auto"/>
-              <w:right w:val="single" w:sz="4" w:space="0" w:color="auto"/>
-            </w:tcBorders>
-            <w:vAlign w:val="center"/>
-          </w:tcPr>
-          <w:p>
-            <w:pPr>
-              <w:jc w:val="center"/>
-            </w:pPr>
-            <w:r>
-              <w:t>Реферативний конспект</w:t>
-            </w:r>
-          </w:p>
-        </w:tc>
-        <w:tc>
-          <w:tcPr>
-            <w:tcW w:w="461" w:type="pct"/>
-            <w:tcBorders>
-              <w:top w:val="single" w:sz="4" w:space="0" w:color="auto"/>
-              <w:left w:val="single" w:sz="4" w:space="0" w:color="auto"/>
-              <w:bottom w:val="single" w:sz="4" w:space="0" w:color="auto"/>
-              <w:right w:val="single" w:sz="4" w:space="0" w:color="auto"/>
-            </w:tcBorders>
-            <w:vAlign w:val="center"/>
-          </w:tcPr>
-          <w:p>
-            <w:pPr>
-              <w:jc w:val="center"/>
-            </w:pPr>
-            <w:r>
-              <w:t>Поточний</w:t>
-            </w:r>
-          </w:p>
-        </w:tc>
-        <w:tc>
-          <w:tcPr>
-            <w:tcW w:w="644" w:type="pct"/>
-            <w:tcBorders>
-              <w:top w:val="single" w:sz="4" w:space="0" w:color="auto"/>
-              <w:left w:val="single" w:sz="4" w:space="0" w:color="auto"/>
-              <w:bottom w:val="single" w:sz="4" w:space="0" w:color="auto"/>
-              <w:right w:val="single" w:sz="4" w:space="0" w:color="auto"/>
-            </w:tcBorders>
-            <w:vAlign w:val="center"/>
-          </w:tcPr>
-          <w:p>
-            <w:pPr>
-              <w:jc w:val="center"/>
-            </w:pPr>
-            <w:r>
-              <w:rPr>
-                <w:lang w:val="en-US"/>
-              </w:rPr>
-              <w:t>[5,6,9,10]</w:t>
+              <w:t>[1-4]</w:t>
             </w:r>
           </w:p>
         </w:tc>
@@ -38135,6 +34526,7 @@
                 <w:sz w:val="24"/>
                 <w:szCs w:val="24"/>
               </w:rPr>
+              <w:lastRenderedPageBreak/>
               <w:t>3</w:t>
             </w:r>
           </w:p>
@@ -43672,14 +40064,7 @@
         <w:rStyle w:val="a8"/>
         <w:noProof/>
       </w:rPr>
-      <w:t>1</w:t>
-    </w:r>
-    <w:r>
-      <w:rPr>
-        <w:rStyle w:val="a8"/>
-        <w:noProof/>
-      </w:rPr>
-      <w:t>0</w:t>
+      <w:t>10</w:t>
     </w:r>
     <w:r>
       <w:rPr>
@@ -43791,14 +40176,7 @@
         <w:rStyle w:val="a8"/>
         <w:noProof/>
       </w:rPr>
-      <w:t>2</w:t>
-    </w:r>
-    <w:r>
-      <w:rPr>
-        <w:rStyle w:val="a8"/>
-        <w:noProof/>
-      </w:rPr>
-      <w:t>0</w:t>
+      <w:t>20</w:t>
     </w:r>
     <w:r>
       <w:rPr>
@@ -50487,7 +46865,7 @@
 </file>
 
 <file path=customXml/itemProps1.xml><?xml version="1.0" encoding="utf-8"?>
-<ds:datastoreItem xmlns:ds="http://schemas.openxmlformats.org/officeDocument/2006/customXml" ds:itemID="{7F64638B-0CAE-471D-BEA6-0C5999449D90}">
+<ds:datastoreItem xmlns:ds="http://schemas.openxmlformats.org/officeDocument/2006/customXml" ds:itemID="{C308346F-C5E6-4119-8284-06D50B0A77D7}">
   <ds:schemaRefs>
     <ds:schemaRef ds:uri="http://schemas.openxmlformats.org/officeDocument/2006/bibliography"/>
   </ds:schemaRefs>
